--- a/8.资源管理/1.流程制度规范类文件/ZGS-08-04-服务知识管理制度.docx
+++ b/8.资源管理/1.流程制度规范类文件/ZGS-08-04-服务知识管理制度.docx
@@ -1,10 +1,11 @@
 
 <file path=word/document.xml><?xml version="1.0" encoding="utf-8"?>
-<w:document xmlns:wpc="http://schemas.microsoft.com/office/word/2010/wordprocessingCanvas" xmlns:mc="http://schemas.openxmlformats.org/markup-compatibility/2006" xmlns:o="urn:schemas-microsoft-com:office:office" xmlns:r="http://schemas.openxmlformats.org/officeDocument/2006/relationships" xmlns:m="http://schemas.openxmlformats.org/officeDocument/2006/math" xmlns:v="urn:schemas-microsoft-com:vml" xmlns:wp14="http://schemas.microsoft.com/office/word/2010/wordprocessingDrawing" xmlns:wp="http://schemas.openxmlformats.org/drawingml/2006/wordprocessingDrawing" xmlns:w="http://schemas.openxmlformats.org/wordprocessingml/2006/main" xmlns:w14="http://schemas.microsoft.com/office/word/2010/wordml" xmlns:w10="urn:schemas-microsoft-com:office:word" xmlns:w15="http://schemas.microsoft.com/office/word/2012/wordml" xmlns:wpg="http://schemas.microsoft.com/office/word/2010/wordprocessingGroup" xmlns:wpi="http://schemas.microsoft.com/office/word/2010/wordprocessingInk" xmlns:wne="http://schemas.microsoft.com/office/word/2006/wordml" xmlns:wps="http://schemas.microsoft.com/office/word/2010/wordprocessingShape" xmlns:wpsCustomData="http://www.wps.cn/officeDocument/2013/wpsCustomData" mc:Ignorable="w14 w15 wp14">
+<w:document xmlns:wpc="http://schemas.microsoft.com/office/word/2010/wordprocessingCanvas" xmlns:mc="http://schemas.openxmlformats.org/markup-compatibility/2006" xmlns:o="urn:schemas-microsoft-com:office:office" xmlns:r="http://schemas.openxmlformats.org/officeDocument/2006/relationships" xmlns:m="http://schemas.openxmlformats.org/officeDocument/2006/math" xmlns:v="urn:schemas-microsoft-com:vml" xmlns:wp14="http://schemas.microsoft.com/office/word/2010/wordprocessingDrawing" xmlns:wp="http://schemas.openxmlformats.org/drawingml/2006/wordprocessingDrawing" xmlns:w10="urn:schemas-microsoft-com:office:word" xmlns:w="http://schemas.openxmlformats.org/wordprocessingml/2006/main" xmlns:w14="http://schemas.microsoft.com/office/word/2010/wordml" xmlns:w15="http://schemas.microsoft.com/office/word/2012/wordml" xmlns:wne="http://schemas.microsoft.com/office/word/2006/wordml" xmlns:wpg="http://schemas.microsoft.com/office/word/2010/wordprocessingGroup" xmlns:wpi="http://schemas.microsoft.com/office/word/2010/wordprocessingInk" xmlns:wps="http://schemas.microsoft.com/office/word/2010/wordprocessingShape" mc:Ignorable="w14 w15 wp14">
+  <!-- Generated by Aspose.Words for .NET 13.3.0.1 -->
   <w:body>
     <w:p>
       <w:pPr>
-        <w:pStyle w:val="24"/>
+        <w:pStyle w:val="a"/>
         <w:keepNext w:val="0"/>
         <w:keepLines w:val="0"/>
         <w:pageBreakBefore w:val="0"/>
@@ -24,7 +25,7 @@
       <w:bookmarkStart w:id="0" w:name="_Toc23199"/>
       <w:r>
         <w:drawing>
-          <wp:anchor distT="0" distB="0" distL="114300" distR="114300" simplePos="0" relativeHeight="251660288" behindDoc="1" locked="0" layoutInCell="1" allowOverlap="1">
+          <wp:anchor distT="0" distB="0" distL="114300" distR="114300" simplePos="0" relativeHeight="251659264" behindDoc="1" locked="0" layoutInCell="1" allowOverlap="1">
             <wp:simplePos x="0" y="0"/>
             <wp:positionH relativeFrom="column">
               <wp:posOffset>0</wp:posOffset>
@@ -49,7 +50,7 @@
                     </pic:cNvPicPr>
                   </pic:nvPicPr>
                   <pic:blipFill>
-                    <a:blip r:embed="rId7"/>
+                    <a:blip xmlns:r="http://schemas.openxmlformats.org/officeDocument/2006/relationships" r:embed="rId4"/>
                     <a:stretch>
                       <a:fillRect/>
                     </a:stretch>
@@ -79,7 +80,7 @@
           <w:lang w:val="en-US" w:eastAsia="zh-CN"/>
         </w:rPr>
         <w:drawing>
-          <wp:anchor distT="0" distB="0" distL="114300" distR="114300" simplePos="0" relativeHeight="251659264" behindDoc="1" locked="0" layoutInCell="1" allowOverlap="1">
+          <wp:anchor distT="0" distB="0" distL="114300" distR="114300" simplePos="0" relativeHeight="251658240" behindDoc="1" locked="0" layoutInCell="1" allowOverlap="1">
             <wp:simplePos x="0" y="0"/>
             <wp:positionH relativeFrom="column">
               <wp:posOffset>635</wp:posOffset>
@@ -104,7 +105,7 @@
                     </pic:cNvPicPr>
                   </pic:nvPicPr>
                   <pic:blipFill>
-                    <a:blip r:embed="rId8">
+                    <a:blip xmlns:r="http://schemas.openxmlformats.org/officeDocument/2006/relationships" r:embed="rId5">
                       <a:alphaModFix amt="58000"/>
                       <a:lum contrast="-52000"/>
                     </a:blip>
@@ -138,7 +139,7 @@
     </w:p>
     <w:p>
       <w:pPr>
-        <w:pStyle w:val="25"/>
+        <w:pStyle w:val="a0"/>
         <w:keepNext w:val="0"/>
         <w:keepLines w:val="0"/>
         <w:pageBreakBefore w:val="0"/>
@@ -185,11 +186,11 @@
         <w:adjustRightInd w:val="0"/>
         <w:snapToGrid w:val="0"/>
         <w:spacing w:after="624" w:afterLines="200" w:line="219" w:lineRule="auto"/>
-        <w:ind w:left="0" w:leftChars="0" w:right="0" w:rightChars="0" w:firstLine="0" w:firstLineChars="0"/>
+        <w:ind w:left="0" w:right="0" w:firstLine="0" w:leftChars="0" w:rightChars="0" w:firstLineChars="0"/>
         <w:jc w:val="center"/>
         <w:textAlignment w:val="baseline"/>
         <w:rPr>
-          <w:rFonts w:hint="eastAsia" w:ascii="宋体" w:hAnsi="宋体" w:eastAsia="宋体" w:cs="宋体"/>
+          <w:rFonts w:ascii="宋体" w:eastAsia="宋体" w:hAnsi="宋体" w:cs="宋体" w:hint="eastAsia"/>
           <w:sz w:val="24"/>
           <w:szCs w:val="24"/>
           <w:lang w:val="en-US" w:eastAsia="zh-CN"/>
@@ -197,7 +198,7 @@
       </w:pPr>
       <w:r>
         <w:rPr>
-          <w:rFonts w:ascii="宋体" w:hAnsi="宋体" w:eastAsia="宋体" w:cs="宋体"/>
+          <w:rFonts w:ascii="宋体" w:eastAsia="宋体" w:hAnsi="宋体" w:cs="宋体"/>
           <w:b/>
           <w:bCs/>
           <w:spacing w:val="-3"/>
@@ -206,74 +207,20 @@
         </w:rPr>
         <w:t>文件编号：ZGS-08-04</w:t>
       </w:r>
-      <w:r>
-        <w:rPr>
-          <w:rFonts w:hint="eastAsia" w:ascii="宋体" w:hAnsi="宋体" w:eastAsia="宋体" w:cs="宋体"/>
-          <w:b/>
-          <w:bCs/>
-          <w:spacing w:val="-3"/>
-          <w:sz w:val="24"/>
-          <w:szCs w:val="24"/>
-          <w:lang w:val="en-US" w:eastAsia="zh-CN"/>
-        </w:rPr>
-      </w:r>
-      <w:r>
-        <w:rPr>
-          <w:rFonts w:ascii="宋体" w:hAnsi="宋体" w:eastAsia="宋体" w:cs="宋体"/>
-          <w:b/>
-          <w:bCs/>
-          <w:spacing w:val="-3"/>
-          <w:sz w:val="24"/>
-          <w:szCs w:val="24"/>
-        </w:rPr>
-      </w:r>
-      <w:r>
-        <w:rPr>
-          <w:rFonts w:hint="eastAsia" w:ascii="宋体" w:hAnsi="宋体" w:cs="宋体"/>
-          <w:b/>
-          <w:bCs/>
-          <w:spacing w:val="-3"/>
-          <w:sz w:val="24"/>
-          <w:szCs w:val="24"/>
-          <w:lang w:val="en-US" w:eastAsia="zh-CN"/>
-        </w:rPr>
-      </w:r>
-      <w:r>
-        <w:rPr>
-          <w:rFonts w:ascii="宋体" w:hAnsi="宋体" w:eastAsia="宋体" w:cs="宋体"/>
-          <w:b/>
-          <w:bCs/>
-          <w:spacing w:val="-3"/>
-          <w:sz w:val="24"/>
-          <w:szCs w:val="24"/>
-        </w:rPr>
-      </w:r>
-      <w:r>
-        <w:rPr>
-          <w:rFonts w:hint="eastAsia" w:ascii="宋体" w:hAnsi="宋体" w:cs="宋体"/>
-          <w:b/>
-          <w:bCs/>
-          <w:spacing w:val="-3"/>
-          <w:sz w:val="24"/>
-          <w:szCs w:val="24"/>
-          <w:lang w:val="en-US" w:eastAsia="zh-CN"/>
-        </w:rPr>
-      </w:r>
     </w:p>
     <w:tbl>
       <w:tblPr>
-        <w:tblStyle w:val="21"/>
+        <w:tblStyle w:val="TableGrid"/>
         <w:tblW w:w="0" w:type="auto"/>
         <w:jc w:val="center"/>
         <w:tblBorders>
-          <w:top w:val="none" w:color="auto" w:sz="0" w:space="0"/>
-          <w:left w:val="none" w:color="auto" w:sz="0" w:space="0"/>
-          <w:bottom w:val="none" w:color="auto" w:sz="0" w:space="0"/>
-          <w:right w:val="none" w:color="auto" w:sz="0" w:space="0"/>
-          <w:insideH w:val="none" w:color="auto" w:sz="0" w:space="0"/>
-          <w:insideV w:val="none" w:color="auto" w:sz="0" w:space="0"/>
+          <w:top w:val="nil"/>
+          <w:left w:val="nil"/>
+          <w:bottom w:val="nil"/>
+          <w:right w:val="nil"/>
+          <w:insideH w:val="nil"/>
+          <w:insideV w:val="nil"/>
         </w:tblBorders>
-        <w:tblLayout w:type="autofit"/>
         <w:tblCellMar>
           <w:top w:w="0" w:type="dxa"/>
           <w:left w:w="108" w:type="dxa"/>
@@ -287,13 +234,15 @@
       </w:tblGrid>
       <w:tr>
         <w:tblPrEx>
+          <w:tblW w:w="0" w:type="auto"/>
+          <w:jc w:val="center"/>
           <w:tblBorders>
-            <w:top w:val="none" w:color="auto" w:sz="0" w:space="0"/>
-            <w:left w:val="none" w:color="auto" w:sz="0" w:space="0"/>
-            <w:bottom w:val="none" w:color="auto" w:sz="0" w:space="0"/>
-            <w:right w:val="none" w:color="auto" w:sz="0" w:space="0"/>
-            <w:insideH w:val="none" w:color="auto" w:sz="0" w:space="0"/>
-            <w:insideV w:val="none" w:color="auto" w:sz="0" w:space="0"/>
+            <w:top w:val="nil"/>
+            <w:left w:val="nil"/>
+            <w:bottom w:val="nil"/>
+            <w:right w:val="nil"/>
+            <w:insideH w:val="nil"/>
+            <w:insideV w:val="nil"/>
           </w:tblBorders>
           <w:tblCellMar>
             <w:top w:w="0" w:type="dxa"/>
@@ -303,7 +252,7 @@
           </w:tblCellMar>
         </w:tblPrEx>
         <w:trPr>
-          <w:trHeight w:val="810" w:hRule="atLeast"/>
+          <w:trHeight w:val="810"/>
           <w:jc w:val="center"/>
         </w:trPr>
         <w:tc>
@@ -341,7 +290,7 @@
             </w:r>
             <w:r>
               <w:rPr>
-                <w:rFonts w:hint="default" w:asciiTheme="minorAscii" w:hAnsiTheme="minorAscii" w:eastAsiaTheme="minorEastAsia"/>
+                <w:rFonts w:asciiTheme="minorAscii" w:eastAsiaTheme="minorEastAsia" w:hAnsiTheme="minorAscii" w:hint="default"/>
                 <w:spacing w:val="227"/>
                 <w:sz w:val="21"/>
                 <w:vertAlign w:val="baseline"/>
@@ -395,7 +344,7 @@
             </w:r>
             <w:r>
               <w:rPr>
-                <w:rFonts w:hint="eastAsia" w:asciiTheme="minorAscii" w:hAnsiTheme="minorAscii" w:eastAsiaTheme="minorEastAsia"/>
+                <w:rFonts w:asciiTheme="minorAscii" w:eastAsiaTheme="minorEastAsia" w:hAnsiTheme="minorAscii" w:hint="eastAsia"/>
                 <w:spacing w:val="227"/>
                 <w:sz w:val="21"/>
                 <w:vertAlign w:val="baseline"/>
@@ -417,14 +366,8 @@
       </w:tr>
       <w:tr>
         <w:tblPrEx>
-          <w:tblBorders>
-            <w:top w:val="none" w:color="auto" w:sz="0" w:space="0"/>
-            <w:left w:val="none" w:color="auto" w:sz="0" w:space="0"/>
-            <w:bottom w:val="none" w:color="auto" w:sz="0" w:space="0"/>
-            <w:right w:val="none" w:color="auto" w:sz="0" w:space="0"/>
-            <w:insideH w:val="none" w:color="auto" w:sz="0" w:space="0"/>
-            <w:insideV w:val="none" w:color="auto" w:sz="0" w:space="0"/>
-          </w:tblBorders>
+          <w:tblW w:w="0" w:type="auto"/>
+          <w:jc w:val="center"/>
           <w:tblCellMar>
             <w:top w:w="0" w:type="dxa"/>
             <w:left w:w="108" w:type="dxa"/>
@@ -433,7 +376,7 @@
           </w:tblCellMar>
         </w:tblPrEx>
         <w:trPr>
-          <w:trHeight w:val="810" w:hRule="atLeast"/>
+          <w:trHeight w:val="810"/>
           <w:jc w:val="center"/>
         </w:trPr>
         <w:tc>
@@ -457,7 +400,7 @@
               <w:snapToGrid w:val="0"/>
               <w:textAlignment w:val="baseline"/>
               <w:rPr>
-                <w:rFonts w:hint="default" w:ascii="Arial" w:hAnsi="Arial" w:eastAsia="Arial" w:cs="Arial"/>
+                <w:rFonts w:ascii="Arial" w:eastAsia="Arial" w:hAnsi="Arial" w:cs="Arial" w:hint="default"/>
                 <w:snapToGrid w:val="0"/>
                 <w:color w:val="000000"/>
                 <w:kern w:val="0"/>
@@ -489,7 +432,7 @@
             </w:r>
             <w:r>
               <w:rPr>
-                <w:rFonts w:hint="default" w:asciiTheme="minorAscii" w:hAnsiTheme="minorAscii" w:eastAsiaTheme="minorEastAsia"/>
+                <w:rFonts w:asciiTheme="minorAscii" w:eastAsiaTheme="minorEastAsia" w:hAnsiTheme="minorAscii" w:hint="default"/>
                 <w:spacing w:val="227"/>
                 <w:sz w:val="21"/>
                 <w:vertAlign w:val="baseline"/>
@@ -542,7 +485,7 @@
               <w:snapToGrid w:val="0"/>
               <w:textAlignment w:val="baseline"/>
               <w:rPr>
-                <w:rFonts w:hint="default" w:ascii="Arial" w:hAnsi="Arial" w:eastAsia="Arial" w:cs="Arial"/>
+                <w:rFonts w:ascii="Arial" w:eastAsia="Arial" w:hAnsi="Arial" w:cs="Arial" w:hint="default"/>
                 <w:snapToGrid w:val="0"/>
                 <w:color w:val="000000"/>
                 <w:kern w:val="0"/>
@@ -560,8 +503,8 @@
               </w:rPr>
               <w:t>审核</w:t>
             </w:r>
-            <w:bookmarkStart w:id="33" w:name="_GoBack"/>
-            <w:bookmarkEnd w:id="33"/>
+            <w:bookmarkStart w:id="2" w:name="_GoBack"/>
+            <w:bookmarkEnd w:id="2"/>
             <w:r>
               <w:rPr>
                 <w:rFonts w:hint="eastAsia"/>
@@ -572,7 +515,7 @@
             </w:r>
             <w:r>
               <w:rPr>
-                <w:rFonts w:hint="eastAsia" w:asciiTheme="minorAscii" w:hAnsiTheme="minorAscii" w:eastAsiaTheme="minorEastAsia"/>
+                <w:rFonts w:asciiTheme="minorAscii" w:eastAsiaTheme="minorEastAsia" w:hAnsiTheme="minorAscii" w:hint="eastAsia"/>
                 <w:spacing w:val="227"/>
                 <w:sz w:val="21"/>
                 <w:vertAlign w:val="baseline"/>
@@ -594,14 +537,8 @@
       </w:tr>
       <w:tr>
         <w:tblPrEx>
-          <w:tblBorders>
-            <w:top w:val="none" w:color="auto" w:sz="0" w:space="0"/>
-            <w:left w:val="none" w:color="auto" w:sz="0" w:space="0"/>
-            <w:bottom w:val="none" w:color="auto" w:sz="0" w:space="0"/>
-            <w:right w:val="none" w:color="auto" w:sz="0" w:space="0"/>
-            <w:insideH w:val="none" w:color="auto" w:sz="0" w:space="0"/>
-            <w:insideV w:val="none" w:color="auto" w:sz="0" w:space="0"/>
-          </w:tblBorders>
+          <w:tblW w:w="0" w:type="auto"/>
+          <w:jc w:val="center"/>
           <w:tblCellMar>
             <w:top w:w="0" w:type="dxa"/>
             <w:left w:w="108" w:type="dxa"/>
@@ -610,7 +547,7 @@
           </w:tblCellMar>
         </w:tblPrEx>
         <w:trPr>
-          <w:trHeight w:val="635" w:hRule="atLeast"/>
+          <w:trHeight w:val="635"/>
           <w:jc w:val="center"/>
         </w:trPr>
         <w:tc>
@@ -647,31 +584,6 @@
                 <w:lang w:val="en-US" w:eastAsia="zh-CN"/>
               </w:rPr>
               <w:t>批准人:宋海滨</w:t>
-            </w:r>
-            <w:r>
-              <w:rPr>
-                <w:rFonts w:hint="eastAsia"/>
-                <w:spacing w:val="1"/>
-                <w:kern w:val="0"/>
-                <w:vertAlign w:val="baseline"/>
-                <w:lang w:val="en-US" w:eastAsia="zh-CN"/>
-              </w:rPr>
-            </w:r>
-            <w:r>
-              <w:rPr>
-                <w:rFonts w:hint="eastAsia" w:asciiTheme="minorAscii" w:hAnsiTheme="minorAscii" w:eastAsiaTheme="minorEastAsia"/>
-                <w:spacing w:val="227"/>
-                <w:sz w:val="21"/>
-                <w:vertAlign w:val="baseline"/>
-                <w:lang w:val="en-US" w:eastAsia="zh-CN"/>
-              </w:rPr>
-            </w:r>
-            <w:r>
-              <w:rPr>
-                <w:rFonts w:hint="eastAsia"/>
-                <w:u w:val="single"/>
-                <w:lang w:val="en-US" w:eastAsia="zh-CN"/>
-              </w:rPr>
             </w:r>
           </w:p>
         </w:tc>
@@ -710,7 +622,7 @@
             </w:r>
             <w:r>
               <w:rPr>
-                <w:rFonts w:hint="eastAsia" w:asciiTheme="minorAscii" w:hAnsiTheme="minorAscii" w:eastAsiaTheme="minorEastAsia"/>
+                <w:rFonts w:asciiTheme="minorAscii" w:eastAsiaTheme="minorEastAsia" w:hAnsiTheme="minorAscii" w:hint="eastAsia"/>
                 <w:spacing w:val="227"/>
                 <w:sz w:val="21"/>
                 <w:vertAlign w:val="baseline"/>
@@ -769,14 +681,14 @@
         <w:ind w:left="3634"/>
         <w:textAlignment w:val="baseline"/>
         <w:rPr>
-          <w:rFonts w:ascii="宋体" w:hAnsi="宋体" w:eastAsia="宋体" w:cs="宋体"/>
+          <w:rFonts w:ascii="宋体" w:eastAsia="宋体" w:hAnsi="宋体" w:cs="宋体"/>
           <w:sz w:val="31"/>
           <w:szCs w:val="31"/>
         </w:rPr>
       </w:pPr>
       <w:r>
         <w:rPr>
-          <w:rFonts w:ascii="宋体" w:hAnsi="宋体" w:eastAsia="宋体" w:cs="宋体"/>
+          <w:rFonts w:ascii="宋体" w:eastAsia="宋体" w:hAnsi="宋体" w:cs="宋体"/>
           <w:b/>
           <w:bCs/>
           <w:spacing w:val="4"/>
@@ -788,16 +700,16 @@
     </w:p>
     <w:tbl>
       <w:tblPr>
-        <w:tblStyle w:val="26"/>
+        <w:tblStyle w:val="TableNormal0"/>
         <w:tblW w:w="7137" w:type="dxa"/>
         <w:jc w:val="center"/>
         <w:tblBorders>
-          <w:top w:val="single" w:color="000000" w:sz="2" w:space="0"/>
-          <w:left w:val="single" w:color="000000" w:sz="2" w:space="0"/>
-          <w:bottom w:val="single" w:color="000000" w:sz="2" w:space="0"/>
-          <w:right w:val="single" w:color="000000" w:sz="2" w:space="0"/>
-          <w:insideH w:val="single" w:color="000000" w:sz="2" w:space="0"/>
-          <w:insideV w:val="single" w:color="000000" w:sz="2" w:space="0"/>
+          <w:top w:val="single" w:sz="2" w:space="0" w:color="000000"/>
+          <w:left w:val="single" w:sz="2" w:space="0" w:color="000000"/>
+          <w:bottom w:val="single" w:sz="2" w:space="0" w:color="000000"/>
+          <w:right w:val="single" w:sz="2" w:space="0" w:color="000000"/>
+          <w:insideH w:val="single" w:sz="2" w:space="0" w:color="000000"/>
+          <w:insideV w:val="single" w:sz="2" w:space="0" w:color="000000"/>
         </w:tblBorders>
         <w:tblLayout w:type="fixed"/>
         <w:tblCellMar>
@@ -815,14 +727,17 @@
       </w:tblGrid>
       <w:tr>
         <w:tblPrEx>
+          <w:tblW w:w="7137" w:type="dxa"/>
+          <w:jc w:val="center"/>
           <w:tblBorders>
-            <w:top w:val="single" w:color="000000" w:sz="2" w:space="0"/>
-            <w:left w:val="single" w:color="000000" w:sz="2" w:space="0"/>
-            <w:bottom w:val="single" w:color="000000" w:sz="2" w:space="0"/>
-            <w:right w:val="single" w:color="000000" w:sz="2" w:space="0"/>
-            <w:insideH w:val="single" w:color="000000" w:sz="2" w:space="0"/>
-            <w:insideV w:val="single" w:color="000000" w:sz="2" w:space="0"/>
+            <w:top w:val="single" w:sz="2" w:space="0" w:color="000000"/>
+            <w:left w:val="single" w:sz="2" w:space="0" w:color="000000"/>
+            <w:bottom w:val="single" w:sz="2" w:space="0" w:color="000000"/>
+            <w:right w:val="single" w:sz="2" w:space="0" w:color="000000"/>
+            <w:insideH w:val="single" w:sz="2" w:space="0" w:color="000000"/>
+            <w:insideV w:val="single" w:sz="2" w:space="0" w:color="000000"/>
           </w:tblBorders>
+          <w:tblLayout w:type="fixed"/>
           <w:tblCellMar>
             <w:top w:w="0" w:type="dxa"/>
             <w:left w:w="0" w:type="dxa"/>
@@ -831,7 +746,7 @@
           </w:tblCellMar>
         </w:tblPrEx>
         <w:trPr>
-          <w:trHeight w:val="593" w:hRule="atLeast"/>
+          <w:trHeight w:val="593"/>
           <w:jc w:val="center"/>
         </w:trPr>
         <w:tc>
@@ -853,18 +768,18 @@
               <w:adjustRightInd w:val="0"/>
               <w:snapToGrid w:val="0"/>
               <w:spacing w:before="176" w:line="228" w:lineRule="auto"/>
-              <w:ind w:left="0" w:leftChars="0" w:right="0" w:rightChars="0" w:firstLine="0" w:firstLineChars="0"/>
+              <w:ind w:left="0" w:right="0" w:firstLine="0" w:leftChars="0" w:rightChars="0" w:firstLineChars="0"/>
               <w:jc w:val="center"/>
               <w:textAlignment w:val="baseline"/>
               <w:rPr>
-                <w:rFonts w:ascii="宋体" w:hAnsi="宋体" w:eastAsia="宋体" w:cs="宋体"/>
+                <w:rFonts w:ascii="宋体" w:eastAsia="宋体" w:hAnsi="宋体" w:cs="宋体"/>
                 <w:sz w:val="20"/>
                 <w:szCs w:val="20"/>
               </w:rPr>
             </w:pPr>
             <w:r>
               <w:rPr>
-                <w:rFonts w:ascii="宋体" w:hAnsi="宋体" w:eastAsia="宋体" w:cs="宋体"/>
+                <w:rFonts w:ascii="宋体" w:eastAsia="宋体" w:hAnsi="宋体" w:cs="宋体"/>
                 <w:spacing w:val="-14"/>
                 <w:sz w:val="20"/>
                 <w:szCs w:val="20"/>
@@ -892,18 +807,18 @@
               <w:adjustRightInd w:val="0"/>
               <w:snapToGrid w:val="0"/>
               <w:spacing w:before="175" w:line="227" w:lineRule="auto"/>
-              <w:ind w:left="0" w:leftChars="0" w:right="0" w:rightChars="0" w:firstLine="0" w:firstLineChars="0"/>
+              <w:ind w:left="0" w:right="0" w:firstLine="0" w:leftChars="0" w:rightChars="0" w:firstLineChars="0"/>
               <w:jc w:val="center"/>
               <w:textAlignment w:val="baseline"/>
               <w:rPr>
-                <w:rFonts w:ascii="宋体" w:hAnsi="宋体" w:eastAsia="宋体" w:cs="宋体"/>
+                <w:rFonts w:ascii="宋体" w:eastAsia="宋体" w:hAnsi="宋体" w:cs="宋体"/>
                 <w:sz w:val="20"/>
                 <w:szCs w:val="20"/>
               </w:rPr>
             </w:pPr>
             <w:r>
               <w:rPr>
-                <w:rFonts w:ascii="宋体" w:hAnsi="宋体" w:eastAsia="宋体" w:cs="宋体"/>
+                <w:rFonts w:ascii="宋体" w:eastAsia="宋体" w:hAnsi="宋体" w:cs="宋体"/>
                 <w:spacing w:val="4"/>
                 <w:sz w:val="20"/>
                 <w:szCs w:val="20"/>
@@ -931,18 +846,18 @@
               <w:adjustRightInd w:val="0"/>
               <w:snapToGrid w:val="0"/>
               <w:spacing w:before="175" w:line="228" w:lineRule="auto"/>
-              <w:ind w:left="0" w:leftChars="0" w:right="0" w:rightChars="0" w:firstLine="0" w:firstLineChars="0"/>
+              <w:ind w:left="0" w:right="0" w:firstLine="0" w:leftChars="0" w:rightChars="0" w:firstLineChars="0"/>
               <w:jc w:val="center"/>
               <w:textAlignment w:val="baseline"/>
               <w:rPr>
-                <w:rFonts w:ascii="宋体" w:hAnsi="宋体" w:eastAsia="宋体" w:cs="宋体"/>
+                <w:rFonts w:ascii="宋体" w:eastAsia="宋体" w:hAnsi="宋体" w:cs="宋体"/>
                 <w:sz w:val="20"/>
                 <w:szCs w:val="20"/>
               </w:rPr>
             </w:pPr>
             <w:r>
               <w:rPr>
-                <w:rFonts w:ascii="宋体" w:hAnsi="宋体" w:eastAsia="宋体" w:cs="宋体"/>
+                <w:rFonts w:ascii="宋体" w:eastAsia="宋体" w:hAnsi="宋体" w:cs="宋体"/>
                 <w:spacing w:val="7"/>
                 <w:sz w:val="20"/>
                 <w:szCs w:val="20"/>
@@ -970,18 +885,18 @@
               <w:adjustRightInd w:val="0"/>
               <w:snapToGrid w:val="0"/>
               <w:spacing w:before="176" w:line="229" w:lineRule="auto"/>
-              <w:ind w:left="0" w:leftChars="0" w:right="0" w:rightChars="0" w:firstLine="0" w:firstLineChars="0"/>
+              <w:ind w:left="0" w:right="0" w:firstLine="0" w:leftChars="0" w:rightChars="0" w:firstLineChars="0"/>
               <w:jc w:val="center"/>
               <w:textAlignment w:val="baseline"/>
               <w:rPr>
-                <w:rFonts w:ascii="宋体" w:hAnsi="宋体" w:eastAsia="宋体" w:cs="宋体"/>
+                <w:rFonts w:ascii="宋体" w:eastAsia="宋体" w:hAnsi="宋体" w:cs="宋体"/>
                 <w:sz w:val="20"/>
                 <w:szCs w:val="20"/>
               </w:rPr>
             </w:pPr>
             <w:r>
               <w:rPr>
-                <w:rFonts w:ascii="宋体" w:hAnsi="宋体" w:eastAsia="宋体" w:cs="宋体"/>
+                <w:rFonts w:ascii="宋体" w:eastAsia="宋体" w:hAnsi="宋体" w:cs="宋体"/>
                 <w:spacing w:val="7"/>
                 <w:sz w:val="20"/>
                 <w:szCs w:val="20"/>
@@ -993,14 +908,9 @@
       </w:tr>
       <w:tr>
         <w:tblPrEx>
-          <w:tblBorders>
-            <w:top w:val="single" w:color="000000" w:sz="2" w:space="0"/>
-            <w:left w:val="single" w:color="000000" w:sz="2" w:space="0"/>
-            <w:bottom w:val="single" w:color="000000" w:sz="2" w:space="0"/>
-            <w:right w:val="single" w:color="000000" w:sz="2" w:space="0"/>
-            <w:insideH w:val="single" w:color="000000" w:sz="2" w:space="0"/>
-            <w:insideV w:val="single" w:color="000000" w:sz="2" w:space="0"/>
-          </w:tblBorders>
+          <w:tblW w:w="7137" w:type="dxa"/>
+          <w:jc w:val="center"/>
+          <w:tblLayout w:type="fixed"/>
           <w:tblCellMar>
             <w:top w:w="0" w:type="dxa"/>
             <w:left w:w="0" w:type="dxa"/>
@@ -1009,7 +919,7 @@
           </w:tblCellMar>
         </w:tblPrEx>
         <w:trPr>
-          <w:trHeight w:val="516" w:hRule="atLeast"/>
+          <w:trHeight w:val="516"/>
           <w:jc w:val="center"/>
         </w:trPr>
         <w:tc>
@@ -1031,11 +941,11 @@
               <w:adjustRightInd w:val="0"/>
               <w:snapToGrid w:val="0"/>
               <w:spacing w:before="173" w:line="267" w:lineRule="exact"/>
-              <w:ind w:left="0" w:leftChars="0" w:right="0" w:rightChars="0" w:firstLine="0" w:firstLineChars="0"/>
+              <w:ind w:left="0" w:right="0" w:firstLine="0" w:leftChars="0" w:rightChars="0" w:firstLineChars="0"/>
               <w:jc w:val="center"/>
               <w:textAlignment w:val="baseline"/>
               <w:rPr>
-                <w:rFonts w:hint="default" w:ascii="宋体" w:hAnsi="宋体" w:eastAsia="宋体" w:cs="宋体"/>
+                <w:rFonts w:ascii="宋体" w:eastAsia="宋体" w:hAnsi="宋体" w:cs="宋体" w:hint="default"/>
                 <w:sz w:val="20"/>
                 <w:szCs w:val="20"/>
                 <w:lang w:val="en-US" w:eastAsia="zh-CN"/>
@@ -1043,7 +953,7 @@
             </w:pPr>
             <w:r>
               <w:rPr>
-                <w:rFonts w:ascii="宋体" w:hAnsi="宋体" w:eastAsia="宋体" w:cs="宋体"/>
+                <w:rFonts w:ascii="宋体" w:eastAsia="宋体" w:hAnsi="宋体" w:cs="宋体"/>
                 <w:spacing w:val="3"/>
                 <w:position w:val="1"/>
                 <w:sz w:val="20"/>
@@ -1053,7 +963,7 @@
             </w:r>
             <w:r>
               <w:rPr>
-                <w:rFonts w:hint="eastAsia" w:ascii="宋体" w:hAnsi="宋体" w:cs="宋体"/>
+                <w:rFonts w:ascii="宋体" w:hAnsi="宋体" w:cs="宋体" w:hint="eastAsia"/>
                 <w:spacing w:val="3"/>
                 <w:position w:val="1"/>
                 <w:sz w:val="20"/>
@@ -1083,18 +993,18 @@
               <w:adjustRightInd w:val="0"/>
               <w:snapToGrid w:val="0"/>
               <w:spacing w:before="173" w:line="267" w:lineRule="exact"/>
-              <w:ind w:left="0" w:leftChars="0" w:right="0" w:rightChars="0" w:firstLine="0" w:firstLineChars="0"/>
+              <w:ind w:left="0" w:right="0" w:firstLine="0" w:leftChars="0" w:rightChars="0" w:firstLineChars="0"/>
               <w:jc w:val="center"/>
               <w:textAlignment w:val="baseline"/>
               <w:rPr>
-                <w:rFonts w:ascii="宋体" w:hAnsi="宋体" w:eastAsia="宋体" w:cs="宋体"/>
+                <w:rFonts w:ascii="宋体" w:eastAsia="宋体" w:hAnsi="宋体" w:cs="宋体"/>
                 <w:sz w:val="20"/>
                 <w:szCs w:val="20"/>
               </w:rPr>
             </w:pPr>
             <w:r>
               <w:rPr>
-                <w:rFonts w:ascii="宋体" w:hAnsi="宋体" w:eastAsia="宋体" w:cs="宋体"/>
+                <w:rFonts w:ascii="宋体" w:eastAsia="宋体" w:hAnsi="宋体" w:cs="宋体"/>
                 <w:spacing w:val="4"/>
                 <w:position w:val="1"/>
                 <w:sz w:val="20"/>
@@ -1123,18 +1033,18 @@
               <w:adjustRightInd w:val="0"/>
               <w:snapToGrid w:val="0"/>
               <w:spacing w:before="172" w:line="228" w:lineRule="auto"/>
-              <w:ind w:left="0" w:leftChars="0" w:right="0" w:rightChars="0" w:firstLine="0" w:firstLineChars="0"/>
+              <w:ind w:left="0" w:right="0" w:firstLine="0" w:leftChars="0" w:rightChars="0" w:firstLineChars="0"/>
               <w:jc w:val="center"/>
               <w:textAlignment w:val="baseline"/>
               <w:rPr>
-                <w:rFonts w:ascii="宋体" w:hAnsi="宋体" w:eastAsia="宋体" w:cs="宋体"/>
+                <w:rFonts w:ascii="宋体" w:eastAsia="宋体" w:hAnsi="宋体" w:cs="宋体"/>
                 <w:sz w:val="20"/>
                 <w:szCs w:val="20"/>
               </w:rPr>
             </w:pPr>
             <w:r>
               <w:rPr>
-                <w:rFonts w:ascii="宋体" w:hAnsi="宋体" w:eastAsia="宋体" w:cs="宋体"/>
+                <w:rFonts w:ascii="宋体" w:eastAsia="宋体" w:hAnsi="宋体" w:cs="宋体"/>
                 <w:spacing w:val="7"/>
                 <w:sz w:val="20"/>
                 <w:szCs w:val="20"/>
@@ -1162,11 +1072,11 @@
               <w:adjustRightInd w:val="0"/>
               <w:snapToGrid w:val="0"/>
               <w:spacing w:before="173" w:line="229" w:lineRule="auto"/>
-              <w:ind w:left="0" w:leftChars="0" w:right="0" w:rightChars="0" w:firstLine="0" w:firstLineChars="0"/>
+              <w:ind w:left="0" w:right="0" w:firstLine="0" w:leftChars="0" w:rightChars="0" w:firstLineChars="0"/>
               <w:jc w:val="center"/>
               <w:textAlignment w:val="baseline"/>
               <w:rPr>
-                <w:rFonts w:ascii="宋体" w:hAnsi="宋体" w:eastAsia="宋体" w:cs="宋体"/>
+                <w:rFonts w:ascii="宋体" w:eastAsia="宋体" w:hAnsi="宋体" w:cs="宋体"/>
                 <w:sz w:val="20"/>
                 <w:szCs w:val="20"/>
               </w:rPr>
@@ -1183,14 +1093,9 @@
       </w:tr>
       <w:tr>
         <w:tblPrEx>
-          <w:tblBorders>
-            <w:top w:val="single" w:color="000000" w:sz="2" w:space="0"/>
-            <w:left w:val="single" w:color="000000" w:sz="2" w:space="0"/>
-            <w:bottom w:val="single" w:color="000000" w:sz="2" w:space="0"/>
-            <w:right w:val="single" w:color="000000" w:sz="2" w:space="0"/>
-            <w:insideH w:val="single" w:color="000000" w:sz="2" w:space="0"/>
-            <w:insideV w:val="single" w:color="000000" w:sz="2" w:space="0"/>
-          </w:tblBorders>
+          <w:tblW w:w="7137" w:type="dxa"/>
+          <w:jc w:val="center"/>
+          <w:tblLayout w:type="fixed"/>
           <w:tblCellMar>
             <w:top w:w="0" w:type="dxa"/>
             <w:left w:w="0" w:type="dxa"/>
@@ -1199,7 +1104,7 @@
           </w:tblCellMar>
         </w:tblPrEx>
         <w:trPr>
-          <w:trHeight w:val="556" w:hRule="atLeast"/>
+          <w:trHeight w:val="556"/>
           <w:jc w:val="center"/>
         </w:trPr>
         <w:tc>
@@ -1222,11 +1127,11 @@
               <w:adjustRightInd w:val="0"/>
               <w:snapToGrid w:val="0"/>
               <w:spacing w:before="173" w:line="267" w:lineRule="exact"/>
-              <w:ind w:left="0" w:leftChars="0" w:right="0" w:rightChars="0" w:firstLine="0" w:firstLineChars="0"/>
+              <w:ind w:left="0" w:right="0" w:firstLine="0" w:leftChars="0" w:rightChars="0" w:firstLineChars="0"/>
               <w:jc w:val="center"/>
               <w:textAlignment w:val="baseline"/>
               <w:rPr>
-                <w:rFonts w:hint="default" w:ascii="宋体" w:hAnsi="宋体" w:eastAsia="宋体" w:cs="宋体"/>
+                <w:rFonts w:ascii="宋体" w:eastAsia="宋体" w:hAnsi="宋体" w:cs="宋体" w:hint="default"/>
                 <w:snapToGrid w:val="0"/>
                 <w:color w:val="000000"/>
                 <w:kern w:val="0"/>
@@ -1237,7 +1142,7 @@
             </w:pPr>
             <w:r>
               <w:rPr>
-                <w:rFonts w:ascii="宋体" w:hAnsi="宋体" w:eastAsia="宋体" w:cs="宋体"/>
+                <w:rFonts w:ascii="宋体" w:eastAsia="宋体" w:hAnsi="宋体" w:cs="宋体"/>
                 <w:spacing w:val="3"/>
                 <w:position w:val="1"/>
                 <w:sz w:val="20"/>
@@ -1247,7 +1152,7 @@
             </w:r>
             <w:r>
               <w:rPr>
-                <w:rFonts w:hint="eastAsia" w:ascii="宋体" w:hAnsi="宋体" w:cs="宋体"/>
+                <w:rFonts w:ascii="宋体" w:hAnsi="宋体" w:cs="宋体" w:hint="eastAsia"/>
                 <w:spacing w:val="3"/>
                 <w:position w:val="1"/>
                 <w:sz w:val="20"/>
@@ -1258,7 +1163,7 @@
             </w:r>
             <w:r>
               <w:rPr>
-                <w:rFonts w:ascii="宋体" w:hAnsi="宋体" w:eastAsia="宋体" w:cs="宋体"/>
+                <w:rFonts w:ascii="宋体" w:eastAsia="宋体" w:hAnsi="宋体" w:cs="宋体"/>
                 <w:spacing w:val="3"/>
                 <w:position w:val="1"/>
                 <w:sz w:val="20"/>
@@ -1268,7 +1173,7 @@
             </w:r>
             <w:r>
               <w:rPr>
-                <w:rFonts w:hint="eastAsia" w:ascii="宋体" w:hAnsi="宋体" w:cs="宋体"/>
+                <w:rFonts w:ascii="宋体" w:hAnsi="宋体" w:cs="宋体" w:hint="eastAsia"/>
                 <w:spacing w:val="3"/>
                 <w:position w:val="1"/>
                 <w:sz w:val="20"/>
@@ -1299,11 +1204,11 @@
               <w:adjustRightInd w:val="0"/>
               <w:snapToGrid w:val="0"/>
               <w:spacing w:before="173" w:line="267" w:lineRule="exact"/>
-              <w:ind w:left="0" w:leftChars="0" w:right="0" w:rightChars="0" w:firstLine="0" w:firstLineChars="0"/>
+              <w:ind w:left="0" w:right="0" w:firstLine="0" w:leftChars="0" w:rightChars="0" w:firstLineChars="0"/>
               <w:jc w:val="center"/>
               <w:textAlignment w:val="baseline"/>
               <w:rPr>
-                <w:rFonts w:hint="eastAsia" w:ascii="宋体" w:hAnsi="宋体" w:eastAsia="宋体" w:cs="宋体"/>
+                <w:rFonts w:ascii="宋体" w:eastAsia="宋体" w:hAnsi="宋体" w:cs="宋体" w:hint="eastAsia"/>
                 <w:snapToGrid w:val="0"/>
                 <w:color w:val="000000"/>
                 <w:kern w:val="0"/>
@@ -1314,7 +1219,7 @@
             </w:pPr>
             <w:r>
               <w:rPr>
-                <w:rFonts w:ascii="宋体" w:hAnsi="宋体" w:eastAsia="宋体" w:cs="宋体"/>
+                <w:rFonts w:ascii="宋体" w:eastAsia="宋体" w:hAnsi="宋体" w:cs="宋体"/>
                 <w:spacing w:val="4"/>
                 <w:position w:val="1"/>
                 <w:sz w:val="20"/>
@@ -1324,7 +1229,7 @@
             </w:r>
             <w:r>
               <w:rPr>
-                <w:rFonts w:hint="eastAsia" w:ascii="宋体" w:hAnsi="宋体" w:cs="宋体"/>
+                <w:rFonts w:ascii="宋体" w:hAnsi="宋体" w:cs="宋体" w:hint="eastAsia"/>
                 <w:spacing w:val="4"/>
                 <w:position w:val="1"/>
                 <w:sz w:val="20"/>
@@ -1355,11 +1260,11 @@
               <w:adjustRightInd w:val="0"/>
               <w:snapToGrid w:val="0"/>
               <w:spacing w:before="172" w:line="228" w:lineRule="auto"/>
-              <w:ind w:left="0" w:leftChars="0" w:right="0" w:rightChars="0" w:firstLine="0" w:firstLineChars="0"/>
+              <w:ind w:left="0" w:right="0" w:firstLine="0" w:leftChars="0" w:rightChars="0" w:firstLineChars="0"/>
               <w:jc w:val="center"/>
               <w:textAlignment w:val="baseline"/>
               <w:rPr>
-                <w:rFonts w:hint="default" w:ascii="宋体" w:hAnsi="宋体" w:eastAsia="宋体" w:cs="宋体"/>
+                <w:rFonts w:ascii="宋体" w:eastAsia="宋体" w:hAnsi="宋体" w:cs="宋体" w:hint="default"/>
                 <w:snapToGrid w:val="0"/>
                 <w:color w:val="000000"/>
                 <w:kern w:val="0"/>
@@ -1370,7 +1275,7 @@
             </w:pPr>
             <w:r>
               <w:rPr>
-                <w:rFonts w:hint="eastAsia" w:ascii="宋体" w:hAnsi="宋体" w:cs="宋体"/>
+                <w:rFonts w:ascii="宋体" w:hAnsi="宋体" w:cs="宋体" w:hint="eastAsia"/>
                 <w:snapToGrid w:val="0"/>
                 <w:color w:val="000000"/>
                 <w:kern w:val="0"/>
@@ -1402,11 +1307,11 @@
               <w:adjustRightInd w:val="0"/>
               <w:snapToGrid w:val="0"/>
               <w:spacing w:before="173" w:line="229" w:lineRule="auto"/>
-              <w:ind w:left="0" w:leftChars="0" w:right="0" w:rightChars="0" w:firstLine="0" w:firstLineChars="0"/>
+              <w:ind w:left="0" w:right="0" w:firstLine="0" w:leftChars="0" w:rightChars="0" w:firstLineChars="0"/>
               <w:jc w:val="center"/>
               <w:textAlignment w:val="baseline"/>
               <w:rPr>
-                <w:rFonts w:ascii="宋体" w:hAnsi="宋体" w:eastAsia="宋体" w:cs="宋体"/>
+                <w:rFonts w:ascii="宋体" w:eastAsia="宋体" w:hAnsi="宋体" w:cs="宋体"/>
                 <w:snapToGrid w:val="0"/>
                 <w:color w:val="000000"/>
                 <w:kern w:val="0"/>
@@ -1427,14 +1332,9 @@
       </w:tr>
       <w:tr>
         <w:tblPrEx>
-          <w:tblBorders>
-            <w:top w:val="single" w:color="000000" w:sz="2" w:space="0"/>
-            <w:left w:val="single" w:color="000000" w:sz="2" w:space="0"/>
-            <w:bottom w:val="single" w:color="000000" w:sz="2" w:space="0"/>
-            <w:right w:val="single" w:color="000000" w:sz="2" w:space="0"/>
-            <w:insideH w:val="single" w:color="000000" w:sz="2" w:space="0"/>
-            <w:insideV w:val="single" w:color="000000" w:sz="2" w:space="0"/>
-          </w:tblBorders>
+          <w:tblW w:w="7137" w:type="dxa"/>
+          <w:jc w:val="center"/>
+          <w:tblLayout w:type="fixed"/>
           <w:tblCellMar>
             <w:top w:w="0" w:type="dxa"/>
             <w:left w:w="0" w:type="dxa"/>
@@ -1443,7 +1343,7 @@
           </w:tblCellMar>
         </w:tblPrEx>
         <w:trPr>
-          <w:trHeight w:val="556" w:hRule="atLeast"/>
+          <w:trHeight w:val="556"/>
           <w:jc w:val="center"/>
         </w:trPr>
         <w:tc>
@@ -1452,7 +1352,7 @@
           </w:tcPr>
           <w:p>
             <w:pPr>
-              <w:pStyle w:val="27"/>
+              <w:pStyle w:val="TableText"/>
               <w:keepNext w:val="0"/>
               <w:keepLines w:val="0"/>
               <w:pageBreakBefore w:val="0"/>
@@ -1465,7 +1365,7 @@
               <w:bidi w:val="0"/>
               <w:adjustRightInd w:val="0"/>
               <w:snapToGrid w:val="0"/>
-              <w:ind w:left="0" w:leftChars="0" w:right="0" w:rightChars="0" w:firstLine="0" w:firstLineChars="0"/>
+              <w:ind w:left="0" w:right="0" w:firstLine="0" w:leftChars="0" w:rightChars="0" w:firstLineChars="0"/>
               <w:jc w:val="center"/>
               <w:textAlignment w:val="baseline"/>
             </w:pPr>
@@ -1477,7 +1377,7 @@
           </w:tcPr>
           <w:p>
             <w:pPr>
-              <w:pStyle w:val="27"/>
+              <w:pStyle w:val="TableText"/>
               <w:keepNext w:val="0"/>
               <w:keepLines w:val="0"/>
               <w:pageBreakBefore w:val="0"/>
@@ -1490,7 +1390,7 @@
               <w:bidi w:val="0"/>
               <w:adjustRightInd w:val="0"/>
               <w:snapToGrid w:val="0"/>
-              <w:ind w:left="0" w:leftChars="0" w:right="0" w:rightChars="0" w:firstLine="0" w:firstLineChars="0"/>
+              <w:ind w:left="0" w:right="0" w:firstLine="0" w:leftChars="0" w:rightChars="0" w:firstLineChars="0"/>
               <w:jc w:val="center"/>
               <w:textAlignment w:val="baseline"/>
             </w:pPr>
@@ -1502,7 +1402,7 @@
           </w:tcPr>
           <w:p>
             <w:pPr>
-              <w:pStyle w:val="27"/>
+              <w:pStyle w:val="TableText"/>
               <w:keepNext w:val="0"/>
               <w:keepLines w:val="0"/>
               <w:pageBreakBefore w:val="0"/>
@@ -1515,7 +1415,7 @@
               <w:bidi w:val="0"/>
               <w:adjustRightInd w:val="0"/>
               <w:snapToGrid w:val="0"/>
-              <w:ind w:left="0" w:leftChars="0" w:right="0" w:rightChars="0" w:firstLine="0" w:firstLineChars="0"/>
+              <w:ind w:left="0" w:right="0" w:firstLine="0" w:leftChars="0" w:rightChars="0" w:firstLineChars="0"/>
               <w:jc w:val="center"/>
               <w:textAlignment w:val="baseline"/>
             </w:pPr>
@@ -1527,7 +1427,7 @@
           </w:tcPr>
           <w:p>
             <w:pPr>
-              <w:pStyle w:val="27"/>
+              <w:pStyle w:val="TableText"/>
               <w:keepNext w:val="0"/>
               <w:keepLines w:val="0"/>
               <w:pageBreakBefore w:val="0"/>
@@ -1540,7 +1440,7 @@
               <w:bidi w:val="0"/>
               <w:adjustRightInd w:val="0"/>
               <w:snapToGrid w:val="0"/>
-              <w:ind w:left="0" w:leftChars="0" w:right="0" w:rightChars="0" w:firstLine="0" w:firstLineChars="0"/>
+              <w:ind w:left="0" w:right="0" w:firstLine="0" w:leftChars="0" w:rightChars="0" w:firstLineChars="0"/>
               <w:jc w:val="center"/>
               <w:textAlignment w:val="baseline"/>
             </w:pPr>
@@ -1549,14 +1449,9 @@
       </w:tr>
       <w:tr>
         <w:tblPrEx>
-          <w:tblBorders>
-            <w:top w:val="single" w:color="000000" w:sz="2" w:space="0"/>
-            <w:left w:val="single" w:color="000000" w:sz="2" w:space="0"/>
-            <w:bottom w:val="single" w:color="000000" w:sz="2" w:space="0"/>
-            <w:right w:val="single" w:color="000000" w:sz="2" w:space="0"/>
-            <w:insideH w:val="single" w:color="000000" w:sz="2" w:space="0"/>
-            <w:insideV w:val="single" w:color="000000" w:sz="2" w:space="0"/>
-          </w:tblBorders>
+          <w:tblW w:w="7137" w:type="dxa"/>
+          <w:jc w:val="center"/>
+          <w:tblLayout w:type="fixed"/>
           <w:tblCellMar>
             <w:top w:w="0" w:type="dxa"/>
             <w:left w:w="0" w:type="dxa"/>
@@ -1565,7 +1460,7 @@
           </w:tblCellMar>
         </w:tblPrEx>
         <w:trPr>
-          <w:trHeight w:val="557" w:hRule="atLeast"/>
+          <w:trHeight w:val="557"/>
           <w:jc w:val="center"/>
         </w:trPr>
         <w:tc>
@@ -1574,7 +1469,7 @@
           </w:tcPr>
           <w:p>
             <w:pPr>
-              <w:pStyle w:val="27"/>
+              <w:pStyle w:val="TableText"/>
               <w:keepNext w:val="0"/>
               <w:keepLines w:val="0"/>
               <w:pageBreakBefore w:val="0"/>
@@ -1587,7 +1482,7 @@
               <w:bidi w:val="0"/>
               <w:adjustRightInd w:val="0"/>
               <w:snapToGrid w:val="0"/>
-              <w:ind w:left="0" w:leftChars="0" w:right="0" w:rightChars="0" w:firstLine="0" w:firstLineChars="0"/>
+              <w:ind w:left="0" w:right="0" w:firstLine="0" w:leftChars="0" w:rightChars="0" w:firstLineChars="0"/>
               <w:jc w:val="center"/>
               <w:textAlignment w:val="baseline"/>
             </w:pPr>
@@ -1599,7 +1494,7 @@
           </w:tcPr>
           <w:p>
             <w:pPr>
-              <w:pStyle w:val="27"/>
+              <w:pStyle w:val="TableText"/>
               <w:keepNext w:val="0"/>
               <w:keepLines w:val="0"/>
               <w:pageBreakBefore w:val="0"/>
@@ -1612,7 +1507,7 @@
               <w:bidi w:val="0"/>
               <w:adjustRightInd w:val="0"/>
               <w:snapToGrid w:val="0"/>
-              <w:ind w:left="0" w:leftChars="0" w:right="0" w:rightChars="0" w:firstLine="0" w:firstLineChars="0"/>
+              <w:ind w:left="0" w:right="0" w:firstLine="0" w:leftChars="0" w:rightChars="0" w:firstLineChars="0"/>
               <w:jc w:val="center"/>
               <w:textAlignment w:val="baseline"/>
             </w:pPr>
@@ -1624,7 +1519,7 @@
           </w:tcPr>
           <w:p>
             <w:pPr>
-              <w:pStyle w:val="27"/>
+              <w:pStyle w:val="TableText"/>
               <w:keepNext w:val="0"/>
               <w:keepLines w:val="0"/>
               <w:pageBreakBefore w:val="0"/>
@@ -1637,7 +1532,7 @@
               <w:bidi w:val="0"/>
               <w:adjustRightInd w:val="0"/>
               <w:snapToGrid w:val="0"/>
-              <w:ind w:left="0" w:leftChars="0" w:right="0" w:rightChars="0" w:firstLine="0" w:firstLineChars="0"/>
+              <w:ind w:left="0" w:right="0" w:firstLine="0" w:leftChars="0" w:rightChars="0" w:firstLineChars="0"/>
               <w:jc w:val="center"/>
               <w:textAlignment w:val="baseline"/>
             </w:pPr>
@@ -1649,7 +1544,7 @@
           </w:tcPr>
           <w:p>
             <w:pPr>
-              <w:pStyle w:val="27"/>
+              <w:pStyle w:val="TableText"/>
               <w:keepNext w:val="0"/>
               <w:keepLines w:val="0"/>
               <w:pageBreakBefore w:val="0"/>
@@ -1662,7 +1557,7 @@
               <w:bidi w:val="0"/>
               <w:adjustRightInd w:val="0"/>
               <w:snapToGrid w:val="0"/>
-              <w:ind w:left="0" w:leftChars="0" w:right="0" w:rightChars="0" w:firstLine="0" w:firstLineChars="0"/>
+              <w:ind w:left="0" w:right="0" w:firstLine="0" w:leftChars="0" w:rightChars="0" w:firstLineChars="0"/>
               <w:jc w:val="center"/>
               <w:textAlignment w:val="baseline"/>
             </w:pPr>
@@ -1693,7 +1588,7 @@
     <w:sdt>
       <w:sdtPr>
         <w:rPr>
-          <w:rFonts w:ascii="宋体" w:hAnsi="宋体" w:eastAsia="宋体" w:cs="Arial"/>
+          <w:rFonts w:ascii="宋体" w:eastAsia="宋体" w:hAnsi="宋体" w:cs="Arial"/>
           <w:snapToGrid w:val="0"/>
           <w:color w:val="000000"/>
           <w:kern w:val="0"/>
@@ -1709,7 +1604,7 @@
       </w:sdtPr>
       <w:sdtEndPr>
         <w:rPr>
-          <w:rFonts w:hint="eastAsia" w:ascii="宋体" w:hAnsi="宋体" w:eastAsia="宋体" w:cs="宋体"/>
+          <w:rFonts w:ascii="宋体" w:eastAsia="宋体" w:hAnsi="宋体" w:cs="宋体" w:hint="eastAsia"/>
           <w:snapToGrid w:val="0"/>
           <w:color w:val="000000"/>
           <w:kern w:val="0"/>
@@ -1734,18 +1629,18 @@
             <w:adjustRightInd w:val="0"/>
             <w:snapToGrid w:val="0"/>
             <w:spacing w:before="0" w:beforeLines="0" w:after="0" w:afterLines="0" w:line="240" w:lineRule="auto"/>
-            <w:ind w:left="0" w:leftChars="0" w:right="0" w:rightChars="0" w:firstLine="0" w:firstLineChars="0"/>
+            <w:ind w:left="0" w:right="0" w:firstLine="0" w:leftChars="0" w:rightChars="0" w:firstLineChars="0"/>
             <w:jc w:val="center"/>
             <w:textAlignment w:val="baseline"/>
             <w:rPr>
-              <w:rFonts w:hint="eastAsia" w:ascii="宋体" w:hAnsi="宋体" w:eastAsia="宋体" w:cs="宋体"/>
+              <w:rFonts w:ascii="宋体" w:eastAsia="宋体" w:hAnsi="宋体" w:cs="宋体" w:hint="eastAsia"/>
               <w:sz w:val="24"/>
               <w:szCs w:val="24"/>
             </w:rPr>
           </w:pPr>
           <w:r>
             <w:rPr>
-              <w:rFonts w:hint="eastAsia" w:ascii="宋体" w:hAnsi="宋体" w:eastAsia="宋体" w:cs="宋体"/>
+              <w:rFonts w:ascii="宋体" w:eastAsia="宋体" w:hAnsi="宋体" w:cs="宋体" w:hint="eastAsia"/>
               <w:sz w:val="24"/>
               <w:szCs w:val="24"/>
             </w:rPr>
@@ -1754,14 +1649,14 @@
         </w:p>
         <w:p>
           <w:pPr>
-            <w:pStyle w:val="16"/>
+            <w:pStyle w:val="TOC1"/>
             <w:tabs>
               <w:tab w:val="right" w:leader="dot" w:pos="8306"/>
             </w:tabs>
           </w:pPr>
           <w:r>
             <w:rPr>
-              <w:rFonts w:hint="eastAsia" w:ascii="宋体" w:hAnsi="宋体" w:eastAsia="宋体" w:cs="宋体"/>
+              <w:rFonts w:ascii="宋体" w:eastAsia="宋体" w:hAnsi="宋体" w:cs="宋体" w:hint="eastAsia"/>
               <w:sz w:val="24"/>
               <w:szCs w:val="24"/>
             </w:rPr>
@@ -1769,7 +1664,7 @@
           </w:r>
           <w:r>
             <w:rPr>
-              <w:rFonts w:hint="eastAsia" w:ascii="宋体" w:hAnsi="宋体" w:eastAsia="宋体" w:cs="宋体"/>
+              <w:rFonts w:ascii="宋体" w:eastAsia="宋体" w:hAnsi="宋体" w:cs="宋体" w:hint="eastAsia"/>
               <w:sz w:val="24"/>
               <w:szCs w:val="24"/>
             </w:rPr>
@@ -1777,7 +1672,7 @@
           </w:r>
           <w:r>
             <w:rPr>
-              <w:rFonts w:hint="eastAsia" w:ascii="宋体" w:hAnsi="宋体" w:eastAsia="宋体" w:cs="宋体"/>
+              <w:rFonts w:ascii="宋体" w:eastAsia="宋体" w:hAnsi="宋体" w:cs="宋体" w:hint="eastAsia"/>
               <w:sz w:val="24"/>
               <w:szCs w:val="24"/>
             </w:rPr>
@@ -1785,21 +1680,21 @@
           </w:r>
           <w:r>
             <w:rPr>
-              <w:rFonts w:hint="eastAsia" w:ascii="宋体" w:hAnsi="宋体" w:eastAsia="宋体" w:cs="宋体"/>
+              <w:rFonts w:ascii="宋体" w:eastAsia="宋体" w:hAnsi="宋体" w:cs="宋体" w:hint="eastAsia"/>
               <w:szCs w:val="24"/>
             </w:rPr>
             <w:fldChar w:fldCharType="begin"/>
           </w:r>
           <w:r>
             <w:rPr>
-              <w:rFonts w:hint="eastAsia" w:ascii="宋体" w:hAnsi="宋体" w:eastAsia="宋体" w:cs="宋体"/>
+              <w:rFonts w:ascii="宋体" w:eastAsia="宋体" w:hAnsi="宋体" w:cs="宋体" w:hint="eastAsia"/>
               <w:szCs w:val="24"/>
             </w:rPr>
             <w:instrText xml:space="preserve"> HYPERLINK \l _Toc23199 </w:instrText>
           </w:r>
           <w:r>
             <w:rPr>
-              <w:rFonts w:hint="eastAsia" w:ascii="宋体" w:hAnsi="宋体" w:eastAsia="宋体" w:cs="宋体"/>
+              <w:rFonts w:ascii="宋体" w:eastAsia="宋体" w:hAnsi="宋体" w:cs="宋体" w:hint="eastAsia"/>
               <w:szCs w:val="24"/>
             </w:rPr>
             <w:fldChar w:fldCharType="separate"/>
@@ -1831,7 +1726,7 @@
           </w:r>
           <w:r>
             <w:rPr>
-              <w:rFonts w:hint="eastAsia" w:ascii="宋体" w:hAnsi="宋体" w:eastAsia="宋体" w:cs="宋体"/>
+              <w:rFonts w:ascii="宋体" w:eastAsia="宋体" w:hAnsi="宋体" w:cs="宋体" w:hint="eastAsia"/>
               <w:szCs w:val="24"/>
             </w:rPr>
             <w:fldChar w:fldCharType="end"/>
@@ -1839,28 +1734,28 @@
         </w:p>
         <w:p>
           <w:pPr>
-            <w:pStyle w:val="16"/>
+            <w:pStyle w:val="TOC1"/>
             <w:tabs>
               <w:tab w:val="right" w:leader="dot" w:pos="8306"/>
             </w:tabs>
           </w:pPr>
           <w:r>
             <w:rPr>
-              <w:rFonts w:hint="eastAsia" w:ascii="宋体" w:hAnsi="宋体" w:eastAsia="宋体" w:cs="宋体"/>
+              <w:rFonts w:ascii="宋体" w:eastAsia="宋体" w:hAnsi="宋体" w:cs="宋体" w:hint="eastAsia"/>
               <w:szCs w:val="24"/>
             </w:rPr>
             <w:fldChar w:fldCharType="begin"/>
           </w:r>
           <w:r>
             <w:rPr>
-              <w:rFonts w:hint="eastAsia" w:ascii="宋体" w:hAnsi="宋体" w:eastAsia="宋体" w:cs="宋体"/>
+              <w:rFonts w:ascii="宋体" w:eastAsia="宋体" w:hAnsi="宋体" w:cs="宋体" w:hint="eastAsia"/>
               <w:szCs w:val="24"/>
             </w:rPr>
             <w:instrText xml:space="preserve"> HYPERLINK \l _Toc19738 </w:instrText>
           </w:r>
           <w:r>
             <w:rPr>
-              <w:rFonts w:hint="eastAsia" w:ascii="宋体" w:hAnsi="宋体" w:eastAsia="宋体" w:cs="宋体"/>
+              <w:rFonts w:ascii="宋体" w:eastAsia="宋体" w:hAnsi="宋体" w:cs="宋体" w:hint="eastAsia"/>
               <w:szCs w:val="24"/>
             </w:rPr>
             <w:fldChar w:fldCharType="separate"/>
@@ -1892,7 +1787,7 @@
           </w:r>
           <w:r>
             <w:rPr>
-              <w:rFonts w:hint="eastAsia" w:ascii="宋体" w:hAnsi="宋体" w:eastAsia="宋体" w:cs="宋体"/>
+              <w:rFonts w:ascii="宋体" w:eastAsia="宋体" w:hAnsi="宋体" w:cs="宋体" w:hint="eastAsia"/>
               <w:szCs w:val="24"/>
             </w:rPr>
             <w:fldChar w:fldCharType="end"/>
@@ -1900,28 +1795,28 @@
         </w:p>
         <w:p>
           <w:pPr>
-            <w:pStyle w:val="16"/>
+            <w:pStyle w:val="TOC1"/>
             <w:tabs>
               <w:tab w:val="right" w:leader="dot" w:pos="8306"/>
             </w:tabs>
           </w:pPr>
           <w:r>
             <w:rPr>
-              <w:rFonts w:hint="eastAsia" w:ascii="宋体" w:hAnsi="宋体" w:eastAsia="宋体" w:cs="宋体"/>
+              <w:rFonts w:ascii="宋体" w:eastAsia="宋体" w:hAnsi="宋体" w:cs="宋体" w:hint="eastAsia"/>
               <w:szCs w:val="24"/>
             </w:rPr>
             <w:fldChar w:fldCharType="begin"/>
           </w:r>
           <w:r>
             <w:rPr>
-              <w:rFonts w:hint="eastAsia" w:ascii="宋体" w:hAnsi="宋体" w:eastAsia="宋体" w:cs="宋体"/>
+              <w:rFonts w:ascii="宋体" w:eastAsia="宋体" w:hAnsi="宋体" w:cs="宋体" w:hint="eastAsia"/>
               <w:szCs w:val="24"/>
             </w:rPr>
             <w:instrText xml:space="preserve"> HYPERLINK \l _Toc2757 </w:instrText>
           </w:r>
           <w:r>
             <w:rPr>
-              <w:rFonts w:hint="eastAsia" w:ascii="宋体" w:hAnsi="宋体" w:eastAsia="宋体" w:cs="宋体"/>
+              <w:rFonts w:ascii="宋体" w:eastAsia="宋体" w:hAnsi="宋体" w:cs="宋体" w:hint="eastAsia"/>
               <w:szCs w:val="24"/>
             </w:rPr>
             <w:fldChar w:fldCharType="separate"/>
@@ -1959,7 +1854,7 @@
           </w:r>
           <w:r>
             <w:rPr>
-              <w:rFonts w:hint="eastAsia" w:ascii="宋体" w:hAnsi="宋体" w:eastAsia="宋体" w:cs="宋体"/>
+              <w:rFonts w:ascii="宋体" w:eastAsia="宋体" w:hAnsi="宋体" w:cs="宋体" w:hint="eastAsia"/>
               <w:szCs w:val="24"/>
             </w:rPr>
             <w:fldChar w:fldCharType="end"/>
@@ -1967,28 +1862,28 @@
         </w:p>
         <w:p>
           <w:pPr>
-            <w:pStyle w:val="17"/>
+            <w:pStyle w:val="TOC2"/>
             <w:tabs>
               <w:tab w:val="right" w:leader="dot" w:pos="8306"/>
             </w:tabs>
           </w:pPr>
           <w:r>
             <w:rPr>
-              <w:rFonts w:hint="eastAsia" w:ascii="宋体" w:hAnsi="宋体" w:eastAsia="宋体" w:cs="宋体"/>
+              <w:rFonts w:ascii="宋体" w:eastAsia="宋体" w:hAnsi="宋体" w:cs="宋体" w:hint="eastAsia"/>
               <w:szCs w:val="24"/>
             </w:rPr>
             <w:fldChar w:fldCharType="begin"/>
           </w:r>
           <w:r>
             <w:rPr>
-              <w:rFonts w:hint="eastAsia" w:ascii="宋体" w:hAnsi="宋体" w:eastAsia="宋体" w:cs="宋体"/>
+              <w:rFonts w:ascii="宋体" w:eastAsia="宋体" w:hAnsi="宋体" w:cs="宋体" w:hint="eastAsia"/>
               <w:szCs w:val="24"/>
             </w:rPr>
             <w:instrText xml:space="preserve"> HYPERLINK \l _Toc5338 </w:instrText>
           </w:r>
           <w:r>
             <w:rPr>
-              <w:rFonts w:hint="eastAsia" w:ascii="宋体" w:hAnsi="宋体" w:eastAsia="宋体" w:cs="宋体"/>
+              <w:rFonts w:ascii="宋体" w:eastAsia="宋体" w:hAnsi="宋体" w:cs="宋体" w:hint="eastAsia"/>
               <w:szCs w:val="24"/>
             </w:rPr>
             <w:fldChar w:fldCharType="separate"/>
@@ -2027,7 +1922,7 @@
           </w:r>
           <w:r>
             <w:rPr>
-              <w:rFonts w:hint="eastAsia" w:ascii="宋体" w:hAnsi="宋体" w:eastAsia="宋体" w:cs="宋体"/>
+              <w:rFonts w:ascii="宋体" w:eastAsia="宋体" w:hAnsi="宋体" w:cs="宋体" w:hint="eastAsia"/>
               <w:szCs w:val="24"/>
             </w:rPr>
             <w:fldChar w:fldCharType="end"/>
@@ -2035,28 +1930,28 @@
         </w:p>
         <w:p>
           <w:pPr>
-            <w:pStyle w:val="17"/>
+            <w:pStyle w:val="TOC2"/>
             <w:tabs>
               <w:tab w:val="right" w:leader="dot" w:pos="8306"/>
             </w:tabs>
           </w:pPr>
           <w:r>
             <w:rPr>
-              <w:rFonts w:hint="eastAsia" w:ascii="宋体" w:hAnsi="宋体" w:eastAsia="宋体" w:cs="宋体"/>
+              <w:rFonts w:ascii="宋体" w:eastAsia="宋体" w:hAnsi="宋体" w:cs="宋体" w:hint="eastAsia"/>
               <w:szCs w:val="24"/>
             </w:rPr>
             <w:fldChar w:fldCharType="begin"/>
           </w:r>
           <w:r>
             <w:rPr>
-              <w:rFonts w:hint="eastAsia" w:ascii="宋体" w:hAnsi="宋体" w:eastAsia="宋体" w:cs="宋体"/>
+              <w:rFonts w:ascii="宋体" w:eastAsia="宋体" w:hAnsi="宋体" w:cs="宋体" w:hint="eastAsia"/>
               <w:szCs w:val="24"/>
             </w:rPr>
             <w:instrText xml:space="preserve"> HYPERLINK \l _Toc26120 </w:instrText>
           </w:r>
           <w:r>
             <w:rPr>
-              <w:rFonts w:hint="eastAsia" w:ascii="宋体" w:hAnsi="宋体" w:eastAsia="宋体" w:cs="宋体"/>
+              <w:rFonts w:ascii="宋体" w:eastAsia="宋体" w:hAnsi="宋体" w:cs="宋体" w:hint="eastAsia"/>
               <w:szCs w:val="24"/>
             </w:rPr>
             <w:fldChar w:fldCharType="separate"/>
@@ -2095,7 +1990,7 @@
           </w:r>
           <w:r>
             <w:rPr>
-              <w:rFonts w:hint="eastAsia" w:ascii="宋体" w:hAnsi="宋体" w:eastAsia="宋体" w:cs="宋体"/>
+              <w:rFonts w:ascii="宋体" w:eastAsia="宋体" w:hAnsi="宋体" w:cs="宋体" w:hint="eastAsia"/>
               <w:szCs w:val="24"/>
             </w:rPr>
             <w:fldChar w:fldCharType="end"/>
@@ -2103,28 +1998,28 @@
         </w:p>
         <w:p>
           <w:pPr>
-            <w:pStyle w:val="17"/>
+            <w:pStyle w:val="TOC2"/>
             <w:tabs>
               <w:tab w:val="right" w:leader="dot" w:pos="8306"/>
             </w:tabs>
           </w:pPr>
           <w:r>
             <w:rPr>
-              <w:rFonts w:hint="eastAsia" w:ascii="宋体" w:hAnsi="宋体" w:eastAsia="宋体" w:cs="宋体"/>
+              <w:rFonts w:ascii="宋体" w:eastAsia="宋体" w:hAnsi="宋体" w:cs="宋体" w:hint="eastAsia"/>
               <w:szCs w:val="24"/>
             </w:rPr>
             <w:fldChar w:fldCharType="begin"/>
           </w:r>
           <w:r>
             <w:rPr>
-              <w:rFonts w:hint="eastAsia" w:ascii="宋体" w:hAnsi="宋体" w:eastAsia="宋体" w:cs="宋体"/>
+              <w:rFonts w:ascii="宋体" w:eastAsia="宋体" w:hAnsi="宋体" w:cs="宋体" w:hint="eastAsia"/>
               <w:szCs w:val="24"/>
             </w:rPr>
             <w:instrText xml:space="preserve"> HYPERLINK \l _Toc14889 </w:instrText>
           </w:r>
           <w:r>
             <w:rPr>
-              <w:rFonts w:hint="eastAsia" w:ascii="宋体" w:hAnsi="宋体" w:eastAsia="宋体" w:cs="宋体"/>
+              <w:rFonts w:ascii="宋体" w:eastAsia="宋体" w:hAnsi="宋体" w:cs="宋体" w:hint="eastAsia"/>
               <w:szCs w:val="24"/>
             </w:rPr>
             <w:fldChar w:fldCharType="separate"/>
@@ -2163,7 +2058,7 @@
           </w:r>
           <w:r>
             <w:rPr>
-              <w:rFonts w:hint="eastAsia" w:ascii="宋体" w:hAnsi="宋体" w:eastAsia="宋体" w:cs="宋体"/>
+              <w:rFonts w:ascii="宋体" w:eastAsia="宋体" w:hAnsi="宋体" w:cs="宋体" w:hint="eastAsia"/>
               <w:szCs w:val="24"/>
             </w:rPr>
             <w:fldChar w:fldCharType="end"/>
@@ -2171,28 +2066,28 @@
         </w:p>
         <w:p>
           <w:pPr>
-            <w:pStyle w:val="17"/>
+            <w:pStyle w:val="TOC2"/>
             <w:tabs>
               <w:tab w:val="right" w:leader="dot" w:pos="8306"/>
             </w:tabs>
           </w:pPr>
           <w:r>
             <w:rPr>
-              <w:rFonts w:hint="eastAsia" w:ascii="宋体" w:hAnsi="宋体" w:eastAsia="宋体" w:cs="宋体"/>
+              <w:rFonts w:ascii="宋体" w:eastAsia="宋体" w:hAnsi="宋体" w:cs="宋体" w:hint="eastAsia"/>
               <w:szCs w:val="24"/>
             </w:rPr>
             <w:fldChar w:fldCharType="begin"/>
           </w:r>
           <w:r>
             <w:rPr>
-              <w:rFonts w:hint="eastAsia" w:ascii="宋体" w:hAnsi="宋体" w:eastAsia="宋体" w:cs="宋体"/>
+              <w:rFonts w:ascii="宋体" w:eastAsia="宋体" w:hAnsi="宋体" w:cs="宋体" w:hint="eastAsia"/>
               <w:szCs w:val="24"/>
             </w:rPr>
             <w:instrText xml:space="preserve"> HYPERLINK \l _Toc25847 </w:instrText>
           </w:r>
           <w:r>
             <w:rPr>
-              <w:rFonts w:hint="eastAsia" w:ascii="宋体" w:hAnsi="宋体" w:eastAsia="宋体" w:cs="宋体"/>
+              <w:rFonts w:ascii="宋体" w:eastAsia="宋体" w:hAnsi="宋体" w:cs="宋体" w:hint="eastAsia"/>
               <w:szCs w:val="24"/>
             </w:rPr>
             <w:fldChar w:fldCharType="separate"/>
@@ -2231,7 +2126,7 @@
           </w:r>
           <w:r>
             <w:rPr>
-              <w:rFonts w:hint="eastAsia" w:ascii="宋体" w:hAnsi="宋体" w:eastAsia="宋体" w:cs="宋体"/>
+              <w:rFonts w:ascii="宋体" w:eastAsia="宋体" w:hAnsi="宋体" w:cs="宋体" w:hint="eastAsia"/>
               <w:szCs w:val="24"/>
             </w:rPr>
             <w:fldChar w:fldCharType="end"/>
@@ -2239,28 +2134,28 @@
         </w:p>
         <w:p>
           <w:pPr>
-            <w:pStyle w:val="13"/>
+            <w:pStyle w:val="TOC3"/>
             <w:tabs>
               <w:tab w:val="right" w:leader="dot" w:pos="8306"/>
             </w:tabs>
           </w:pPr>
           <w:r>
             <w:rPr>
-              <w:rFonts w:hint="eastAsia" w:ascii="宋体" w:hAnsi="宋体" w:eastAsia="宋体" w:cs="宋体"/>
+              <w:rFonts w:ascii="宋体" w:eastAsia="宋体" w:hAnsi="宋体" w:cs="宋体" w:hint="eastAsia"/>
               <w:szCs w:val="24"/>
             </w:rPr>
             <w:fldChar w:fldCharType="begin"/>
           </w:r>
           <w:r>
             <w:rPr>
-              <w:rFonts w:hint="eastAsia" w:ascii="宋体" w:hAnsi="宋体" w:eastAsia="宋体" w:cs="宋体"/>
+              <w:rFonts w:ascii="宋体" w:eastAsia="宋体" w:hAnsi="宋体" w:cs="宋体" w:hint="eastAsia"/>
               <w:szCs w:val="24"/>
             </w:rPr>
             <w:instrText xml:space="preserve"> HYPERLINK \l _Toc13414 </w:instrText>
           </w:r>
           <w:r>
             <w:rPr>
-              <w:rFonts w:hint="eastAsia" w:ascii="宋体" w:hAnsi="宋体" w:eastAsia="宋体" w:cs="宋体"/>
+              <w:rFonts w:ascii="宋体" w:eastAsia="宋体" w:hAnsi="宋体" w:cs="宋体" w:hint="eastAsia"/>
               <w:szCs w:val="24"/>
             </w:rPr>
             <w:fldChar w:fldCharType="separate"/>
@@ -2292,7 +2187,7 @@
           </w:r>
           <w:r>
             <w:rPr>
-              <w:rFonts w:hint="eastAsia" w:ascii="宋体" w:hAnsi="宋体" w:eastAsia="宋体" w:cs="宋体"/>
+              <w:rFonts w:ascii="宋体" w:eastAsia="宋体" w:hAnsi="宋体" w:cs="宋体" w:hint="eastAsia"/>
               <w:szCs w:val="24"/>
             </w:rPr>
             <w:fldChar w:fldCharType="end"/>
@@ -2300,28 +2195,28 @@
         </w:p>
         <w:p>
           <w:pPr>
-            <w:pStyle w:val="13"/>
+            <w:pStyle w:val="TOC3"/>
             <w:tabs>
               <w:tab w:val="right" w:leader="dot" w:pos="8306"/>
             </w:tabs>
           </w:pPr>
           <w:r>
             <w:rPr>
-              <w:rFonts w:hint="eastAsia" w:ascii="宋体" w:hAnsi="宋体" w:eastAsia="宋体" w:cs="宋体"/>
+              <w:rFonts w:ascii="宋体" w:eastAsia="宋体" w:hAnsi="宋体" w:cs="宋体" w:hint="eastAsia"/>
               <w:szCs w:val="24"/>
             </w:rPr>
             <w:fldChar w:fldCharType="begin"/>
           </w:r>
           <w:r>
             <w:rPr>
-              <w:rFonts w:hint="eastAsia" w:ascii="宋体" w:hAnsi="宋体" w:eastAsia="宋体" w:cs="宋体"/>
+              <w:rFonts w:ascii="宋体" w:eastAsia="宋体" w:hAnsi="宋体" w:cs="宋体" w:hint="eastAsia"/>
               <w:szCs w:val="24"/>
             </w:rPr>
             <w:instrText xml:space="preserve"> HYPERLINK \l _Toc17986 </w:instrText>
           </w:r>
           <w:r>
             <w:rPr>
-              <w:rFonts w:hint="eastAsia" w:ascii="宋体" w:hAnsi="宋体" w:eastAsia="宋体" w:cs="宋体"/>
+              <w:rFonts w:ascii="宋体" w:eastAsia="宋体" w:hAnsi="宋体" w:cs="宋体" w:hint="eastAsia"/>
               <w:szCs w:val="24"/>
             </w:rPr>
             <w:fldChar w:fldCharType="separate"/>
@@ -2353,7 +2248,7 @@
           </w:r>
           <w:r>
             <w:rPr>
-              <w:rFonts w:hint="eastAsia" w:ascii="宋体" w:hAnsi="宋体" w:eastAsia="宋体" w:cs="宋体"/>
+              <w:rFonts w:ascii="宋体" w:eastAsia="宋体" w:hAnsi="宋体" w:cs="宋体" w:hint="eastAsia"/>
               <w:szCs w:val="24"/>
             </w:rPr>
             <w:fldChar w:fldCharType="end"/>
@@ -2361,28 +2256,28 @@
         </w:p>
         <w:p>
           <w:pPr>
-            <w:pStyle w:val="13"/>
+            <w:pStyle w:val="TOC3"/>
             <w:tabs>
               <w:tab w:val="right" w:leader="dot" w:pos="8306"/>
             </w:tabs>
           </w:pPr>
           <w:r>
             <w:rPr>
-              <w:rFonts w:hint="eastAsia" w:ascii="宋体" w:hAnsi="宋体" w:eastAsia="宋体" w:cs="宋体"/>
+              <w:rFonts w:ascii="宋体" w:eastAsia="宋体" w:hAnsi="宋体" w:cs="宋体" w:hint="eastAsia"/>
               <w:szCs w:val="24"/>
             </w:rPr>
             <w:fldChar w:fldCharType="begin"/>
           </w:r>
           <w:r>
             <w:rPr>
-              <w:rFonts w:hint="eastAsia" w:ascii="宋体" w:hAnsi="宋体" w:eastAsia="宋体" w:cs="宋体"/>
+              <w:rFonts w:ascii="宋体" w:eastAsia="宋体" w:hAnsi="宋体" w:cs="宋体" w:hint="eastAsia"/>
               <w:szCs w:val="24"/>
             </w:rPr>
             <w:instrText xml:space="preserve"> HYPERLINK \l _Toc296 </w:instrText>
           </w:r>
           <w:r>
             <w:rPr>
-              <w:rFonts w:hint="eastAsia" w:ascii="宋体" w:hAnsi="宋体" w:eastAsia="宋体" w:cs="宋体"/>
+              <w:rFonts w:ascii="宋体" w:eastAsia="宋体" w:hAnsi="宋体" w:cs="宋体" w:hint="eastAsia"/>
               <w:szCs w:val="24"/>
             </w:rPr>
             <w:fldChar w:fldCharType="separate"/>
@@ -2421,7 +2316,7 @@
           </w:r>
           <w:r>
             <w:rPr>
-              <w:rFonts w:hint="eastAsia" w:ascii="宋体" w:hAnsi="宋体" w:eastAsia="宋体" w:cs="宋体"/>
+              <w:rFonts w:ascii="宋体" w:eastAsia="宋体" w:hAnsi="宋体" w:cs="宋体" w:hint="eastAsia"/>
               <w:szCs w:val="24"/>
             </w:rPr>
             <w:fldChar w:fldCharType="end"/>
@@ -2429,28 +2324,28 @@
         </w:p>
         <w:p>
           <w:pPr>
-            <w:pStyle w:val="13"/>
+            <w:pStyle w:val="TOC3"/>
             <w:tabs>
               <w:tab w:val="right" w:leader="dot" w:pos="8306"/>
             </w:tabs>
           </w:pPr>
           <w:r>
             <w:rPr>
-              <w:rFonts w:hint="eastAsia" w:ascii="宋体" w:hAnsi="宋体" w:eastAsia="宋体" w:cs="宋体"/>
+              <w:rFonts w:ascii="宋体" w:eastAsia="宋体" w:hAnsi="宋体" w:cs="宋体" w:hint="eastAsia"/>
               <w:szCs w:val="24"/>
             </w:rPr>
             <w:fldChar w:fldCharType="begin"/>
           </w:r>
           <w:r>
             <w:rPr>
-              <w:rFonts w:hint="eastAsia" w:ascii="宋体" w:hAnsi="宋体" w:eastAsia="宋体" w:cs="宋体"/>
+              <w:rFonts w:ascii="宋体" w:eastAsia="宋体" w:hAnsi="宋体" w:cs="宋体" w:hint="eastAsia"/>
               <w:szCs w:val="24"/>
             </w:rPr>
             <w:instrText xml:space="preserve"> HYPERLINK \l _Toc27705 </w:instrText>
           </w:r>
           <w:r>
             <w:rPr>
-              <w:rFonts w:hint="eastAsia" w:ascii="宋体" w:hAnsi="宋体" w:eastAsia="宋体" w:cs="宋体"/>
+              <w:rFonts w:ascii="宋体" w:eastAsia="宋体" w:hAnsi="宋体" w:cs="宋体" w:hint="eastAsia"/>
               <w:szCs w:val="24"/>
             </w:rPr>
             <w:fldChar w:fldCharType="separate"/>
@@ -2482,7 +2377,7 @@
           </w:r>
           <w:r>
             <w:rPr>
-              <w:rFonts w:hint="eastAsia" w:ascii="宋体" w:hAnsi="宋体" w:eastAsia="宋体" w:cs="宋体"/>
+              <w:rFonts w:ascii="宋体" w:eastAsia="宋体" w:hAnsi="宋体" w:cs="宋体" w:hint="eastAsia"/>
               <w:szCs w:val="24"/>
             </w:rPr>
             <w:fldChar w:fldCharType="end"/>
@@ -2490,28 +2385,28 @@
         </w:p>
         <w:p>
           <w:pPr>
-            <w:pStyle w:val="16"/>
+            <w:pStyle w:val="TOC1"/>
             <w:tabs>
               <w:tab w:val="right" w:leader="dot" w:pos="8306"/>
             </w:tabs>
           </w:pPr>
           <w:r>
             <w:rPr>
-              <w:rFonts w:hint="eastAsia" w:ascii="宋体" w:hAnsi="宋体" w:eastAsia="宋体" w:cs="宋体"/>
+              <w:rFonts w:ascii="宋体" w:eastAsia="宋体" w:hAnsi="宋体" w:cs="宋体" w:hint="eastAsia"/>
               <w:szCs w:val="24"/>
             </w:rPr>
             <w:fldChar w:fldCharType="begin"/>
           </w:r>
           <w:r>
             <w:rPr>
-              <w:rFonts w:hint="eastAsia" w:ascii="宋体" w:hAnsi="宋体" w:eastAsia="宋体" w:cs="宋体"/>
+              <w:rFonts w:ascii="宋体" w:eastAsia="宋体" w:hAnsi="宋体" w:cs="宋体" w:hint="eastAsia"/>
               <w:szCs w:val="24"/>
             </w:rPr>
             <w:instrText xml:space="preserve"> HYPERLINK \l _Toc20523 </w:instrText>
           </w:r>
           <w:r>
             <w:rPr>
-              <w:rFonts w:hint="eastAsia" w:ascii="宋体" w:hAnsi="宋体" w:eastAsia="宋体" w:cs="宋体"/>
+              <w:rFonts w:ascii="宋体" w:eastAsia="宋体" w:hAnsi="宋体" w:cs="宋体" w:hint="eastAsia"/>
               <w:szCs w:val="24"/>
             </w:rPr>
             <w:fldChar w:fldCharType="separate"/>
@@ -2550,7 +2445,7 @@
           </w:r>
           <w:r>
             <w:rPr>
-              <w:rFonts w:hint="eastAsia" w:ascii="宋体" w:hAnsi="宋体" w:eastAsia="宋体" w:cs="宋体"/>
+              <w:rFonts w:ascii="宋体" w:eastAsia="宋体" w:hAnsi="宋体" w:cs="宋体" w:hint="eastAsia"/>
               <w:szCs w:val="24"/>
             </w:rPr>
             <w:fldChar w:fldCharType="end"/>
@@ -2558,28 +2453,28 @@
         </w:p>
         <w:p>
           <w:pPr>
-            <w:pStyle w:val="16"/>
+            <w:pStyle w:val="TOC1"/>
             <w:tabs>
               <w:tab w:val="right" w:leader="dot" w:pos="8306"/>
             </w:tabs>
           </w:pPr>
           <w:r>
             <w:rPr>
-              <w:rFonts w:hint="eastAsia" w:ascii="宋体" w:hAnsi="宋体" w:eastAsia="宋体" w:cs="宋体"/>
+              <w:rFonts w:ascii="宋体" w:eastAsia="宋体" w:hAnsi="宋体" w:cs="宋体" w:hint="eastAsia"/>
               <w:szCs w:val="24"/>
             </w:rPr>
             <w:fldChar w:fldCharType="begin"/>
           </w:r>
           <w:r>
             <w:rPr>
-              <w:rFonts w:hint="eastAsia" w:ascii="宋体" w:hAnsi="宋体" w:eastAsia="宋体" w:cs="宋体"/>
+              <w:rFonts w:ascii="宋体" w:eastAsia="宋体" w:hAnsi="宋体" w:cs="宋体" w:hint="eastAsia"/>
               <w:szCs w:val="24"/>
             </w:rPr>
             <w:instrText xml:space="preserve"> HYPERLINK \l _Toc2964 </w:instrText>
           </w:r>
           <w:r>
             <w:rPr>
-              <w:rFonts w:hint="eastAsia" w:ascii="宋体" w:hAnsi="宋体" w:eastAsia="宋体" w:cs="宋体"/>
+              <w:rFonts w:ascii="宋体" w:eastAsia="宋体" w:hAnsi="宋体" w:cs="宋体" w:hint="eastAsia"/>
               <w:szCs w:val="24"/>
             </w:rPr>
             <w:fldChar w:fldCharType="separate"/>
@@ -2617,7 +2512,7 @@
           </w:r>
           <w:r>
             <w:rPr>
-              <w:rFonts w:hint="eastAsia" w:ascii="宋体" w:hAnsi="宋体" w:eastAsia="宋体" w:cs="宋体"/>
+              <w:rFonts w:ascii="宋体" w:eastAsia="宋体" w:hAnsi="宋体" w:cs="宋体" w:hint="eastAsia"/>
               <w:szCs w:val="24"/>
             </w:rPr>
             <w:fldChar w:fldCharType="end"/>
@@ -2625,28 +2520,28 @@
         </w:p>
         <w:p>
           <w:pPr>
-            <w:pStyle w:val="17"/>
+            <w:pStyle w:val="TOC2"/>
             <w:tabs>
               <w:tab w:val="right" w:leader="dot" w:pos="8306"/>
             </w:tabs>
           </w:pPr>
           <w:r>
             <w:rPr>
-              <w:rFonts w:hint="eastAsia" w:ascii="宋体" w:hAnsi="宋体" w:eastAsia="宋体" w:cs="宋体"/>
+              <w:rFonts w:ascii="宋体" w:eastAsia="宋体" w:hAnsi="宋体" w:cs="宋体" w:hint="eastAsia"/>
               <w:szCs w:val="24"/>
             </w:rPr>
             <w:fldChar w:fldCharType="begin"/>
           </w:r>
           <w:r>
             <w:rPr>
-              <w:rFonts w:hint="eastAsia" w:ascii="宋体" w:hAnsi="宋体" w:eastAsia="宋体" w:cs="宋体"/>
+              <w:rFonts w:ascii="宋体" w:eastAsia="宋体" w:hAnsi="宋体" w:cs="宋体" w:hint="eastAsia"/>
               <w:szCs w:val="24"/>
             </w:rPr>
             <w:instrText xml:space="preserve"> HYPERLINK \l _Toc24463 </w:instrText>
           </w:r>
           <w:r>
             <w:rPr>
-              <w:rFonts w:hint="eastAsia" w:ascii="宋体" w:hAnsi="宋体" w:eastAsia="宋体" w:cs="宋体"/>
+              <w:rFonts w:ascii="宋体" w:eastAsia="宋体" w:hAnsi="宋体" w:cs="宋体" w:hint="eastAsia"/>
               <w:szCs w:val="24"/>
             </w:rPr>
             <w:fldChar w:fldCharType="separate"/>
@@ -2690,7 +2585,7 @@
           </w:r>
           <w:r>
             <w:rPr>
-              <w:rFonts w:hint="eastAsia" w:ascii="宋体" w:hAnsi="宋体" w:eastAsia="宋体" w:cs="宋体"/>
+              <w:rFonts w:ascii="宋体" w:eastAsia="宋体" w:hAnsi="宋体" w:cs="宋体" w:hint="eastAsia"/>
               <w:szCs w:val="24"/>
             </w:rPr>
             <w:fldChar w:fldCharType="end"/>
@@ -2698,28 +2593,28 @@
         </w:p>
         <w:p>
           <w:pPr>
-            <w:pStyle w:val="17"/>
+            <w:pStyle w:val="TOC2"/>
             <w:tabs>
               <w:tab w:val="right" w:leader="dot" w:pos="8306"/>
             </w:tabs>
           </w:pPr>
           <w:r>
             <w:rPr>
-              <w:rFonts w:hint="eastAsia" w:ascii="宋体" w:hAnsi="宋体" w:eastAsia="宋体" w:cs="宋体"/>
+              <w:rFonts w:ascii="宋体" w:eastAsia="宋体" w:hAnsi="宋体" w:cs="宋体" w:hint="eastAsia"/>
               <w:szCs w:val="24"/>
             </w:rPr>
             <w:fldChar w:fldCharType="begin"/>
           </w:r>
           <w:r>
             <w:rPr>
-              <w:rFonts w:hint="eastAsia" w:ascii="宋体" w:hAnsi="宋体" w:eastAsia="宋体" w:cs="宋体"/>
+              <w:rFonts w:ascii="宋体" w:eastAsia="宋体" w:hAnsi="宋体" w:cs="宋体" w:hint="eastAsia"/>
               <w:szCs w:val="24"/>
             </w:rPr>
             <w:instrText xml:space="preserve"> HYPERLINK \l _Toc23853 </w:instrText>
           </w:r>
           <w:r>
             <w:rPr>
-              <w:rFonts w:hint="eastAsia" w:ascii="宋体" w:hAnsi="宋体" w:eastAsia="宋体" w:cs="宋体"/>
+              <w:rFonts w:ascii="宋体" w:eastAsia="宋体" w:hAnsi="宋体" w:cs="宋体" w:hint="eastAsia"/>
               <w:szCs w:val="24"/>
             </w:rPr>
             <w:fldChar w:fldCharType="separate"/>
@@ -2756,7 +2651,7 @@
           </w:r>
           <w:r>
             <w:rPr>
-              <w:rFonts w:hint="eastAsia" w:ascii="宋体" w:hAnsi="宋体" w:eastAsia="宋体" w:cs="宋体"/>
+              <w:rFonts w:ascii="宋体" w:eastAsia="宋体" w:hAnsi="宋体" w:cs="宋体" w:hint="eastAsia"/>
               <w:szCs w:val="24"/>
             </w:rPr>
             <w:fldChar w:fldCharType="end"/>
@@ -2764,28 +2659,28 @@
         </w:p>
         <w:p>
           <w:pPr>
-            <w:pStyle w:val="16"/>
+            <w:pStyle w:val="TOC1"/>
             <w:tabs>
               <w:tab w:val="right" w:leader="dot" w:pos="8306"/>
             </w:tabs>
           </w:pPr>
           <w:r>
             <w:rPr>
-              <w:rFonts w:hint="eastAsia" w:ascii="宋体" w:hAnsi="宋体" w:eastAsia="宋体" w:cs="宋体"/>
+              <w:rFonts w:ascii="宋体" w:eastAsia="宋体" w:hAnsi="宋体" w:cs="宋体" w:hint="eastAsia"/>
               <w:szCs w:val="24"/>
             </w:rPr>
             <w:fldChar w:fldCharType="begin"/>
           </w:r>
           <w:r>
             <w:rPr>
-              <w:rFonts w:hint="eastAsia" w:ascii="宋体" w:hAnsi="宋体" w:eastAsia="宋体" w:cs="宋体"/>
+              <w:rFonts w:ascii="宋体" w:eastAsia="宋体" w:hAnsi="宋体" w:cs="宋体" w:hint="eastAsia"/>
               <w:szCs w:val="24"/>
             </w:rPr>
             <w:instrText xml:space="preserve"> HYPERLINK \l _Toc4884 </w:instrText>
           </w:r>
           <w:r>
             <w:rPr>
-              <w:rFonts w:hint="eastAsia" w:ascii="宋体" w:hAnsi="宋体" w:eastAsia="宋体" w:cs="宋体"/>
+              <w:rFonts w:ascii="宋体" w:eastAsia="宋体" w:hAnsi="宋体" w:cs="宋体" w:hint="eastAsia"/>
               <w:szCs w:val="24"/>
             </w:rPr>
             <w:fldChar w:fldCharType="separate"/>
@@ -2824,7 +2719,7 @@
           </w:r>
           <w:r>
             <w:rPr>
-              <w:rFonts w:hint="eastAsia" w:ascii="宋体" w:hAnsi="宋体" w:eastAsia="宋体" w:cs="宋体"/>
+              <w:rFonts w:ascii="宋体" w:eastAsia="宋体" w:hAnsi="宋体" w:cs="宋体" w:hint="eastAsia"/>
               <w:szCs w:val="24"/>
             </w:rPr>
             <w:fldChar w:fldCharType="end"/>
@@ -2832,28 +2727,28 @@
         </w:p>
         <w:p>
           <w:pPr>
-            <w:pStyle w:val="17"/>
+            <w:pStyle w:val="TOC2"/>
             <w:tabs>
               <w:tab w:val="right" w:leader="dot" w:pos="8306"/>
             </w:tabs>
           </w:pPr>
           <w:r>
             <w:rPr>
-              <w:rFonts w:hint="eastAsia" w:ascii="宋体" w:hAnsi="宋体" w:eastAsia="宋体" w:cs="宋体"/>
+              <w:rFonts w:ascii="宋体" w:eastAsia="宋体" w:hAnsi="宋体" w:cs="宋体" w:hint="eastAsia"/>
               <w:szCs w:val="24"/>
             </w:rPr>
             <w:fldChar w:fldCharType="begin"/>
           </w:r>
           <w:r>
             <w:rPr>
-              <w:rFonts w:hint="eastAsia" w:ascii="宋体" w:hAnsi="宋体" w:eastAsia="宋体" w:cs="宋体"/>
+              <w:rFonts w:ascii="宋体" w:eastAsia="宋体" w:hAnsi="宋体" w:cs="宋体" w:hint="eastAsia"/>
               <w:szCs w:val="24"/>
             </w:rPr>
             <w:instrText xml:space="preserve"> HYPERLINK \l _Toc21199 </w:instrText>
           </w:r>
           <w:r>
             <w:rPr>
-              <w:rFonts w:hint="eastAsia" w:ascii="宋体" w:hAnsi="宋体" w:eastAsia="宋体" w:cs="宋体"/>
+              <w:rFonts w:ascii="宋体" w:eastAsia="宋体" w:hAnsi="宋体" w:cs="宋体" w:hint="eastAsia"/>
               <w:szCs w:val="24"/>
             </w:rPr>
             <w:fldChar w:fldCharType="separate"/>
@@ -2885,7 +2780,7 @@
           </w:r>
           <w:r>
             <w:rPr>
-              <w:rFonts w:hint="eastAsia" w:ascii="宋体" w:hAnsi="宋体" w:eastAsia="宋体" w:cs="宋体"/>
+              <w:rFonts w:ascii="宋体" w:eastAsia="宋体" w:hAnsi="宋体" w:cs="宋体" w:hint="eastAsia"/>
               <w:szCs w:val="24"/>
             </w:rPr>
             <w:fldChar w:fldCharType="end"/>
@@ -2893,28 +2788,28 @@
         </w:p>
         <w:p>
           <w:pPr>
-            <w:pStyle w:val="17"/>
+            <w:pStyle w:val="TOC2"/>
             <w:tabs>
               <w:tab w:val="right" w:leader="dot" w:pos="8306"/>
             </w:tabs>
           </w:pPr>
           <w:r>
             <w:rPr>
-              <w:rFonts w:hint="eastAsia" w:ascii="宋体" w:hAnsi="宋体" w:eastAsia="宋体" w:cs="宋体"/>
+              <w:rFonts w:ascii="宋体" w:eastAsia="宋体" w:hAnsi="宋体" w:cs="宋体" w:hint="eastAsia"/>
               <w:szCs w:val="24"/>
             </w:rPr>
             <w:fldChar w:fldCharType="begin"/>
           </w:r>
           <w:r>
             <w:rPr>
-              <w:rFonts w:hint="eastAsia" w:ascii="宋体" w:hAnsi="宋体" w:eastAsia="宋体" w:cs="宋体"/>
+              <w:rFonts w:ascii="宋体" w:eastAsia="宋体" w:hAnsi="宋体" w:cs="宋体" w:hint="eastAsia"/>
               <w:szCs w:val="24"/>
             </w:rPr>
             <w:instrText xml:space="preserve"> HYPERLINK \l _Toc26171 </w:instrText>
           </w:r>
           <w:r>
             <w:rPr>
-              <w:rFonts w:hint="eastAsia" w:ascii="宋体" w:hAnsi="宋体" w:eastAsia="宋体" w:cs="宋体"/>
+              <w:rFonts w:ascii="宋体" w:eastAsia="宋体" w:hAnsi="宋体" w:cs="宋体" w:hint="eastAsia"/>
               <w:szCs w:val="24"/>
             </w:rPr>
             <w:fldChar w:fldCharType="separate"/>
@@ -2946,7 +2841,7 @@
           </w:r>
           <w:r>
             <w:rPr>
-              <w:rFonts w:hint="eastAsia" w:ascii="宋体" w:hAnsi="宋体" w:eastAsia="宋体" w:cs="宋体"/>
+              <w:rFonts w:ascii="宋体" w:eastAsia="宋体" w:hAnsi="宋体" w:cs="宋体" w:hint="eastAsia"/>
               <w:szCs w:val="24"/>
             </w:rPr>
             <w:fldChar w:fldCharType="end"/>
@@ -2954,28 +2849,28 @@
         </w:p>
         <w:p>
           <w:pPr>
-            <w:pStyle w:val="17"/>
+            <w:pStyle w:val="TOC2"/>
             <w:tabs>
               <w:tab w:val="right" w:leader="dot" w:pos="8306"/>
             </w:tabs>
           </w:pPr>
           <w:r>
             <w:rPr>
-              <w:rFonts w:hint="eastAsia" w:ascii="宋体" w:hAnsi="宋体" w:eastAsia="宋体" w:cs="宋体"/>
+              <w:rFonts w:ascii="宋体" w:eastAsia="宋体" w:hAnsi="宋体" w:cs="宋体" w:hint="eastAsia"/>
               <w:szCs w:val="24"/>
             </w:rPr>
             <w:fldChar w:fldCharType="begin"/>
           </w:r>
           <w:r>
             <w:rPr>
-              <w:rFonts w:hint="eastAsia" w:ascii="宋体" w:hAnsi="宋体" w:eastAsia="宋体" w:cs="宋体"/>
+              <w:rFonts w:ascii="宋体" w:eastAsia="宋体" w:hAnsi="宋体" w:cs="宋体" w:hint="eastAsia"/>
               <w:szCs w:val="24"/>
             </w:rPr>
             <w:instrText xml:space="preserve"> HYPERLINK \l _Toc3920 </w:instrText>
           </w:r>
           <w:r>
             <w:rPr>
-              <w:rFonts w:hint="eastAsia" w:ascii="宋体" w:hAnsi="宋体" w:eastAsia="宋体" w:cs="宋体"/>
+              <w:rFonts w:ascii="宋体" w:eastAsia="宋体" w:hAnsi="宋体" w:cs="宋体" w:hint="eastAsia"/>
               <w:szCs w:val="24"/>
             </w:rPr>
             <w:fldChar w:fldCharType="separate"/>
@@ -3007,7 +2902,7 @@
           </w:r>
           <w:r>
             <w:rPr>
-              <w:rFonts w:hint="eastAsia" w:ascii="宋体" w:hAnsi="宋体" w:eastAsia="宋体" w:cs="宋体"/>
+              <w:rFonts w:ascii="宋体" w:eastAsia="宋体" w:hAnsi="宋体" w:cs="宋体" w:hint="eastAsia"/>
               <w:szCs w:val="24"/>
             </w:rPr>
             <w:fldChar w:fldCharType="end"/>
@@ -3015,28 +2910,28 @@
         </w:p>
         <w:p>
           <w:pPr>
-            <w:pStyle w:val="17"/>
+            <w:pStyle w:val="TOC2"/>
             <w:tabs>
               <w:tab w:val="right" w:leader="dot" w:pos="8306"/>
             </w:tabs>
           </w:pPr>
           <w:r>
             <w:rPr>
-              <w:rFonts w:hint="eastAsia" w:ascii="宋体" w:hAnsi="宋体" w:eastAsia="宋体" w:cs="宋体"/>
+              <w:rFonts w:ascii="宋体" w:eastAsia="宋体" w:hAnsi="宋体" w:cs="宋体" w:hint="eastAsia"/>
               <w:szCs w:val="24"/>
             </w:rPr>
             <w:fldChar w:fldCharType="begin"/>
           </w:r>
           <w:r>
             <w:rPr>
-              <w:rFonts w:hint="eastAsia" w:ascii="宋体" w:hAnsi="宋体" w:eastAsia="宋体" w:cs="宋体"/>
+              <w:rFonts w:ascii="宋体" w:eastAsia="宋体" w:hAnsi="宋体" w:cs="宋体" w:hint="eastAsia"/>
               <w:szCs w:val="24"/>
             </w:rPr>
             <w:instrText xml:space="preserve"> HYPERLINK \l _Toc6262 </w:instrText>
           </w:r>
           <w:r>
             <w:rPr>
-              <w:rFonts w:hint="eastAsia" w:ascii="宋体" w:hAnsi="宋体" w:eastAsia="宋体" w:cs="宋体"/>
+              <w:rFonts w:ascii="宋体" w:eastAsia="宋体" w:hAnsi="宋体" w:cs="宋体" w:hint="eastAsia"/>
               <w:szCs w:val="24"/>
             </w:rPr>
             <w:fldChar w:fldCharType="separate"/>
@@ -3068,7 +2963,7 @@
           </w:r>
           <w:r>
             <w:rPr>
-              <w:rFonts w:hint="eastAsia" w:ascii="宋体" w:hAnsi="宋体" w:eastAsia="宋体" w:cs="宋体"/>
+              <w:rFonts w:ascii="宋体" w:eastAsia="宋体" w:hAnsi="宋体" w:cs="宋体" w:hint="eastAsia"/>
               <w:szCs w:val="24"/>
             </w:rPr>
             <w:fldChar w:fldCharType="end"/>
@@ -3076,28 +2971,28 @@
         </w:p>
         <w:p>
           <w:pPr>
-            <w:pStyle w:val="13"/>
+            <w:pStyle w:val="TOC3"/>
             <w:tabs>
               <w:tab w:val="right" w:leader="dot" w:pos="8306"/>
             </w:tabs>
           </w:pPr>
           <w:r>
             <w:rPr>
-              <w:rFonts w:hint="eastAsia" w:ascii="宋体" w:hAnsi="宋体" w:eastAsia="宋体" w:cs="宋体"/>
+              <w:rFonts w:ascii="宋体" w:eastAsia="宋体" w:hAnsi="宋体" w:cs="宋体" w:hint="eastAsia"/>
               <w:szCs w:val="24"/>
             </w:rPr>
             <w:fldChar w:fldCharType="begin"/>
           </w:r>
           <w:r>
             <w:rPr>
-              <w:rFonts w:hint="eastAsia" w:ascii="宋体" w:hAnsi="宋体" w:eastAsia="宋体" w:cs="宋体"/>
+              <w:rFonts w:ascii="宋体" w:eastAsia="宋体" w:hAnsi="宋体" w:cs="宋体" w:hint="eastAsia"/>
               <w:szCs w:val="24"/>
             </w:rPr>
             <w:instrText xml:space="preserve"> HYPERLINK \l _Toc9348 </w:instrText>
           </w:r>
           <w:r>
             <w:rPr>
-              <w:rFonts w:hint="eastAsia" w:ascii="宋体" w:hAnsi="宋体" w:eastAsia="宋体" w:cs="宋体"/>
+              <w:rFonts w:ascii="宋体" w:eastAsia="宋体" w:hAnsi="宋体" w:cs="宋体" w:hint="eastAsia"/>
               <w:szCs w:val="24"/>
             </w:rPr>
             <w:fldChar w:fldCharType="separate"/>
@@ -3129,7 +3024,7 @@
           </w:r>
           <w:r>
             <w:rPr>
-              <w:rFonts w:hint="eastAsia" w:ascii="宋体" w:hAnsi="宋体" w:eastAsia="宋体" w:cs="宋体"/>
+              <w:rFonts w:ascii="宋体" w:eastAsia="宋体" w:hAnsi="宋体" w:cs="宋体" w:hint="eastAsia"/>
               <w:szCs w:val="24"/>
             </w:rPr>
             <w:fldChar w:fldCharType="end"/>
@@ -3137,28 +3032,28 @@
         </w:p>
         <w:p>
           <w:pPr>
-            <w:pStyle w:val="13"/>
+            <w:pStyle w:val="TOC3"/>
             <w:tabs>
               <w:tab w:val="right" w:leader="dot" w:pos="8306"/>
             </w:tabs>
           </w:pPr>
           <w:r>
             <w:rPr>
-              <w:rFonts w:hint="eastAsia" w:ascii="宋体" w:hAnsi="宋体" w:eastAsia="宋体" w:cs="宋体"/>
+              <w:rFonts w:ascii="宋体" w:eastAsia="宋体" w:hAnsi="宋体" w:cs="宋体" w:hint="eastAsia"/>
               <w:szCs w:val="24"/>
             </w:rPr>
             <w:fldChar w:fldCharType="begin"/>
           </w:r>
           <w:r>
             <w:rPr>
-              <w:rFonts w:hint="eastAsia" w:ascii="宋体" w:hAnsi="宋体" w:eastAsia="宋体" w:cs="宋体"/>
+              <w:rFonts w:ascii="宋体" w:eastAsia="宋体" w:hAnsi="宋体" w:cs="宋体" w:hint="eastAsia"/>
               <w:szCs w:val="24"/>
             </w:rPr>
             <w:instrText xml:space="preserve"> HYPERLINK \l _Toc11211 </w:instrText>
           </w:r>
           <w:r>
             <w:rPr>
-              <w:rFonts w:hint="eastAsia" w:ascii="宋体" w:hAnsi="宋体" w:eastAsia="宋体" w:cs="宋体"/>
+              <w:rFonts w:ascii="宋体" w:eastAsia="宋体" w:hAnsi="宋体" w:cs="宋体" w:hint="eastAsia"/>
               <w:szCs w:val="24"/>
             </w:rPr>
             <w:fldChar w:fldCharType="separate"/>
@@ -3190,7 +3085,7 @@
           </w:r>
           <w:r>
             <w:rPr>
-              <w:rFonts w:hint="eastAsia" w:ascii="宋体" w:hAnsi="宋体" w:eastAsia="宋体" w:cs="宋体"/>
+              <w:rFonts w:ascii="宋体" w:eastAsia="宋体" w:hAnsi="宋体" w:cs="宋体" w:hint="eastAsia"/>
               <w:szCs w:val="24"/>
             </w:rPr>
             <w:fldChar w:fldCharType="end"/>
@@ -3198,28 +3093,28 @@
         </w:p>
         <w:p>
           <w:pPr>
-            <w:pStyle w:val="13"/>
+            <w:pStyle w:val="TOC3"/>
             <w:tabs>
               <w:tab w:val="right" w:leader="dot" w:pos="8306"/>
             </w:tabs>
           </w:pPr>
           <w:r>
             <w:rPr>
-              <w:rFonts w:hint="eastAsia" w:ascii="宋体" w:hAnsi="宋体" w:eastAsia="宋体" w:cs="宋体"/>
+              <w:rFonts w:ascii="宋体" w:eastAsia="宋体" w:hAnsi="宋体" w:cs="宋体" w:hint="eastAsia"/>
               <w:szCs w:val="24"/>
             </w:rPr>
             <w:fldChar w:fldCharType="begin"/>
           </w:r>
           <w:r>
             <w:rPr>
-              <w:rFonts w:hint="eastAsia" w:ascii="宋体" w:hAnsi="宋体" w:eastAsia="宋体" w:cs="宋体"/>
+              <w:rFonts w:ascii="宋体" w:eastAsia="宋体" w:hAnsi="宋体" w:cs="宋体" w:hint="eastAsia"/>
               <w:szCs w:val="24"/>
             </w:rPr>
             <w:instrText xml:space="preserve"> HYPERLINK \l _Toc28114 </w:instrText>
           </w:r>
           <w:r>
             <w:rPr>
-              <w:rFonts w:hint="eastAsia" w:ascii="宋体" w:hAnsi="宋体" w:eastAsia="宋体" w:cs="宋体"/>
+              <w:rFonts w:ascii="宋体" w:eastAsia="宋体" w:hAnsi="宋体" w:cs="宋体" w:hint="eastAsia"/>
               <w:szCs w:val="24"/>
             </w:rPr>
             <w:fldChar w:fldCharType="separate"/>
@@ -3251,7 +3146,7 @@
           </w:r>
           <w:r>
             <w:rPr>
-              <w:rFonts w:hint="eastAsia" w:ascii="宋体" w:hAnsi="宋体" w:eastAsia="宋体" w:cs="宋体"/>
+              <w:rFonts w:ascii="宋体" w:eastAsia="宋体" w:hAnsi="宋体" w:cs="宋体" w:hint="eastAsia"/>
               <w:szCs w:val="24"/>
             </w:rPr>
             <w:fldChar w:fldCharType="end"/>
@@ -3259,28 +3154,28 @@
         </w:p>
         <w:p>
           <w:pPr>
-            <w:pStyle w:val="13"/>
+            <w:pStyle w:val="TOC3"/>
             <w:tabs>
               <w:tab w:val="right" w:leader="dot" w:pos="8306"/>
             </w:tabs>
           </w:pPr>
           <w:r>
             <w:rPr>
-              <w:rFonts w:hint="eastAsia" w:ascii="宋体" w:hAnsi="宋体" w:eastAsia="宋体" w:cs="宋体"/>
+              <w:rFonts w:ascii="宋体" w:eastAsia="宋体" w:hAnsi="宋体" w:cs="宋体" w:hint="eastAsia"/>
               <w:szCs w:val="24"/>
             </w:rPr>
             <w:fldChar w:fldCharType="begin"/>
           </w:r>
           <w:r>
             <w:rPr>
-              <w:rFonts w:hint="eastAsia" w:ascii="宋体" w:hAnsi="宋体" w:eastAsia="宋体" w:cs="宋体"/>
+              <w:rFonts w:ascii="宋体" w:eastAsia="宋体" w:hAnsi="宋体" w:cs="宋体" w:hint="eastAsia"/>
               <w:szCs w:val="24"/>
             </w:rPr>
             <w:instrText xml:space="preserve"> HYPERLINK \l _Toc20886 </w:instrText>
           </w:r>
           <w:r>
             <w:rPr>
-              <w:rFonts w:hint="eastAsia" w:ascii="宋体" w:hAnsi="宋体" w:eastAsia="宋体" w:cs="宋体"/>
+              <w:rFonts w:ascii="宋体" w:eastAsia="宋体" w:hAnsi="宋体" w:cs="宋体" w:hint="eastAsia"/>
               <w:szCs w:val="24"/>
             </w:rPr>
             <w:fldChar w:fldCharType="separate"/>
@@ -3312,7 +3207,7 @@
           </w:r>
           <w:r>
             <w:rPr>
-              <w:rFonts w:hint="eastAsia" w:ascii="宋体" w:hAnsi="宋体" w:eastAsia="宋体" w:cs="宋体"/>
+              <w:rFonts w:ascii="宋体" w:eastAsia="宋体" w:hAnsi="宋体" w:cs="宋体" w:hint="eastAsia"/>
               <w:szCs w:val="24"/>
             </w:rPr>
             <w:fldChar w:fldCharType="end"/>
@@ -3320,28 +3215,28 @@
         </w:p>
         <w:p>
           <w:pPr>
-            <w:pStyle w:val="13"/>
+            <w:pStyle w:val="TOC3"/>
             <w:tabs>
               <w:tab w:val="right" w:leader="dot" w:pos="8306"/>
             </w:tabs>
           </w:pPr>
           <w:r>
             <w:rPr>
-              <w:rFonts w:hint="eastAsia" w:ascii="宋体" w:hAnsi="宋体" w:eastAsia="宋体" w:cs="宋体"/>
+              <w:rFonts w:ascii="宋体" w:eastAsia="宋体" w:hAnsi="宋体" w:cs="宋体" w:hint="eastAsia"/>
               <w:szCs w:val="24"/>
             </w:rPr>
             <w:fldChar w:fldCharType="begin"/>
           </w:r>
           <w:r>
             <w:rPr>
-              <w:rFonts w:hint="eastAsia" w:ascii="宋体" w:hAnsi="宋体" w:eastAsia="宋体" w:cs="宋体"/>
+              <w:rFonts w:ascii="宋体" w:eastAsia="宋体" w:hAnsi="宋体" w:cs="宋体" w:hint="eastAsia"/>
               <w:szCs w:val="24"/>
             </w:rPr>
             <w:instrText xml:space="preserve"> HYPERLINK \l _Toc21620 </w:instrText>
           </w:r>
           <w:r>
             <w:rPr>
-              <w:rFonts w:hint="eastAsia" w:ascii="宋体" w:hAnsi="宋体" w:eastAsia="宋体" w:cs="宋体"/>
+              <w:rFonts w:ascii="宋体" w:eastAsia="宋体" w:hAnsi="宋体" w:cs="宋体" w:hint="eastAsia"/>
               <w:szCs w:val="24"/>
             </w:rPr>
             <w:fldChar w:fldCharType="separate"/>
@@ -3373,7 +3268,7 @@
           </w:r>
           <w:r>
             <w:rPr>
-              <w:rFonts w:hint="eastAsia" w:ascii="宋体" w:hAnsi="宋体" w:eastAsia="宋体" w:cs="宋体"/>
+              <w:rFonts w:ascii="宋体" w:eastAsia="宋体" w:hAnsi="宋体" w:cs="宋体" w:hint="eastAsia"/>
               <w:szCs w:val="24"/>
             </w:rPr>
             <w:fldChar w:fldCharType="end"/>
@@ -3381,28 +3276,28 @@
         </w:p>
         <w:p>
           <w:pPr>
-            <w:pStyle w:val="17"/>
+            <w:pStyle w:val="TOC2"/>
             <w:tabs>
               <w:tab w:val="right" w:leader="dot" w:pos="8306"/>
             </w:tabs>
           </w:pPr>
           <w:r>
             <w:rPr>
-              <w:rFonts w:hint="eastAsia" w:ascii="宋体" w:hAnsi="宋体" w:eastAsia="宋体" w:cs="宋体"/>
+              <w:rFonts w:ascii="宋体" w:eastAsia="宋体" w:hAnsi="宋体" w:cs="宋体" w:hint="eastAsia"/>
               <w:szCs w:val="24"/>
             </w:rPr>
             <w:fldChar w:fldCharType="begin"/>
           </w:r>
           <w:r>
             <w:rPr>
-              <w:rFonts w:hint="eastAsia" w:ascii="宋体" w:hAnsi="宋体" w:eastAsia="宋体" w:cs="宋体"/>
+              <w:rFonts w:ascii="宋体" w:eastAsia="宋体" w:hAnsi="宋体" w:cs="宋体" w:hint="eastAsia"/>
               <w:szCs w:val="24"/>
             </w:rPr>
             <w:instrText xml:space="preserve"> HYPERLINK \l _Toc32331 </w:instrText>
           </w:r>
           <w:r>
             <w:rPr>
-              <w:rFonts w:hint="eastAsia" w:ascii="宋体" w:hAnsi="宋体" w:eastAsia="宋体" w:cs="宋体"/>
+              <w:rFonts w:ascii="宋体" w:eastAsia="宋体" w:hAnsi="宋体" w:cs="宋体" w:hint="eastAsia"/>
               <w:szCs w:val="24"/>
             </w:rPr>
             <w:fldChar w:fldCharType="separate"/>
@@ -3434,7 +3329,7 @@
           </w:r>
           <w:r>
             <w:rPr>
-              <w:rFonts w:hint="eastAsia" w:ascii="宋体" w:hAnsi="宋体" w:eastAsia="宋体" w:cs="宋体"/>
+              <w:rFonts w:ascii="宋体" w:eastAsia="宋体" w:hAnsi="宋体" w:cs="宋体" w:hint="eastAsia"/>
               <w:szCs w:val="24"/>
             </w:rPr>
             <w:fldChar w:fldCharType="end"/>
@@ -3442,28 +3337,28 @@
         </w:p>
         <w:p>
           <w:pPr>
-            <w:pStyle w:val="17"/>
+            <w:pStyle w:val="TOC2"/>
             <w:tabs>
               <w:tab w:val="right" w:leader="dot" w:pos="8306"/>
             </w:tabs>
           </w:pPr>
           <w:r>
             <w:rPr>
-              <w:rFonts w:hint="eastAsia" w:ascii="宋体" w:hAnsi="宋体" w:eastAsia="宋体" w:cs="宋体"/>
+              <w:rFonts w:ascii="宋体" w:eastAsia="宋体" w:hAnsi="宋体" w:cs="宋体" w:hint="eastAsia"/>
               <w:szCs w:val="24"/>
             </w:rPr>
             <w:fldChar w:fldCharType="begin"/>
           </w:r>
           <w:r>
             <w:rPr>
-              <w:rFonts w:hint="eastAsia" w:ascii="宋体" w:hAnsi="宋体" w:eastAsia="宋体" w:cs="宋体"/>
+              <w:rFonts w:ascii="宋体" w:eastAsia="宋体" w:hAnsi="宋体" w:cs="宋体" w:hint="eastAsia"/>
               <w:szCs w:val="24"/>
             </w:rPr>
             <w:instrText xml:space="preserve"> HYPERLINK \l _Toc29349 </w:instrText>
           </w:r>
           <w:r>
             <w:rPr>
-              <w:rFonts w:hint="eastAsia" w:ascii="宋体" w:hAnsi="宋体" w:eastAsia="宋体" w:cs="宋体"/>
+              <w:rFonts w:ascii="宋体" w:eastAsia="宋体" w:hAnsi="宋体" w:cs="宋体" w:hint="eastAsia"/>
               <w:szCs w:val="24"/>
             </w:rPr>
             <w:fldChar w:fldCharType="separate"/>
@@ -3502,7 +3397,7 @@
           </w:r>
           <w:r>
             <w:rPr>
-              <w:rFonts w:hint="eastAsia" w:ascii="宋体" w:hAnsi="宋体" w:eastAsia="宋体" w:cs="宋体"/>
+              <w:rFonts w:ascii="宋体" w:eastAsia="宋体" w:hAnsi="宋体" w:cs="宋体" w:hint="eastAsia"/>
               <w:szCs w:val="24"/>
             </w:rPr>
             <w:fldChar w:fldCharType="end"/>
@@ -3510,42 +3405,42 @@
         </w:p>
         <w:p>
           <w:pPr>
-            <w:pStyle w:val="16"/>
+            <w:pStyle w:val="TOC1"/>
             <w:tabs>
               <w:tab w:val="right" w:leader="dot" w:pos="8306"/>
             </w:tabs>
           </w:pPr>
           <w:r>
             <w:rPr>
-              <w:rFonts w:hint="eastAsia" w:ascii="宋体" w:hAnsi="宋体" w:eastAsia="宋体" w:cs="宋体"/>
+              <w:rFonts w:ascii="宋体" w:eastAsia="宋体" w:hAnsi="宋体" w:cs="宋体" w:hint="eastAsia"/>
               <w:szCs w:val="24"/>
             </w:rPr>
             <w:fldChar w:fldCharType="begin"/>
           </w:r>
           <w:r>
             <w:rPr>
-              <w:rFonts w:hint="eastAsia" w:ascii="宋体" w:hAnsi="宋体" w:eastAsia="宋体" w:cs="宋体"/>
+              <w:rFonts w:ascii="宋体" w:eastAsia="宋体" w:hAnsi="宋体" w:cs="宋体" w:hint="eastAsia"/>
               <w:szCs w:val="24"/>
             </w:rPr>
             <w:instrText xml:space="preserve"> HYPERLINK \l _Toc25708 </w:instrText>
           </w:r>
           <w:r>
             <w:rPr>
-              <w:rFonts w:hint="eastAsia" w:ascii="宋体" w:hAnsi="宋体" w:eastAsia="宋体" w:cs="宋体"/>
+              <w:rFonts w:ascii="宋体" w:eastAsia="宋体" w:hAnsi="宋体" w:cs="宋体" w:hint="eastAsia"/>
               <w:szCs w:val="24"/>
             </w:rPr>
             <w:fldChar w:fldCharType="separate"/>
           </w:r>
           <w:r>
             <w:rPr>
-              <w:rFonts w:hint="default" w:eastAsia="宋体"/>
+              <w:rFonts w:eastAsia="宋体" w:hint="default"/>
               <w:lang w:val="en-US" w:eastAsia="zh-CN"/>
             </w:rPr>
             <w:t xml:space="preserve">5. </w:t>
           </w:r>
           <w:r>
             <w:rPr>
-              <w:rFonts w:hint="eastAsia" w:eastAsia="宋体"/>
+              <w:rFonts w:eastAsia="宋体" w:hint="eastAsia"/>
               <w:lang w:val="en-US" w:eastAsia="zh-CN"/>
             </w:rPr>
             <w:t>附则</w:t>
@@ -3570,7 +3465,7 @@
           </w:r>
           <w:r>
             <w:rPr>
-              <w:rFonts w:hint="eastAsia" w:ascii="宋体" w:hAnsi="宋体" w:eastAsia="宋体" w:cs="宋体"/>
+              <w:rFonts w:ascii="宋体" w:eastAsia="宋体" w:hAnsi="宋体" w:cs="宋体" w:hint="eastAsia"/>
               <w:szCs w:val="24"/>
             </w:rPr>
             <w:fldChar w:fldCharType="end"/>
@@ -3578,28 +3473,28 @@
         </w:p>
         <w:p>
           <w:pPr>
-            <w:pStyle w:val="16"/>
+            <w:pStyle w:val="TOC1"/>
             <w:tabs>
               <w:tab w:val="right" w:leader="dot" w:pos="8306"/>
             </w:tabs>
           </w:pPr>
           <w:r>
             <w:rPr>
-              <w:rFonts w:hint="eastAsia" w:ascii="宋体" w:hAnsi="宋体" w:eastAsia="宋体" w:cs="宋体"/>
+              <w:rFonts w:ascii="宋体" w:eastAsia="宋体" w:hAnsi="宋体" w:cs="宋体" w:hint="eastAsia"/>
               <w:szCs w:val="24"/>
             </w:rPr>
             <w:fldChar w:fldCharType="begin"/>
           </w:r>
           <w:r>
             <w:rPr>
-              <w:rFonts w:hint="eastAsia" w:ascii="宋体" w:hAnsi="宋体" w:eastAsia="宋体" w:cs="宋体"/>
+              <w:rFonts w:ascii="宋体" w:eastAsia="宋体" w:hAnsi="宋体" w:cs="宋体" w:hint="eastAsia"/>
               <w:szCs w:val="24"/>
             </w:rPr>
             <w:instrText xml:space="preserve"> HYPERLINK \l _Toc30024 </w:instrText>
           </w:r>
           <w:r>
             <w:rPr>
-              <w:rFonts w:hint="eastAsia" w:ascii="宋体" w:hAnsi="宋体" w:eastAsia="宋体" w:cs="宋体"/>
+              <w:rFonts w:ascii="宋体" w:eastAsia="宋体" w:hAnsi="宋体" w:cs="宋体" w:hint="eastAsia"/>
               <w:szCs w:val="24"/>
             </w:rPr>
             <w:fldChar w:fldCharType="separate"/>
@@ -3638,7 +3533,7 @@
           </w:r>
           <w:r>
             <w:rPr>
-              <w:rFonts w:hint="eastAsia" w:ascii="宋体" w:hAnsi="宋体" w:eastAsia="宋体" w:cs="宋体"/>
+              <w:rFonts w:ascii="宋体" w:eastAsia="宋体" w:hAnsi="宋体" w:cs="宋体" w:hint="eastAsia"/>
               <w:szCs w:val="24"/>
             </w:rPr>
             <w:fldChar w:fldCharType="end"/>
@@ -3646,28 +3541,28 @@
         </w:p>
         <w:p>
           <w:pPr>
-            <w:pStyle w:val="16"/>
+            <w:pStyle w:val="TOC1"/>
             <w:tabs>
               <w:tab w:val="right" w:leader="dot" w:pos="8306"/>
             </w:tabs>
           </w:pPr>
           <w:r>
             <w:rPr>
-              <w:rFonts w:hint="eastAsia" w:ascii="宋体" w:hAnsi="宋体" w:eastAsia="宋体" w:cs="宋体"/>
+              <w:rFonts w:ascii="宋体" w:eastAsia="宋体" w:hAnsi="宋体" w:cs="宋体" w:hint="eastAsia"/>
               <w:szCs w:val="24"/>
             </w:rPr>
             <w:fldChar w:fldCharType="begin"/>
           </w:r>
           <w:r>
             <w:rPr>
-              <w:rFonts w:hint="eastAsia" w:ascii="宋体" w:hAnsi="宋体" w:eastAsia="宋体" w:cs="宋体"/>
+              <w:rFonts w:ascii="宋体" w:eastAsia="宋体" w:hAnsi="宋体" w:cs="宋体" w:hint="eastAsia"/>
               <w:szCs w:val="24"/>
             </w:rPr>
             <w:instrText xml:space="preserve"> HYPERLINK \l _Toc22544 </w:instrText>
           </w:r>
           <w:r>
             <w:rPr>
-              <w:rFonts w:hint="eastAsia" w:ascii="宋体" w:hAnsi="宋体" w:eastAsia="宋体" w:cs="宋体"/>
+              <w:rFonts w:ascii="宋体" w:eastAsia="宋体" w:hAnsi="宋体" w:cs="宋体" w:hint="eastAsia"/>
               <w:szCs w:val="24"/>
             </w:rPr>
             <w:fldChar w:fldCharType="separate"/>
@@ -3706,7 +3601,7 @@
           </w:r>
           <w:r>
             <w:rPr>
-              <w:rFonts w:hint="eastAsia" w:ascii="宋体" w:hAnsi="宋体" w:eastAsia="宋体" w:cs="宋体"/>
+              <w:rFonts w:ascii="宋体" w:eastAsia="宋体" w:hAnsi="宋体" w:cs="宋体" w:hint="eastAsia"/>
               <w:szCs w:val="24"/>
             </w:rPr>
             <w:fldChar w:fldCharType="end"/>
@@ -3728,7 +3623,7 @@
             <w:snapToGrid w:val="0"/>
             <w:textAlignment w:val="baseline"/>
             <w:rPr>
-              <w:rFonts w:hint="eastAsia" w:ascii="宋体" w:hAnsi="宋体" w:eastAsia="宋体" w:cs="宋体"/>
+              <w:rFonts w:ascii="宋体" w:eastAsia="宋体" w:hAnsi="宋体" w:cs="宋体" w:hint="eastAsia"/>
               <w:snapToGrid w:val="0"/>
               <w:color w:val="000000"/>
               <w:kern w:val="0"/>
@@ -3739,7 +3634,7 @@
           </w:pPr>
           <w:r>
             <w:rPr>
-              <w:rFonts w:hint="eastAsia" w:ascii="宋体" w:hAnsi="宋体" w:eastAsia="宋体" w:cs="宋体"/>
+              <w:rFonts w:ascii="宋体" w:eastAsia="宋体" w:hAnsi="宋体" w:cs="宋体" w:hint="eastAsia"/>
               <w:szCs w:val="24"/>
             </w:rPr>
             <w:fldChar w:fldCharType="end"/>
@@ -3763,7 +3658,7 @@
         <w:snapToGrid w:val="0"/>
         <w:textAlignment w:val="baseline"/>
         <w:rPr>
-          <w:rFonts w:ascii="Arial" w:hAnsi="Arial" w:eastAsia="Arial" w:cs="Arial"/>
+          <w:rFonts w:ascii="Arial" w:eastAsia="Arial" w:hAnsi="Arial" w:cs="Arial"/>
           <w:snapToGrid w:val="0"/>
           <w:color w:val="000000"/>
           <w:kern w:val="0"/>
@@ -3774,7 +3669,7 @@
       </w:pPr>
       <w:r>
         <w:rPr>
-          <w:rFonts w:ascii="Arial" w:hAnsi="Arial" w:eastAsia="Arial" w:cs="Arial"/>
+          <w:rFonts w:ascii="Arial" w:eastAsia="Arial" w:hAnsi="Arial" w:cs="Arial"/>
           <w:snapToGrid w:val="0"/>
           <w:color w:val="000000"/>
           <w:kern w:val="0"/>
@@ -3787,7 +3682,7 @@
     </w:p>
     <w:p>
       <w:pPr>
-        <w:pStyle w:val="28"/>
+        <w:pStyle w:val="1"/>
         <w:keepNext w:val="0"/>
         <w:keepLines w:val="0"/>
         <w:pageBreakBefore w:val="0"/>
@@ -3802,7 +3697,7 @@
         <w:snapToGrid w:val="0"/>
         <w:textAlignment w:val="baseline"/>
       </w:pPr>
-      <w:bookmarkStart w:id="2" w:name="_Toc2757"/>
+      <w:bookmarkStart w:id="3" w:name="_Toc2757"/>
       <w:r>
         <w:rPr>
           <w:rFonts w:hint="eastAsia"/>
@@ -3810,11 +3705,11 @@
         </w:rPr>
         <w:t>总则</w:t>
       </w:r>
-      <w:bookmarkEnd w:id="2"/>
+      <w:bookmarkEnd w:id="3"/>
     </w:p>
     <w:p>
       <w:pPr>
-        <w:pStyle w:val="30"/>
+        <w:pStyle w:val="2"/>
         <w:keepNext w:val="0"/>
         <w:keepLines w:val="0"/>
         <w:pageBreakBefore w:val="0"/>
@@ -3833,7 +3728,7 @@
           <w:lang w:val="en-US" w:eastAsia="zh-CN"/>
         </w:rPr>
       </w:pPr>
-      <w:bookmarkStart w:id="3" w:name="_Toc5338"/>
+      <w:bookmarkStart w:id="4" w:name="_Toc5338"/>
       <w:r>
         <w:rPr>
           <w:rFonts w:hint="eastAsia"/>
@@ -3841,11 +3736,11 @@
         </w:rPr>
         <w:t>目的</w:t>
       </w:r>
-      <w:bookmarkEnd w:id="3"/>
+      <w:bookmarkEnd w:id="4"/>
     </w:p>
     <w:p>
       <w:pPr>
-        <w:pStyle w:val="29"/>
+        <w:pStyle w:val="a1"/>
         <w:keepNext w:val="0"/>
         <w:keepLines w:val="0"/>
         <w:pageBreakBefore w:val="0"/>
@@ -3874,7 +3769,7 @@
     </w:p>
     <w:p>
       <w:pPr>
-        <w:pStyle w:val="30"/>
+        <w:pStyle w:val="2"/>
         <w:keepNext w:val="0"/>
         <w:keepLines w:val="0"/>
         <w:pageBreakBefore w:val="0"/>
@@ -3893,7 +3788,7 @@
           <w:lang w:val="en-US" w:eastAsia="zh-CN"/>
         </w:rPr>
       </w:pPr>
-      <w:bookmarkStart w:id="4" w:name="_Toc26120"/>
+      <w:bookmarkStart w:id="5" w:name="_Toc26120"/>
       <w:r>
         <w:rPr>
           <w:rFonts w:hint="eastAsia"/>
@@ -3901,11 +3796,11 @@
         </w:rPr>
         <w:t>适用范围</w:t>
       </w:r>
-      <w:bookmarkEnd w:id="4"/>
+      <w:bookmarkEnd w:id="5"/>
     </w:p>
     <w:p>
       <w:pPr>
-        <w:pStyle w:val="29"/>
+        <w:pStyle w:val="a1"/>
         <w:keepNext w:val="0"/>
         <w:keepLines w:val="0"/>
         <w:pageBreakBefore w:val="0"/>
@@ -3934,7 +3829,7 @@
     </w:p>
     <w:p>
       <w:pPr>
-        <w:pStyle w:val="30"/>
+        <w:pStyle w:val="2"/>
         <w:keepNext w:val="0"/>
         <w:keepLines w:val="0"/>
         <w:pageBreakBefore w:val="0"/>
@@ -3953,7 +3848,7 @@
           <w:lang w:val="en-US" w:eastAsia="zh-CN"/>
         </w:rPr>
       </w:pPr>
-      <w:bookmarkStart w:id="5" w:name="_Toc14889"/>
+      <w:bookmarkStart w:id="6" w:name="_Toc14889"/>
       <w:r>
         <w:rPr>
           <w:rFonts w:hint="eastAsia"/>
@@ -3961,11 +3856,11 @@
         </w:rPr>
         <w:t>原则</w:t>
       </w:r>
-      <w:bookmarkEnd w:id="5"/>
+      <w:bookmarkEnd w:id="6"/>
     </w:p>
     <w:p>
       <w:pPr>
-        <w:pStyle w:val="29"/>
+        <w:pStyle w:val="a1"/>
         <w:keepNext w:val="0"/>
         <w:keepLines w:val="0"/>
         <w:pageBreakBefore w:val="0"/>
@@ -3994,7 +3889,7 @@
     </w:p>
     <w:p>
       <w:pPr>
-        <w:pStyle w:val="29"/>
+        <w:pStyle w:val="a1"/>
         <w:keepNext w:val="0"/>
         <w:keepLines w:val="0"/>
         <w:pageBreakBefore w:val="0"/>
@@ -4023,7 +3918,7 @@
     </w:p>
     <w:p>
       <w:pPr>
-        <w:pStyle w:val="29"/>
+        <w:pStyle w:val="a1"/>
         <w:keepNext w:val="0"/>
         <w:keepLines w:val="0"/>
         <w:pageBreakBefore w:val="0"/>
@@ -4052,7 +3947,7 @@
     </w:p>
     <w:p>
       <w:pPr>
-        <w:pStyle w:val="29"/>
+        <w:pStyle w:val="a1"/>
         <w:keepNext w:val="0"/>
         <w:keepLines w:val="0"/>
         <w:pageBreakBefore w:val="0"/>
@@ -4081,7 +3976,7 @@
     </w:p>
     <w:p>
       <w:pPr>
-        <w:pStyle w:val="30"/>
+        <w:pStyle w:val="2"/>
         <w:keepNext w:val="0"/>
         <w:keepLines w:val="0"/>
         <w:pageBreakBefore w:val="0"/>
@@ -4100,7 +3995,7 @@
           <w:lang w:val="en-US" w:eastAsia="zh-CN"/>
         </w:rPr>
       </w:pPr>
-      <w:bookmarkStart w:id="6" w:name="_Toc25847"/>
+      <w:bookmarkStart w:id="7" w:name="_Toc25847"/>
       <w:r>
         <w:rPr>
           <w:rFonts w:hint="eastAsia"/>
@@ -4108,11 +4003,11 @@
         </w:rPr>
         <w:t>岗位职责</w:t>
       </w:r>
-      <w:bookmarkEnd w:id="6"/>
+      <w:bookmarkEnd w:id="7"/>
     </w:p>
     <w:p>
       <w:pPr>
-        <w:pStyle w:val="31"/>
+        <w:pStyle w:val="3"/>
         <w:keepNext w:val="0"/>
         <w:keepLines w:val="0"/>
         <w:pageBreakBefore w:val="0"/>
@@ -4131,7 +4026,7 @@
           <w:lang w:val="en-US" w:eastAsia="zh-CN"/>
         </w:rPr>
       </w:pPr>
-      <w:bookmarkStart w:id="7" w:name="_Toc13414"/>
+      <w:bookmarkStart w:id="8" w:name="_Toc13414"/>
       <w:r>
         <w:rPr>
           <w:rFonts w:hint="default"/>
@@ -4139,11 +4034,11 @@
         </w:rPr>
         <w:t>运维部</w:t>
       </w:r>
-      <w:bookmarkEnd w:id="7"/>
+      <w:bookmarkEnd w:id="8"/>
     </w:p>
     <w:p>
       <w:pPr>
-        <w:pStyle w:val="29"/>
+        <w:pStyle w:val="a1"/>
         <w:keepNext w:val="0"/>
         <w:keepLines w:val="0"/>
         <w:pageBreakBefore w:val="0"/>
@@ -4172,7 +4067,7 @@
     </w:p>
     <w:p>
       <w:pPr>
-        <w:pStyle w:val="31"/>
+        <w:pStyle w:val="3"/>
         <w:keepNext w:val="0"/>
         <w:keepLines w:val="0"/>
         <w:pageBreakBefore w:val="0"/>
@@ -4191,7 +4086,7 @@
           <w:lang w:val="en-US" w:eastAsia="zh-CN"/>
         </w:rPr>
       </w:pPr>
-      <w:bookmarkStart w:id="8" w:name="_Toc17986"/>
+      <w:bookmarkStart w:id="9" w:name="_Toc17986"/>
       <w:r>
         <w:rPr>
           <w:rFonts w:hint="default"/>
@@ -4199,11 +4094,11 @@
         </w:rPr>
         <w:t>质量部</w:t>
       </w:r>
-      <w:bookmarkEnd w:id="8"/>
+      <w:bookmarkEnd w:id="9"/>
     </w:p>
     <w:p>
       <w:pPr>
-        <w:pStyle w:val="29"/>
+        <w:pStyle w:val="a1"/>
         <w:keepNext w:val="0"/>
         <w:keepLines w:val="0"/>
         <w:pageBreakBefore w:val="0"/>
@@ -4232,7 +4127,7 @@
     </w:p>
     <w:p>
       <w:pPr>
-        <w:pStyle w:val="29"/>
+        <w:pStyle w:val="a1"/>
         <w:keepNext w:val="0"/>
         <w:keepLines w:val="0"/>
         <w:pageBreakBefore w:val="0"/>
@@ -4254,7 +4149,7 @@
     </w:p>
     <w:p>
       <w:pPr>
-        <w:pStyle w:val="31"/>
+        <w:pStyle w:val="3"/>
         <w:keepNext w:val="0"/>
         <w:keepLines w:val="0"/>
         <w:pageBreakBefore w:val="0"/>
@@ -4273,7 +4168,7 @@
           <w:lang w:val="en-US" w:eastAsia="zh-CN"/>
         </w:rPr>
       </w:pPr>
-      <w:bookmarkStart w:id="9" w:name="_Toc296"/>
+      <w:bookmarkStart w:id="10" w:name="_Toc296"/>
       <w:r>
         <w:rPr>
           <w:rFonts w:hint="eastAsia"/>
@@ -4281,11 +4176,11 @@
         </w:rPr>
         <w:t>服务知识专员</w:t>
       </w:r>
-      <w:bookmarkEnd w:id="9"/>
+      <w:bookmarkEnd w:id="10"/>
     </w:p>
     <w:p>
       <w:pPr>
-        <w:pStyle w:val="29"/>
+        <w:pStyle w:val="a1"/>
         <w:keepNext w:val="0"/>
         <w:keepLines w:val="0"/>
         <w:pageBreakBefore w:val="0"/>
@@ -4314,7 +4209,7 @@
     </w:p>
     <w:p>
       <w:pPr>
-        <w:pStyle w:val="31"/>
+        <w:pStyle w:val="3"/>
         <w:keepNext w:val="0"/>
         <w:keepLines w:val="0"/>
         <w:pageBreakBefore w:val="0"/>
@@ -4333,7 +4228,7 @@
           <w:lang w:val="en-US" w:eastAsia="zh-CN"/>
         </w:rPr>
       </w:pPr>
-      <w:bookmarkStart w:id="10" w:name="_Toc27705"/>
+      <w:bookmarkStart w:id="11" w:name="_Toc27705"/>
       <w:r>
         <w:rPr>
           <w:rFonts w:hint="default"/>
@@ -4341,11 +4236,11 @@
         </w:rPr>
         <w:t>全体运维人员（知识提交人）</w:t>
       </w:r>
-      <w:bookmarkEnd w:id="10"/>
+      <w:bookmarkEnd w:id="11"/>
     </w:p>
     <w:p>
       <w:pPr>
-        <w:pStyle w:val="29"/>
+        <w:pStyle w:val="a1"/>
         <w:keepNext w:val="0"/>
         <w:keepLines w:val="0"/>
         <w:pageBreakBefore w:val="0"/>
@@ -4374,7 +4269,7 @@
     </w:p>
     <w:p>
       <w:pPr>
-        <w:pStyle w:val="28"/>
+        <w:pStyle w:val="1"/>
         <w:keepNext w:val="0"/>
         <w:keepLines w:val="0"/>
         <w:pageBreakBefore w:val="0"/>
@@ -4393,7 +4288,7 @@
           <w:lang w:val="en-US" w:eastAsia="zh-CN"/>
         </w:rPr>
       </w:pPr>
-      <w:bookmarkStart w:id="11" w:name="_Toc20523"/>
+      <w:bookmarkStart w:id="12" w:name="_Toc20523"/>
       <w:r>
         <w:rPr>
           <w:rFonts w:hint="eastAsia"/>
@@ -4401,11 +4296,11 @@
         </w:rPr>
         <w:t>引用依据</w:t>
       </w:r>
-      <w:bookmarkEnd w:id="11"/>
+      <w:bookmarkEnd w:id="12"/>
     </w:p>
     <w:p>
       <w:pPr>
-        <w:pStyle w:val="29"/>
+        <w:pStyle w:val="a1"/>
         <w:keepNext w:val="0"/>
         <w:keepLines w:val="0"/>
         <w:pageBreakBefore w:val="0"/>
@@ -4422,7 +4317,7 @@
         <w:bidi w:val="0"/>
         <w:adjustRightInd w:val="0"/>
         <w:snapToGrid w:val="0"/>
-        <w:ind w:left="425" w:leftChars="0" w:hanging="425" w:firstLineChars="0"/>
+        <w:ind w:left="425" w:hanging="425" w:leftChars="0" w:firstLineChars="0"/>
         <w:textAlignment w:val="baseline"/>
         <w:rPr>
           <w:rFonts w:hint="eastAsia"/>
@@ -4439,7 +4334,7 @@
     </w:p>
     <w:p>
       <w:pPr>
-        <w:pStyle w:val="29"/>
+        <w:pStyle w:val="a1"/>
         <w:keepNext w:val="0"/>
         <w:keepLines w:val="0"/>
         <w:pageBreakBefore w:val="0"/>
@@ -4456,7 +4351,7 @@
         <w:bidi w:val="0"/>
         <w:adjustRightInd w:val="0"/>
         <w:snapToGrid w:val="0"/>
-        <w:ind w:left="425" w:leftChars="0" w:hanging="425" w:firstLineChars="0"/>
+        <w:ind w:left="425" w:hanging="425" w:leftChars="0" w:firstLineChars="0"/>
         <w:textAlignment w:val="baseline"/>
         <w:rPr>
           <w:rFonts w:hint="eastAsia"/>
@@ -4473,7 +4368,7 @@
     </w:p>
     <w:p>
       <w:pPr>
-        <w:pStyle w:val="29"/>
+        <w:pStyle w:val="a1"/>
         <w:keepNext w:val="0"/>
         <w:keepLines w:val="0"/>
         <w:pageBreakBefore w:val="0"/>
@@ -4490,7 +4385,7 @@
         <w:bidi w:val="0"/>
         <w:adjustRightInd w:val="0"/>
         <w:snapToGrid w:val="0"/>
-        <w:ind w:left="425" w:leftChars="0" w:hanging="425" w:firstLineChars="0"/>
+        <w:ind w:left="425" w:hanging="425" w:leftChars="0" w:firstLineChars="0"/>
         <w:textAlignment w:val="baseline"/>
         <w:rPr>
           <w:rFonts w:hint="eastAsia"/>
@@ -4507,7 +4402,7 @@
     </w:p>
     <w:p>
       <w:pPr>
-        <w:pStyle w:val="29"/>
+        <w:pStyle w:val="a1"/>
         <w:keepNext w:val="0"/>
         <w:keepLines w:val="0"/>
         <w:pageBreakBefore w:val="0"/>
@@ -4524,7 +4419,7 @@
         <w:bidi w:val="0"/>
         <w:adjustRightInd w:val="0"/>
         <w:snapToGrid w:val="0"/>
-        <w:ind w:left="425" w:leftChars="0" w:hanging="425" w:firstLineChars="0"/>
+        <w:ind w:left="425" w:hanging="425" w:leftChars="0" w:firstLineChars="0"/>
         <w:textAlignment w:val="baseline"/>
         <w:rPr>
           <w:rFonts w:hint="eastAsia"/>
@@ -4541,7 +4436,7 @@
     </w:p>
     <w:p>
       <w:pPr>
-        <w:pStyle w:val="28"/>
+        <w:pStyle w:val="1"/>
         <w:keepNext w:val="0"/>
         <w:keepLines w:val="0"/>
         <w:pageBreakBefore w:val="0"/>
@@ -4556,7 +4451,7 @@
         <w:snapToGrid w:val="0"/>
         <w:textAlignment w:val="baseline"/>
       </w:pPr>
-      <w:bookmarkStart w:id="12" w:name="_Toc2964"/>
+      <w:bookmarkStart w:id="13" w:name="_Toc2964"/>
       <w:r>
         <w:rPr>
           <w:rFonts w:hint="eastAsia"/>
@@ -4564,11 +4459,11 @@
         </w:rPr>
         <w:t>定义与术语</w:t>
       </w:r>
-      <w:bookmarkEnd w:id="12"/>
+      <w:bookmarkEnd w:id="13"/>
     </w:p>
     <w:p>
       <w:pPr>
-        <w:pStyle w:val="30"/>
+        <w:pStyle w:val="2"/>
         <w:keepNext w:val="0"/>
         <w:keepLines w:val="0"/>
         <w:pageBreakBefore w:val="0"/>
@@ -4586,7 +4481,7 @@
           <w:rFonts w:hint="eastAsia"/>
         </w:rPr>
       </w:pPr>
-      <w:bookmarkStart w:id="13" w:name="_Toc24463"/>
+      <w:bookmarkStart w:id="14" w:name="_Toc24463"/>
       <w:r>
         <w:rPr>
           <w:rFonts w:hint="eastAsia"/>
@@ -4600,11 +4495,11 @@
         </w:rPr>
         <w:t>知识</w:t>
       </w:r>
-      <w:bookmarkEnd w:id="13"/>
+      <w:bookmarkEnd w:id="14"/>
     </w:p>
     <w:p>
       <w:pPr>
-        <w:pStyle w:val="29"/>
+        <w:pStyle w:val="a1"/>
         <w:keepNext w:val="0"/>
         <w:keepLines w:val="0"/>
         <w:pageBreakBefore w:val="0"/>
@@ -4631,7 +4526,7 @@
     </w:p>
     <w:p>
       <w:pPr>
-        <w:pStyle w:val="29"/>
+        <w:pStyle w:val="a1"/>
         <w:keepNext w:val="0"/>
         <w:keepLines w:val="0"/>
         <w:pageBreakBefore w:val="0"/>
@@ -4658,7 +4553,7 @@
     </w:p>
     <w:p>
       <w:pPr>
-        <w:pStyle w:val="30"/>
+        <w:pStyle w:val="2"/>
         <w:keepNext w:val="0"/>
         <w:keepLines w:val="0"/>
         <w:pageBreakBefore w:val="0"/>
@@ -4676,18 +4571,18 @@
           <w:rFonts w:hint="eastAsia"/>
         </w:rPr>
       </w:pPr>
-      <w:bookmarkStart w:id="14" w:name="_Toc23853"/>
+      <w:bookmarkStart w:id="15" w:name="_Toc23853"/>
       <w:r>
         <w:rPr>
           <w:rFonts w:hint="eastAsia"/>
         </w:rPr>
         <w:t>知识生命周期</w:t>
       </w:r>
-      <w:bookmarkEnd w:id="14"/>
+      <w:bookmarkEnd w:id="15"/>
     </w:p>
     <w:p>
       <w:pPr>
-        <w:pStyle w:val="29"/>
+        <w:pStyle w:val="a1"/>
         <w:keepNext w:val="0"/>
         <w:keepLines w:val="0"/>
         <w:pageBreakBefore w:val="0"/>
@@ -4711,7 +4606,7 @@
     </w:p>
     <w:p>
       <w:pPr>
-        <w:pStyle w:val="28"/>
+        <w:pStyle w:val="1"/>
         <w:keepNext w:val="0"/>
         <w:keepLines w:val="0"/>
         <w:pageBreakBefore w:val="0"/>
@@ -4730,7 +4625,7 @@
           <w:lang w:val="en-US" w:eastAsia="zh-CN"/>
         </w:rPr>
       </w:pPr>
-      <w:bookmarkStart w:id="15" w:name="_Toc4884"/>
+      <w:bookmarkStart w:id="16" w:name="_Toc4884"/>
       <w:r>
         <w:rPr>
           <w:rFonts w:hint="eastAsia"/>
@@ -4738,11 +4633,11 @@
         </w:rPr>
         <w:t>管理内容与要求</w:t>
       </w:r>
-      <w:bookmarkEnd w:id="15"/>
+      <w:bookmarkEnd w:id="16"/>
     </w:p>
     <w:p>
       <w:pPr>
-        <w:pStyle w:val="30"/>
+        <w:pStyle w:val="2"/>
         <w:keepNext w:val="0"/>
         <w:keepLines w:val="0"/>
         <w:pageBreakBefore w:val="0"/>
@@ -4761,7 +4656,7 @@
           <w:lang w:val="en-US" w:eastAsia="zh-CN"/>
         </w:rPr>
       </w:pPr>
-      <w:bookmarkStart w:id="16" w:name="_Toc21199"/>
+      <w:bookmarkStart w:id="17" w:name="_Toc21199"/>
       <w:r>
         <w:rPr>
           <w:rFonts w:hint="default"/>
@@ -4769,11 +4664,11 @@
         </w:rPr>
         <w:t>知识的识别与范围</w:t>
       </w:r>
-      <w:bookmarkEnd w:id="16"/>
+      <w:bookmarkEnd w:id="17"/>
     </w:p>
     <w:p>
       <w:pPr>
-        <w:pStyle w:val="29"/>
+        <w:pStyle w:val="a1"/>
         <w:keepNext w:val="0"/>
         <w:keepLines w:val="0"/>
         <w:pageBreakBefore w:val="0"/>
@@ -4802,7 +4697,7 @@
     </w:p>
     <w:p>
       <w:pPr>
-        <w:pStyle w:val="29"/>
+        <w:pStyle w:val="a1"/>
         <w:keepNext w:val="0"/>
         <w:keepLines w:val="0"/>
         <w:pageBreakBefore w:val="0"/>
@@ -4831,7 +4726,7 @@
     </w:p>
     <w:p>
       <w:pPr>
-        <w:pStyle w:val="29"/>
+        <w:pStyle w:val="a1"/>
         <w:keepNext w:val="0"/>
         <w:keepLines w:val="0"/>
         <w:pageBreakBefore w:val="0"/>
@@ -4860,7 +4755,7 @@
     </w:p>
     <w:p>
       <w:pPr>
-        <w:pStyle w:val="29"/>
+        <w:pStyle w:val="a1"/>
         <w:keepNext w:val="0"/>
         <w:keepLines w:val="0"/>
         <w:pageBreakBefore w:val="0"/>
@@ -4889,7 +4784,7 @@
     </w:p>
     <w:p>
       <w:pPr>
-        <w:pStyle w:val="29"/>
+        <w:pStyle w:val="a1"/>
         <w:keepNext w:val="0"/>
         <w:keepLines w:val="0"/>
         <w:pageBreakBefore w:val="0"/>
@@ -4918,7 +4813,7 @@
     </w:p>
     <w:p>
       <w:pPr>
-        <w:pStyle w:val="29"/>
+        <w:pStyle w:val="a1"/>
         <w:keepNext w:val="0"/>
         <w:keepLines w:val="0"/>
         <w:pageBreakBefore w:val="0"/>
@@ -4947,7 +4842,7 @@
     </w:p>
     <w:p>
       <w:pPr>
-        <w:pStyle w:val="30"/>
+        <w:pStyle w:val="2"/>
         <w:keepNext w:val="0"/>
         <w:keepLines w:val="0"/>
         <w:pageBreakBefore w:val="0"/>
@@ -4966,7 +4861,7 @@
           <w:lang w:val="en-US" w:eastAsia="zh-CN"/>
         </w:rPr>
       </w:pPr>
-      <w:bookmarkStart w:id="17" w:name="_Toc26171"/>
+      <w:bookmarkStart w:id="18" w:name="_Toc26171"/>
       <w:r>
         <w:rPr>
           <w:rFonts w:hint="default"/>
@@ -4974,11 +4869,11 @@
         </w:rPr>
         <w:t>知识提交要求</w:t>
       </w:r>
-      <w:bookmarkEnd w:id="17"/>
+      <w:bookmarkEnd w:id="18"/>
     </w:p>
     <w:p>
       <w:pPr>
-        <w:pStyle w:val="29"/>
+        <w:pStyle w:val="a1"/>
         <w:keepNext w:val="0"/>
         <w:keepLines w:val="0"/>
         <w:pageBreakBefore w:val="0"/>
@@ -5007,7 +4902,7 @@
     </w:p>
     <w:p>
       <w:pPr>
-        <w:pStyle w:val="29"/>
+        <w:pStyle w:val="a1"/>
         <w:keepNext w:val="0"/>
         <w:keepLines w:val="0"/>
         <w:pageBreakBefore w:val="0"/>
@@ -5036,7 +4931,7 @@
     </w:p>
     <w:p>
       <w:pPr>
-        <w:pStyle w:val="29"/>
+        <w:pStyle w:val="a1"/>
         <w:keepNext w:val="0"/>
         <w:keepLines w:val="0"/>
         <w:pageBreakBefore w:val="0"/>
@@ -5065,7 +4960,7 @@
     </w:p>
     <w:p>
       <w:pPr>
-        <w:pStyle w:val="30"/>
+        <w:pStyle w:val="2"/>
         <w:keepNext w:val="0"/>
         <w:keepLines w:val="0"/>
         <w:pageBreakBefore w:val="0"/>
@@ -5084,7 +4979,7 @@
           <w:lang w:val="en-US" w:eastAsia="zh-CN"/>
         </w:rPr>
       </w:pPr>
-      <w:bookmarkStart w:id="18" w:name="_Toc3920"/>
+      <w:bookmarkStart w:id="19" w:name="_Toc3920"/>
       <w:r>
         <w:rPr>
           <w:rFonts w:hint="default"/>
@@ -5092,11 +4987,11 @@
         </w:rPr>
         <w:t>知识内容规范</w:t>
       </w:r>
-      <w:bookmarkEnd w:id="18"/>
+      <w:bookmarkEnd w:id="19"/>
     </w:p>
     <w:p>
       <w:pPr>
-        <w:pStyle w:val="29"/>
+        <w:pStyle w:val="a1"/>
         <w:keepNext w:val="0"/>
         <w:keepLines w:val="0"/>
         <w:pageBreakBefore w:val="0"/>
@@ -5125,7 +5020,7 @@
     </w:p>
     <w:p>
       <w:pPr>
-        <w:pStyle w:val="29"/>
+        <w:pStyle w:val="a1"/>
         <w:keepNext w:val="0"/>
         <w:keepLines w:val="0"/>
         <w:pageBreakBefore w:val="0"/>
@@ -5154,7 +5049,7 @@
     </w:p>
     <w:p>
       <w:pPr>
-        <w:pStyle w:val="29"/>
+        <w:pStyle w:val="a1"/>
         <w:keepNext w:val="0"/>
         <w:keepLines w:val="0"/>
         <w:pageBreakBefore w:val="0"/>
@@ -5183,7 +5078,7 @@
     </w:p>
     <w:p>
       <w:pPr>
-        <w:pStyle w:val="29"/>
+        <w:pStyle w:val="a1"/>
         <w:keepNext w:val="0"/>
         <w:keepLines w:val="0"/>
         <w:pageBreakBefore w:val="0"/>
@@ -5212,7 +5107,7 @@
     </w:p>
     <w:p>
       <w:pPr>
-        <w:pStyle w:val="30"/>
+        <w:pStyle w:val="2"/>
         <w:keepNext w:val="0"/>
         <w:keepLines w:val="0"/>
         <w:pageBreakBefore w:val="0"/>
@@ -5231,7 +5126,7 @@
           <w:lang w:val="en-US" w:eastAsia="zh-CN"/>
         </w:rPr>
       </w:pPr>
-      <w:bookmarkStart w:id="19" w:name="_Toc6262"/>
+      <w:bookmarkStart w:id="20" w:name="_Toc6262"/>
       <w:r>
         <w:rPr>
           <w:rFonts w:hint="default"/>
@@ -5239,11 +5134,11 @@
         </w:rPr>
         <w:t>知识访问权限管理</w:t>
       </w:r>
-      <w:bookmarkEnd w:id="19"/>
+      <w:bookmarkEnd w:id="20"/>
     </w:p>
     <w:p>
       <w:pPr>
-        <w:pStyle w:val="29"/>
+        <w:pStyle w:val="a1"/>
         <w:keepNext w:val="0"/>
         <w:keepLines w:val="0"/>
         <w:pageBreakBefore w:val="0"/>
@@ -5272,7 +5167,7 @@
     </w:p>
     <w:p>
       <w:pPr>
-        <w:pStyle w:val="31"/>
+        <w:pStyle w:val="3"/>
         <w:keepNext w:val="0"/>
         <w:keepLines w:val="0"/>
         <w:pageBreakBefore w:val="0"/>
@@ -5291,7 +5186,7 @@
           <w:lang w:val="en-US" w:eastAsia="zh-CN"/>
         </w:rPr>
       </w:pPr>
-      <w:bookmarkStart w:id="20" w:name="_Toc9348"/>
+      <w:bookmarkStart w:id="21" w:name="_Toc9348"/>
       <w:r>
         <w:rPr>
           <w:rFonts w:hint="default"/>
@@ -5299,11 +5194,11 @@
         </w:rPr>
         <w:t>权限分级原则</w:t>
       </w:r>
-      <w:bookmarkEnd w:id="20"/>
+      <w:bookmarkEnd w:id="21"/>
     </w:p>
     <w:p>
       <w:pPr>
-        <w:pStyle w:val="29"/>
+        <w:pStyle w:val="a1"/>
         <w:keepNext w:val="0"/>
         <w:keepLines w:val="0"/>
         <w:pageBreakBefore w:val="0"/>
@@ -5332,19 +5227,18 @@
     </w:p>
     <w:tbl>
       <w:tblPr>
-        <w:tblStyle w:val="20"/>
+        <w:tblStyle w:val="TableNormal"/>
         <w:tblW w:w="8522" w:type="dxa"/>
         <w:jc w:val="center"/>
         <w:tblBorders>
-          <w:top w:val="none" w:color="auto" w:sz="0" w:space="0"/>
-          <w:left w:val="none" w:color="auto" w:sz="0" w:space="0"/>
-          <w:bottom w:val="none" w:color="auto" w:sz="0" w:space="0"/>
-          <w:right w:val="none" w:color="auto" w:sz="0" w:space="0"/>
-          <w:insideH w:val="none" w:color="auto" w:sz="0" w:space="0"/>
-          <w:insideV w:val="none" w:color="auto" w:sz="0" w:space="0"/>
+          <w:top w:val="nil"/>
+          <w:left w:val="nil"/>
+          <w:bottom w:val="nil"/>
+          <w:right w:val="nil"/>
+          <w:insideH w:val="nil"/>
+          <w:insideV w:val="nil"/>
         </w:tblBorders>
         <w:shd w:val="clear" w:color="auto" w:fill="auto"/>
-        <w:tblLayout w:type="autofit"/>
         <w:tblCellMar>
           <w:top w:w="15" w:type="dxa"/>
           <w:left w:w="15" w:type="dxa"/>
@@ -5359,13 +5253,15 @@
       </w:tblGrid>
       <w:tr>
         <w:tblPrEx>
+          <w:tblW w:w="8522" w:type="dxa"/>
+          <w:jc w:val="center"/>
           <w:tblBorders>
-            <w:top w:val="none" w:color="auto" w:sz="0" w:space="0"/>
-            <w:left w:val="none" w:color="auto" w:sz="0" w:space="0"/>
-            <w:bottom w:val="none" w:color="auto" w:sz="0" w:space="0"/>
-            <w:right w:val="none" w:color="auto" w:sz="0" w:space="0"/>
-            <w:insideH w:val="none" w:color="auto" w:sz="0" w:space="0"/>
-            <w:insideV w:val="none" w:color="auto" w:sz="0" w:space="0"/>
+            <w:top w:val="nil"/>
+            <w:left w:val="nil"/>
+            <w:bottom w:val="nil"/>
+            <w:right w:val="nil"/>
+            <w:insideH w:val="nil"/>
+            <w:insideV w:val="nil"/>
           </w:tblBorders>
           <w:shd w:val="clear" w:color="auto" w:fill="auto"/>
           <w:tblCellMar>
@@ -5376,7 +5272,7 @@
           </w:tblCellMar>
         </w:tblPrEx>
         <w:trPr>
-          <w:trHeight w:val="0" w:hRule="atLeast"/>
+          <w:trHeight w:val="0"/>
           <w:tblHeader/>
           <w:jc w:val="center"/>
         </w:trPr>
@@ -5384,8 +5280,8 @@
           <w:tcPr>
             <w:tcW w:w="1166" w:type="dxa"/>
             <w:tcBorders>
-              <w:top w:val="single" w:color="auto" w:sz="12" w:space="0"/>
-              <w:left w:val="single" w:color="auto" w:sz="12" w:space="0"/>
+              <w:top w:val="single" w:sz="12" w:space="0" w:color="auto"/>
+              <w:left w:val="single" w:sz="12" w:space="0" w:color="auto"/>
               <w:bottom w:val="nil"/>
               <w:right w:val="nil"/>
             </w:tcBorders>
@@ -5414,11 +5310,11 @@
               <w:adjustRightInd w:val="0"/>
               <w:snapToGrid w:val="0"/>
               <w:spacing w:line="240" w:lineRule="auto"/>
-              <w:ind w:left="0" w:leftChars="0" w:right="0" w:rightChars="0" w:firstLine="0" w:firstLineChars="0"/>
+              <w:ind w:left="0" w:right="0" w:firstLine="0" w:leftChars="0" w:rightChars="0" w:firstLineChars="0"/>
               <w:jc w:val="center"/>
               <w:textAlignment w:val="baseline"/>
               <w:rPr>
-                <w:rFonts w:ascii="Segoe UI" w:hAnsi="Segoe UI" w:eastAsia="Segoe UI" w:cs="Segoe UI"/>
+                <w:rFonts w:ascii="Segoe UI" w:eastAsia="Segoe UI" w:hAnsi="Segoe UI" w:cs="Segoe UI"/>
                 <w:b/>
                 <w:i w:val="0"/>
                 <w:iCs w:val="0"/>
@@ -5431,8 +5327,8 @@
             </w:pPr>
             <w:r>
               <w:rPr>
-                <w:rStyle w:val="23"/>
-                <w:rFonts w:hint="default" w:ascii="Segoe UI" w:hAnsi="Segoe UI" w:eastAsia="Segoe UI" w:cs="Segoe UI"/>
+                <w:rStyle w:val="Strong"/>
+                <w:rFonts w:ascii="Segoe UI" w:eastAsia="Segoe UI" w:hAnsi="Segoe UI" w:cs="Segoe UI" w:hint="default"/>
                 <w:b/>
                 <w:bCs/>
                 <w:i w:val="0"/>
@@ -5454,8 +5350,8 @@
           <w:tcPr>
             <w:tcW w:w="4199" w:type="dxa"/>
             <w:tcBorders>
-              <w:top w:val="single" w:color="auto" w:sz="12" w:space="0"/>
-              <w:left w:val="single" w:color="auto" w:sz="4" w:space="0"/>
+              <w:top w:val="single" w:sz="12" w:space="0" w:color="auto"/>
+              <w:left w:val="single" w:sz="4" w:space="0" w:color="auto"/>
               <w:bottom w:val="nil"/>
               <w:right w:val="nil"/>
             </w:tcBorders>
@@ -5484,11 +5380,11 @@
               <w:adjustRightInd w:val="0"/>
               <w:snapToGrid w:val="0"/>
               <w:spacing w:line="240" w:lineRule="auto"/>
-              <w:ind w:left="0" w:leftChars="0" w:right="0" w:rightChars="0" w:firstLine="0" w:firstLineChars="0"/>
+              <w:ind w:left="0" w:right="0" w:firstLine="0" w:leftChars="0" w:rightChars="0" w:firstLineChars="0"/>
               <w:jc w:val="center"/>
               <w:textAlignment w:val="baseline"/>
               <w:rPr>
-                <w:rFonts w:hint="default" w:ascii="Segoe UI" w:hAnsi="Segoe UI" w:eastAsia="Segoe UI" w:cs="Segoe UI"/>
+                <w:rFonts w:ascii="Segoe UI" w:eastAsia="Segoe UI" w:hAnsi="Segoe UI" w:cs="Segoe UI" w:hint="default"/>
                 <w:b/>
                 <w:i w:val="0"/>
                 <w:iCs w:val="0"/>
@@ -5501,8 +5397,8 @@
             </w:pPr>
             <w:r>
               <w:rPr>
-                <w:rStyle w:val="23"/>
-                <w:rFonts w:hint="default" w:ascii="Segoe UI" w:hAnsi="Segoe UI" w:eastAsia="Segoe UI" w:cs="Segoe UI"/>
+                <w:rStyle w:val="Strong"/>
+                <w:rFonts w:ascii="Segoe UI" w:eastAsia="Segoe UI" w:hAnsi="Segoe UI" w:cs="Segoe UI" w:hint="default"/>
                 <w:b/>
                 <w:bCs/>
                 <w:i w:val="0"/>
@@ -5524,10 +5420,10 @@
           <w:tcPr>
             <w:tcW w:w="3158" w:type="dxa"/>
             <w:tcBorders>
-              <w:top w:val="single" w:color="auto" w:sz="12" w:space="0"/>
-              <w:left w:val="single" w:color="auto" w:sz="4" w:space="0"/>
+              <w:top w:val="single" w:sz="12" w:space="0" w:color="auto"/>
+              <w:left w:val="single" w:sz="4" w:space="0" w:color="auto"/>
               <w:bottom w:val="nil"/>
-              <w:right w:val="single" w:color="auto" w:sz="12" w:space="0"/>
+              <w:right w:val="single" w:sz="12" w:space="0" w:color="auto"/>
             </w:tcBorders>
             <w:shd w:val="clear" w:color="auto" w:fill="auto"/>
             <w:tcMar>
@@ -5554,11 +5450,11 @@
               <w:adjustRightInd w:val="0"/>
               <w:snapToGrid w:val="0"/>
               <w:spacing w:line="240" w:lineRule="auto"/>
-              <w:ind w:left="0" w:leftChars="0" w:right="0" w:rightChars="0" w:firstLine="0" w:firstLineChars="0"/>
+              <w:ind w:left="0" w:right="0" w:firstLine="0" w:leftChars="0" w:rightChars="0" w:firstLineChars="0"/>
               <w:jc w:val="center"/>
               <w:textAlignment w:val="baseline"/>
               <w:rPr>
-                <w:rFonts w:hint="default" w:ascii="Segoe UI" w:hAnsi="Segoe UI" w:eastAsia="Segoe UI" w:cs="Segoe UI"/>
+                <w:rFonts w:ascii="Segoe UI" w:eastAsia="Segoe UI" w:hAnsi="Segoe UI" w:cs="Segoe UI" w:hint="default"/>
                 <w:b/>
                 <w:i w:val="0"/>
                 <w:iCs w:val="0"/>
@@ -5571,8 +5467,8 @@
             </w:pPr>
             <w:r>
               <w:rPr>
-                <w:rStyle w:val="23"/>
-                <w:rFonts w:hint="default" w:ascii="Segoe UI" w:hAnsi="Segoe UI" w:eastAsia="Segoe UI" w:cs="Segoe UI"/>
+                <w:rStyle w:val="Strong"/>
+                <w:rFonts w:ascii="Segoe UI" w:eastAsia="Segoe UI" w:hAnsi="Segoe UI" w:cs="Segoe UI" w:hint="default"/>
                 <w:b/>
                 <w:bCs/>
                 <w:i w:val="0"/>
@@ -5593,14 +5489,8 @@
       </w:tr>
       <w:tr>
         <w:tblPrEx>
-          <w:tblBorders>
-            <w:top w:val="none" w:color="auto" w:sz="0" w:space="0"/>
-            <w:left w:val="none" w:color="auto" w:sz="0" w:space="0"/>
-            <w:bottom w:val="none" w:color="auto" w:sz="0" w:space="0"/>
-            <w:right w:val="none" w:color="auto" w:sz="0" w:space="0"/>
-            <w:insideH w:val="none" w:color="auto" w:sz="0" w:space="0"/>
-            <w:insideV w:val="none" w:color="auto" w:sz="0" w:space="0"/>
-          </w:tblBorders>
+          <w:tblW w:w="8522" w:type="dxa"/>
+          <w:jc w:val="center"/>
           <w:shd w:val="clear" w:color="auto" w:fill="auto"/>
           <w:tblCellMar>
             <w:top w:w="15" w:type="dxa"/>
@@ -5610,15 +5500,15 @@
           </w:tblCellMar>
         </w:tblPrEx>
         <w:trPr>
-          <w:trHeight w:val="0" w:hRule="atLeast"/>
+          <w:trHeight w:val="0"/>
           <w:jc w:val="center"/>
         </w:trPr>
         <w:tc>
           <w:tcPr>
             <w:tcW w:w="1166" w:type="dxa"/>
             <w:tcBorders>
-              <w:top w:val="single" w:color="auto" w:sz="4" w:space="0"/>
-              <w:left w:val="single" w:color="auto" w:sz="12" w:space="0"/>
+              <w:top w:val="single" w:sz="4" w:space="0" w:color="auto"/>
+              <w:left w:val="single" w:sz="12" w:space="0" w:color="auto"/>
               <w:bottom w:val="nil"/>
               <w:right w:val="nil"/>
             </w:tcBorders>
@@ -5647,11 +5537,11 @@
               <w:adjustRightInd w:val="0"/>
               <w:snapToGrid w:val="0"/>
               <w:spacing w:line="240" w:lineRule="auto"/>
-              <w:ind w:left="0" w:leftChars="0" w:right="0" w:rightChars="0" w:firstLine="0" w:firstLineChars="0"/>
+              <w:ind w:left="0" w:right="0" w:firstLine="0" w:leftChars="0" w:rightChars="0" w:firstLineChars="0"/>
               <w:jc w:val="center"/>
               <w:textAlignment w:val="baseline"/>
               <w:rPr>
-                <w:rFonts w:hint="default" w:ascii="Segoe UI" w:hAnsi="Segoe UI" w:eastAsia="Segoe UI" w:cs="Segoe UI"/>
+                <w:rFonts w:ascii="Segoe UI" w:eastAsia="Segoe UI" w:hAnsi="Segoe UI" w:cs="Segoe UI" w:hint="default"/>
                 <w:i w:val="0"/>
                 <w:iCs w:val="0"/>
                 <w:caps w:val="0"/>
@@ -5663,8 +5553,8 @@
             </w:pPr>
             <w:r>
               <w:rPr>
-                <w:rStyle w:val="23"/>
-                <w:rFonts w:hint="default" w:ascii="Segoe UI" w:hAnsi="Segoe UI" w:eastAsia="Segoe UI" w:cs="Segoe UI"/>
+                <w:rStyle w:val="Strong"/>
+                <w:rFonts w:ascii="Segoe UI" w:eastAsia="Segoe UI" w:hAnsi="Segoe UI" w:cs="Segoe UI" w:hint="default"/>
                 <w:b/>
                 <w:bCs/>
                 <w:i w:val="0"/>
@@ -5686,8 +5576,8 @@
           <w:tcPr>
             <w:tcW w:w="4199" w:type="dxa"/>
             <w:tcBorders>
-              <w:top w:val="single" w:color="auto" w:sz="4" w:space="0"/>
-              <w:left w:val="single" w:color="auto" w:sz="4" w:space="0"/>
+              <w:top w:val="single" w:sz="4" w:space="0" w:color="auto"/>
+              <w:left w:val="single" w:sz="4" w:space="0" w:color="auto"/>
               <w:bottom w:val="nil"/>
               <w:right w:val="nil"/>
             </w:tcBorders>
@@ -5716,11 +5606,11 @@
               <w:adjustRightInd w:val="0"/>
               <w:snapToGrid w:val="0"/>
               <w:spacing w:line="240" w:lineRule="auto"/>
-              <w:ind w:left="0" w:leftChars="0" w:right="0" w:rightChars="0" w:firstLine="0" w:firstLineChars="0"/>
+              <w:ind w:left="0" w:right="0" w:firstLine="0" w:leftChars="0" w:rightChars="0" w:firstLineChars="0"/>
               <w:jc w:val="center"/>
               <w:textAlignment w:val="baseline"/>
               <w:rPr>
-                <w:rFonts w:hint="default" w:ascii="Segoe UI" w:hAnsi="Segoe UI" w:eastAsia="Segoe UI" w:cs="Segoe UI"/>
+                <w:rFonts w:ascii="Segoe UI" w:eastAsia="Segoe UI" w:hAnsi="Segoe UI" w:cs="Segoe UI" w:hint="default"/>
                 <w:i w:val="0"/>
                 <w:iCs w:val="0"/>
                 <w:caps w:val="0"/>
@@ -5732,7 +5622,7 @@
             </w:pPr>
             <w:r>
               <w:rPr>
-                <w:rFonts w:hint="default" w:ascii="Segoe UI" w:hAnsi="Segoe UI" w:eastAsia="Segoe UI" w:cs="Segoe UI"/>
+                <w:rFonts w:ascii="Segoe UI" w:eastAsia="Segoe UI" w:hAnsi="Segoe UI" w:cs="Segoe UI" w:hint="default"/>
                 <w:i w:val="0"/>
                 <w:iCs w:val="0"/>
                 <w:caps w:val="0"/>
@@ -5744,7 +5634,7 @@
                 <w:szCs w:val="18"/>
                 <w:lang w:val="en-US" w:eastAsia="zh-CN"/>
               </w:rPr>
-              <w:t>服务知识专员、运维部部长</w:t>
+              <w:t>服务知识专员、运维部经理</w:t>
             </w:r>
           </w:p>
         </w:tc>
@@ -5752,10 +5642,10 @@
           <w:tcPr>
             <w:tcW w:w="3158" w:type="dxa"/>
             <w:tcBorders>
-              <w:top w:val="single" w:color="auto" w:sz="4" w:space="0"/>
-              <w:left w:val="single" w:color="auto" w:sz="4" w:space="0"/>
+              <w:top w:val="single" w:sz="4" w:space="0" w:color="auto"/>
+              <w:left w:val="single" w:sz="4" w:space="0" w:color="auto"/>
               <w:bottom w:val="nil"/>
-              <w:right w:val="single" w:color="auto" w:sz="12" w:space="0"/>
+              <w:right w:val="single" w:sz="12" w:space="0" w:color="auto"/>
             </w:tcBorders>
             <w:shd w:val="clear" w:color="auto" w:fill="auto"/>
             <w:tcMar>
@@ -5782,11 +5672,11 @@
               <w:adjustRightInd w:val="0"/>
               <w:snapToGrid w:val="0"/>
               <w:spacing w:line="240" w:lineRule="auto"/>
-              <w:ind w:left="0" w:leftChars="0" w:right="0" w:rightChars="0" w:firstLine="0" w:firstLineChars="0"/>
+              <w:ind w:left="0" w:right="0" w:firstLine="0" w:leftChars="0" w:rightChars="0" w:firstLineChars="0"/>
               <w:jc w:val="left"/>
               <w:textAlignment w:val="baseline"/>
               <w:rPr>
-                <w:rFonts w:hint="default" w:ascii="Segoe UI" w:hAnsi="Segoe UI" w:eastAsia="Segoe UI" w:cs="Segoe UI"/>
+                <w:rFonts w:ascii="Segoe UI" w:eastAsia="Segoe UI" w:hAnsi="Segoe UI" w:cs="Segoe UI" w:hint="default"/>
                 <w:i w:val="0"/>
                 <w:iCs w:val="0"/>
                 <w:caps w:val="0"/>
@@ -5798,7 +5688,7 @@
             </w:pPr>
             <w:r>
               <w:rPr>
-                <w:rFonts w:hint="default" w:ascii="Segoe UI" w:hAnsi="Segoe UI" w:eastAsia="Segoe UI" w:cs="Segoe UI"/>
+                <w:rFonts w:ascii="Segoe UI" w:eastAsia="Segoe UI" w:hAnsi="Segoe UI" w:cs="Segoe UI" w:hint="default"/>
                 <w:i w:val="0"/>
                 <w:iCs w:val="0"/>
                 <w:caps w:val="0"/>
@@ -5817,14 +5707,8 @@
       </w:tr>
       <w:tr>
         <w:tblPrEx>
-          <w:tblBorders>
-            <w:top w:val="none" w:color="auto" w:sz="0" w:space="0"/>
-            <w:left w:val="none" w:color="auto" w:sz="0" w:space="0"/>
-            <w:bottom w:val="none" w:color="auto" w:sz="0" w:space="0"/>
-            <w:right w:val="none" w:color="auto" w:sz="0" w:space="0"/>
-            <w:insideH w:val="none" w:color="auto" w:sz="0" w:space="0"/>
-            <w:insideV w:val="none" w:color="auto" w:sz="0" w:space="0"/>
-          </w:tblBorders>
+          <w:tblW w:w="8522" w:type="dxa"/>
+          <w:jc w:val="center"/>
           <w:shd w:val="clear" w:color="auto" w:fill="auto"/>
           <w:tblCellMar>
             <w:top w:w="15" w:type="dxa"/>
@@ -5834,15 +5718,15 @@
           </w:tblCellMar>
         </w:tblPrEx>
         <w:trPr>
-          <w:trHeight w:val="0" w:hRule="atLeast"/>
+          <w:trHeight w:val="0"/>
           <w:jc w:val="center"/>
         </w:trPr>
         <w:tc>
           <w:tcPr>
             <w:tcW w:w="1166" w:type="dxa"/>
             <w:tcBorders>
-              <w:top w:val="single" w:color="auto" w:sz="4" w:space="0"/>
-              <w:left w:val="single" w:color="auto" w:sz="12" w:space="0"/>
+              <w:top w:val="single" w:sz="4" w:space="0" w:color="auto"/>
+              <w:left w:val="single" w:sz="12" w:space="0" w:color="auto"/>
               <w:bottom w:val="nil"/>
               <w:right w:val="nil"/>
             </w:tcBorders>
@@ -5871,11 +5755,11 @@
               <w:adjustRightInd w:val="0"/>
               <w:snapToGrid w:val="0"/>
               <w:spacing w:line="240" w:lineRule="auto"/>
-              <w:ind w:left="0" w:leftChars="0" w:right="0" w:rightChars="0" w:firstLine="0" w:firstLineChars="0"/>
+              <w:ind w:left="0" w:right="0" w:firstLine="0" w:leftChars="0" w:rightChars="0" w:firstLineChars="0"/>
               <w:jc w:val="center"/>
               <w:textAlignment w:val="baseline"/>
               <w:rPr>
-                <w:rFonts w:hint="default" w:ascii="Segoe UI" w:hAnsi="Segoe UI" w:eastAsia="Segoe UI" w:cs="Segoe UI"/>
+                <w:rFonts w:ascii="Segoe UI" w:eastAsia="Segoe UI" w:hAnsi="Segoe UI" w:cs="Segoe UI" w:hint="default"/>
                 <w:i w:val="0"/>
                 <w:iCs w:val="0"/>
                 <w:caps w:val="0"/>
@@ -5887,8 +5771,8 @@
             </w:pPr>
             <w:r>
               <w:rPr>
-                <w:rStyle w:val="23"/>
-                <w:rFonts w:hint="default" w:ascii="Segoe UI" w:hAnsi="Segoe UI" w:eastAsia="Segoe UI" w:cs="Segoe UI"/>
+                <w:rStyle w:val="Strong"/>
+                <w:rFonts w:ascii="Segoe UI" w:eastAsia="Segoe UI" w:hAnsi="Segoe UI" w:cs="Segoe UI" w:hint="default"/>
                 <w:b/>
                 <w:bCs/>
                 <w:i w:val="0"/>
@@ -5910,8 +5794,8 @@
           <w:tcPr>
             <w:tcW w:w="4199" w:type="dxa"/>
             <w:tcBorders>
-              <w:top w:val="single" w:color="auto" w:sz="4" w:space="0"/>
-              <w:left w:val="single" w:color="auto" w:sz="4" w:space="0"/>
+              <w:top w:val="single" w:sz="4" w:space="0" w:color="auto"/>
+              <w:left w:val="single" w:sz="4" w:space="0" w:color="auto"/>
               <w:bottom w:val="nil"/>
               <w:right w:val="nil"/>
             </w:tcBorders>
@@ -5940,11 +5824,11 @@
               <w:adjustRightInd w:val="0"/>
               <w:snapToGrid w:val="0"/>
               <w:spacing w:line="240" w:lineRule="auto"/>
-              <w:ind w:left="0" w:leftChars="0" w:right="0" w:rightChars="0" w:firstLine="0" w:firstLineChars="0"/>
+              <w:ind w:left="0" w:right="0" w:firstLine="0" w:leftChars="0" w:rightChars="0" w:firstLineChars="0"/>
               <w:jc w:val="center"/>
               <w:textAlignment w:val="baseline"/>
               <w:rPr>
-                <w:rFonts w:hint="default" w:ascii="Segoe UI" w:hAnsi="Segoe UI" w:eastAsia="Segoe UI" w:cs="Segoe UI"/>
+                <w:rFonts w:ascii="Segoe UI" w:eastAsia="Segoe UI" w:hAnsi="Segoe UI" w:cs="Segoe UI" w:hint="default"/>
                 <w:i w:val="0"/>
                 <w:iCs w:val="0"/>
                 <w:caps w:val="0"/>
@@ -5956,7 +5840,7 @@
             </w:pPr>
             <w:r>
               <w:rPr>
-                <w:rFonts w:hint="default" w:ascii="Segoe UI" w:hAnsi="Segoe UI" w:eastAsia="Segoe UI" w:cs="Segoe UI"/>
+                <w:rFonts w:ascii="Segoe UI" w:eastAsia="Segoe UI" w:hAnsi="Segoe UI" w:cs="Segoe UI" w:hint="default"/>
                 <w:i w:val="0"/>
                 <w:iCs w:val="0"/>
                 <w:caps w:val="0"/>
@@ -5976,10 +5860,10 @@
           <w:tcPr>
             <w:tcW w:w="3158" w:type="dxa"/>
             <w:tcBorders>
-              <w:top w:val="single" w:color="auto" w:sz="4" w:space="0"/>
-              <w:left w:val="single" w:color="auto" w:sz="4" w:space="0"/>
+              <w:top w:val="single" w:sz="4" w:space="0" w:color="auto"/>
+              <w:left w:val="single" w:sz="4" w:space="0" w:color="auto"/>
               <w:bottom w:val="nil"/>
-              <w:right w:val="single" w:color="auto" w:sz="12" w:space="0"/>
+              <w:right w:val="single" w:sz="12" w:space="0" w:color="auto"/>
             </w:tcBorders>
             <w:shd w:val="clear" w:color="auto" w:fill="auto"/>
             <w:tcMar>
@@ -6006,11 +5890,11 @@
               <w:adjustRightInd w:val="0"/>
               <w:snapToGrid w:val="0"/>
               <w:spacing w:line="240" w:lineRule="auto"/>
-              <w:ind w:left="0" w:leftChars="0" w:right="0" w:rightChars="0" w:firstLine="0" w:firstLineChars="0"/>
+              <w:ind w:left="0" w:right="0" w:firstLine="0" w:leftChars="0" w:rightChars="0" w:firstLineChars="0"/>
               <w:jc w:val="left"/>
               <w:textAlignment w:val="baseline"/>
               <w:rPr>
-                <w:rFonts w:hint="default" w:ascii="Segoe UI" w:hAnsi="Segoe UI" w:eastAsia="Segoe UI" w:cs="Segoe UI"/>
+                <w:rFonts w:ascii="Segoe UI" w:eastAsia="Segoe UI" w:hAnsi="Segoe UI" w:cs="Segoe UI" w:hint="default"/>
                 <w:i w:val="0"/>
                 <w:iCs w:val="0"/>
                 <w:caps w:val="0"/>
@@ -6022,7 +5906,7 @@
             </w:pPr>
             <w:r>
               <w:rPr>
-                <w:rFonts w:hint="default" w:ascii="Segoe UI" w:hAnsi="Segoe UI" w:eastAsia="Segoe UI" w:cs="Segoe UI"/>
+                <w:rFonts w:ascii="Segoe UI" w:eastAsia="Segoe UI" w:hAnsi="Segoe UI" w:cs="Segoe UI" w:hint="default"/>
                 <w:i w:val="0"/>
                 <w:iCs w:val="0"/>
                 <w:caps w:val="0"/>
@@ -6041,14 +5925,8 @@
       </w:tr>
       <w:tr>
         <w:tblPrEx>
-          <w:tblBorders>
-            <w:top w:val="none" w:color="auto" w:sz="0" w:space="0"/>
-            <w:left w:val="none" w:color="auto" w:sz="0" w:space="0"/>
-            <w:bottom w:val="none" w:color="auto" w:sz="0" w:space="0"/>
-            <w:right w:val="none" w:color="auto" w:sz="0" w:space="0"/>
-            <w:insideH w:val="none" w:color="auto" w:sz="0" w:space="0"/>
-            <w:insideV w:val="none" w:color="auto" w:sz="0" w:space="0"/>
-          </w:tblBorders>
+          <w:tblW w:w="8522" w:type="dxa"/>
+          <w:jc w:val="center"/>
           <w:shd w:val="clear" w:color="auto" w:fill="auto"/>
           <w:tblCellMar>
             <w:top w:w="15" w:type="dxa"/>
@@ -6058,16 +5936,16 @@
           </w:tblCellMar>
         </w:tblPrEx>
         <w:trPr>
-          <w:trHeight w:val="0" w:hRule="atLeast"/>
+          <w:trHeight w:val="0"/>
           <w:jc w:val="center"/>
         </w:trPr>
         <w:tc>
           <w:tcPr>
             <w:tcW w:w="1166" w:type="dxa"/>
             <w:tcBorders>
-              <w:top w:val="single" w:color="auto" w:sz="4" w:space="0"/>
-              <w:left w:val="single" w:color="auto" w:sz="12" w:space="0"/>
-              <w:bottom w:val="single" w:color="auto" w:sz="12" w:space="0"/>
+              <w:top w:val="single" w:sz="4" w:space="0" w:color="auto"/>
+              <w:left w:val="single" w:sz="12" w:space="0" w:color="auto"/>
+              <w:bottom w:val="single" w:sz="12" w:space="0" w:color="auto"/>
               <w:right w:val="nil"/>
             </w:tcBorders>
             <w:shd w:val="clear" w:color="auto" w:fill="auto"/>
@@ -6095,11 +5973,11 @@
               <w:adjustRightInd w:val="0"/>
               <w:snapToGrid w:val="0"/>
               <w:spacing w:line="240" w:lineRule="auto"/>
-              <w:ind w:left="0" w:leftChars="0" w:right="0" w:rightChars="0" w:firstLine="0" w:firstLineChars="0"/>
+              <w:ind w:left="0" w:right="0" w:firstLine="0" w:leftChars="0" w:rightChars="0" w:firstLineChars="0"/>
               <w:jc w:val="center"/>
               <w:textAlignment w:val="baseline"/>
               <w:rPr>
-                <w:rFonts w:hint="default" w:ascii="Segoe UI" w:hAnsi="Segoe UI" w:eastAsia="Segoe UI" w:cs="Segoe UI"/>
+                <w:rFonts w:ascii="Segoe UI" w:eastAsia="Segoe UI" w:hAnsi="Segoe UI" w:cs="Segoe UI" w:hint="default"/>
                 <w:i w:val="0"/>
                 <w:iCs w:val="0"/>
                 <w:caps w:val="0"/>
@@ -6111,8 +5989,8 @@
             </w:pPr>
             <w:r>
               <w:rPr>
-                <w:rStyle w:val="23"/>
-                <w:rFonts w:hint="default" w:ascii="Segoe UI" w:hAnsi="Segoe UI" w:eastAsia="Segoe UI" w:cs="Segoe UI"/>
+                <w:rStyle w:val="Strong"/>
+                <w:rFonts w:ascii="Segoe UI" w:eastAsia="Segoe UI" w:hAnsi="Segoe UI" w:cs="Segoe UI" w:hint="default"/>
                 <w:b/>
                 <w:bCs/>
                 <w:i w:val="0"/>
@@ -6134,9 +6012,9 @@
           <w:tcPr>
             <w:tcW w:w="4199" w:type="dxa"/>
             <w:tcBorders>
-              <w:top w:val="single" w:color="auto" w:sz="4" w:space="0"/>
-              <w:left w:val="single" w:color="auto" w:sz="4" w:space="0"/>
-              <w:bottom w:val="single" w:color="auto" w:sz="12" w:space="0"/>
+              <w:top w:val="single" w:sz="4" w:space="0" w:color="auto"/>
+              <w:left w:val="single" w:sz="4" w:space="0" w:color="auto"/>
+              <w:bottom w:val="single" w:sz="12" w:space="0" w:color="auto"/>
               <w:right w:val="nil"/>
             </w:tcBorders>
             <w:shd w:val="clear" w:color="auto" w:fill="auto"/>
@@ -6164,11 +6042,11 @@
               <w:adjustRightInd w:val="0"/>
               <w:snapToGrid w:val="0"/>
               <w:spacing w:line="240" w:lineRule="auto"/>
-              <w:ind w:left="0" w:leftChars="0" w:right="0" w:rightChars="0" w:firstLine="0" w:firstLineChars="0"/>
+              <w:ind w:left="0" w:right="0" w:firstLine="0" w:leftChars="0" w:rightChars="0" w:firstLineChars="0"/>
               <w:jc w:val="center"/>
               <w:textAlignment w:val="baseline"/>
               <w:rPr>
-                <w:rFonts w:hint="default" w:ascii="Segoe UI" w:hAnsi="Segoe UI" w:eastAsia="Segoe UI" w:cs="Segoe UI"/>
+                <w:rFonts w:ascii="Segoe UI" w:eastAsia="Segoe UI" w:hAnsi="Segoe UI" w:cs="Segoe UI" w:hint="default"/>
                 <w:i w:val="0"/>
                 <w:iCs w:val="0"/>
                 <w:caps w:val="0"/>
@@ -6180,7 +6058,7 @@
             </w:pPr>
             <w:r>
               <w:rPr>
-                <w:rFonts w:hint="default" w:ascii="Segoe UI" w:hAnsi="Segoe UI" w:eastAsia="Segoe UI" w:cs="Segoe UI"/>
+                <w:rFonts w:ascii="Segoe UI" w:eastAsia="Segoe UI" w:hAnsi="Segoe UI" w:cs="Segoe UI" w:hint="default"/>
                 <w:i w:val="0"/>
                 <w:iCs w:val="0"/>
                 <w:caps w:val="0"/>
@@ -6200,10 +6078,10 @@
           <w:tcPr>
             <w:tcW w:w="3158" w:type="dxa"/>
             <w:tcBorders>
-              <w:top w:val="single" w:color="auto" w:sz="4" w:space="0"/>
-              <w:left w:val="single" w:color="auto" w:sz="4" w:space="0"/>
-              <w:bottom w:val="single" w:color="auto" w:sz="12" w:space="0"/>
-              <w:right w:val="single" w:color="auto" w:sz="12" w:space="0"/>
+              <w:top w:val="single" w:sz="4" w:space="0" w:color="auto"/>
+              <w:left w:val="single" w:sz="4" w:space="0" w:color="auto"/>
+              <w:bottom w:val="single" w:sz="12" w:space="0" w:color="auto"/>
+              <w:right w:val="single" w:sz="12" w:space="0" w:color="auto"/>
             </w:tcBorders>
             <w:shd w:val="clear" w:color="auto" w:fill="auto"/>
             <w:tcMar>
@@ -6230,11 +6108,11 @@
               <w:adjustRightInd w:val="0"/>
               <w:snapToGrid w:val="0"/>
               <w:spacing w:line="240" w:lineRule="auto"/>
-              <w:ind w:left="0" w:leftChars="0" w:right="0" w:rightChars="0" w:firstLine="0" w:firstLineChars="0"/>
+              <w:ind w:left="0" w:right="0" w:firstLine="0" w:leftChars="0" w:rightChars="0" w:firstLineChars="0"/>
               <w:jc w:val="left"/>
               <w:textAlignment w:val="baseline"/>
               <w:rPr>
-                <w:rFonts w:hint="default" w:ascii="Segoe UI" w:hAnsi="Segoe UI" w:eastAsia="Segoe UI" w:cs="Segoe UI"/>
+                <w:rFonts w:ascii="Segoe UI" w:eastAsia="Segoe UI" w:hAnsi="Segoe UI" w:cs="Segoe UI" w:hint="default"/>
                 <w:i w:val="0"/>
                 <w:iCs w:val="0"/>
                 <w:caps w:val="0"/>
@@ -6246,7 +6124,7 @@
             </w:pPr>
             <w:r>
               <w:rPr>
-                <w:rFonts w:hint="default" w:ascii="Segoe UI" w:hAnsi="Segoe UI" w:eastAsia="Segoe UI" w:cs="Segoe UI"/>
+                <w:rFonts w:ascii="Segoe UI" w:eastAsia="Segoe UI" w:hAnsi="Segoe UI" w:cs="Segoe UI" w:hint="default"/>
                 <w:i w:val="0"/>
                 <w:iCs w:val="0"/>
                 <w:caps w:val="0"/>
@@ -6266,7 +6144,7 @@
     </w:tbl>
     <w:p>
       <w:pPr>
-        <w:pStyle w:val="31"/>
+        <w:pStyle w:val="3"/>
         <w:keepNext w:val="0"/>
         <w:keepLines w:val="0"/>
         <w:pageBreakBefore w:val="0"/>
@@ -6285,7 +6163,7 @@
           <w:lang w:val="en-US" w:eastAsia="zh-CN"/>
         </w:rPr>
       </w:pPr>
-      <w:bookmarkStart w:id="21" w:name="_Toc11211"/>
+      <w:bookmarkStart w:id="22" w:name="_Toc11211"/>
       <w:r>
         <w:rPr>
           <w:rFonts w:hint="default"/>
@@ -6293,11 +6171,11 @@
         </w:rPr>
         <w:t>权限申请与审批</w:t>
       </w:r>
-      <w:bookmarkEnd w:id="21"/>
+      <w:bookmarkEnd w:id="22"/>
     </w:p>
     <w:p>
       <w:pPr>
-        <w:pStyle w:val="29"/>
+        <w:pStyle w:val="a1"/>
         <w:keepNext w:val="0"/>
         <w:keepLines w:val="0"/>
         <w:pageBreakBefore w:val="0"/>
@@ -6326,7 +6204,7 @@
     </w:p>
     <w:p>
       <w:pPr>
-        <w:pStyle w:val="29"/>
+        <w:pStyle w:val="a1"/>
         <w:keepNext w:val="0"/>
         <w:keepLines w:val="0"/>
         <w:pageBreakBefore w:val="0"/>
@@ -6355,7 +6233,7 @@
     </w:p>
     <w:p>
       <w:pPr>
-        <w:pStyle w:val="29"/>
+        <w:pStyle w:val="a1"/>
         <w:keepNext w:val="0"/>
         <w:keepLines w:val="0"/>
         <w:pageBreakBefore w:val="0"/>
@@ -6384,7 +6262,7 @@
     </w:p>
     <w:p>
       <w:pPr>
-        <w:pStyle w:val="31"/>
+        <w:pStyle w:val="3"/>
         <w:keepNext w:val="0"/>
         <w:keepLines w:val="0"/>
         <w:pageBreakBefore w:val="0"/>
@@ -6403,7 +6281,7 @@
           <w:lang w:val="en-US" w:eastAsia="zh-CN"/>
         </w:rPr>
       </w:pPr>
-      <w:bookmarkStart w:id="22" w:name="_Toc28114"/>
+      <w:bookmarkStart w:id="23" w:name="_Toc28114"/>
       <w:r>
         <w:rPr>
           <w:rFonts w:hint="default"/>
@@ -6411,11 +6289,11 @@
         </w:rPr>
         <w:t>权限定期复审</w:t>
       </w:r>
-      <w:bookmarkEnd w:id="22"/>
+      <w:bookmarkEnd w:id="23"/>
     </w:p>
     <w:p>
       <w:pPr>
-        <w:pStyle w:val="29"/>
+        <w:pStyle w:val="a1"/>
         <w:keepNext w:val="0"/>
         <w:keepLines w:val="0"/>
         <w:pageBreakBefore w:val="0"/>
@@ -6444,7 +6322,7 @@
     </w:p>
     <w:p>
       <w:pPr>
-        <w:pStyle w:val="29"/>
+        <w:pStyle w:val="a1"/>
         <w:keepNext w:val="0"/>
         <w:keepLines w:val="0"/>
         <w:pageBreakBefore w:val="0"/>
@@ -6473,7 +6351,7 @@
     </w:p>
     <w:p>
       <w:pPr>
-        <w:pStyle w:val="29"/>
+        <w:pStyle w:val="a1"/>
         <w:keepNext w:val="0"/>
         <w:keepLines w:val="0"/>
         <w:pageBreakBefore w:val="0"/>
@@ -6502,7 +6380,7 @@
     </w:p>
     <w:p>
       <w:pPr>
-        <w:pStyle w:val="31"/>
+        <w:pStyle w:val="3"/>
         <w:keepNext w:val="0"/>
         <w:keepLines w:val="0"/>
         <w:pageBreakBefore w:val="0"/>
@@ -6521,7 +6399,7 @@
           <w:lang w:val="en-US" w:eastAsia="zh-CN"/>
         </w:rPr>
       </w:pPr>
-      <w:bookmarkStart w:id="23" w:name="_Toc20886"/>
+      <w:bookmarkStart w:id="24" w:name="_Toc20886"/>
       <w:r>
         <w:rPr>
           <w:rFonts w:hint="default"/>
@@ -6529,11 +6407,11 @@
         </w:rPr>
         <w:t>敏感知识分级管理</w:t>
       </w:r>
-      <w:bookmarkEnd w:id="23"/>
+      <w:bookmarkEnd w:id="24"/>
     </w:p>
     <w:p>
       <w:pPr>
-        <w:pStyle w:val="29"/>
+        <w:pStyle w:val="a1"/>
         <w:keepNext w:val="0"/>
         <w:keepLines w:val="0"/>
         <w:pageBreakBefore w:val="0"/>
@@ -6562,19 +6440,18 @@
     </w:p>
     <w:tbl>
       <w:tblPr>
-        <w:tblStyle w:val="20"/>
+        <w:tblStyle w:val="TableNormal"/>
         <w:tblW w:w="8495" w:type="dxa"/>
         <w:jc w:val="center"/>
         <w:tblBorders>
-          <w:top w:val="none" w:color="auto" w:sz="0" w:space="0"/>
-          <w:left w:val="none" w:color="auto" w:sz="0" w:space="0"/>
-          <w:bottom w:val="none" w:color="auto" w:sz="0" w:space="0"/>
-          <w:right w:val="none" w:color="auto" w:sz="0" w:space="0"/>
-          <w:insideH w:val="none" w:color="auto" w:sz="0" w:space="0"/>
-          <w:insideV w:val="none" w:color="auto" w:sz="0" w:space="0"/>
+          <w:top w:val="nil"/>
+          <w:left w:val="nil"/>
+          <w:bottom w:val="nil"/>
+          <w:right w:val="nil"/>
+          <w:insideH w:val="nil"/>
+          <w:insideV w:val="nil"/>
         </w:tblBorders>
         <w:shd w:val="clear" w:color="auto" w:fill="auto"/>
-        <w:tblLayout w:type="autofit"/>
         <w:tblCellMar>
           <w:top w:w="15" w:type="dxa"/>
           <w:left w:w="15" w:type="dxa"/>
@@ -6589,13 +6466,15 @@
       </w:tblGrid>
       <w:tr>
         <w:tblPrEx>
+          <w:tblW w:w="8495" w:type="dxa"/>
+          <w:jc w:val="center"/>
           <w:tblBorders>
-            <w:top w:val="none" w:color="auto" w:sz="0" w:space="0"/>
-            <w:left w:val="none" w:color="auto" w:sz="0" w:space="0"/>
-            <w:bottom w:val="none" w:color="auto" w:sz="0" w:space="0"/>
-            <w:right w:val="none" w:color="auto" w:sz="0" w:space="0"/>
-            <w:insideH w:val="none" w:color="auto" w:sz="0" w:space="0"/>
-            <w:insideV w:val="none" w:color="auto" w:sz="0" w:space="0"/>
+            <w:top w:val="nil"/>
+            <w:left w:val="nil"/>
+            <w:bottom w:val="nil"/>
+            <w:right w:val="nil"/>
+            <w:insideH w:val="nil"/>
+            <w:insideV w:val="nil"/>
           </w:tblBorders>
           <w:shd w:val="clear" w:color="auto" w:fill="auto"/>
           <w:tblCellMar>
@@ -6606,7 +6485,7 @@
           </w:tblCellMar>
         </w:tblPrEx>
         <w:trPr>
-          <w:trHeight w:val="0" w:hRule="atLeast"/>
+          <w:trHeight w:val="0"/>
           <w:tblHeader/>
           <w:jc w:val="center"/>
         </w:trPr>
@@ -6614,8 +6493,8 @@
           <w:tcPr>
             <w:tcW w:w="0" w:type="auto"/>
             <w:tcBorders>
-              <w:top w:val="single" w:color="auto" w:sz="12" w:space="0"/>
-              <w:left w:val="single" w:color="auto" w:sz="12" w:space="0"/>
+              <w:top w:val="single" w:sz="12" w:space="0" w:color="auto"/>
+              <w:left w:val="single" w:sz="12" w:space="0" w:color="auto"/>
               <w:bottom w:val="nil"/>
               <w:right w:val="nil"/>
             </w:tcBorders>
@@ -6636,10 +6515,10 @@
               <w:suppressLineNumbers w:val="0"/>
               <w:snapToGrid w:val="0"/>
               <w:spacing w:line="240" w:lineRule="auto"/>
-              <w:ind w:left="0" w:leftChars="0" w:right="0" w:rightChars="0" w:firstLine="0" w:firstLineChars="0"/>
+              <w:ind w:left="0" w:right="0" w:firstLine="0" w:leftChars="0" w:rightChars="0" w:firstLineChars="0"/>
               <w:jc w:val="center"/>
               <w:rPr>
-                <w:rFonts w:ascii="Segoe UI" w:hAnsi="Segoe UI" w:eastAsia="Segoe UI" w:cs="Segoe UI"/>
+                <w:rFonts w:ascii="Segoe UI" w:eastAsia="Segoe UI" w:hAnsi="Segoe UI" w:cs="Segoe UI"/>
                 <w:b/>
                 <w:i w:val="0"/>
                 <w:iCs w:val="0"/>
@@ -6652,8 +6531,8 @@
             </w:pPr>
             <w:r>
               <w:rPr>
-                <w:rStyle w:val="23"/>
-                <w:rFonts w:hint="default" w:ascii="Segoe UI" w:hAnsi="Segoe UI" w:eastAsia="Segoe UI" w:cs="Segoe UI"/>
+                <w:rStyle w:val="Strong"/>
+                <w:rFonts w:ascii="Segoe UI" w:eastAsia="Segoe UI" w:hAnsi="Segoe UI" w:cs="Segoe UI" w:hint="default"/>
                 <w:b/>
                 <w:bCs/>
                 <w:i w:val="0"/>
@@ -6675,8 +6554,8 @@
           <w:tcPr>
             <w:tcW w:w="0" w:type="auto"/>
             <w:tcBorders>
-              <w:top w:val="single" w:color="auto" w:sz="12" w:space="0"/>
-              <w:left w:val="single" w:color="auto" w:sz="4" w:space="0"/>
+              <w:top w:val="single" w:sz="12" w:space="0" w:color="auto"/>
+              <w:left w:val="single" w:sz="4" w:space="0" w:color="auto"/>
               <w:bottom w:val="nil"/>
               <w:right w:val="nil"/>
             </w:tcBorders>
@@ -6697,10 +6576,10 @@
               <w:suppressLineNumbers w:val="0"/>
               <w:snapToGrid w:val="0"/>
               <w:spacing w:line="240" w:lineRule="auto"/>
-              <w:ind w:left="0" w:leftChars="0" w:right="0" w:rightChars="0" w:firstLine="0" w:firstLineChars="0"/>
+              <w:ind w:left="0" w:right="0" w:firstLine="0" w:leftChars="0" w:rightChars="0" w:firstLineChars="0"/>
               <w:jc w:val="center"/>
               <w:rPr>
-                <w:rFonts w:hint="default" w:ascii="Segoe UI" w:hAnsi="Segoe UI" w:eastAsia="Segoe UI" w:cs="Segoe UI"/>
+                <w:rFonts w:ascii="Segoe UI" w:eastAsia="Segoe UI" w:hAnsi="Segoe UI" w:cs="Segoe UI" w:hint="default"/>
                 <w:b/>
                 <w:i w:val="0"/>
                 <w:iCs w:val="0"/>
@@ -6713,8 +6592,8 @@
             </w:pPr>
             <w:r>
               <w:rPr>
-                <w:rStyle w:val="23"/>
-                <w:rFonts w:hint="default" w:ascii="Segoe UI" w:hAnsi="Segoe UI" w:eastAsia="Segoe UI" w:cs="Segoe UI"/>
+                <w:rStyle w:val="Strong"/>
+                <w:rFonts w:ascii="Segoe UI" w:eastAsia="Segoe UI" w:hAnsi="Segoe UI" w:cs="Segoe UI" w:hint="default"/>
                 <w:b/>
                 <w:bCs/>
                 <w:i w:val="0"/>
@@ -6736,10 +6615,10 @@
           <w:tcPr>
             <w:tcW w:w="3434" w:type="dxa"/>
             <w:tcBorders>
-              <w:top w:val="single" w:color="auto" w:sz="12" w:space="0"/>
-              <w:left w:val="single" w:color="auto" w:sz="4" w:space="0"/>
+              <w:top w:val="single" w:sz="12" w:space="0" w:color="auto"/>
+              <w:left w:val="single" w:sz="4" w:space="0" w:color="auto"/>
               <w:bottom w:val="nil"/>
-              <w:right w:val="single" w:color="auto" w:sz="12" w:space="0"/>
+              <w:right w:val="single" w:sz="12" w:space="0" w:color="auto"/>
             </w:tcBorders>
             <w:shd w:val="clear" w:color="auto" w:fill="auto"/>
             <w:tcMar>
@@ -6758,10 +6637,10 @@
               <w:suppressLineNumbers w:val="0"/>
               <w:snapToGrid w:val="0"/>
               <w:spacing w:line="240" w:lineRule="auto"/>
-              <w:ind w:left="0" w:leftChars="0" w:right="0" w:rightChars="0" w:firstLine="0" w:firstLineChars="0"/>
+              <w:ind w:left="0" w:right="0" w:firstLine="0" w:leftChars="0" w:rightChars="0" w:firstLineChars="0"/>
               <w:jc w:val="center"/>
               <w:rPr>
-                <w:rFonts w:hint="default" w:ascii="Segoe UI" w:hAnsi="Segoe UI" w:eastAsia="Segoe UI" w:cs="Segoe UI"/>
+                <w:rFonts w:ascii="Segoe UI" w:eastAsia="Segoe UI" w:hAnsi="Segoe UI" w:cs="Segoe UI" w:hint="default"/>
                 <w:b/>
                 <w:i w:val="0"/>
                 <w:iCs w:val="0"/>
@@ -6774,8 +6653,8 @@
             </w:pPr>
             <w:r>
               <w:rPr>
-                <w:rStyle w:val="23"/>
-                <w:rFonts w:hint="default" w:ascii="Segoe UI" w:hAnsi="Segoe UI" w:eastAsia="Segoe UI" w:cs="Segoe UI"/>
+                <w:rStyle w:val="Strong"/>
+                <w:rFonts w:ascii="Segoe UI" w:eastAsia="Segoe UI" w:hAnsi="Segoe UI" w:cs="Segoe UI" w:hint="default"/>
                 <w:b/>
                 <w:bCs/>
                 <w:i w:val="0"/>
@@ -6796,14 +6675,8 @@
       </w:tr>
       <w:tr>
         <w:tblPrEx>
-          <w:tblBorders>
-            <w:top w:val="none" w:color="auto" w:sz="0" w:space="0"/>
-            <w:left w:val="none" w:color="auto" w:sz="0" w:space="0"/>
-            <w:bottom w:val="none" w:color="auto" w:sz="0" w:space="0"/>
-            <w:right w:val="none" w:color="auto" w:sz="0" w:space="0"/>
-            <w:insideH w:val="none" w:color="auto" w:sz="0" w:space="0"/>
-            <w:insideV w:val="none" w:color="auto" w:sz="0" w:space="0"/>
-          </w:tblBorders>
+          <w:tblW w:w="8495" w:type="dxa"/>
+          <w:jc w:val="center"/>
           <w:shd w:val="clear" w:color="auto" w:fill="auto"/>
           <w:tblCellMar>
             <w:top w:w="15" w:type="dxa"/>
@@ -6813,15 +6686,15 @@
           </w:tblCellMar>
         </w:tblPrEx>
         <w:trPr>
-          <w:trHeight w:val="0" w:hRule="atLeast"/>
+          <w:trHeight w:val="0"/>
           <w:jc w:val="center"/>
         </w:trPr>
         <w:tc>
           <w:tcPr>
             <w:tcW w:w="0" w:type="auto"/>
             <w:tcBorders>
-              <w:top w:val="single" w:color="auto" w:sz="4" w:space="0"/>
-              <w:left w:val="single" w:color="auto" w:sz="12" w:space="0"/>
+              <w:top w:val="single" w:sz="4" w:space="0" w:color="auto"/>
+              <w:left w:val="single" w:sz="12" w:space="0" w:color="auto"/>
               <w:bottom w:val="nil"/>
               <w:right w:val="nil"/>
             </w:tcBorders>
@@ -6842,10 +6715,10 @@
               <w:suppressLineNumbers w:val="0"/>
               <w:snapToGrid w:val="0"/>
               <w:spacing w:line="240" w:lineRule="auto"/>
-              <w:ind w:left="0" w:leftChars="0" w:right="0" w:rightChars="0" w:firstLine="0" w:firstLineChars="0"/>
+              <w:ind w:left="0" w:right="0" w:firstLine="0" w:leftChars="0" w:rightChars="0" w:firstLineChars="0"/>
               <w:jc w:val="center"/>
               <w:rPr>
-                <w:rFonts w:hint="default" w:ascii="Segoe UI" w:hAnsi="Segoe UI" w:eastAsia="Segoe UI" w:cs="Segoe UI"/>
+                <w:rFonts w:ascii="Segoe UI" w:eastAsia="Segoe UI" w:hAnsi="Segoe UI" w:cs="Segoe UI" w:hint="default"/>
                 <w:i w:val="0"/>
                 <w:iCs w:val="0"/>
                 <w:caps w:val="0"/>
@@ -6857,8 +6730,8 @@
             </w:pPr>
             <w:r>
               <w:rPr>
-                <w:rStyle w:val="23"/>
-                <w:rFonts w:hint="default" w:ascii="Segoe UI" w:hAnsi="Segoe UI" w:eastAsia="Segoe UI" w:cs="Segoe UI"/>
+                <w:rStyle w:val="Strong"/>
+                <w:rFonts w:ascii="Segoe UI" w:eastAsia="Segoe UI" w:hAnsi="Segoe UI" w:cs="Segoe UI" w:hint="default"/>
                 <w:b/>
                 <w:bCs/>
                 <w:i w:val="0"/>
@@ -6880,8 +6753,8 @@
           <w:tcPr>
             <w:tcW w:w="0" w:type="auto"/>
             <w:tcBorders>
-              <w:top w:val="single" w:color="auto" w:sz="4" w:space="0"/>
-              <w:left w:val="single" w:color="auto" w:sz="4" w:space="0"/>
+              <w:top w:val="single" w:sz="4" w:space="0" w:color="auto"/>
+              <w:left w:val="single" w:sz="4" w:space="0" w:color="auto"/>
               <w:bottom w:val="nil"/>
               <w:right w:val="nil"/>
             </w:tcBorders>
@@ -6902,10 +6775,10 @@
               <w:suppressLineNumbers w:val="0"/>
               <w:snapToGrid w:val="0"/>
               <w:spacing w:line="240" w:lineRule="auto"/>
-              <w:ind w:left="0" w:leftChars="0" w:right="0" w:rightChars="0" w:firstLine="0" w:firstLineChars="0"/>
+              <w:ind w:left="0" w:right="0" w:firstLine="0" w:leftChars="0" w:rightChars="0" w:firstLineChars="0"/>
               <w:jc w:val="center"/>
               <w:rPr>
-                <w:rFonts w:hint="default" w:ascii="Segoe UI" w:hAnsi="Segoe UI" w:eastAsia="Segoe UI" w:cs="Segoe UI"/>
+                <w:rFonts w:ascii="Segoe UI" w:eastAsia="Segoe UI" w:hAnsi="Segoe UI" w:cs="Segoe UI" w:hint="default"/>
                 <w:i w:val="0"/>
                 <w:iCs w:val="0"/>
                 <w:caps w:val="0"/>
@@ -6917,7 +6790,7 @@
             </w:pPr>
             <w:r>
               <w:rPr>
-                <w:rFonts w:hint="default" w:ascii="Segoe UI" w:hAnsi="Segoe UI" w:eastAsia="Segoe UI" w:cs="Segoe UI"/>
+                <w:rFonts w:ascii="Segoe UI" w:eastAsia="Segoe UI" w:hAnsi="Segoe UI" w:cs="Segoe UI" w:hint="default"/>
                 <w:i w:val="0"/>
                 <w:iCs w:val="0"/>
                 <w:caps w:val="0"/>
@@ -6937,10 +6810,10 @@
           <w:tcPr>
             <w:tcW w:w="3434" w:type="dxa"/>
             <w:tcBorders>
-              <w:top w:val="single" w:color="auto" w:sz="4" w:space="0"/>
-              <w:left w:val="single" w:color="auto" w:sz="4" w:space="0"/>
+              <w:top w:val="single" w:sz="4" w:space="0" w:color="auto"/>
+              <w:left w:val="single" w:sz="4" w:space="0" w:color="auto"/>
               <w:bottom w:val="nil"/>
-              <w:right w:val="single" w:color="auto" w:sz="12" w:space="0"/>
+              <w:right w:val="single" w:sz="12" w:space="0" w:color="auto"/>
             </w:tcBorders>
             <w:shd w:val="clear" w:color="auto" w:fill="auto"/>
             <w:tcMar>
@@ -6959,10 +6832,10 @@
               <w:suppressLineNumbers w:val="0"/>
               <w:snapToGrid w:val="0"/>
               <w:spacing w:line="240" w:lineRule="auto"/>
-              <w:ind w:left="0" w:leftChars="0" w:right="0" w:rightChars="0" w:firstLine="0" w:firstLineChars="0"/>
+              <w:ind w:left="0" w:right="0" w:firstLine="0" w:leftChars="0" w:rightChars="0" w:firstLineChars="0"/>
               <w:jc w:val="left"/>
               <w:rPr>
-                <w:rFonts w:hint="default" w:ascii="Segoe UI" w:hAnsi="Segoe UI" w:eastAsia="Segoe UI" w:cs="Segoe UI"/>
+                <w:rFonts w:ascii="Segoe UI" w:eastAsia="Segoe UI" w:hAnsi="Segoe UI" w:cs="Segoe UI" w:hint="default"/>
                 <w:i w:val="0"/>
                 <w:iCs w:val="0"/>
                 <w:caps w:val="0"/>
@@ -6974,7 +6847,7 @@
             </w:pPr>
             <w:r>
               <w:rPr>
-                <w:rFonts w:hint="default" w:ascii="Segoe UI" w:hAnsi="Segoe UI" w:eastAsia="Segoe UI" w:cs="Segoe UI"/>
+                <w:rFonts w:ascii="Segoe UI" w:eastAsia="Segoe UI" w:hAnsi="Segoe UI" w:cs="Segoe UI" w:hint="default"/>
                 <w:i w:val="0"/>
                 <w:iCs w:val="0"/>
                 <w:caps w:val="0"/>
@@ -6993,14 +6866,8 @@
       </w:tr>
       <w:tr>
         <w:tblPrEx>
-          <w:tblBorders>
-            <w:top w:val="none" w:color="auto" w:sz="0" w:space="0"/>
-            <w:left w:val="none" w:color="auto" w:sz="0" w:space="0"/>
-            <w:bottom w:val="none" w:color="auto" w:sz="0" w:space="0"/>
-            <w:right w:val="none" w:color="auto" w:sz="0" w:space="0"/>
-            <w:insideH w:val="none" w:color="auto" w:sz="0" w:space="0"/>
-            <w:insideV w:val="none" w:color="auto" w:sz="0" w:space="0"/>
-          </w:tblBorders>
+          <w:tblW w:w="8495" w:type="dxa"/>
+          <w:jc w:val="center"/>
           <w:shd w:val="clear" w:color="auto" w:fill="auto"/>
           <w:tblCellMar>
             <w:top w:w="15" w:type="dxa"/>
@@ -7010,15 +6877,15 @@
           </w:tblCellMar>
         </w:tblPrEx>
         <w:trPr>
-          <w:trHeight w:val="0" w:hRule="atLeast"/>
+          <w:trHeight w:val="0"/>
           <w:jc w:val="center"/>
         </w:trPr>
         <w:tc>
           <w:tcPr>
             <w:tcW w:w="0" w:type="auto"/>
             <w:tcBorders>
-              <w:top w:val="single" w:color="auto" w:sz="4" w:space="0"/>
-              <w:left w:val="single" w:color="auto" w:sz="12" w:space="0"/>
+              <w:top w:val="single" w:sz="4" w:space="0" w:color="auto"/>
+              <w:left w:val="single" w:sz="12" w:space="0" w:color="auto"/>
               <w:bottom w:val="nil"/>
               <w:right w:val="nil"/>
             </w:tcBorders>
@@ -7039,10 +6906,10 @@
               <w:suppressLineNumbers w:val="0"/>
               <w:snapToGrid w:val="0"/>
               <w:spacing w:line="240" w:lineRule="auto"/>
-              <w:ind w:left="0" w:leftChars="0" w:right="0" w:rightChars="0" w:firstLine="0" w:firstLineChars="0"/>
+              <w:ind w:left="0" w:right="0" w:firstLine="0" w:leftChars="0" w:rightChars="0" w:firstLineChars="0"/>
               <w:jc w:val="center"/>
               <w:rPr>
-                <w:rFonts w:hint="default" w:ascii="Segoe UI" w:hAnsi="Segoe UI" w:eastAsia="Segoe UI" w:cs="Segoe UI"/>
+                <w:rFonts w:ascii="Segoe UI" w:eastAsia="Segoe UI" w:hAnsi="Segoe UI" w:cs="Segoe UI" w:hint="default"/>
                 <w:i w:val="0"/>
                 <w:iCs w:val="0"/>
                 <w:caps w:val="0"/>
@@ -7054,8 +6921,8 @@
             </w:pPr>
             <w:r>
               <w:rPr>
-                <w:rStyle w:val="23"/>
-                <w:rFonts w:hint="default" w:ascii="Segoe UI" w:hAnsi="Segoe UI" w:eastAsia="Segoe UI" w:cs="Segoe UI"/>
+                <w:rStyle w:val="Strong"/>
+                <w:rFonts w:ascii="Segoe UI" w:eastAsia="Segoe UI" w:hAnsi="Segoe UI" w:cs="Segoe UI" w:hint="default"/>
                 <w:b/>
                 <w:bCs/>
                 <w:i w:val="0"/>
@@ -7077,8 +6944,8 @@
           <w:tcPr>
             <w:tcW w:w="0" w:type="auto"/>
             <w:tcBorders>
-              <w:top w:val="single" w:color="auto" w:sz="4" w:space="0"/>
-              <w:left w:val="single" w:color="auto" w:sz="4" w:space="0"/>
+              <w:top w:val="single" w:sz="4" w:space="0" w:color="auto"/>
+              <w:left w:val="single" w:sz="4" w:space="0" w:color="auto"/>
               <w:bottom w:val="nil"/>
               <w:right w:val="nil"/>
             </w:tcBorders>
@@ -7099,10 +6966,10 @@
               <w:suppressLineNumbers w:val="0"/>
               <w:snapToGrid w:val="0"/>
               <w:spacing w:line="240" w:lineRule="auto"/>
-              <w:ind w:left="0" w:leftChars="0" w:right="0" w:rightChars="0" w:firstLine="0" w:firstLineChars="0"/>
+              <w:ind w:left="0" w:right="0" w:firstLine="0" w:leftChars="0" w:rightChars="0" w:firstLineChars="0"/>
               <w:jc w:val="center"/>
               <w:rPr>
-                <w:rFonts w:hint="default" w:ascii="Segoe UI" w:hAnsi="Segoe UI" w:eastAsia="Segoe UI" w:cs="Segoe UI"/>
+                <w:rFonts w:ascii="Segoe UI" w:eastAsia="Segoe UI" w:hAnsi="Segoe UI" w:cs="Segoe UI" w:hint="default"/>
                 <w:i w:val="0"/>
                 <w:iCs w:val="0"/>
                 <w:caps w:val="0"/>
@@ -7114,7 +6981,7 @@
             </w:pPr>
             <w:r>
               <w:rPr>
-                <w:rFonts w:hint="default" w:ascii="Segoe UI" w:hAnsi="Segoe UI" w:eastAsia="Segoe UI" w:cs="Segoe UI"/>
+                <w:rFonts w:ascii="Segoe UI" w:eastAsia="Segoe UI" w:hAnsi="Segoe UI" w:cs="Segoe UI" w:hint="default"/>
                 <w:i w:val="0"/>
                 <w:iCs w:val="0"/>
                 <w:caps w:val="0"/>
@@ -7134,10 +7001,10 @@
           <w:tcPr>
             <w:tcW w:w="3434" w:type="dxa"/>
             <w:tcBorders>
-              <w:top w:val="single" w:color="auto" w:sz="4" w:space="0"/>
-              <w:left w:val="single" w:color="auto" w:sz="4" w:space="0"/>
+              <w:top w:val="single" w:sz="4" w:space="0" w:color="auto"/>
+              <w:left w:val="single" w:sz="4" w:space="0" w:color="auto"/>
               <w:bottom w:val="nil"/>
-              <w:right w:val="single" w:color="auto" w:sz="12" w:space="0"/>
+              <w:right w:val="single" w:sz="12" w:space="0" w:color="auto"/>
             </w:tcBorders>
             <w:shd w:val="clear" w:color="auto" w:fill="auto"/>
             <w:tcMar>
@@ -7156,10 +7023,10 @@
               <w:suppressLineNumbers w:val="0"/>
               <w:snapToGrid w:val="0"/>
               <w:spacing w:line="240" w:lineRule="auto"/>
-              <w:ind w:left="0" w:leftChars="0" w:right="0" w:rightChars="0" w:firstLine="0" w:firstLineChars="0"/>
+              <w:ind w:left="0" w:right="0" w:firstLine="0" w:leftChars="0" w:rightChars="0" w:firstLineChars="0"/>
               <w:jc w:val="left"/>
               <w:rPr>
-                <w:rFonts w:hint="default" w:ascii="Segoe UI" w:hAnsi="Segoe UI" w:eastAsia="Segoe UI" w:cs="Segoe UI"/>
+                <w:rFonts w:ascii="Segoe UI" w:eastAsia="Segoe UI" w:hAnsi="Segoe UI" w:cs="Segoe UI" w:hint="default"/>
                 <w:i w:val="0"/>
                 <w:iCs w:val="0"/>
                 <w:caps w:val="0"/>
@@ -7171,7 +7038,7 @@
             </w:pPr>
             <w:r>
               <w:rPr>
-                <w:rFonts w:hint="default" w:ascii="Segoe UI" w:hAnsi="Segoe UI" w:eastAsia="Segoe UI" w:cs="Segoe UI"/>
+                <w:rFonts w:ascii="Segoe UI" w:eastAsia="Segoe UI" w:hAnsi="Segoe UI" w:cs="Segoe UI" w:hint="default"/>
                 <w:i w:val="0"/>
                 <w:iCs w:val="0"/>
                 <w:caps w:val="0"/>
@@ -7190,14 +7057,8 @@
       </w:tr>
       <w:tr>
         <w:tblPrEx>
-          <w:tblBorders>
-            <w:top w:val="none" w:color="auto" w:sz="0" w:space="0"/>
-            <w:left w:val="none" w:color="auto" w:sz="0" w:space="0"/>
-            <w:bottom w:val="none" w:color="auto" w:sz="0" w:space="0"/>
-            <w:right w:val="none" w:color="auto" w:sz="0" w:space="0"/>
-            <w:insideH w:val="none" w:color="auto" w:sz="0" w:space="0"/>
-            <w:insideV w:val="none" w:color="auto" w:sz="0" w:space="0"/>
-          </w:tblBorders>
+          <w:tblW w:w="8495" w:type="dxa"/>
+          <w:jc w:val="center"/>
           <w:shd w:val="clear" w:color="auto" w:fill="auto"/>
           <w:tblCellMar>
             <w:top w:w="15" w:type="dxa"/>
@@ -7207,16 +7068,16 @@
           </w:tblCellMar>
         </w:tblPrEx>
         <w:trPr>
-          <w:trHeight w:val="0" w:hRule="atLeast"/>
+          <w:trHeight w:val="0"/>
           <w:jc w:val="center"/>
         </w:trPr>
         <w:tc>
           <w:tcPr>
             <w:tcW w:w="1157" w:type="dxa"/>
             <w:tcBorders>
-              <w:top w:val="single" w:color="auto" w:sz="4" w:space="0"/>
-              <w:left w:val="single" w:color="auto" w:sz="12" w:space="0"/>
-              <w:bottom w:val="single" w:color="auto" w:sz="12" w:space="0"/>
+              <w:top w:val="single" w:sz="4" w:space="0" w:color="auto"/>
+              <w:left w:val="single" w:sz="12" w:space="0" w:color="auto"/>
+              <w:bottom w:val="single" w:sz="12" w:space="0" w:color="auto"/>
               <w:right w:val="nil"/>
             </w:tcBorders>
             <w:shd w:val="clear" w:color="auto" w:fill="auto"/>
@@ -7236,10 +7097,10 @@
               <w:suppressLineNumbers w:val="0"/>
               <w:snapToGrid w:val="0"/>
               <w:spacing w:line="240" w:lineRule="auto"/>
-              <w:ind w:left="0" w:leftChars="0" w:right="0" w:rightChars="0" w:firstLine="0" w:firstLineChars="0"/>
+              <w:ind w:left="0" w:right="0" w:firstLine="0" w:leftChars="0" w:rightChars="0" w:firstLineChars="0"/>
               <w:jc w:val="center"/>
               <w:rPr>
-                <w:rFonts w:hint="default" w:ascii="Segoe UI" w:hAnsi="Segoe UI" w:eastAsia="Segoe UI" w:cs="Segoe UI"/>
+                <w:rFonts w:ascii="Segoe UI" w:eastAsia="Segoe UI" w:hAnsi="Segoe UI" w:cs="Segoe UI" w:hint="default"/>
                 <w:i w:val="0"/>
                 <w:iCs w:val="0"/>
                 <w:caps w:val="0"/>
@@ -7251,8 +7112,8 @@
             </w:pPr>
             <w:r>
               <w:rPr>
-                <w:rStyle w:val="23"/>
-                <w:rFonts w:hint="default" w:ascii="Segoe UI" w:hAnsi="Segoe UI" w:eastAsia="Segoe UI" w:cs="Segoe UI"/>
+                <w:rStyle w:val="Strong"/>
+                <w:rFonts w:ascii="Segoe UI" w:eastAsia="Segoe UI" w:hAnsi="Segoe UI" w:cs="Segoe UI" w:hint="default"/>
                 <w:b/>
                 <w:bCs/>
                 <w:i w:val="0"/>
@@ -7274,9 +7135,9 @@
           <w:tcPr>
             <w:tcW w:w="3904" w:type="dxa"/>
             <w:tcBorders>
-              <w:top w:val="single" w:color="auto" w:sz="4" w:space="0"/>
-              <w:left w:val="single" w:color="auto" w:sz="4" w:space="0"/>
-              <w:bottom w:val="single" w:color="auto" w:sz="12" w:space="0"/>
+              <w:top w:val="single" w:sz="4" w:space="0" w:color="auto"/>
+              <w:left w:val="single" w:sz="4" w:space="0" w:color="auto"/>
+              <w:bottom w:val="single" w:sz="12" w:space="0" w:color="auto"/>
               <w:right w:val="nil"/>
             </w:tcBorders>
             <w:shd w:val="clear" w:color="auto" w:fill="auto"/>
@@ -7296,10 +7157,10 @@
               <w:suppressLineNumbers w:val="0"/>
               <w:snapToGrid w:val="0"/>
               <w:spacing w:line="240" w:lineRule="auto"/>
-              <w:ind w:left="0" w:leftChars="0" w:right="0" w:rightChars="0" w:firstLine="0" w:firstLineChars="0"/>
+              <w:ind w:left="0" w:right="0" w:firstLine="0" w:leftChars="0" w:rightChars="0" w:firstLineChars="0"/>
               <w:jc w:val="center"/>
               <w:rPr>
-                <w:rFonts w:hint="default" w:ascii="Segoe UI" w:hAnsi="Segoe UI" w:eastAsia="Segoe UI" w:cs="Segoe UI"/>
+                <w:rFonts w:ascii="Segoe UI" w:eastAsia="Segoe UI" w:hAnsi="Segoe UI" w:cs="Segoe UI" w:hint="default"/>
                 <w:i w:val="0"/>
                 <w:iCs w:val="0"/>
                 <w:caps w:val="0"/>
@@ -7311,7 +7172,7 @@
             </w:pPr>
             <w:r>
               <w:rPr>
-                <w:rFonts w:hint="default" w:ascii="Segoe UI" w:hAnsi="Segoe UI" w:eastAsia="Segoe UI" w:cs="Segoe UI"/>
+                <w:rFonts w:ascii="Segoe UI" w:eastAsia="Segoe UI" w:hAnsi="Segoe UI" w:cs="Segoe UI" w:hint="default"/>
                 <w:i w:val="0"/>
                 <w:iCs w:val="0"/>
                 <w:caps w:val="0"/>
@@ -7331,10 +7192,10 @@
           <w:tcPr>
             <w:tcW w:w="3434" w:type="dxa"/>
             <w:tcBorders>
-              <w:top w:val="single" w:color="auto" w:sz="4" w:space="0"/>
-              <w:left w:val="single" w:color="auto" w:sz="4" w:space="0"/>
-              <w:bottom w:val="single" w:color="auto" w:sz="12" w:space="0"/>
-              <w:right w:val="single" w:color="auto" w:sz="12" w:space="0"/>
+              <w:top w:val="single" w:sz="4" w:space="0" w:color="auto"/>
+              <w:left w:val="single" w:sz="4" w:space="0" w:color="auto"/>
+              <w:bottom w:val="single" w:sz="12" w:space="0" w:color="auto"/>
+              <w:right w:val="single" w:sz="12" w:space="0" w:color="auto"/>
             </w:tcBorders>
             <w:shd w:val="clear" w:color="auto" w:fill="auto"/>
             <w:tcMar>
@@ -7353,10 +7214,10 @@
               <w:suppressLineNumbers w:val="0"/>
               <w:snapToGrid w:val="0"/>
               <w:spacing w:line="240" w:lineRule="auto"/>
-              <w:ind w:left="0" w:leftChars="0" w:right="0" w:rightChars="0" w:firstLine="0" w:firstLineChars="0"/>
+              <w:ind w:left="0" w:right="0" w:firstLine="0" w:leftChars="0" w:rightChars="0" w:firstLineChars="0"/>
               <w:jc w:val="left"/>
               <w:rPr>
-                <w:rFonts w:hint="default" w:ascii="Segoe UI" w:hAnsi="Segoe UI" w:eastAsia="Segoe UI" w:cs="Segoe UI"/>
+                <w:rFonts w:ascii="Segoe UI" w:eastAsia="Segoe UI" w:hAnsi="Segoe UI" w:cs="Segoe UI" w:hint="default"/>
                 <w:i w:val="0"/>
                 <w:iCs w:val="0"/>
                 <w:caps w:val="0"/>
@@ -7368,7 +7229,7 @@
             </w:pPr>
             <w:r>
               <w:rPr>
-                <w:rFonts w:hint="default" w:ascii="Segoe UI" w:hAnsi="Segoe UI" w:eastAsia="Segoe UI" w:cs="Segoe UI"/>
+                <w:rFonts w:ascii="Segoe UI" w:eastAsia="Segoe UI" w:hAnsi="Segoe UI" w:cs="Segoe UI" w:hint="default"/>
                 <w:i w:val="0"/>
                 <w:iCs w:val="0"/>
                 <w:caps w:val="0"/>
@@ -7380,7 +7241,7 @@
                 <w:szCs w:val="18"/>
                 <w:lang w:val="en-US" w:eastAsia="zh-CN"/>
               </w:rPr>
-              <w:t>仅限运维部部长及指定人员访问</w:t>
+              <w:t>仅限运维部经理及指定人员访问</w:t>
             </w:r>
           </w:p>
         </w:tc>
@@ -7388,7 +7249,7 @@
     </w:tbl>
     <w:p>
       <w:pPr>
-        <w:pStyle w:val="31"/>
+        <w:pStyle w:val="3"/>
         <w:keepNext w:val="0"/>
         <w:keepLines w:val="0"/>
         <w:pageBreakBefore w:val="0"/>
@@ -7407,7 +7268,7 @@
           <w:lang w:val="en-US" w:eastAsia="zh-CN"/>
         </w:rPr>
       </w:pPr>
-      <w:bookmarkStart w:id="24" w:name="_Toc21620"/>
+      <w:bookmarkStart w:id="25" w:name="_Toc21620"/>
       <w:r>
         <w:rPr>
           <w:rFonts w:hint="default"/>
@@ -7415,11 +7276,11 @@
         </w:rPr>
         <w:t>操作审计</w:t>
       </w:r>
-      <w:bookmarkEnd w:id="24"/>
+      <w:bookmarkEnd w:id="25"/>
     </w:p>
     <w:p>
       <w:pPr>
-        <w:pStyle w:val="29"/>
+        <w:pStyle w:val="a1"/>
         <w:keepNext w:val="0"/>
         <w:keepLines w:val="0"/>
         <w:pageBreakBefore w:val="0"/>
@@ -7443,12 +7304,12 @@
           <w:rFonts w:hint="default"/>
           <w:lang w:val="en-US" w:eastAsia="zh-CN"/>
         </w:rPr>
-        <w:t>服务知识专员定期对知识库的访问日志、编辑记录进行抽查，发现异常访问或操作时及时上报运维部部长处理。</w:t>
+        <w:t>服务知识专员定期对知识库的访问日志、编辑记录进行抽查，发现异常访问或操作时及时上报运维部经理处理。</w:t>
       </w:r>
     </w:p>
     <w:p>
       <w:pPr>
-        <w:pStyle w:val="30"/>
+        <w:pStyle w:val="2"/>
         <w:keepNext w:val="0"/>
         <w:keepLines w:val="0"/>
         <w:pageBreakBefore w:val="0"/>
@@ -7467,7 +7328,7 @@
           <w:lang w:val="en-US" w:eastAsia="zh-CN"/>
         </w:rPr>
       </w:pPr>
-      <w:bookmarkStart w:id="25" w:name="_Toc32331"/>
+      <w:bookmarkStart w:id="26" w:name="_Toc32331"/>
       <w:r>
         <w:rPr>
           <w:rFonts w:hint="default"/>
@@ -7475,11 +7336,11 @@
         </w:rPr>
         <w:t>知识流程管理</w:t>
       </w:r>
-      <w:bookmarkEnd w:id="25"/>
+      <w:bookmarkEnd w:id="26"/>
     </w:p>
     <w:p>
       <w:pPr>
-        <w:pStyle w:val="29"/>
+        <w:pStyle w:val="a1"/>
         <w:keepNext w:val="0"/>
         <w:keepLines w:val="0"/>
         <w:pageBreakBefore w:val="0"/>
@@ -7522,7 +7383,7 @@
     </w:p>
     <w:p>
       <w:pPr>
-        <w:pStyle w:val="29"/>
+        <w:pStyle w:val="a1"/>
         <w:keepNext w:val="0"/>
         <w:keepLines w:val="0"/>
         <w:pageBreakBefore w:val="0"/>
@@ -7551,7 +7412,7 @@
     </w:p>
     <w:p>
       <w:pPr>
-        <w:pStyle w:val="29"/>
+        <w:pStyle w:val="a1"/>
         <w:keepNext w:val="0"/>
         <w:keepLines w:val="0"/>
         <w:pageBreakBefore w:val="0"/>
@@ -7580,7 +7441,7 @@
     </w:p>
     <w:p>
       <w:pPr>
-        <w:pStyle w:val="29"/>
+        <w:pStyle w:val="a1"/>
         <w:keepNext w:val="0"/>
         <w:keepLines w:val="0"/>
         <w:pageBreakBefore w:val="0"/>
@@ -7609,7 +7470,7 @@
     </w:p>
     <w:p>
       <w:pPr>
-        <w:pStyle w:val="29"/>
+        <w:pStyle w:val="a1"/>
         <w:keepNext w:val="0"/>
         <w:keepLines w:val="0"/>
         <w:pageBreakBefore w:val="0"/>
@@ -7638,7 +7499,7 @@
     </w:p>
     <w:p>
       <w:pPr>
-        <w:pStyle w:val="29"/>
+        <w:pStyle w:val="a1"/>
         <w:keepNext w:val="0"/>
         <w:keepLines w:val="0"/>
         <w:pageBreakBefore w:val="0"/>
@@ -7667,7 +7528,7 @@
     </w:p>
     <w:p>
       <w:pPr>
-        <w:pStyle w:val="30"/>
+        <w:pStyle w:val="2"/>
         <w:keepNext w:val="0"/>
         <w:keepLines w:val="0"/>
         <w:pageBreakBefore w:val="0"/>
@@ -7686,7 +7547,7 @@
           <w:lang w:val="en-US" w:eastAsia="zh-CN"/>
         </w:rPr>
       </w:pPr>
-      <w:bookmarkStart w:id="26" w:name="_Toc29349"/>
+      <w:bookmarkStart w:id="27" w:name="_Toc29349"/>
       <w:r>
         <w:rPr>
           <w:rFonts w:hint="eastAsia"/>
@@ -7694,22 +7555,21 @@
         </w:rPr>
         <w:t>考核指标</w:t>
       </w:r>
-      <w:bookmarkEnd w:id="26"/>
+      <w:bookmarkEnd w:id="27"/>
     </w:p>
     <w:tbl>
       <w:tblPr>
-        <w:tblStyle w:val="21"/>
+        <w:tblStyle w:val="TableGrid"/>
         <w:tblW w:w="0" w:type="auto"/>
         <w:jc w:val="center"/>
         <w:tblBorders>
-          <w:top w:val="single" w:color="auto" w:sz="4" w:space="0"/>
-          <w:left w:val="single" w:color="auto" w:sz="4" w:space="0"/>
-          <w:bottom w:val="single" w:color="auto" w:sz="4" w:space="0"/>
-          <w:right w:val="single" w:color="auto" w:sz="4" w:space="0"/>
-          <w:insideH w:val="single" w:color="auto" w:sz="4" w:space="0"/>
-          <w:insideV w:val="single" w:color="auto" w:sz="4" w:space="0"/>
+          <w:top w:val="single" w:sz="4" w:space="0" w:color="auto"/>
+          <w:left w:val="single" w:sz="4" w:space="0" w:color="auto"/>
+          <w:bottom w:val="single" w:sz="4" w:space="0" w:color="auto"/>
+          <w:right w:val="single" w:sz="4" w:space="0" w:color="auto"/>
+          <w:insideH w:val="single" w:sz="4" w:space="0" w:color="auto"/>
+          <w:insideV w:val="single" w:sz="4" w:space="0" w:color="auto"/>
         </w:tblBorders>
-        <w:tblLayout w:type="autofit"/>
         <w:tblCellMar>
           <w:top w:w="0" w:type="dxa"/>
           <w:left w:w="108" w:type="dxa"/>
@@ -7726,13 +7586,15 @@
       </w:tblGrid>
       <w:tr>
         <w:tblPrEx>
+          <w:tblW w:w="0" w:type="auto"/>
+          <w:jc w:val="center"/>
           <w:tblBorders>
-            <w:top w:val="single" w:color="auto" w:sz="4" w:space="0"/>
-            <w:left w:val="single" w:color="auto" w:sz="4" w:space="0"/>
-            <w:bottom w:val="single" w:color="auto" w:sz="4" w:space="0"/>
-            <w:right w:val="single" w:color="auto" w:sz="4" w:space="0"/>
-            <w:insideH w:val="single" w:color="auto" w:sz="4" w:space="0"/>
-            <w:insideV w:val="single" w:color="auto" w:sz="4" w:space="0"/>
+            <w:top w:val="single" w:sz="4" w:space="0" w:color="auto"/>
+            <w:left w:val="single" w:sz="4" w:space="0" w:color="auto"/>
+            <w:bottom w:val="single" w:sz="4" w:space="0" w:color="auto"/>
+            <w:right w:val="single" w:sz="4" w:space="0" w:color="auto"/>
+            <w:insideH w:val="single" w:sz="4" w:space="0" w:color="auto"/>
+            <w:insideV w:val="single" w:sz="4" w:space="0" w:color="auto"/>
           </w:tblBorders>
           <w:tblCellMar>
             <w:top w:w="0" w:type="dxa"/>
@@ -7763,7 +7625,7 @@
               <w:bidi w:val="0"/>
               <w:adjustRightInd w:val="0"/>
               <w:snapToGrid w:val="0"/>
-              <w:ind w:left="0" w:leftChars="0" w:right="0" w:rightChars="0" w:firstLine="0" w:firstLineChars="0"/>
+              <w:ind w:left="0" w:right="0" w:firstLine="0" w:leftChars="0" w:rightChars="0" w:firstLineChars="0"/>
               <w:jc w:val="center"/>
               <w:textAlignment w:val="baseline"/>
               <w:rPr>
@@ -7803,7 +7665,7 @@
               <w:bidi w:val="0"/>
               <w:adjustRightInd w:val="0"/>
               <w:snapToGrid w:val="0"/>
-              <w:ind w:left="0" w:leftChars="0" w:right="0" w:rightChars="0" w:firstLine="0" w:firstLineChars="0"/>
+              <w:ind w:left="0" w:right="0" w:firstLine="0" w:leftChars="0" w:rightChars="0" w:firstLineChars="0"/>
               <w:jc w:val="center"/>
               <w:textAlignment w:val="baseline"/>
               <w:rPr>
@@ -7843,7 +7705,7 @@
               <w:bidi w:val="0"/>
               <w:adjustRightInd w:val="0"/>
               <w:snapToGrid w:val="0"/>
-              <w:ind w:left="0" w:leftChars="0" w:right="0" w:rightChars="0" w:firstLine="0" w:firstLineChars="0"/>
+              <w:ind w:left="0" w:right="0" w:firstLine="0" w:leftChars="0" w:rightChars="0" w:firstLineChars="0"/>
               <w:jc w:val="center"/>
               <w:textAlignment w:val="baseline"/>
               <w:rPr>
@@ -7883,7 +7745,7 @@
               <w:bidi w:val="0"/>
               <w:adjustRightInd w:val="0"/>
               <w:snapToGrid w:val="0"/>
-              <w:ind w:left="0" w:leftChars="0" w:right="0" w:rightChars="0" w:firstLine="0" w:firstLineChars="0"/>
+              <w:ind w:left="0" w:right="0" w:firstLine="0" w:leftChars="0" w:rightChars="0" w:firstLineChars="0"/>
               <w:jc w:val="center"/>
               <w:textAlignment w:val="baseline"/>
               <w:rPr>
@@ -7923,7 +7785,7 @@
               <w:bidi w:val="0"/>
               <w:adjustRightInd w:val="0"/>
               <w:snapToGrid w:val="0"/>
-              <w:ind w:left="0" w:leftChars="0" w:right="0" w:rightChars="0" w:firstLine="0" w:firstLineChars="0"/>
+              <w:ind w:left="0" w:right="0" w:firstLine="0" w:leftChars="0" w:rightChars="0" w:firstLineChars="0"/>
               <w:jc w:val="center"/>
               <w:textAlignment w:val="baseline"/>
               <w:rPr>
@@ -7947,14 +7809,8 @@
       </w:tr>
       <w:tr>
         <w:tblPrEx>
-          <w:tblBorders>
-            <w:top w:val="single" w:color="auto" w:sz="4" w:space="0"/>
-            <w:left w:val="single" w:color="auto" w:sz="4" w:space="0"/>
-            <w:bottom w:val="single" w:color="auto" w:sz="4" w:space="0"/>
-            <w:right w:val="single" w:color="auto" w:sz="4" w:space="0"/>
-            <w:insideH w:val="single" w:color="auto" w:sz="4" w:space="0"/>
-            <w:insideV w:val="single" w:color="auto" w:sz="4" w:space="0"/>
-          </w:tblBorders>
+          <w:tblW w:w="0" w:type="auto"/>
+          <w:jc w:val="center"/>
           <w:tblCellMar>
             <w:top w:w="0" w:type="dxa"/>
             <w:left w:w="108" w:type="dxa"/>
@@ -7971,7 +7827,7 @@
           </w:tcPr>
           <w:p>
             <w:pPr>
-              <w:pStyle w:val="29"/>
+              <w:pStyle w:val="a1"/>
               <w:keepNext w:val="0"/>
               <w:keepLines w:val="0"/>
               <w:pageBreakBefore w:val="0"/>
@@ -7985,7 +7841,7 @@
               <w:bidi w:val="0"/>
               <w:adjustRightInd w:val="0"/>
               <w:snapToGrid w:val="0"/>
-              <w:ind w:left="0" w:leftChars="0" w:right="0" w:rightChars="0" w:firstLine="0" w:firstLineChars="0"/>
+              <w:ind w:left="0" w:right="0" w:firstLine="0" w:leftChars="0" w:rightChars="0" w:firstLineChars="0"/>
               <w:jc w:val="center"/>
               <w:textAlignment w:val="baseline"/>
               <w:rPr>
@@ -8014,7 +7870,7 @@
           </w:tcPr>
           <w:p>
             <w:pPr>
-              <w:pStyle w:val="29"/>
+              <w:pStyle w:val="a1"/>
               <w:keepNext w:val="0"/>
               <w:keepLines w:val="0"/>
               <w:pageBreakBefore w:val="0"/>
@@ -8028,11 +7884,11 @@
               <w:bidi w:val="0"/>
               <w:adjustRightInd w:val="0"/>
               <w:snapToGrid w:val="0"/>
-              <w:ind w:left="0" w:leftChars="0" w:right="0" w:rightChars="0" w:firstLine="0" w:firstLineChars="0"/>
+              <w:ind w:left="0" w:right="0" w:firstLine="0" w:leftChars="0" w:rightChars="0" w:firstLineChars="0"/>
               <w:jc w:val="center"/>
               <w:textAlignment w:val="baseline"/>
               <w:rPr>
-                <w:rFonts w:hint="default" w:eastAsia="宋体"/>
+                <w:rFonts w:eastAsia="宋体" w:hint="default"/>
                 <w:sz w:val="21"/>
                 <w:szCs w:val="21"/>
                 <w:vertAlign w:val="baseline"/>
@@ -8057,7 +7913,7 @@
           </w:tcPr>
           <w:p>
             <w:pPr>
-              <w:pStyle w:val="29"/>
+              <w:pStyle w:val="a1"/>
               <w:keepNext w:val="0"/>
               <w:keepLines w:val="0"/>
               <w:pageBreakBefore w:val="0"/>
@@ -8071,11 +7927,11 @@
               <w:bidi w:val="0"/>
               <w:adjustRightInd w:val="0"/>
               <w:snapToGrid w:val="0"/>
-              <w:ind w:left="0" w:leftChars="0" w:right="0" w:rightChars="0" w:firstLine="0" w:firstLineChars="0"/>
+              <w:ind w:left="0" w:right="0" w:firstLine="0" w:leftChars="0" w:rightChars="0" w:firstLineChars="0"/>
               <w:jc w:val="center"/>
               <w:textAlignment w:val="baseline"/>
               <w:rPr>
-                <w:rFonts w:hint="default" w:eastAsia="宋体"/>
+                <w:rFonts w:eastAsia="宋体" w:hint="default"/>
                 <w:sz w:val="21"/>
                 <w:szCs w:val="21"/>
                 <w:vertAlign w:val="baseline"/>
@@ -8100,7 +7956,7 @@
           </w:tcPr>
           <w:p>
             <w:pPr>
-              <w:pStyle w:val="29"/>
+              <w:pStyle w:val="a1"/>
               <w:keepNext w:val="0"/>
               <w:keepLines w:val="0"/>
               <w:pageBreakBefore w:val="0"/>
@@ -8114,7 +7970,7 @@
               <w:bidi w:val="0"/>
               <w:adjustRightInd w:val="0"/>
               <w:snapToGrid w:val="0"/>
-              <w:ind w:left="0" w:leftChars="0" w:right="0" w:rightChars="0" w:firstLine="0" w:firstLineChars="0"/>
+              <w:ind w:left="0" w:right="0" w:firstLine="0" w:leftChars="0" w:rightChars="0" w:firstLineChars="0"/>
               <w:jc w:val="center"/>
               <w:textAlignment w:val="baseline"/>
               <w:rPr>
@@ -8143,7 +7999,7 @@
           </w:tcPr>
           <w:p>
             <w:pPr>
-              <w:pStyle w:val="29"/>
+              <w:pStyle w:val="a1"/>
               <w:keepNext w:val="0"/>
               <w:keepLines w:val="0"/>
               <w:pageBreakBefore w:val="0"/>
@@ -8157,7 +8013,7 @@
               <w:bidi w:val="0"/>
               <w:adjustRightInd w:val="0"/>
               <w:snapToGrid w:val="0"/>
-              <w:ind w:left="0" w:leftChars="0" w:right="0" w:rightChars="0" w:firstLine="0" w:firstLineChars="0"/>
+              <w:ind w:left="0" w:right="0" w:firstLine="0" w:leftChars="0" w:rightChars="0" w:firstLineChars="0"/>
               <w:jc w:val="center"/>
               <w:textAlignment w:val="baseline"/>
               <w:rPr>
@@ -8170,7 +8026,7 @@
             </w:pPr>
             <w:r>
               <w:rPr>
-                <w:rFonts w:hint="eastAsia" w:ascii="微软雅黑" w:hAnsi="微软雅黑" w:eastAsia="微软雅黑" w:cs="微软雅黑"/>
+                <w:rFonts w:ascii="微软雅黑" w:eastAsia="微软雅黑" w:hAnsi="微软雅黑" w:cs="微软雅黑" w:hint="eastAsia"/>
                 <w:sz w:val="21"/>
                 <w:szCs w:val="21"/>
                 <w:vertAlign w:val="baseline"/>
@@ -8193,14 +8049,8 @@
       </w:tr>
       <w:tr>
         <w:tblPrEx>
-          <w:tblBorders>
-            <w:top w:val="single" w:color="auto" w:sz="4" w:space="0"/>
-            <w:left w:val="single" w:color="auto" w:sz="4" w:space="0"/>
-            <w:bottom w:val="single" w:color="auto" w:sz="4" w:space="0"/>
-            <w:right w:val="single" w:color="auto" w:sz="4" w:space="0"/>
-            <w:insideH w:val="single" w:color="auto" w:sz="4" w:space="0"/>
-            <w:insideV w:val="single" w:color="auto" w:sz="4" w:space="0"/>
-          </w:tblBorders>
+          <w:tblW w:w="0" w:type="auto"/>
+          <w:jc w:val="center"/>
           <w:tblCellMar>
             <w:top w:w="0" w:type="dxa"/>
             <w:left w:w="108" w:type="dxa"/>
@@ -8217,7 +8067,7 @@
           </w:tcPr>
           <w:p>
             <w:pPr>
-              <w:pStyle w:val="29"/>
+              <w:pStyle w:val="a1"/>
               <w:keepNext w:val="0"/>
               <w:keepLines w:val="0"/>
               <w:pageBreakBefore w:val="0"/>
@@ -8231,7 +8081,7 @@
               <w:bidi w:val="0"/>
               <w:adjustRightInd w:val="0"/>
               <w:snapToGrid w:val="0"/>
-              <w:ind w:left="0" w:leftChars="0" w:right="0" w:rightChars="0" w:firstLine="0" w:firstLineChars="0"/>
+              <w:ind w:left="0" w:right="0" w:firstLine="0" w:leftChars="0" w:rightChars="0" w:firstLineChars="0"/>
               <w:jc w:val="center"/>
               <w:textAlignment w:val="baseline"/>
               <w:rPr>
@@ -8260,7 +8110,7 @@
           </w:tcPr>
           <w:p>
             <w:pPr>
-              <w:pStyle w:val="29"/>
+              <w:pStyle w:val="a1"/>
               <w:keepNext w:val="0"/>
               <w:keepLines w:val="0"/>
               <w:pageBreakBefore w:val="0"/>
@@ -8274,7 +8124,7 @@
               <w:bidi w:val="0"/>
               <w:adjustRightInd w:val="0"/>
               <w:snapToGrid w:val="0"/>
-              <w:ind w:left="0" w:leftChars="0" w:right="0" w:rightChars="0" w:firstLine="0" w:firstLineChars="0"/>
+              <w:ind w:left="0" w:right="0" w:firstLine="0" w:leftChars="0" w:rightChars="0" w:firstLineChars="0"/>
               <w:jc w:val="center"/>
               <w:textAlignment w:val="baseline"/>
               <w:rPr>
@@ -8303,7 +8153,7 @@
           </w:tcPr>
           <w:p>
             <w:pPr>
-              <w:pStyle w:val="29"/>
+              <w:pStyle w:val="a1"/>
               <w:keepNext w:val="0"/>
               <w:keepLines w:val="0"/>
               <w:pageBreakBefore w:val="0"/>
@@ -8317,7 +8167,7 @@
               <w:bidi w:val="0"/>
               <w:adjustRightInd w:val="0"/>
               <w:snapToGrid w:val="0"/>
-              <w:ind w:left="0" w:leftChars="0" w:right="0" w:rightChars="0" w:firstLine="0" w:firstLineChars="0"/>
+              <w:ind w:left="0" w:right="0" w:firstLine="0" w:leftChars="0" w:rightChars="0" w:firstLineChars="0"/>
               <w:jc w:val="center"/>
               <w:textAlignment w:val="baseline"/>
               <w:rPr>
@@ -8346,7 +8196,7 @@
           </w:tcPr>
           <w:p>
             <w:pPr>
-              <w:pStyle w:val="29"/>
+              <w:pStyle w:val="a1"/>
               <w:keepNext w:val="0"/>
               <w:keepLines w:val="0"/>
               <w:pageBreakBefore w:val="0"/>
@@ -8360,7 +8210,7 @@
               <w:bidi w:val="0"/>
               <w:adjustRightInd w:val="0"/>
               <w:snapToGrid w:val="0"/>
-              <w:ind w:left="0" w:leftChars="0" w:right="0" w:rightChars="0" w:firstLine="0" w:firstLineChars="0"/>
+              <w:ind w:left="0" w:right="0" w:firstLine="0" w:leftChars="0" w:rightChars="0" w:firstLineChars="0"/>
               <w:jc w:val="center"/>
               <w:textAlignment w:val="baseline"/>
               <w:rPr>
@@ -8389,7 +8239,7 @@
           </w:tcPr>
           <w:p>
             <w:pPr>
-              <w:pStyle w:val="29"/>
+              <w:pStyle w:val="a1"/>
               <w:keepNext w:val="0"/>
               <w:keepLines w:val="0"/>
               <w:pageBreakBefore w:val="0"/>
@@ -8403,11 +8253,11 @@
               <w:bidi w:val="0"/>
               <w:adjustRightInd w:val="0"/>
               <w:snapToGrid w:val="0"/>
-              <w:ind w:left="0" w:leftChars="0" w:right="0" w:rightChars="0" w:firstLine="0" w:firstLineChars="0"/>
+              <w:ind w:left="0" w:right="0" w:firstLine="0" w:leftChars="0" w:rightChars="0" w:firstLineChars="0"/>
               <w:jc w:val="center"/>
               <w:textAlignment w:val="baseline"/>
               <w:rPr>
-                <w:rFonts w:hint="default" w:ascii="微软雅黑" w:hAnsi="微软雅黑" w:eastAsia="微软雅黑" w:cs="微软雅黑"/>
+                <w:rFonts w:ascii="微软雅黑" w:eastAsia="微软雅黑" w:hAnsi="微软雅黑" w:cs="微软雅黑" w:hint="default"/>
                 <w:sz w:val="21"/>
                 <w:szCs w:val="21"/>
                 <w:vertAlign w:val="baseline"/>
@@ -8416,7 +8266,7 @@
             </w:pPr>
             <w:r>
               <w:rPr>
-                <w:rFonts w:hint="eastAsia" w:ascii="微软雅黑" w:hAnsi="微软雅黑" w:eastAsia="微软雅黑" w:cs="微软雅黑"/>
+                <w:rFonts w:ascii="微软雅黑" w:eastAsia="微软雅黑" w:hAnsi="微软雅黑" w:cs="微软雅黑" w:hint="eastAsia"/>
                 <w:sz w:val="21"/>
                 <w:szCs w:val="21"/>
                 <w:vertAlign w:val="baseline"/>
@@ -8430,7 +8280,7 @@
     </w:tbl>
     <w:p>
       <w:pPr>
-        <w:pStyle w:val="29"/>
+        <w:pStyle w:val="a1"/>
         <w:keepNext w:val="0"/>
         <w:keepLines w:val="0"/>
         <w:pageBreakBefore w:val="0"/>
@@ -8452,7 +8302,7 @@
     </w:p>
     <w:p>
       <w:pPr>
-        <w:pStyle w:val="28"/>
+        <w:pStyle w:val="1"/>
         <w:keepNext w:val="0"/>
         <w:keepLines w:val="0"/>
         <w:pageBreakBefore w:val="0"/>
@@ -8467,25 +8317,25 @@
         <w:snapToGrid w:val="0"/>
         <w:textAlignment w:val="baseline"/>
         <w:rPr>
-          <w:rStyle w:val="38"/>
-          <w:rFonts w:hint="default" w:eastAsia="宋体"/>
+          <w:rStyle w:val="1Char"/>
+          <w:rFonts w:eastAsia="宋体" w:hint="default"/>
           <w:lang w:val="en-US" w:eastAsia="zh-CN"/>
         </w:rPr>
       </w:pPr>
-      <w:bookmarkStart w:id="27" w:name="bookmark3"/>
-      <w:bookmarkEnd w:id="27"/>
-      <w:bookmarkStart w:id="28" w:name="_Toc17424"/>
-      <w:bookmarkStart w:id="29" w:name="_Toc25708"/>
+      <w:bookmarkStart w:id="28" w:name="bookmark3"/>
+      <w:bookmarkEnd w:id="28"/>
+      <w:bookmarkStart w:id="29" w:name="_Toc17424"/>
+      <w:bookmarkStart w:id="30" w:name="_Toc25708"/>
       <w:r>
         <w:rPr>
-          <w:rStyle w:val="38"/>
-          <w:rFonts w:hint="eastAsia" w:eastAsia="宋体"/>
+          <w:rStyle w:val="1Char"/>
+          <w:rFonts w:eastAsia="宋体" w:hint="eastAsia"/>
           <w:lang w:val="en-US" w:eastAsia="zh-CN"/>
         </w:rPr>
         <w:t>附则</w:t>
       </w:r>
-      <w:bookmarkEnd w:id="28"/>
       <w:bookmarkEnd w:id="29"/>
+      <w:bookmarkEnd w:id="30"/>
     </w:p>
     <w:p>
       <w:pPr>
@@ -8507,17 +8357,17 @@
         <w:adjustRightInd w:val="0"/>
         <w:snapToGrid w:val="0"/>
         <w:spacing w:line="360" w:lineRule="auto"/>
-        <w:ind w:left="425" w:leftChars="0" w:hanging="425" w:firstLineChars="0"/>
+        <w:ind w:left="425" w:hanging="425" w:leftChars="0" w:firstLineChars="0"/>
         <w:textAlignment w:val="baseline"/>
         <w:rPr>
-          <w:rFonts w:ascii="宋体" w:hAnsi="宋体" w:eastAsia="宋体" w:cs="宋体"/>
+          <w:rFonts w:ascii="宋体" w:eastAsia="宋体" w:hAnsi="宋体" w:cs="宋体"/>
           <w:sz w:val="24"/>
           <w:szCs w:val="24"/>
         </w:rPr>
       </w:pPr>
       <w:r>
         <w:rPr>
-          <w:rFonts w:ascii="宋体" w:hAnsi="宋体" w:eastAsia="宋体" w:cs="宋体"/>
+          <w:rFonts w:ascii="宋体" w:eastAsia="宋体" w:hAnsi="宋体" w:cs="宋体"/>
           <w:spacing w:val="-1"/>
           <w:sz w:val="24"/>
           <w:szCs w:val="24"/>
@@ -8526,7 +8376,7 @@
       </w:r>
       <w:r>
         <w:rPr>
-          <w:rFonts w:hint="eastAsia" w:ascii="宋体" w:hAnsi="宋体" w:cs="宋体"/>
+          <w:rFonts w:ascii="宋体" w:hAnsi="宋体" w:cs="宋体" w:hint="eastAsia"/>
           <w:spacing w:val="-1"/>
           <w:sz w:val="24"/>
           <w:szCs w:val="24"/>
@@ -8536,7 +8386,7 @@
       </w:r>
       <w:r>
         <w:rPr>
-          <w:rFonts w:ascii="宋体" w:hAnsi="宋体" w:eastAsia="宋体" w:cs="宋体"/>
+          <w:rFonts w:ascii="宋体" w:eastAsia="宋体" w:hAnsi="宋体" w:cs="宋体"/>
           <w:spacing w:val="-1"/>
           <w:sz w:val="24"/>
           <w:szCs w:val="24"/>
@@ -8564,7 +8414,7 @@
         <w:adjustRightInd w:val="0"/>
         <w:snapToGrid w:val="0"/>
         <w:spacing w:line="360" w:lineRule="auto"/>
-        <w:ind w:left="425" w:leftChars="0" w:hanging="425" w:firstLineChars="0"/>
+        <w:ind w:left="425" w:hanging="425" w:leftChars="0" w:firstLineChars="0"/>
         <w:textAlignment w:val="baseline"/>
         <w:rPr>
           <w:rFonts w:hint="default"/>
@@ -8573,7 +8423,7 @@
       </w:pPr>
       <w:r>
         <w:rPr>
-          <w:rFonts w:ascii="宋体" w:hAnsi="宋体" w:eastAsia="宋体" w:cs="宋体"/>
+          <w:rFonts w:ascii="宋体" w:eastAsia="宋体" w:hAnsi="宋体" w:cs="宋体"/>
           <w:spacing w:val="-2"/>
           <w:sz w:val="24"/>
           <w:szCs w:val="24"/>
@@ -8583,7 +8433,7 @@
     </w:p>
     <w:p>
       <w:pPr>
-        <w:pStyle w:val="28"/>
+        <w:pStyle w:val="1"/>
         <w:keepNext w:val="0"/>
         <w:keepLines w:val="0"/>
         <w:pageBreakBefore w:val="0"/>
@@ -8602,9 +8452,9 @@
           <w:lang w:val="en-US" w:eastAsia="zh-CN"/>
         </w:rPr>
       </w:pPr>
-      <w:bookmarkStart w:id="30" w:name="bookmark14"/>
-      <w:bookmarkEnd w:id="30"/>
-      <w:bookmarkStart w:id="31" w:name="_Toc30024"/>
+      <w:bookmarkStart w:id="31" w:name="bookmark14"/>
+      <w:bookmarkEnd w:id="31"/>
+      <w:bookmarkStart w:id="32" w:name="_Toc30024"/>
       <w:r>
         <w:rPr>
           <w:rFonts w:hint="eastAsia"/>
@@ -8612,11 +8462,11 @@
         </w:rPr>
         <w:t>附件</w:t>
       </w:r>
-      <w:bookmarkEnd w:id="31"/>
+      <w:bookmarkEnd w:id="32"/>
     </w:p>
     <w:p>
       <w:pPr>
-        <w:pStyle w:val="29"/>
+        <w:pStyle w:val="a1"/>
         <w:keepNext w:val="0"/>
         <w:keepLines w:val="0"/>
         <w:pageBreakBefore w:val="0"/>
@@ -8645,7 +8495,7 @@
     </w:p>
     <w:p>
       <w:pPr>
-        <w:pStyle w:val="28"/>
+        <w:pStyle w:val="1"/>
         <w:keepNext w:val="0"/>
         <w:keepLines w:val="0"/>
         <w:pageBreakBefore w:val="0"/>
@@ -8664,7 +8514,7 @@
           <w:lang w:val="en-US" w:eastAsia="zh-CN"/>
         </w:rPr>
       </w:pPr>
-      <w:bookmarkStart w:id="32" w:name="_Toc22544"/>
+      <w:bookmarkStart w:id="33" w:name="_Toc22544"/>
       <w:r>
         <w:rPr>
           <w:rFonts w:hint="eastAsia"/>
@@ -8672,11 +8522,11 @@
         </w:rPr>
         <w:t>记录</w:t>
       </w:r>
-      <w:bookmarkEnd w:id="32"/>
+      <w:bookmarkEnd w:id="33"/>
     </w:p>
     <w:p>
       <w:pPr>
-        <w:pStyle w:val="29"/>
+        <w:pStyle w:val="a1"/>
         <w:keepNext w:val="0"/>
         <w:keepLines w:val="0"/>
         <w:pageBreakBefore w:val="0"/>
@@ -8704,108 +8554,52 @@
       </w:r>
     </w:p>
     <w:sectPr>
-      <w:headerReference r:id="rId5" w:type="default"/>
-      <w:footerReference w:type="default" r:id="rId11"/>
-      <w:headerReference w:type="first" r:id="rId12"/>
-      <w:footerReference w:type="first" r:id="rId13"/>
-      <w:headerReference w:type="even" r:id="rId14"/>
-      <w:footerReference w:type="even" r:id="rId15"/>
+      <w:headerReference w:type="even" r:id="rId6"/>
+      <w:headerReference w:type="default" r:id="rId7"/>
+      <w:footerReference w:type="even" r:id="rId8"/>
+      <w:footerReference w:type="default" r:id="rId9"/>
+      <w:headerReference w:type="first" r:id="rId10"/>
+      <w:footerReference w:type="first" r:id="rId11"/>
       <w:pgSz w:w="11906" w:h="16838"/>
       <w:pgMar w:top="1417" w:right="1800" w:bottom="1440" w:left="1800" w:header="1140" w:footer="992" w:gutter="0"/>
-      <w:cols w:space="425" w:num="1"/>
+      <w:cols w:num="1" w:space="425"/>
       <w:docGrid w:type="lines" w:linePitch="312" w:charSpace="0"/>
     </w:sectPr>
   </w:body>
 </w:document>
 </file>
 
-<file path=word/endnotes.xml><?xml version="1.0" encoding="utf-8"?>
-<w:endnotes xmlns:wpc="http://schemas.microsoft.com/office/word/2010/wordprocessingCanvas" xmlns:mc="http://schemas.openxmlformats.org/markup-compatibility/2006" xmlns:o="urn:schemas-microsoft-com:office:office" xmlns:r="http://schemas.openxmlformats.org/officeDocument/2006/relationships" xmlns:m="http://schemas.openxmlformats.org/officeDocument/2006/math" xmlns:v="urn:schemas-microsoft-com:vml" xmlns:wp14="http://schemas.microsoft.com/office/word/2010/wordprocessingDrawing" xmlns:wp="http://schemas.openxmlformats.org/drawingml/2006/wordprocessingDrawing" xmlns:w="http://schemas.openxmlformats.org/wordprocessingml/2006/main" xmlns:w14="http://schemas.microsoft.com/office/word/2010/wordml" xmlns:w15="http://schemas.microsoft.com/office/word/2012/wordml" xmlns:w10="urn:schemas-microsoft-com:office:word" xmlns:wpg="http://schemas.microsoft.com/office/word/2010/wordprocessingGroup" xmlns:wpi="http://schemas.microsoft.com/office/word/2010/wordprocessingInk" xmlns:wne="http://schemas.microsoft.com/office/word/2006/wordml" xmlns:wps="http://schemas.microsoft.com/office/word/2010/wordprocessingShape" xmlns:wpsCustomData="http://www.wps.cn/officeDocument/2013/wpsCustomData" mc:Ignorable="w14 w15 wp14">
-  <w:endnote w:type="separator" w:id="0">
-    <w:p>
-      <w:pPr>
-        <w:spacing w:line="240" w:lineRule="auto"/>
-      </w:pPr>
-      <w:r>
-        <w:separator/>
-      </w:r>
-    </w:p>
-  </w:endnote>
-  <w:endnote w:type="continuationSeparator" w:id="1">
-    <w:p>
-      <w:pPr>
-        <w:spacing w:line="240" w:lineRule="auto"/>
-      </w:pPr>
-      <w:r>
-        <w:continuationSeparator/>
-      </w:r>
-    </w:p>
-  </w:endnote>
-</w:endnotes>
-</file>
-
 <file path=word/footer1.xml><?xml version="1.0" encoding="utf-8"?>
-<w:ftr xmlns:m="http://schemas.openxmlformats.org/officeDocument/2006/math" xmlns:mc="http://schemas.openxmlformats.org/markup-compatibility/2006" xmlns:mo="http://schemas.microsoft.com/office/mac/office/2008/main" xmlns:mv="urn:schemas-microsoft-com:mac:vml" xmlns:o="urn:schemas-microsoft-com:office:office" xmlns:r="http://schemas.openxmlformats.org/officeDocument/2006/relationships" xmlns:v="urn:schemas-microsoft-com:vml" xmlns:w10="urn:schemas-microsoft-com:office:word" xmlns:w14="http://schemas.microsoft.com/office/word/2010/wordml" xmlns:w="http://schemas.openxmlformats.org/wordprocessingml/2006/main" xmlns:wne="http://schemas.microsoft.com/office/word/2006/wordml" xmlns:wp14="http://schemas.microsoft.com/office/word/2010/wordprocessingDrawing" xmlns:wp="http://schemas.openxmlformats.org/drawingml/2006/wordprocessingDrawing" xmlns:wpc="http://schemas.microsoft.com/office/word/2010/wordprocessingCanvas" xmlns:wpg="http://schemas.microsoft.com/office/word/2010/wordprocessingGroup" xmlns:wpi="http://schemas.microsoft.com/office/word/2010/wordprocessingInk" xmlns:wps="http://schemas.microsoft.com/office/word/2010/wordprocessingShape" mc:Ignorable="w14 wp14">
-  <w:p>
-    <w:pPr>
-      <w:pStyle w:val="Footer"/>
-    </w:pPr>
-  </w:p>
+<w:ftr xmlns:wpc="http://schemas.microsoft.com/office/word/2010/wordprocessingCanvas" xmlns:mc="http://schemas.openxmlformats.org/markup-compatibility/2006" xmlns:o="urn:schemas-microsoft-com:office:office" xmlns:r="http://schemas.openxmlformats.org/officeDocument/2006/relationships" xmlns:m="http://schemas.openxmlformats.org/officeDocument/2006/math" xmlns:v="urn:schemas-microsoft-com:vml" xmlns:wp14="http://schemas.microsoft.com/office/word/2010/wordprocessingDrawing" xmlns:wp="http://schemas.openxmlformats.org/drawingml/2006/wordprocessingDrawing" xmlns:w10="urn:schemas-microsoft-com:office:word" xmlns:w="http://schemas.openxmlformats.org/wordprocessingml/2006/main" xmlns:w14="http://schemas.microsoft.com/office/word/2010/wordml" xmlns:w15="http://schemas.microsoft.com/office/word/2012/wordml" xmlns:wne="http://schemas.microsoft.com/office/word/2006/wordml" xmlns:wpg="http://schemas.microsoft.com/office/word/2010/wordprocessingGroup" xmlns:wpi="http://schemas.microsoft.com/office/word/2010/wordprocessingInk" xmlns:wps="http://schemas.microsoft.com/office/word/2010/wordprocessingShape" mc:Ignorable="w14 w15 wp14">
+  <w:p/>
 </w:ftr>
 </file>
 
 <file path=word/footer2.xml><?xml version="1.0" encoding="utf-8"?>
-<w:ftr xmlns:m="http://schemas.openxmlformats.org/officeDocument/2006/math" xmlns:mc="http://schemas.openxmlformats.org/markup-compatibility/2006" xmlns:mo="http://schemas.microsoft.com/office/mac/office/2008/main" xmlns:mv="urn:schemas-microsoft-com:mac:vml" xmlns:o="urn:schemas-microsoft-com:office:office" xmlns:r="http://schemas.openxmlformats.org/officeDocument/2006/relationships" xmlns:v="urn:schemas-microsoft-com:vml" xmlns:w10="urn:schemas-microsoft-com:office:word" xmlns:w14="http://schemas.microsoft.com/office/word/2010/wordml" xmlns:w="http://schemas.openxmlformats.org/wordprocessingml/2006/main" xmlns:wne="http://schemas.microsoft.com/office/word/2006/wordml" xmlns:wp14="http://schemas.microsoft.com/office/word/2010/wordprocessingDrawing" xmlns:wp="http://schemas.openxmlformats.org/drawingml/2006/wordprocessingDrawing" xmlns:wpc="http://schemas.microsoft.com/office/word/2010/wordprocessingCanvas" xmlns:wpg="http://schemas.microsoft.com/office/word/2010/wordprocessingGroup" xmlns:wpi="http://schemas.microsoft.com/office/word/2010/wordprocessingInk" xmlns:wps="http://schemas.microsoft.com/office/word/2010/wordprocessingShape" mc:Ignorable="w14 wp14">
-  <w:p>
-    <w:pPr>
-      <w:pStyle w:val="Footer"/>
-    </w:pPr>
-  </w:p>
+<w:ftr xmlns:wpc="http://schemas.microsoft.com/office/word/2010/wordprocessingCanvas" xmlns:mc="http://schemas.openxmlformats.org/markup-compatibility/2006" xmlns:o="urn:schemas-microsoft-com:office:office" xmlns:r="http://schemas.openxmlformats.org/officeDocument/2006/relationships" xmlns:m="http://schemas.openxmlformats.org/officeDocument/2006/math" xmlns:v="urn:schemas-microsoft-com:vml" xmlns:wp14="http://schemas.microsoft.com/office/word/2010/wordprocessingDrawing" xmlns:wp="http://schemas.openxmlformats.org/drawingml/2006/wordprocessingDrawing" xmlns:w10="urn:schemas-microsoft-com:office:word" xmlns:w="http://schemas.openxmlformats.org/wordprocessingml/2006/main" xmlns:w14="http://schemas.microsoft.com/office/word/2010/wordml" xmlns:w15="http://schemas.microsoft.com/office/word/2012/wordml" xmlns:wne="http://schemas.microsoft.com/office/word/2006/wordml" xmlns:wpg="http://schemas.microsoft.com/office/word/2010/wordprocessingGroup" xmlns:wpi="http://schemas.microsoft.com/office/word/2010/wordprocessingInk" xmlns:wps="http://schemas.microsoft.com/office/word/2010/wordprocessingShape" mc:Ignorable="w14 w15 wp14">
+  <w:p/>
 </w:ftr>
 </file>
 
 <file path=word/footer3.xml><?xml version="1.0" encoding="utf-8"?>
-<w:ftr xmlns:m="http://schemas.openxmlformats.org/officeDocument/2006/math" xmlns:mc="http://schemas.openxmlformats.org/markup-compatibility/2006" xmlns:mo="http://schemas.microsoft.com/office/mac/office/2008/main" xmlns:mv="urn:schemas-microsoft-com:mac:vml" xmlns:o="urn:schemas-microsoft-com:office:office" xmlns:r="http://schemas.openxmlformats.org/officeDocument/2006/relationships" xmlns:v="urn:schemas-microsoft-com:vml" xmlns:w10="urn:schemas-microsoft-com:office:word" xmlns:w14="http://schemas.microsoft.com/office/word/2010/wordml" xmlns:w="http://schemas.openxmlformats.org/wordprocessingml/2006/main" xmlns:wne="http://schemas.microsoft.com/office/word/2006/wordml" xmlns:wp14="http://schemas.microsoft.com/office/word/2010/wordprocessingDrawing" xmlns:wp="http://schemas.openxmlformats.org/drawingml/2006/wordprocessingDrawing" xmlns:wpc="http://schemas.microsoft.com/office/word/2010/wordprocessingCanvas" xmlns:wpg="http://schemas.microsoft.com/office/word/2010/wordprocessingGroup" xmlns:wpi="http://schemas.microsoft.com/office/word/2010/wordprocessingInk" xmlns:wps="http://schemas.microsoft.com/office/word/2010/wordprocessingShape" mc:Ignorable="w14 wp14">
-  <w:p>
-    <w:pPr>
-      <w:pStyle w:val="Footer"/>
-    </w:pPr>
-  </w:p>
+<w:ftr xmlns:wpc="http://schemas.microsoft.com/office/word/2010/wordprocessingCanvas" xmlns:mc="http://schemas.openxmlformats.org/markup-compatibility/2006" xmlns:o="urn:schemas-microsoft-com:office:office" xmlns:r="http://schemas.openxmlformats.org/officeDocument/2006/relationships" xmlns:m="http://schemas.openxmlformats.org/officeDocument/2006/math" xmlns:v="urn:schemas-microsoft-com:vml" xmlns:wp14="http://schemas.microsoft.com/office/word/2010/wordprocessingDrawing" xmlns:wp="http://schemas.openxmlformats.org/drawingml/2006/wordprocessingDrawing" xmlns:w10="urn:schemas-microsoft-com:office:word" xmlns:w="http://schemas.openxmlformats.org/wordprocessingml/2006/main" xmlns:w14="http://schemas.microsoft.com/office/word/2010/wordml" xmlns:w15="http://schemas.microsoft.com/office/word/2012/wordml" xmlns:wne="http://schemas.microsoft.com/office/word/2006/wordml" xmlns:wpg="http://schemas.microsoft.com/office/word/2010/wordprocessingGroup" xmlns:wpi="http://schemas.microsoft.com/office/word/2010/wordprocessingInk" xmlns:wps="http://schemas.microsoft.com/office/word/2010/wordprocessingShape" mc:Ignorable="w14 w15 wp14">
+  <w:p/>
 </w:ftr>
 </file>
 
-<file path=word/footnotes.xml><?xml version="1.0" encoding="utf-8"?>
-<w:footnotes xmlns:wpc="http://schemas.microsoft.com/office/word/2010/wordprocessingCanvas" xmlns:mc="http://schemas.openxmlformats.org/markup-compatibility/2006" xmlns:o="urn:schemas-microsoft-com:office:office" xmlns:r="http://schemas.openxmlformats.org/officeDocument/2006/relationships" xmlns:m="http://schemas.openxmlformats.org/officeDocument/2006/math" xmlns:v="urn:schemas-microsoft-com:vml" xmlns:wp14="http://schemas.microsoft.com/office/word/2010/wordprocessingDrawing" xmlns:wp="http://schemas.openxmlformats.org/drawingml/2006/wordprocessingDrawing" xmlns:w="http://schemas.openxmlformats.org/wordprocessingml/2006/main" xmlns:w14="http://schemas.microsoft.com/office/word/2010/wordml" xmlns:w15="http://schemas.microsoft.com/office/word/2012/wordml" xmlns:w10="urn:schemas-microsoft-com:office:word" xmlns:wpg="http://schemas.microsoft.com/office/word/2010/wordprocessingGroup" xmlns:wpi="http://schemas.microsoft.com/office/word/2010/wordprocessingInk" xmlns:wne="http://schemas.microsoft.com/office/word/2006/wordml" xmlns:wps="http://schemas.microsoft.com/office/word/2010/wordprocessingShape" xmlns:wpsCustomData="http://www.wps.cn/officeDocument/2013/wpsCustomData" mc:Ignorable="w14 w15 wp14">
-  <w:footnote w:type="separator" w:id="0">
-    <w:p>
-      <w:pPr>
-        <w:spacing w:line="360" w:lineRule="auto"/>
-      </w:pPr>
-      <w:r>
-        <w:separator/>
-      </w:r>
-    </w:p>
-  </w:footnote>
-  <w:footnote w:type="continuationSeparator" w:id="1">
-    <w:p>
-      <w:pPr>
-        <w:spacing w:line="360" w:lineRule="auto"/>
-      </w:pPr>
-      <w:r>
-        <w:continuationSeparator/>
-      </w:r>
-    </w:p>
-  </w:footnote>
-</w:footnotes>
+<file path=word/header1.xml><?xml version="1.0" encoding="utf-8"?>
+<w:hdr xmlns:wpc="http://schemas.microsoft.com/office/word/2010/wordprocessingCanvas" xmlns:mc="http://schemas.openxmlformats.org/markup-compatibility/2006" xmlns:o="urn:schemas-microsoft-com:office:office" xmlns:r="http://schemas.openxmlformats.org/officeDocument/2006/relationships" xmlns:m="http://schemas.openxmlformats.org/officeDocument/2006/math" xmlns:v="urn:schemas-microsoft-com:vml" xmlns:wp14="http://schemas.microsoft.com/office/word/2010/wordprocessingDrawing" xmlns:wp="http://schemas.openxmlformats.org/drawingml/2006/wordprocessingDrawing" xmlns:w10="urn:schemas-microsoft-com:office:word" xmlns:w="http://schemas.openxmlformats.org/wordprocessingml/2006/main" xmlns:w14="http://schemas.microsoft.com/office/word/2010/wordml" xmlns:w15="http://schemas.microsoft.com/office/word/2012/wordml" xmlns:wne="http://schemas.microsoft.com/office/word/2006/wordml" xmlns:wpg="http://schemas.microsoft.com/office/word/2010/wordprocessingGroup" xmlns:wpi="http://schemas.microsoft.com/office/word/2010/wordprocessingInk" xmlns:wps="http://schemas.microsoft.com/office/word/2010/wordprocessingShape" mc:Ignorable="w14 w15 wp14">
+  <w:p/>
+</w:hdr>
 </file>
 
-<file path=word/header1.xml><?xml version="1.0" encoding="utf-8"?>
-<w:hdr xmlns:wpc="http://schemas.microsoft.com/office/word/2010/wordprocessingCanvas" xmlns:mc="http://schemas.openxmlformats.org/markup-compatibility/2006" xmlns:o="urn:schemas-microsoft-com:office:office" xmlns:r="http://schemas.openxmlformats.org/officeDocument/2006/relationships" xmlns:m="http://schemas.openxmlformats.org/officeDocument/2006/math" xmlns:v="urn:schemas-microsoft-com:vml" xmlns:wp14="http://schemas.microsoft.com/office/word/2010/wordprocessingDrawing" xmlns:wp="http://schemas.openxmlformats.org/drawingml/2006/wordprocessingDrawing" xmlns:w10="urn:schemas-microsoft-com:office:word" xmlns:w="http://schemas.openxmlformats.org/wordprocessingml/2006/main" xmlns:w14="http://schemas.microsoft.com/office/word/2010/wordml" xmlns:w15="http://schemas.microsoft.com/office/word/2012/wordml" xmlns:wpg="http://schemas.microsoft.com/office/word/2010/wordprocessingGroup" xmlns:wpi="http://schemas.microsoft.com/office/word/2010/wordprocessingInk" xmlns:wne="http://schemas.microsoft.com/office/word/2006/wordml" xmlns:wps="http://schemas.microsoft.com/office/word/2010/wordprocessingShape" xmlns:wpsCustomData="http://www.wps.cn/officeDocument/2013/wpsCustomData" mc:Ignorable="w14 w15 wp14">
+<file path=word/header2.xml><?xml version="1.0" encoding="utf-8"?>
+<w:hdr xmlns:wpc="http://schemas.microsoft.com/office/word/2010/wordprocessingCanvas" xmlns:mc="http://schemas.openxmlformats.org/markup-compatibility/2006" xmlns:o="urn:schemas-microsoft-com:office:office" xmlns:r="http://schemas.openxmlformats.org/officeDocument/2006/relationships" xmlns:m="http://schemas.openxmlformats.org/officeDocument/2006/math" xmlns:v="urn:schemas-microsoft-com:vml" xmlns:wp14="http://schemas.microsoft.com/office/word/2010/wordprocessingDrawing" xmlns:wp="http://schemas.openxmlformats.org/drawingml/2006/wordprocessingDrawing" xmlns:w10="urn:schemas-microsoft-com:office:word" xmlns:w="http://schemas.openxmlformats.org/wordprocessingml/2006/main" xmlns:w14="http://schemas.microsoft.com/office/word/2010/wordml" xmlns:w15="http://schemas.microsoft.com/office/word/2012/wordml" xmlns:wne="http://schemas.microsoft.com/office/word/2006/wordml" xmlns:wpg="http://schemas.microsoft.com/office/word/2010/wordprocessingGroup" xmlns:wpi="http://schemas.microsoft.com/office/word/2010/wordprocessingInk" xmlns:wps="http://schemas.microsoft.com/office/word/2010/wordprocessingShape" mc:Ignorable="w14 w15 wp14">
   <w:p>
     <w:pPr>
-      <w:pStyle w:val="15"/>
+      <w:pStyle w:val="Header"/>
       <w:pBdr>
-        <w:bottom w:val="single" w:color="auto" w:sz="4" w:space="1"/>
+        <w:bottom w:val="single" w:sz="4" w:space="1" w:color="auto"/>
       </w:pBdr>
       <w:tabs>
         <w:tab w:val="left" w:pos="335"/>
@@ -8813,65 +8607,39 @@
       </w:tabs>
       <w:jc w:val="right"/>
       <w:rPr>
-        <w:rFonts w:hint="eastAsia" w:eastAsiaTheme="minorEastAsia"/>
+        <w:rFonts w:eastAsiaTheme="minorEastAsia" w:hint="eastAsia"/>
         <w:lang w:eastAsia="zh-CN"/>
       </w:rPr>
     </w:pPr>
     <w:r>
       <w:rPr>
-        <w:rFonts w:hint="eastAsia" w:eastAsiaTheme="minorEastAsia"/>
+        <w:rFonts w:eastAsiaTheme="minorEastAsia" w:hint="eastAsia"/>
         <w:lang w:val="en-US" w:eastAsia="zh-CN"/>
       </w:rPr>
       <w:tab/>
       <w:tab/>
       <w:t>重庆市鹧鸪哨信息技术有限责任公司</w:t>
     </w:r>
-    <w:r>
-      <w:rPr>
-        <w:rFonts w:hint="eastAsia" w:eastAsiaTheme="minorEastAsia"/>
-        <w:lang w:val="en-US" w:eastAsia="zh-CN"/>
-      </w:rPr>
-    </w:r>
-    <w:r>
-      <w:rPr>
-        <w:rFonts w:hint="eastAsia" w:eastAsiaTheme="minorEastAsia"/>
-        <w:lang w:val="en-US" w:eastAsia="zh-CN"/>
-      </w:rPr>
-    </w:r>
-  </w:p>
-</w:hdr>
-</file>
-
-<file path=word/header2.xml><?xml version="1.0" encoding="utf-8"?>
-<w:hdr xmlns:m="http://schemas.openxmlformats.org/officeDocument/2006/math" xmlns:mc="http://schemas.openxmlformats.org/markup-compatibility/2006" xmlns:mo="http://schemas.microsoft.com/office/mac/office/2008/main" xmlns:mv="urn:schemas-microsoft-com:mac:vml" xmlns:o="urn:schemas-microsoft-com:office:office" xmlns:r="http://schemas.openxmlformats.org/officeDocument/2006/relationships" xmlns:v="urn:schemas-microsoft-com:vml" xmlns:w10="urn:schemas-microsoft-com:office:word" xmlns:w14="http://schemas.microsoft.com/office/word/2010/wordml" xmlns:w="http://schemas.openxmlformats.org/wordprocessingml/2006/main" xmlns:wne="http://schemas.microsoft.com/office/word/2006/wordml" xmlns:wp14="http://schemas.microsoft.com/office/word/2010/wordprocessingDrawing" xmlns:wp="http://schemas.openxmlformats.org/drawingml/2006/wordprocessingDrawing" xmlns:wpc="http://schemas.microsoft.com/office/word/2010/wordprocessingCanvas" xmlns:wpg="http://schemas.microsoft.com/office/word/2010/wordprocessingGroup" xmlns:wpi="http://schemas.microsoft.com/office/word/2010/wordprocessingInk" xmlns:wps="http://schemas.microsoft.com/office/word/2010/wordprocessingShape" mc:Ignorable="w14 wp14">
-  <w:p>
-    <w:pPr>
-      <w:pStyle w:val="Header"/>
-    </w:pPr>
   </w:p>
 </w:hdr>
 </file>
 
 <file path=word/header3.xml><?xml version="1.0" encoding="utf-8"?>
-<w:hdr xmlns:m="http://schemas.openxmlformats.org/officeDocument/2006/math" xmlns:mc="http://schemas.openxmlformats.org/markup-compatibility/2006" xmlns:mo="http://schemas.microsoft.com/office/mac/office/2008/main" xmlns:mv="urn:schemas-microsoft-com:mac:vml" xmlns:o="urn:schemas-microsoft-com:office:office" xmlns:r="http://schemas.openxmlformats.org/officeDocument/2006/relationships" xmlns:v="urn:schemas-microsoft-com:vml" xmlns:w10="urn:schemas-microsoft-com:office:word" xmlns:w14="http://schemas.microsoft.com/office/word/2010/wordml" xmlns:w="http://schemas.openxmlformats.org/wordprocessingml/2006/main" xmlns:wne="http://schemas.microsoft.com/office/word/2006/wordml" xmlns:wp14="http://schemas.microsoft.com/office/word/2010/wordprocessingDrawing" xmlns:wp="http://schemas.openxmlformats.org/drawingml/2006/wordprocessingDrawing" xmlns:wpc="http://schemas.microsoft.com/office/word/2010/wordprocessingCanvas" xmlns:wpg="http://schemas.microsoft.com/office/word/2010/wordprocessingGroup" xmlns:wpi="http://schemas.microsoft.com/office/word/2010/wordprocessingInk" xmlns:wps="http://schemas.microsoft.com/office/word/2010/wordprocessingShape" mc:Ignorable="w14 wp14">
-  <w:p>
-    <w:pPr>
-      <w:pStyle w:val="Header"/>
-    </w:pPr>
-  </w:p>
+<w:hdr xmlns:wpc="http://schemas.microsoft.com/office/word/2010/wordprocessingCanvas" xmlns:mc="http://schemas.openxmlformats.org/markup-compatibility/2006" xmlns:o="urn:schemas-microsoft-com:office:office" xmlns:r="http://schemas.openxmlformats.org/officeDocument/2006/relationships" xmlns:m="http://schemas.openxmlformats.org/officeDocument/2006/math" xmlns:v="urn:schemas-microsoft-com:vml" xmlns:wp14="http://schemas.microsoft.com/office/word/2010/wordprocessingDrawing" xmlns:wp="http://schemas.openxmlformats.org/drawingml/2006/wordprocessingDrawing" xmlns:w10="urn:schemas-microsoft-com:office:word" xmlns:w="http://schemas.openxmlformats.org/wordprocessingml/2006/main" xmlns:w14="http://schemas.microsoft.com/office/word/2010/wordml" xmlns:w15="http://schemas.microsoft.com/office/word/2012/wordml" xmlns:wne="http://schemas.microsoft.com/office/word/2006/wordml" xmlns:wpg="http://schemas.microsoft.com/office/word/2010/wordprocessingGroup" xmlns:wpi="http://schemas.microsoft.com/office/word/2010/wordprocessingInk" xmlns:wps="http://schemas.microsoft.com/office/word/2010/wordprocessingShape" mc:Ignorable="w14 w15 wp14">
+  <w:p/>
 </w:hdr>
 </file>
 
 <file path=word/numbering.xml><?xml version="1.0" encoding="utf-8"?>
-<w:numbering xmlns:wpc="http://schemas.microsoft.com/office/word/2010/wordprocessingCanvas" xmlns:mc="http://schemas.openxmlformats.org/markup-compatibility/2006" xmlns:o="urn:schemas-microsoft-com:office:office" xmlns:r="http://schemas.openxmlformats.org/officeDocument/2006/relationships" xmlns:m="http://schemas.openxmlformats.org/officeDocument/2006/math" xmlns:v="urn:schemas-microsoft-com:vml" xmlns:wp14="http://schemas.microsoft.com/office/word/2010/wordprocessingDrawing" xmlns:wp="http://schemas.openxmlformats.org/drawingml/2006/wordprocessingDrawing" xmlns:w10="urn:schemas-microsoft-com:office:word" xmlns:w="http://schemas.openxmlformats.org/wordprocessingml/2006/main" xmlns:w14="http://schemas.microsoft.com/office/word/2010/wordml" xmlns:wpg="http://schemas.microsoft.com/office/word/2010/wordprocessingGroup" xmlns:wpi="http://schemas.microsoft.com/office/word/2010/wordprocessingInk" xmlns:wne="http://schemas.microsoft.com/office/word/2006/wordml" xmlns:wps="http://schemas.microsoft.com/office/word/2010/wordprocessingShape" xmlns:wpsCustomData="http://www.wps.cn/officeDocument/2013/wpsCustomData" mc:Ignorable="w14 wp14">
+<w:numbering xmlns:wpc="http://schemas.microsoft.com/office/word/2010/wordprocessingCanvas" xmlns:mc="http://schemas.openxmlformats.org/markup-compatibility/2006" xmlns:o="urn:schemas-microsoft-com:office:office" xmlns:r="http://schemas.openxmlformats.org/officeDocument/2006/relationships" xmlns:m="http://schemas.openxmlformats.org/officeDocument/2006/math" xmlns:v="urn:schemas-microsoft-com:vml" xmlns:wp14="http://schemas.microsoft.com/office/word/2010/wordprocessingDrawing" xmlns:wp="http://schemas.openxmlformats.org/drawingml/2006/wordprocessingDrawing" xmlns:w10="urn:schemas-microsoft-com:office:word" xmlns:w="http://schemas.openxmlformats.org/wordprocessingml/2006/main" xmlns:w14="http://schemas.microsoft.com/office/word/2010/wordml" xmlns:w15="http://schemas.microsoft.com/office/word/2012/wordml" xmlns:wne="http://schemas.microsoft.com/office/word/2006/wordml" xmlns:wpg="http://schemas.microsoft.com/office/word/2010/wordprocessingGroup" xmlns:wpi="http://schemas.microsoft.com/office/word/2010/wordprocessingInk" xmlns:wps="http://schemas.microsoft.com/office/word/2010/wordprocessingShape" mc:Ignorable="w14 w15 wp14">
   <w:abstractNum w:abstractNumId="0">
     <w:nsid w:val="8E964DCE"/>
     <w:multiLevelType w:val="multilevel"/>
     <w:tmpl w:val="8E964DCE"/>
-    <w:lvl w:ilvl="0" w:tentative="0">
+    <w:lvl w:ilvl="0">
       <w:start w:val="1"/>
       <w:numFmt w:val="decimal"/>
-      <w:pStyle w:val="2"/>
+      <w:pStyle w:val="Heading1"/>
       <w:lvlText w:val="%1."/>
       <w:lvlJc w:val="left"/>
       <w:pPr>
@@ -8881,10 +8649,10 @@
         <w:rFonts w:hint="default"/>
       </w:rPr>
     </w:lvl>
-    <w:lvl w:ilvl="1" w:tentative="0">
+    <w:lvl w:ilvl="1">
       <w:start w:val="1"/>
       <w:numFmt w:val="decimal"/>
-      <w:pStyle w:val="3"/>
+      <w:pStyle w:val="Heading2"/>
       <w:lvlText w:val="%1.%2."/>
       <w:lvlJc w:val="left"/>
       <w:pPr>
@@ -8894,10 +8662,10 @@
         <w:rFonts w:hint="default"/>
       </w:rPr>
     </w:lvl>
-    <w:lvl w:ilvl="2" w:tentative="0">
+    <w:lvl w:ilvl="2">
       <w:start w:val="1"/>
       <w:numFmt w:val="decimal"/>
-      <w:pStyle w:val="4"/>
+      <w:pStyle w:val="Heading3"/>
       <w:lvlText w:val="%1.%2.%3."/>
       <w:lvlJc w:val="left"/>
       <w:pPr>
@@ -8907,10 +8675,10 @@
         <w:rFonts w:hint="default"/>
       </w:rPr>
     </w:lvl>
-    <w:lvl w:ilvl="3" w:tentative="0">
+    <w:lvl w:ilvl="3">
       <w:start w:val="1"/>
       <w:numFmt w:val="decimal"/>
-      <w:pStyle w:val="5"/>
+      <w:pStyle w:val="Heading4"/>
       <w:lvlText w:val="%1.%2.%3.%4."/>
       <w:lvlJc w:val="left"/>
       <w:pPr>
@@ -8920,10 +8688,10 @@
         <w:rFonts w:hint="default"/>
       </w:rPr>
     </w:lvl>
-    <w:lvl w:ilvl="4" w:tentative="0">
+    <w:lvl w:ilvl="4">
       <w:start w:val="1"/>
       <w:numFmt w:val="decimal"/>
-      <w:pStyle w:val="6"/>
+      <w:pStyle w:val="Heading5"/>
       <w:lvlText w:val="%1.%2.%3.%4.%5."/>
       <w:lvlJc w:val="left"/>
       <w:pPr>
@@ -8933,10 +8701,10 @@
         <w:rFonts w:hint="default"/>
       </w:rPr>
     </w:lvl>
-    <w:lvl w:ilvl="5" w:tentative="0">
+    <w:lvl w:ilvl="5">
       <w:start w:val="1"/>
       <w:numFmt w:val="decimal"/>
-      <w:pStyle w:val="7"/>
+      <w:pStyle w:val="Heading6"/>
       <w:lvlText w:val="%1.%2.%3.%4.%5.%6."/>
       <w:lvlJc w:val="left"/>
       <w:pPr>
@@ -8946,10 +8714,10 @@
         <w:rFonts w:hint="default"/>
       </w:rPr>
     </w:lvl>
-    <w:lvl w:ilvl="6" w:tentative="0">
+    <w:lvl w:ilvl="6">
       <w:start w:val="1"/>
       <w:numFmt w:val="decimal"/>
-      <w:pStyle w:val="8"/>
+      <w:pStyle w:val="Heading7"/>
       <w:lvlText w:val="%1.%2.%3.%4.%5.%6.%7."/>
       <w:lvlJc w:val="left"/>
       <w:pPr>
@@ -8959,10 +8727,10 @@
         <w:rFonts w:hint="default"/>
       </w:rPr>
     </w:lvl>
-    <w:lvl w:ilvl="7" w:tentative="0">
+    <w:lvl w:ilvl="7">
       <w:start w:val="1"/>
       <w:numFmt w:val="decimal"/>
-      <w:pStyle w:val="9"/>
+      <w:pStyle w:val="Heading8"/>
       <w:lvlText w:val="%1.%2.%3.%4.%5.%6.%7.%8."/>
       <w:lvlJc w:val="left"/>
       <w:pPr>
@@ -8972,10 +8740,10 @@
         <w:rFonts w:hint="default"/>
       </w:rPr>
     </w:lvl>
-    <w:lvl w:ilvl="8" w:tentative="0">
+    <w:lvl w:ilvl="8">
       <w:start w:val="1"/>
       <w:numFmt w:val="decimal"/>
-      <w:pStyle w:val="10"/>
+      <w:pStyle w:val="Heading9"/>
       <w:lvlText w:val="%1.%2.%3.%4.%5.%6.%7.%8.%9."/>
       <w:lvlJc w:val="left"/>
       <w:pPr>
@@ -8990,7 +8758,7 @@
     <w:nsid w:val="1F05015D"/>
     <w:multiLevelType w:val="singleLevel"/>
     <w:tmpl w:val="1F05015D"/>
-    <w:lvl w:ilvl="0" w:tentative="0">
+    <w:lvl w:ilvl="0">
       <w:start w:val="1"/>
       <w:numFmt w:val="decimal"/>
       <w:lvlText w:val="%1."/>
@@ -9007,7 +8775,7 @@
     <w:nsid w:val="2599922A"/>
     <w:multiLevelType w:val="singleLevel"/>
     <w:tmpl w:val="2599922A"/>
-    <w:lvl w:ilvl="0" w:tentative="0">
+    <w:lvl w:ilvl="0">
       <w:start w:val="1"/>
       <w:numFmt w:val="decimal"/>
       <w:lvlText w:val="%1."/>
@@ -9033,269 +8801,267 @@
 </file>
 
 <file path=word/styles.xml><?xml version="1.0" encoding="utf-8"?>
-<w:styles xmlns:mc="http://schemas.openxmlformats.org/markup-compatibility/2006" xmlns:o="urn:schemas-microsoft-com:office:office" xmlns:r="http://schemas.openxmlformats.org/officeDocument/2006/relationships" xmlns:m="http://schemas.openxmlformats.org/officeDocument/2006/math" xmlns:v="urn:schemas-microsoft-com:vml" xmlns:w="http://schemas.openxmlformats.org/wordprocessingml/2006/main" xmlns:w14="http://schemas.microsoft.com/office/word/2010/wordml" xmlns:w10="urn:schemas-microsoft-com:office:word" xmlns:sl="http://schemas.openxmlformats.org/schemaLibrary/2006/main" xmlns:wpsCustomData="http://www.wps.cn/officeDocument/2013/wpsCustomData" mc:Ignorable="w14">
+<w:styles xmlns:mc="http://schemas.openxmlformats.org/markup-compatibility/2006" xmlns:r="http://schemas.openxmlformats.org/officeDocument/2006/relationships" xmlns:w="http://schemas.openxmlformats.org/wordprocessingml/2006/main" xmlns:w14="http://schemas.microsoft.com/office/word/2010/wordml" xmlns:w15="http://schemas.microsoft.com/office/word/2012/wordml" mc:Ignorable="w14 w15">
   <w:docDefaults>
     <w:rPrDefault>
       <w:rPr>
-        <w:rFonts w:ascii="Times New Roman" w:hAnsi="Times New Roman" w:eastAsia="宋体" w:cs="Times New Roman"/>
+        <w:rFonts w:ascii="Times New Roman" w:eastAsia="宋体" w:hAnsi="Times New Roman" w:cs="Times New Roman"/>
       </w:rPr>
     </w:rPrDefault>
     <w:pPrDefault/>
   </w:docDefaults>
-  <w:latentStyles w:count="260" w:defQFormat="0" w:defUnhideWhenUsed="1" w:defSemiHidden="1" w:defUIPriority="99" w:defLockedState="0">
-    <w:lsdException w:qFormat="1" w:unhideWhenUsed="0" w:uiPriority="0" w:semiHidden="0" w:name="Normal"/>
-    <w:lsdException w:qFormat="1" w:unhideWhenUsed="0" w:uiPriority="0" w:semiHidden="0" w:name="heading 1"/>
-    <w:lsdException w:qFormat="1" w:uiPriority="0" w:semiHidden="0" w:name="heading 2"/>
-    <w:lsdException w:qFormat="1" w:uiPriority="0" w:name="heading 3"/>
-    <w:lsdException w:qFormat="1" w:uiPriority="0" w:semiHidden="0" w:name="heading 4"/>
-    <w:lsdException w:qFormat="1" w:uiPriority="0" w:name="heading 5"/>
-    <w:lsdException w:qFormat="1" w:uiPriority="0" w:name="heading 6"/>
-    <w:lsdException w:qFormat="1" w:uiPriority="0" w:name="heading 7"/>
-    <w:lsdException w:qFormat="1" w:uiPriority="0" w:name="heading 8"/>
-    <w:lsdException w:qFormat="1" w:uiPriority="0" w:name="heading 9"/>
-    <w:lsdException w:unhideWhenUsed="0" w:uiPriority="0" w:semiHidden="0" w:name="index 1"/>
-    <w:lsdException w:unhideWhenUsed="0" w:uiPriority="0" w:semiHidden="0" w:name="index 2"/>
-    <w:lsdException w:unhideWhenUsed="0" w:uiPriority="0" w:semiHidden="0" w:name="index 3"/>
-    <w:lsdException w:unhideWhenUsed="0" w:uiPriority="0" w:semiHidden="0" w:name="index 4"/>
-    <w:lsdException w:unhideWhenUsed="0" w:uiPriority="0" w:semiHidden="0" w:name="index 5"/>
-    <w:lsdException w:unhideWhenUsed="0" w:uiPriority="0" w:semiHidden="0" w:name="index 6"/>
-    <w:lsdException w:unhideWhenUsed="0" w:uiPriority="0" w:semiHidden="0" w:name="index 7"/>
-    <w:lsdException w:unhideWhenUsed="0" w:uiPriority="0" w:semiHidden="0" w:name="index 8"/>
-    <w:lsdException w:unhideWhenUsed="0" w:uiPriority="0" w:semiHidden="0" w:name="index 9"/>
-    <w:lsdException w:qFormat="1" w:unhideWhenUsed="0" w:uiPriority="0" w:semiHidden="0" w:name="toc 1"/>
-    <w:lsdException w:qFormat="1" w:unhideWhenUsed="0" w:uiPriority="0" w:semiHidden="0" w:name="toc 2"/>
-    <w:lsdException w:qFormat="1" w:unhideWhenUsed="0" w:uiPriority="0" w:semiHidden="0" w:name="toc 3"/>
-    <w:lsdException w:unhideWhenUsed="0" w:uiPriority="0" w:semiHidden="0" w:name="toc 4"/>
-    <w:lsdException w:unhideWhenUsed="0" w:uiPriority="0" w:semiHidden="0" w:name="toc 5"/>
-    <w:lsdException w:unhideWhenUsed="0" w:uiPriority="0" w:semiHidden="0" w:name="toc 6"/>
-    <w:lsdException w:unhideWhenUsed="0" w:uiPriority="0" w:semiHidden="0" w:name="toc 7"/>
-    <w:lsdException w:unhideWhenUsed="0" w:uiPriority="0" w:semiHidden="0" w:name="toc 8"/>
-    <w:lsdException w:unhideWhenUsed="0" w:uiPriority="0" w:semiHidden="0" w:name="toc 9"/>
-    <w:lsdException w:unhideWhenUsed="0" w:uiPriority="0" w:semiHidden="0" w:name="Normal Indent"/>
-    <w:lsdException w:unhideWhenUsed="0" w:uiPriority="0" w:semiHidden="0" w:name="footnote text"/>
-    <w:lsdException w:qFormat="1" w:unhideWhenUsed="0" w:uiPriority="0" w:semiHidden="0" w:name="annotation text"/>
-    <w:lsdException w:qFormat="1" w:unhideWhenUsed="0" w:uiPriority="0" w:semiHidden="0" w:name="header"/>
-    <w:lsdException w:qFormat="1" w:unhideWhenUsed="0" w:uiPriority="0" w:semiHidden="0" w:name="footer"/>
-    <w:lsdException w:unhideWhenUsed="0" w:uiPriority="0" w:semiHidden="0" w:name="index heading"/>
-    <w:lsdException w:qFormat="1" w:uiPriority="0" w:name="caption"/>
-    <w:lsdException w:unhideWhenUsed="0" w:uiPriority="0" w:semiHidden="0" w:name="table of figures"/>
-    <w:lsdException w:unhideWhenUsed="0" w:uiPriority="0" w:semiHidden="0" w:name="envelope address"/>
-    <w:lsdException w:unhideWhenUsed="0" w:uiPriority="0" w:semiHidden="0" w:name="envelope return"/>
-    <w:lsdException w:unhideWhenUsed="0" w:uiPriority="0" w:semiHidden="0" w:name="footnote reference"/>
-    <w:lsdException w:unhideWhenUsed="0" w:uiPriority="0" w:semiHidden="0" w:name="annotation reference"/>
-    <w:lsdException w:unhideWhenUsed="0" w:uiPriority="0" w:semiHidden="0" w:name="line number"/>
-    <w:lsdException w:unhideWhenUsed="0" w:uiPriority="0" w:semiHidden="0" w:name="page number"/>
-    <w:lsdException w:unhideWhenUsed="0" w:uiPriority="0" w:semiHidden="0" w:name="endnote reference"/>
-    <w:lsdException w:unhideWhenUsed="0" w:uiPriority="0" w:semiHidden="0" w:name="endnote text"/>
-    <w:lsdException w:unhideWhenUsed="0" w:uiPriority="0" w:semiHidden="0" w:name="table of authorities"/>
-    <w:lsdException w:unhideWhenUsed="0" w:uiPriority="0" w:semiHidden="0" w:name="macro"/>
-    <w:lsdException w:unhideWhenUsed="0" w:uiPriority="0" w:semiHidden="0" w:name="toa heading"/>
-    <w:lsdException w:unhideWhenUsed="0" w:uiPriority="0" w:semiHidden="0" w:name="List"/>
-    <w:lsdException w:unhideWhenUsed="0" w:uiPriority="0" w:semiHidden="0" w:name="List Bullet"/>
-    <w:lsdException w:unhideWhenUsed="0" w:uiPriority="0" w:semiHidden="0" w:name="List Number"/>
-    <w:lsdException w:unhideWhenUsed="0" w:uiPriority="0" w:semiHidden="0" w:name="List 2"/>
-    <w:lsdException w:unhideWhenUsed="0" w:uiPriority="0" w:semiHidden="0" w:name="List 3"/>
-    <w:lsdException w:unhideWhenUsed="0" w:uiPriority="0" w:semiHidden="0" w:name="List 4"/>
-    <w:lsdException w:unhideWhenUsed="0" w:uiPriority="0" w:semiHidden="0" w:name="List 5"/>
-    <w:lsdException w:unhideWhenUsed="0" w:uiPriority="0" w:semiHidden="0" w:name="List Bullet 2"/>
-    <w:lsdException w:unhideWhenUsed="0" w:uiPriority="0" w:semiHidden="0" w:name="List Bullet 3"/>
-    <w:lsdException w:unhideWhenUsed="0" w:uiPriority="0" w:semiHidden="0" w:name="List Bullet 4"/>
-    <w:lsdException w:unhideWhenUsed="0" w:uiPriority="0" w:semiHidden="0" w:name="List Bullet 5"/>
-    <w:lsdException w:unhideWhenUsed="0" w:uiPriority="0" w:semiHidden="0" w:name="List Number 2"/>
-    <w:lsdException w:unhideWhenUsed="0" w:uiPriority="0" w:semiHidden="0" w:name="List Number 3"/>
-    <w:lsdException w:unhideWhenUsed="0" w:uiPriority="0" w:semiHidden="0" w:name="List Number 4"/>
-    <w:lsdException w:unhideWhenUsed="0" w:uiPriority="0" w:semiHidden="0" w:name="List Number 5"/>
-    <w:lsdException w:qFormat="1" w:unhideWhenUsed="0" w:uiPriority="0" w:semiHidden="0" w:name="Title"/>
-    <w:lsdException w:unhideWhenUsed="0" w:uiPriority="0" w:semiHidden="0" w:name="Closing"/>
-    <w:lsdException w:unhideWhenUsed="0" w:uiPriority="0" w:semiHidden="0" w:name="Signature"/>
-    <w:lsdException w:qFormat="1" w:unhideWhenUsed="0" w:uiPriority="0" w:name="Default Paragraph Font"/>
-    <w:lsdException w:qFormat="1" w:unhideWhenUsed="0" w:uiPriority="0" w:name="Body Text"/>
-    <w:lsdException w:unhideWhenUsed="0" w:uiPriority="0" w:semiHidden="0" w:name="Body Text Indent"/>
-    <w:lsdException w:unhideWhenUsed="0" w:uiPriority="0" w:semiHidden="0" w:name="List Continue"/>
-    <w:lsdException w:unhideWhenUsed="0" w:uiPriority="0" w:semiHidden="0" w:name="List Continue 2"/>
-    <w:lsdException w:unhideWhenUsed="0" w:uiPriority="0" w:semiHidden="0" w:name="List Continue 3"/>
-    <w:lsdException w:unhideWhenUsed="0" w:uiPriority="0" w:semiHidden="0" w:name="List Continue 4"/>
-    <w:lsdException w:unhideWhenUsed="0" w:uiPriority="0" w:semiHidden="0" w:name="List Continue 5"/>
-    <w:lsdException w:unhideWhenUsed="0" w:uiPriority="0" w:semiHidden="0" w:name="Message Header"/>
-    <w:lsdException w:qFormat="1" w:unhideWhenUsed="0" w:uiPriority="0" w:semiHidden="0" w:name="Subtitle"/>
-    <w:lsdException w:unhideWhenUsed="0" w:uiPriority="0" w:semiHidden="0" w:name="Salutation"/>
-    <w:lsdException w:unhideWhenUsed="0" w:uiPriority="0" w:semiHidden="0" w:name="Date"/>
-    <w:lsdException w:unhideWhenUsed="0" w:uiPriority="0" w:semiHidden="0" w:name="Body Text First Indent"/>
-    <w:lsdException w:unhideWhenUsed="0" w:uiPriority="0" w:semiHidden="0" w:name="Body Text First Indent 2"/>
-    <w:lsdException w:uiPriority="99" w:name="Note Heading"/>
-    <w:lsdException w:unhideWhenUsed="0" w:uiPriority="0" w:semiHidden="0" w:name="Body Text 2"/>
-    <w:lsdException w:unhideWhenUsed="0" w:uiPriority="0" w:semiHidden="0" w:name="Body Text 3"/>
-    <w:lsdException w:unhideWhenUsed="0" w:uiPriority="0" w:semiHidden="0" w:name="Body Text Indent 2"/>
-    <w:lsdException w:unhideWhenUsed="0" w:uiPriority="0" w:semiHidden="0" w:name="Body Text Indent 3"/>
-    <w:lsdException w:unhideWhenUsed="0" w:uiPriority="0" w:semiHidden="0" w:name="Block Text"/>
-    <w:lsdException w:unhideWhenUsed="0" w:uiPriority="0" w:semiHidden="0" w:name="Hyperlink"/>
-    <w:lsdException w:unhideWhenUsed="0" w:uiPriority="0" w:semiHidden="0" w:name="FollowedHyperlink"/>
-    <w:lsdException w:qFormat="1" w:unhideWhenUsed="0" w:uiPriority="0" w:semiHidden="0" w:name="Strong"/>
-    <w:lsdException w:qFormat="1" w:unhideWhenUsed="0" w:uiPriority="0" w:semiHidden="0" w:name="Emphasis"/>
-    <w:lsdException w:unhideWhenUsed="0" w:uiPriority="0" w:semiHidden="0" w:name="Document Map"/>
-    <w:lsdException w:unhideWhenUsed="0" w:uiPriority="0" w:semiHidden="0" w:name="Plain Text"/>
-    <w:lsdException w:unhideWhenUsed="0" w:uiPriority="0" w:semiHidden="0" w:name="E-mail Signature"/>
-    <w:lsdException w:qFormat="1" w:unhideWhenUsed="0" w:uiPriority="0" w:semiHidden="0" w:name="Normal (Web)"/>
-    <w:lsdException w:unhideWhenUsed="0" w:uiPriority="0" w:semiHidden="0" w:name="HTML Acronym"/>
-    <w:lsdException w:unhideWhenUsed="0" w:uiPriority="0" w:semiHidden="0" w:name="HTML Address"/>
-    <w:lsdException w:unhideWhenUsed="0" w:uiPriority="0" w:semiHidden="0" w:name="HTML Cite"/>
-    <w:lsdException w:unhideWhenUsed="0" w:uiPriority="0" w:semiHidden="0" w:name="HTML Code"/>
-    <w:lsdException w:unhideWhenUsed="0" w:uiPriority="0" w:semiHidden="0" w:name="HTML Definition"/>
-    <w:lsdException w:unhideWhenUsed="0" w:uiPriority="0" w:semiHidden="0" w:name="HTML Keyboard"/>
-    <w:lsdException w:unhideWhenUsed="0" w:uiPriority="0" w:semiHidden="0" w:name="HTML Preformatted"/>
-    <w:lsdException w:unhideWhenUsed="0" w:uiPriority="0" w:semiHidden="0" w:name="HTML Sample"/>
-    <w:lsdException w:unhideWhenUsed="0" w:uiPriority="0" w:semiHidden="0" w:name="HTML Typewriter"/>
-    <w:lsdException w:unhideWhenUsed="0" w:uiPriority="0" w:semiHidden="0" w:name="HTML Variable"/>
-    <w:lsdException w:qFormat="1" w:unhideWhenUsed="0" w:uiPriority="0" w:name="Normal Table"/>
-    <w:lsdException w:unhideWhenUsed="0" w:uiPriority="0" w:semiHidden="0" w:name="annotation subject"/>
-    <w:lsdException w:unhideWhenUsed="0" w:uiPriority="0" w:semiHidden="0" w:name="Table Simple 1"/>
-    <w:lsdException w:unhideWhenUsed="0" w:uiPriority="0" w:semiHidden="0" w:name="Table Simple 2"/>
-    <w:lsdException w:unhideWhenUsed="0" w:uiPriority="0" w:semiHidden="0" w:name="Table Simple 3"/>
-    <w:lsdException w:unhideWhenUsed="0" w:uiPriority="0" w:semiHidden="0" w:name="Table Classic 1"/>
-    <w:lsdException w:unhideWhenUsed="0" w:uiPriority="0" w:semiHidden="0" w:name="Table Classic 2"/>
-    <w:lsdException w:unhideWhenUsed="0" w:uiPriority="0" w:semiHidden="0" w:name="Table Classic 3"/>
-    <w:lsdException w:unhideWhenUsed="0" w:uiPriority="0" w:semiHidden="0" w:name="Table Classic 4"/>
-    <w:lsdException w:unhideWhenUsed="0" w:uiPriority="0" w:semiHidden="0" w:name="Table Colorful 1"/>
-    <w:lsdException w:unhideWhenUsed="0" w:uiPriority="0" w:semiHidden="0" w:name="Table Colorful 2"/>
-    <w:lsdException w:unhideWhenUsed="0" w:uiPriority="0" w:semiHidden="0" w:name="Table Colorful 3"/>
-    <w:lsdException w:unhideWhenUsed="0" w:uiPriority="0" w:semiHidden="0" w:name="Table Columns 1"/>
-    <w:lsdException w:unhideWhenUsed="0" w:uiPriority="0" w:semiHidden="0" w:name="Table Columns 2"/>
-    <w:lsdException w:unhideWhenUsed="0" w:uiPriority="0" w:semiHidden="0" w:name="Table Columns 3"/>
-    <w:lsdException w:unhideWhenUsed="0" w:uiPriority="0" w:semiHidden="0" w:name="Table Columns 4"/>
-    <w:lsdException w:unhideWhenUsed="0" w:uiPriority="0" w:semiHidden="0" w:name="Table Columns 5"/>
-    <w:lsdException w:unhideWhenUsed="0" w:uiPriority="0" w:semiHidden="0" w:name="Table Grid 1"/>
-    <w:lsdException w:unhideWhenUsed="0" w:uiPriority="0" w:semiHidden="0" w:name="Table Grid 2"/>
-    <w:lsdException w:unhideWhenUsed="0" w:uiPriority="0" w:semiHidden="0" w:name="Table Grid 3"/>
-    <w:lsdException w:unhideWhenUsed="0" w:uiPriority="0" w:semiHidden="0" w:name="Table Grid 4"/>
-    <w:lsdException w:unhideWhenUsed="0" w:uiPriority="0" w:semiHidden="0" w:name="Table Grid 5"/>
-    <w:lsdException w:unhideWhenUsed="0" w:uiPriority="0" w:semiHidden="0" w:name="Table Grid 6"/>
-    <w:lsdException w:unhideWhenUsed="0" w:uiPriority="0" w:semiHidden="0" w:name="Table Grid 7"/>
-    <w:lsdException w:unhideWhenUsed="0" w:uiPriority="0" w:semiHidden="0" w:name="Table Grid 8"/>
-    <w:lsdException w:unhideWhenUsed="0" w:uiPriority="0" w:semiHidden="0" w:name="Table List 1"/>
-    <w:lsdException w:unhideWhenUsed="0" w:uiPriority="0" w:semiHidden="0" w:name="Table List 2"/>
-    <w:lsdException w:unhideWhenUsed="0" w:uiPriority="0" w:semiHidden="0" w:name="Table List 3"/>
-    <w:lsdException w:unhideWhenUsed="0" w:uiPriority="0" w:semiHidden="0" w:name="Table List 4"/>
-    <w:lsdException w:unhideWhenUsed="0" w:uiPriority="0" w:semiHidden="0" w:name="Table List 5"/>
-    <w:lsdException w:unhideWhenUsed="0" w:uiPriority="0" w:semiHidden="0" w:name="Table List 6"/>
-    <w:lsdException w:unhideWhenUsed="0" w:uiPriority="0" w:semiHidden="0" w:name="Table List 7"/>
-    <w:lsdException w:unhideWhenUsed="0" w:uiPriority="0" w:semiHidden="0" w:name="Table List 8"/>
-    <w:lsdException w:unhideWhenUsed="0" w:uiPriority="0" w:semiHidden="0" w:name="Table 3D effects 1"/>
-    <w:lsdException w:unhideWhenUsed="0" w:uiPriority="0" w:semiHidden="0" w:name="Table 3D effects 2"/>
-    <w:lsdException w:unhideWhenUsed="0" w:uiPriority="0" w:semiHidden="0" w:name="Table 3D effects 3"/>
-    <w:lsdException w:unhideWhenUsed="0" w:uiPriority="0" w:semiHidden="0" w:name="Table Contemporary"/>
-    <w:lsdException w:unhideWhenUsed="0" w:uiPriority="0" w:semiHidden="0" w:name="Table Elegant"/>
-    <w:lsdException w:unhideWhenUsed="0" w:uiPriority="0" w:semiHidden="0" w:name="Table Professional"/>
-    <w:lsdException w:unhideWhenUsed="0" w:uiPriority="0" w:semiHidden="0" w:name="Table Subtle 1"/>
-    <w:lsdException w:unhideWhenUsed="0" w:uiPriority="0" w:semiHidden="0" w:name="Table Subtle 2"/>
-    <w:lsdException w:unhideWhenUsed="0" w:uiPriority="0" w:semiHidden="0" w:name="Table Web 1"/>
-    <w:lsdException w:unhideWhenUsed="0" w:uiPriority="0" w:semiHidden="0" w:name="Table Web 2"/>
-    <w:lsdException w:unhideWhenUsed="0" w:uiPriority="0" w:semiHidden="0" w:name="Table Web 3"/>
-    <w:lsdException w:unhideWhenUsed="0" w:uiPriority="0" w:semiHidden="0" w:name="Balloon Text"/>
-    <w:lsdException w:qFormat="1" w:unhideWhenUsed="0" w:uiPriority="0" w:semiHidden="0" w:name="Table Grid"/>
-    <w:lsdException w:unhideWhenUsed="0" w:uiPriority="0" w:semiHidden="0" w:name="Table Theme"/>
-    <w:lsdException w:unhideWhenUsed="0" w:uiPriority="60" w:semiHidden="0" w:name="Light Shading"/>
-    <w:lsdException w:unhideWhenUsed="0" w:uiPriority="61" w:semiHidden="0" w:name="Light List"/>
-    <w:lsdException w:unhideWhenUsed="0" w:uiPriority="62" w:semiHidden="0" w:name="Light Grid"/>
-    <w:lsdException w:unhideWhenUsed="0" w:uiPriority="63" w:semiHidden="0" w:name="Medium Shading 1"/>
-    <w:lsdException w:unhideWhenUsed="0" w:uiPriority="64" w:semiHidden="0" w:name="Medium Shading 2"/>
-    <w:lsdException w:unhideWhenUsed="0" w:uiPriority="65" w:semiHidden="0" w:name="Medium List 1"/>
-    <w:lsdException w:unhideWhenUsed="0" w:uiPriority="66" w:semiHidden="0" w:name="Medium List 2"/>
-    <w:lsdException w:unhideWhenUsed="0" w:uiPriority="67" w:semiHidden="0" w:name="Medium Grid 1"/>
-    <w:lsdException w:unhideWhenUsed="0" w:uiPriority="68" w:semiHidden="0" w:name="Medium Grid 2"/>
-    <w:lsdException w:unhideWhenUsed="0" w:uiPriority="69" w:semiHidden="0" w:name="Medium Grid 3"/>
-    <w:lsdException w:unhideWhenUsed="0" w:uiPriority="70" w:semiHidden="0" w:name="Dark List"/>
-    <w:lsdException w:unhideWhenUsed="0" w:uiPriority="71" w:semiHidden="0" w:name="Colorful Shading"/>
-    <w:lsdException w:unhideWhenUsed="0" w:uiPriority="72" w:semiHidden="0" w:name="Colorful List"/>
-    <w:lsdException w:unhideWhenUsed="0" w:uiPriority="73" w:semiHidden="0" w:name="Colorful Grid"/>
-    <w:lsdException w:unhideWhenUsed="0" w:uiPriority="60" w:semiHidden="0" w:name="Light Shading Accent 1"/>
-    <w:lsdException w:unhideWhenUsed="0" w:uiPriority="61" w:semiHidden="0" w:name="Light List Accent 1"/>
-    <w:lsdException w:unhideWhenUsed="0" w:uiPriority="62" w:semiHidden="0" w:name="Light Grid Accent 1"/>
-    <w:lsdException w:unhideWhenUsed="0" w:uiPriority="63" w:semiHidden="0" w:name="Medium Shading 1 Accent 1"/>
-    <w:lsdException w:unhideWhenUsed="0" w:uiPriority="64" w:semiHidden="0" w:name="Medium Shading 2 Accent 1"/>
-    <w:lsdException w:unhideWhenUsed="0" w:uiPriority="65" w:semiHidden="0" w:name="Medium List 1 Accent 1"/>
-    <w:lsdException w:unhideWhenUsed="0" w:uiPriority="66" w:semiHidden="0" w:name="Medium List 2 Accent 1"/>
-    <w:lsdException w:unhideWhenUsed="0" w:uiPriority="67" w:semiHidden="0" w:name="Medium Grid 1 Accent 1"/>
-    <w:lsdException w:unhideWhenUsed="0" w:uiPriority="68" w:semiHidden="0" w:name="Medium Grid 2 Accent 1"/>
-    <w:lsdException w:unhideWhenUsed="0" w:uiPriority="69" w:semiHidden="0" w:name="Medium Grid 3 Accent 1"/>
-    <w:lsdException w:unhideWhenUsed="0" w:uiPriority="70" w:semiHidden="0" w:name="Dark List Accent 1"/>
-    <w:lsdException w:unhideWhenUsed="0" w:uiPriority="71" w:semiHidden="0" w:name="Colorful Shading Accent 1"/>
-    <w:lsdException w:unhideWhenUsed="0" w:uiPriority="72" w:semiHidden="0" w:name="Colorful List Accent 1"/>
-    <w:lsdException w:unhideWhenUsed="0" w:uiPriority="73" w:semiHidden="0" w:name="Colorful Grid Accent 1"/>
-    <w:lsdException w:unhideWhenUsed="0" w:uiPriority="60" w:semiHidden="0" w:name="Light Shading Accent 2"/>
-    <w:lsdException w:unhideWhenUsed="0" w:uiPriority="61" w:semiHidden="0" w:name="Light List Accent 2"/>
-    <w:lsdException w:unhideWhenUsed="0" w:uiPriority="62" w:semiHidden="0" w:name="Light Grid Accent 2"/>
-    <w:lsdException w:unhideWhenUsed="0" w:uiPriority="63" w:semiHidden="0" w:name="Medium Shading 1 Accent 2"/>
-    <w:lsdException w:unhideWhenUsed="0" w:uiPriority="64" w:semiHidden="0" w:name="Medium Shading 2 Accent 2"/>
-    <w:lsdException w:unhideWhenUsed="0" w:uiPriority="65" w:semiHidden="0" w:name="Medium List 1 Accent 2"/>
-    <w:lsdException w:unhideWhenUsed="0" w:uiPriority="66" w:semiHidden="0" w:name="Medium List 2 Accent 2"/>
-    <w:lsdException w:unhideWhenUsed="0" w:uiPriority="67" w:semiHidden="0" w:name="Medium Grid 1 Accent 2"/>
-    <w:lsdException w:unhideWhenUsed="0" w:uiPriority="68" w:semiHidden="0" w:name="Medium Grid 2 Accent 2"/>
-    <w:lsdException w:unhideWhenUsed="0" w:uiPriority="69" w:semiHidden="0" w:name="Medium Grid 3 Accent 2"/>
-    <w:lsdException w:unhideWhenUsed="0" w:uiPriority="70" w:semiHidden="0" w:name="Dark List Accent 2"/>
-    <w:lsdException w:unhideWhenUsed="0" w:uiPriority="71" w:semiHidden="0" w:name="Colorful Shading Accent 2"/>
-    <w:lsdException w:unhideWhenUsed="0" w:uiPriority="72" w:semiHidden="0" w:name="Colorful List Accent 2"/>
-    <w:lsdException w:unhideWhenUsed="0" w:uiPriority="73" w:semiHidden="0" w:name="Colorful Grid Accent 2"/>
-    <w:lsdException w:unhideWhenUsed="0" w:uiPriority="60" w:semiHidden="0" w:name="Light Shading Accent 3"/>
-    <w:lsdException w:unhideWhenUsed="0" w:uiPriority="61" w:semiHidden="0" w:name="Light List Accent 3"/>
-    <w:lsdException w:unhideWhenUsed="0" w:uiPriority="62" w:semiHidden="0" w:name="Light Grid Accent 3"/>
-    <w:lsdException w:unhideWhenUsed="0" w:uiPriority="63" w:semiHidden="0" w:name="Medium Shading 1 Accent 3"/>
-    <w:lsdException w:unhideWhenUsed="0" w:uiPriority="64" w:semiHidden="0" w:name="Medium Shading 2 Accent 3"/>
-    <w:lsdException w:unhideWhenUsed="0" w:uiPriority="65" w:semiHidden="0" w:name="Medium List 1 Accent 3"/>
-    <w:lsdException w:unhideWhenUsed="0" w:uiPriority="66" w:semiHidden="0" w:name="Medium List 2 Accent 3"/>
-    <w:lsdException w:unhideWhenUsed="0" w:uiPriority="67" w:semiHidden="0" w:name="Medium Grid 1 Accent 3"/>
-    <w:lsdException w:unhideWhenUsed="0" w:uiPriority="68" w:semiHidden="0" w:name="Medium Grid 2 Accent 3"/>
-    <w:lsdException w:unhideWhenUsed="0" w:uiPriority="69" w:semiHidden="0" w:name="Medium Grid 3 Accent 3"/>
-    <w:lsdException w:unhideWhenUsed="0" w:uiPriority="70" w:semiHidden="0" w:name="Dark List Accent 3"/>
-    <w:lsdException w:unhideWhenUsed="0" w:uiPriority="71" w:semiHidden="0" w:name="Colorful Shading Accent 3"/>
-    <w:lsdException w:unhideWhenUsed="0" w:uiPriority="72" w:semiHidden="0" w:name="Colorful List Accent 3"/>
-    <w:lsdException w:unhideWhenUsed="0" w:uiPriority="73" w:semiHidden="0" w:name="Colorful Grid Accent 3"/>
-    <w:lsdException w:unhideWhenUsed="0" w:uiPriority="60" w:semiHidden="0" w:name="Light Shading Accent 4"/>
-    <w:lsdException w:unhideWhenUsed="0" w:uiPriority="61" w:semiHidden="0" w:name="Light List Accent 4"/>
-    <w:lsdException w:unhideWhenUsed="0" w:uiPriority="62" w:semiHidden="0" w:name="Light Grid Accent 4"/>
-    <w:lsdException w:unhideWhenUsed="0" w:uiPriority="63" w:semiHidden="0" w:name="Medium Shading 1 Accent 4"/>
-    <w:lsdException w:unhideWhenUsed="0" w:uiPriority="64" w:semiHidden="0" w:name="Medium Shading 2 Accent 4"/>
-    <w:lsdException w:unhideWhenUsed="0" w:uiPriority="65" w:semiHidden="0" w:name="Medium List 1 Accent 4"/>
-    <w:lsdException w:unhideWhenUsed="0" w:uiPriority="66" w:semiHidden="0" w:name="Medium List 2 Accent 4"/>
-    <w:lsdException w:unhideWhenUsed="0" w:uiPriority="67" w:semiHidden="0" w:name="Medium Grid 1 Accent 4"/>
-    <w:lsdException w:unhideWhenUsed="0" w:uiPriority="68" w:semiHidden="0" w:name="Medium Grid 2 Accent 4"/>
-    <w:lsdException w:unhideWhenUsed="0" w:uiPriority="69" w:semiHidden="0" w:name="Medium Grid 3 Accent 4"/>
-    <w:lsdException w:unhideWhenUsed="0" w:uiPriority="70" w:semiHidden="0" w:name="Dark List Accent 4"/>
-    <w:lsdException w:unhideWhenUsed="0" w:uiPriority="71" w:semiHidden="0" w:name="Colorful Shading Accent 4"/>
-    <w:lsdException w:unhideWhenUsed="0" w:uiPriority="72" w:semiHidden="0" w:name="Colorful List Accent 4"/>
-    <w:lsdException w:unhideWhenUsed="0" w:uiPriority="73" w:semiHidden="0" w:name="Colorful Grid Accent 4"/>
-    <w:lsdException w:unhideWhenUsed="0" w:uiPriority="60" w:semiHidden="0" w:name="Light Shading Accent 5"/>
-    <w:lsdException w:unhideWhenUsed="0" w:uiPriority="61" w:semiHidden="0" w:name="Light List Accent 5"/>
-    <w:lsdException w:unhideWhenUsed="0" w:uiPriority="62" w:semiHidden="0" w:name="Light Grid Accent 5"/>
-    <w:lsdException w:unhideWhenUsed="0" w:uiPriority="63" w:semiHidden="0" w:name="Medium Shading 1 Accent 5"/>
-    <w:lsdException w:unhideWhenUsed="0" w:uiPriority="64" w:semiHidden="0" w:name="Medium Shading 2 Accent 5"/>
-    <w:lsdException w:unhideWhenUsed="0" w:uiPriority="65" w:semiHidden="0" w:name="Medium List 1 Accent 5"/>
-    <w:lsdException w:unhideWhenUsed="0" w:uiPriority="66" w:semiHidden="0" w:name="Medium List 2 Accent 5"/>
-    <w:lsdException w:unhideWhenUsed="0" w:uiPriority="67" w:semiHidden="0" w:name="Medium Grid 1 Accent 5"/>
-    <w:lsdException w:unhideWhenUsed="0" w:uiPriority="68" w:semiHidden="0" w:name="Medium Grid 2 Accent 5"/>
-    <w:lsdException w:unhideWhenUsed="0" w:uiPriority="69" w:semiHidden="0" w:name="Medium Grid 3 Accent 5"/>
-    <w:lsdException w:unhideWhenUsed="0" w:uiPriority="70" w:semiHidden="0" w:name="Dark List Accent 5"/>
-    <w:lsdException w:unhideWhenUsed="0" w:uiPriority="71" w:semiHidden="0" w:name="Colorful Shading Accent 5"/>
-    <w:lsdException w:unhideWhenUsed="0" w:uiPriority="72" w:semiHidden="0" w:name="Colorful List Accent 5"/>
-    <w:lsdException w:unhideWhenUsed="0" w:uiPriority="73" w:semiHidden="0" w:name="Colorful Grid Accent 5"/>
-    <w:lsdException w:unhideWhenUsed="0" w:uiPriority="60" w:semiHidden="0" w:name="Light Shading Accent 6"/>
-    <w:lsdException w:unhideWhenUsed="0" w:uiPriority="61" w:semiHidden="0" w:name="Light List Accent 6"/>
-    <w:lsdException w:unhideWhenUsed="0" w:uiPriority="62" w:semiHidden="0" w:name="Light Grid Accent 6"/>
-    <w:lsdException w:unhideWhenUsed="0" w:uiPriority="63" w:semiHidden="0" w:name="Medium Shading 1 Accent 6"/>
-    <w:lsdException w:unhideWhenUsed="0" w:uiPriority="64" w:semiHidden="0" w:name="Medium Shading 2 Accent 6"/>
-    <w:lsdException w:unhideWhenUsed="0" w:uiPriority="65" w:semiHidden="0" w:name="Medium List 1 Accent 6"/>
-    <w:lsdException w:unhideWhenUsed="0" w:uiPriority="66" w:semiHidden="0" w:name="Medium List 2 Accent 6"/>
-    <w:lsdException w:unhideWhenUsed="0" w:uiPriority="67" w:semiHidden="0" w:name="Medium Grid 1 Accent 6"/>
-    <w:lsdException w:unhideWhenUsed="0" w:uiPriority="68" w:semiHidden="0" w:name="Medium Grid 2 Accent 6"/>
-    <w:lsdException w:unhideWhenUsed="0" w:uiPriority="69" w:semiHidden="0" w:name="Medium Grid 3 Accent 6"/>
-    <w:lsdException w:unhideWhenUsed="0" w:uiPriority="70" w:semiHidden="0" w:name="Dark List Accent 6"/>
-    <w:lsdException w:unhideWhenUsed="0" w:uiPriority="71" w:semiHidden="0" w:name="Colorful Shading Accent 6"/>
-    <w:lsdException w:unhideWhenUsed="0" w:uiPriority="72" w:semiHidden="0" w:name="Colorful List Accent 6"/>
-    <w:lsdException w:unhideWhenUsed="0" w:uiPriority="73" w:semiHidden="0" w:name="Colorful Grid Accent 6"/>
+  <w:latentStyles w:defLockedState="0" w:defUIPriority="99" w:defSemiHidden="1" w:defUnhideWhenUsed="1" w:defQFormat="0" w:count="260">
+    <w:lsdException w:name="Normal" w:semiHidden="0" w:uiPriority="0" w:unhideWhenUsed="0" w:qFormat="1"/>
+    <w:lsdException w:name="heading 1" w:semiHidden="0" w:uiPriority="0" w:unhideWhenUsed="0" w:qFormat="1"/>
+    <w:lsdException w:name="heading 2" w:semiHidden="0" w:uiPriority="0" w:qFormat="1"/>
+    <w:lsdException w:name="heading 3" w:uiPriority="0" w:qFormat="1"/>
+    <w:lsdException w:name="heading 4" w:semiHidden="0" w:uiPriority="0" w:qFormat="1"/>
+    <w:lsdException w:name="heading 5" w:uiPriority="0" w:qFormat="1"/>
+    <w:lsdException w:name="heading 6" w:uiPriority="0" w:qFormat="1"/>
+    <w:lsdException w:name="heading 7" w:uiPriority="0" w:qFormat="1"/>
+    <w:lsdException w:name="heading 8" w:uiPriority="0" w:qFormat="1"/>
+    <w:lsdException w:name="heading 9" w:uiPriority="0" w:qFormat="1"/>
+    <w:lsdException w:name="index 1" w:semiHidden="0" w:uiPriority="0" w:unhideWhenUsed="0"/>
+    <w:lsdException w:name="index 2" w:semiHidden="0" w:uiPriority="0" w:unhideWhenUsed="0"/>
+    <w:lsdException w:name="index 3" w:semiHidden="0" w:uiPriority="0" w:unhideWhenUsed="0"/>
+    <w:lsdException w:name="index 4" w:semiHidden="0" w:uiPriority="0" w:unhideWhenUsed="0"/>
+    <w:lsdException w:name="index 5" w:semiHidden="0" w:uiPriority="0" w:unhideWhenUsed="0"/>
+    <w:lsdException w:name="index 6" w:semiHidden="0" w:uiPriority="0" w:unhideWhenUsed="0"/>
+    <w:lsdException w:name="index 7" w:semiHidden="0" w:uiPriority="0" w:unhideWhenUsed="0"/>
+    <w:lsdException w:name="index 8" w:semiHidden="0" w:uiPriority="0" w:unhideWhenUsed="0"/>
+    <w:lsdException w:name="index 9" w:semiHidden="0" w:uiPriority="0" w:unhideWhenUsed="0"/>
+    <w:lsdException w:name="toc 1" w:semiHidden="0" w:uiPriority="0" w:unhideWhenUsed="0" w:qFormat="1"/>
+    <w:lsdException w:name="toc 2" w:semiHidden="0" w:uiPriority="0" w:unhideWhenUsed="0" w:qFormat="1"/>
+    <w:lsdException w:name="toc 3" w:semiHidden="0" w:uiPriority="0" w:unhideWhenUsed="0" w:qFormat="1"/>
+    <w:lsdException w:name="toc 4" w:semiHidden="0" w:uiPriority="0" w:unhideWhenUsed="0"/>
+    <w:lsdException w:name="toc 5" w:semiHidden="0" w:uiPriority="0" w:unhideWhenUsed="0"/>
+    <w:lsdException w:name="toc 6" w:semiHidden="0" w:uiPriority="0" w:unhideWhenUsed="0"/>
+    <w:lsdException w:name="toc 7" w:semiHidden="0" w:uiPriority="0" w:unhideWhenUsed="0"/>
+    <w:lsdException w:name="toc 8" w:semiHidden="0" w:uiPriority="0" w:unhideWhenUsed="0"/>
+    <w:lsdException w:name="toc 9" w:semiHidden="0" w:uiPriority="0" w:unhideWhenUsed="0"/>
+    <w:lsdException w:name="Normal Indent" w:semiHidden="0" w:uiPriority="0" w:unhideWhenUsed="0"/>
+    <w:lsdException w:name="footnote text" w:semiHidden="0" w:uiPriority="0" w:unhideWhenUsed="0"/>
+    <w:lsdException w:name="annotation text" w:semiHidden="0" w:uiPriority="0" w:unhideWhenUsed="0" w:qFormat="1"/>
+    <w:lsdException w:name="header" w:semiHidden="0" w:uiPriority="0" w:unhideWhenUsed="0" w:qFormat="1"/>
+    <w:lsdException w:name="footer" w:semiHidden="0" w:uiPriority="0" w:unhideWhenUsed="0" w:qFormat="1"/>
+    <w:lsdException w:name="index heading" w:semiHidden="0" w:uiPriority="0" w:unhideWhenUsed="0"/>
+    <w:lsdException w:name="caption" w:uiPriority="0" w:qFormat="1"/>
+    <w:lsdException w:name="table of figures" w:semiHidden="0" w:uiPriority="0" w:unhideWhenUsed="0"/>
+    <w:lsdException w:name="envelope address" w:semiHidden="0" w:uiPriority="0" w:unhideWhenUsed="0"/>
+    <w:lsdException w:name="envelope return" w:semiHidden="0" w:uiPriority="0" w:unhideWhenUsed="0"/>
+    <w:lsdException w:name="footnote reference" w:semiHidden="0" w:uiPriority="0" w:unhideWhenUsed="0"/>
+    <w:lsdException w:name="annotation reference" w:semiHidden="0" w:uiPriority="0" w:unhideWhenUsed="0"/>
+    <w:lsdException w:name="line number" w:semiHidden="0" w:uiPriority="0" w:unhideWhenUsed="0"/>
+    <w:lsdException w:name="page number" w:semiHidden="0" w:uiPriority="0" w:unhideWhenUsed="0"/>
+    <w:lsdException w:name="endnote reference" w:semiHidden="0" w:uiPriority="0" w:unhideWhenUsed="0"/>
+    <w:lsdException w:name="endnote text" w:semiHidden="0" w:uiPriority="0" w:unhideWhenUsed="0"/>
+    <w:lsdException w:name="table of authorities" w:semiHidden="0" w:uiPriority="0" w:unhideWhenUsed="0"/>
+    <w:lsdException w:name="macro" w:semiHidden="0" w:uiPriority="0" w:unhideWhenUsed="0"/>
+    <w:lsdException w:name="toa heading" w:semiHidden="0" w:uiPriority="0" w:unhideWhenUsed="0"/>
+    <w:lsdException w:name="List" w:semiHidden="0" w:uiPriority="0" w:unhideWhenUsed="0"/>
+    <w:lsdException w:name="List Bullet" w:semiHidden="0" w:uiPriority="0" w:unhideWhenUsed="0"/>
+    <w:lsdException w:name="List Number" w:semiHidden="0" w:uiPriority="0" w:unhideWhenUsed="0"/>
+    <w:lsdException w:name="List 2" w:semiHidden="0" w:uiPriority="0" w:unhideWhenUsed="0"/>
+    <w:lsdException w:name="List 3" w:semiHidden="0" w:uiPriority="0" w:unhideWhenUsed="0"/>
+    <w:lsdException w:name="List 4" w:semiHidden="0" w:uiPriority="0" w:unhideWhenUsed="0"/>
+    <w:lsdException w:name="List 5" w:semiHidden="0" w:uiPriority="0" w:unhideWhenUsed="0"/>
+    <w:lsdException w:name="List Bullet 2" w:semiHidden="0" w:uiPriority="0" w:unhideWhenUsed="0"/>
+    <w:lsdException w:name="List Bullet 3" w:semiHidden="0" w:uiPriority="0" w:unhideWhenUsed="0"/>
+    <w:lsdException w:name="List Bullet 4" w:semiHidden="0" w:uiPriority="0" w:unhideWhenUsed="0"/>
+    <w:lsdException w:name="List Bullet 5" w:semiHidden="0" w:uiPriority="0" w:unhideWhenUsed="0"/>
+    <w:lsdException w:name="List Number 2" w:semiHidden="0" w:uiPriority="0" w:unhideWhenUsed="0"/>
+    <w:lsdException w:name="List Number 3" w:semiHidden="0" w:uiPriority="0" w:unhideWhenUsed="0"/>
+    <w:lsdException w:name="List Number 4" w:semiHidden="0" w:uiPriority="0" w:unhideWhenUsed="0"/>
+    <w:lsdException w:name="List Number 5" w:semiHidden="0" w:uiPriority="0" w:unhideWhenUsed="0"/>
+    <w:lsdException w:name="Title" w:semiHidden="0" w:uiPriority="0" w:unhideWhenUsed="0" w:qFormat="1"/>
+    <w:lsdException w:name="Closing" w:semiHidden="0" w:uiPriority="0" w:unhideWhenUsed="0"/>
+    <w:lsdException w:name="Signature" w:semiHidden="0" w:uiPriority="0" w:unhideWhenUsed="0"/>
+    <w:lsdException w:name="Default Paragraph Font" w:uiPriority="0" w:unhideWhenUsed="0" w:qFormat="1"/>
+    <w:lsdException w:name="Body Text" w:uiPriority="0" w:unhideWhenUsed="0" w:qFormat="1"/>
+    <w:lsdException w:name="Body Text Indent" w:semiHidden="0" w:uiPriority="0" w:unhideWhenUsed="0"/>
+    <w:lsdException w:name="List Continue" w:semiHidden="0" w:uiPriority="0" w:unhideWhenUsed="0"/>
+    <w:lsdException w:name="List Continue 2" w:semiHidden="0" w:uiPriority="0" w:unhideWhenUsed="0"/>
+    <w:lsdException w:name="List Continue 3" w:semiHidden="0" w:uiPriority="0" w:unhideWhenUsed="0"/>
+    <w:lsdException w:name="List Continue 4" w:semiHidden="0" w:uiPriority="0" w:unhideWhenUsed="0"/>
+    <w:lsdException w:name="List Continue 5" w:semiHidden="0" w:uiPriority="0" w:unhideWhenUsed="0"/>
+    <w:lsdException w:name="Message Header" w:semiHidden="0" w:uiPriority="0" w:unhideWhenUsed="0"/>
+    <w:lsdException w:name="Subtitle" w:semiHidden="0" w:uiPriority="0" w:unhideWhenUsed="0" w:qFormat="1"/>
+    <w:lsdException w:name="Salutation" w:semiHidden="0" w:uiPriority="0" w:unhideWhenUsed="0"/>
+    <w:lsdException w:name="Date" w:semiHidden="0" w:uiPriority="0" w:unhideWhenUsed="0"/>
+    <w:lsdException w:name="Body Text First Indent" w:semiHidden="0" w:uiPriority="0" w:unhideWhenUsed="0"/>
+    <w:lsdException w:name="Body Text First Indent 2" w:semiHidden="0" w:uiPriority="0" w:unhideWhenUsed="0"/>
+    <w:lsdException w:name="Body Text 2" w:semiHidden="0" w:uiPriority="0" w:unhideWhenUsed="0"/>
+    <w:lsdException w:name="Body Text 3" w:semiHidden="0" w:uiPriority="0" w:unhideWhenUsed="0"/>
+    <w:lsdException w:name="Body Text Indent 2" w:semiHidden="0" w:uiPriority="0" w:unhideWhenUsed="0"/>
+    <w:lsdException w:name="Body Text Indent 3" w:semiHidden="0" w:uiPriority="0" w:unhideWhenUsed="0"/>
+    <w:lsdException w:name="Block Text" w:semiHidden="0" w:uiPriority="0" w:unhideWhenUsed="0"/>
+    <w:lsdException w:name="Hyperlink" w:semiHidden="0" w:uiPriority="0" w:unhideWhenUsed="0"/>
+    <w:lsdException w:name="FollowedHyperlink" w:semiHidden="0" w:uiPriority="0" w:unhideWhenUsed="0"/>
+    <w:lsdException w:name="Strong" w:semiHidden="0" w:uiPriority="0" w:unhideWhenUsed="0" w:qFormat="1"/>
+    <w:lsdException w:name="Emphasis" w:semiHidden="0" w:uiPriority="0" w:unhideWhenUsed="0" w:qFormat="1"/>
+    <w:lsdException w:name="Document Map" w:semiHidden="0" w:uiPriority="0" w:unhideWhenUsed="0"/>
+    <w:lsdException w:name="Plain Text" w:semiHidden="0" w:uiPriority="0" w:unhideWhenUsed="0"/>
+    <w:lsdException w:name="E-mail Signature" w:semiHidden="0" w:uiPriority="0" w:unhideWhenUsed="0"/>
+    <w:lsdException w:name="Normal (Web)" w:semiHidden="0" w:uiPriority="0" w:unhideWhenUsed="0" w:qFormat="1"/>
+    <w:lsdException w:name="HTML Acronym" w:semiHidden="0" w:uiPriority="0" w:unhideWhenUsed="0"/>
+    <w:lsdException w:name="HTML Address" w:semiHidden="0" w:uiPriority="0" w:unhideWhenUsed="0"/>
+    <w:lsdException w:name="HTML Cite" w:semiHidden="0" w:uiPriority="0" w:unhideWhenUsed="0"/>
+    <w:lsdException w:name="HTML Code" w:semiHidden="0" w:uiPriority="0" w:unhideWhenUsed="0"/>
+    <w:lsdException w:name="HTML Definition" w:semiHidden="0" w:uiPriority="0" w:unhideWhenUsed="0"/>
+    <w:lsdException w:name="HTML Keyboard" w:semiHidden="0" w:uiPriority="0" w:unhideWhenUsed="0"/>
+    <w:lsdException w:name="HTML Preformatted" w:semiHidden="0" w:uiPriority="0" w:unhideWhenUsed="0"/>
+    <w:lsdException w:name="HTML Sample" w:semiHidden="0" w:uiPriority="0" w:unhideWhenUsed="0"/>
+    <w:lsdException w:name="HTML Typewriter" w:semiHidden="0" w:uiPriority="0" w:unhideWhenUsed="0"/>
+    <w:lsdException w:name="HTML Variable" w:semiHidden="0" w:uiPriority="0" w:unhideWhenUsed="0"/>
+    <w:lsdException w:name="Normal Table" w:uiPriority="0" w:unhideWhenUsed="0" w:qFormat="1"/>
+    <w:lsdException w:name="annotation subject" w:semiHidden="0" w:uiPriority="0" w:unhideWhenUsed="0"/>
+    <w:lsdException w:name="Table Simple 1" w:semiHidden="0" w:uiPriority="0" w:unhideWhenUsed="0"/>
+    <w:lsdException w:name="Table Simple 2" w:semiHidden="0" w:uiPriority="0" w:unhideWhenUsed="0"/>
+    <w:lsdException w:name="Table Simple 3" w:semiHidden="0" w:uiPriority="0" w:unhideWhenUsed="0"/>
+    <w:lsdException w:name="Table Classic 1" w:semiHidden="0" w:uiPriority="0" w:unhideWhenUsed="0"/>
+    <w:lsdException w:name="Table Classic 2" w:semiHidden="0" w:uiPriority="0" w:unhideWhenUsed="0"/>
+    <w:lsdException w:name="Table Classic 3" w:semiHidden="0" w:uiPriority="0" w:unhideWhenUsed="0"/>
+    <w:lsdException w:name="Table Classic 4" w:semiHidden="0" w:uiPriority="0" w:unhideWhenUsed="0"/>
+    <w:lsdException w:name="Table Colorful 1" w:semiHidden="0" w:uiPriority="0" w:unhideWhenUsed="0"/>
+    <w:lsdException w:name="Table Colorful 2" w:semiHidden="0" w:uiPriority="0" w:unhideWhenUsed="0"/>
+    <w:lsdException w:name="Table Colorful 3" w:semiHidden="0" w:uiPriority="0" w:unhideWhenUsed="0"/>
+    <w:lsdException w:name="Table Columns 1" w:semiHidden="0" w:uiPriority="0" w:unhideWhenUsed="0"/>
+    <w:lsdException w:name="Table Columns 2" w:semiHidden="0" w:uiPriority="0" w:unhideWhenUsed="0"/>
+    <w:lsdException w:name="Table Columns 3" w:semiHidden="0" w:uiPriority="0" w:unhideWhenUsed="0"/>
+    <w:lsdException w:name="Table Columns 4" w:semiHidden="0" w:uiPriority="0" w:unhideWhenUsed="0"/>
+    <w:lsdException w:name="Table Columns 5" w:semiHidden="0" w:uiPriority="0" w:unhideWhenUsed="0"/>
+    <w:lsdException w:name="Table Grid 1" w:semiHidden="0" w:uiPriority="0" w:unhideWhenUsed="0"/>
+    <w:lsdException w:name="Table Grid 2" w:semiHidden="0" w:uiPriority="0" w:unhideWhenUsed="0"/>
+    <w:lsdException w:name="Table Grid 3" w:semiHidden="0" w:uiPriority="0" w:unhideWhenUsed="0"/>
+    <w:lsdException w:name="Table Grid 4" w:semiHidden="0" w:uiPriority="0" w:unhideWhenUsed="0"/>
+    <w:lsdException w:name="Table Grid 5" w:semiHidden="0" w:uiPriority="0" w:unhideWhenUsed="0"/>
+    <w:lsdException w:name="Table Grid 6" w:semiHidden="0" w:uiPriority="0" w:unhideWhenUsed="0"/>
+    <w:lsdException w:name="Table Grid 7" w:semiHidden="0" w:uiPriority="0" w:unhideWhenUsed="0"/>
+    <w:lsdException w:name="Table Grid 8" w:semiHidden="0" w:uiPriority="0" w:unhideWhenUsed="0"/>
+    <w:lsdException w:name="Table List 1" w:semiHidden="0" w:uiPriority="0" w:unhideWhenUsed="0"/>
+    <w:lsdException w:name="Table List 2" w:semiHidden="0" w:uiPriority="0" w:unhideWhenUsed="0"/>
+    <w:lsdException w:name="Table List 3" w:semiHidden="0" w:uiPriority="0" w:unhideWhenUsed="0"/>
+    <w:lsdException w:name="Table List 4" w:semiHidden="0" w:uiPriority="0" w:unhideWhenUsed="0"/>
+    <w:lsdException w:name="Table List 5" w:semiHidden="0" w:uiPriority="0" w:unhideWhenUsed="0"/>
+    <w:lsdException w:name="Table List 6" w:semiHidden="0" w:uiPriority="0" w:unhideWhenUsed="0"/>
+    <w:lsdException w:name="Table List 7" w:semiHidden="0" w:uiPriority="0" w:unhideWhenUsed="0"/>
+    <w:lsdException w:name="Table List 8" w:semiHidden="0" w:uiPriority="0" w:unhideWhenUsed="0"/>
+    <w:lsdException w:name="Table 3D effects 1" w:semiHidden="0" w:uiPriority="0" w:unhideWhenUsed="0"/>
+    <w:lsdException w:name="Table 3D effects 2" w:semiHidden="0" w:uiPriority="0" w:unhideWhenUsed="0"/>
+    <w:lsdException w:name="Table 3D effects 3" w:semiHidden="0" w:uiPriority="0" w:unhideWhenUsed="0"/>
+    <w:lsdException w:name="Table Contemporary" w:semiHidden="0" w:uiPriority="0" w:unhideWhenUsed="0"/>
+    <w:lsdException w:name="Table Elegant" w:semiHidden="0" w:uiPriority="0" w:unhideWhenUsed="0"/>
+    <w:lsdException w:name="Table Professional" w:semiHidden="0" w:uiPriority="0" w:unhideWhenUsed="0"/>
+    <w:lsdException w:name="Table Subtle 1" w:semiHidden="0" w:uiPriority="0" w:unhideWhenUsed="0"/>
+    <w:lsdException w:name="Table Subtle 2" w:semiHidden="0" w:uiPriority="0" w:unhideWhenUsed="0"/>
+    <w:lsdException w:name="Table Web 1" w:semiHidden="0" w:uiPriority="0" w:unhideWhenUsed="0"/>
+    <w:lsdException w:name="Table Web 2" w:semiHidden="0" w:uiPriority="0" w:unhideWhenUsed="0"/>
+    <w:lsdException w:name="Table Web 3" w:semiHidden="0" w:uiPriority="0" w:unhideWhenUsed="0"/>
+    <w:lsdException w:name="Balloon Text" w:semiHidden="0" w:uiPriority="0" w:unhideWhenUsed="0"/>
+    <w:lsdException w:name="Table Grid" w:semiHidden="0" w:uiPriority="0" w:unhideWhenUsed="0" w:qFormat="1"/>
+    <w:lsdException w:name="Table Theme" w:semiHidden="0" w:uiPriority="0" w:unhideWhenUsed="0"/>
+    <w:lsdException w:name="Light Shading" w:semiHidden="0" w:uiPriority="60" w:unhideWhenUsed="0"/>
+    <w:lsdException w:name="Light List" w:semiHidden="0" w:uiPriority="61" w:unhideWhenUsed="0"/>
+    <w:lsdException w:name="Light Grid" w:semiHidden="0" w:uiPriority="62" w:unhideWhenUsed="0"/>
+    <w:lsdException w:name="Medium Shading 1" w:semiHidden="0" w:uiPriority="63" w:unhideWhenUsed="0"/>
+    <w:lsdException w:name="Medium Shading 2" w:semiHidden="0" w:uiPriority="64" w:unhideWhenUsed="0"/>
+    <w:lsdException w:name="Medium List 1" w:semiHidden="0" w:uiPriority="65" w:unhideWhenUsed="0"/>
+    <w:lsdException w:name="Medium List 2" w:semiHidden="0" w:uiPriority="66" w:unhideWhenUsed="0"/>
+    <w:lsdException w:name="Medium Grid 1" w:semiHidden="0" w:uiPriority="67" w:unhideWhenUsed="0"/>
+    <w:lsdException w:name="Medium Grid 2" w:semiHidden="0" w:uiPriority="68" w:unhideWhenUsed="0"/>
+    <w:lsdException w:name="Medium Grid 3" w:semiHidden="0" w:uiPriority="69" w:unhideWhenUsed="0"/>
+    <w:lsdException w:name="Dark List" w:semiHidden="0" w:uiPriority="70" w:unhideWhenUsed="0"/>
+    <w:lsdException w:name="Colorful Shading" w:semiHidden="0" w:uiPriority="71" w:unhideWhenUsed="0"/>
+    <w:lsdException w:name="Colorful List" w:semiHidden="0" w:uiPriority="72" w:unhideWhenUsed="0"/>
+    <w:lsdException w:name="Colorful Grid" w:semiHidden="0" w:uiPriority="73" w:unhideWhenUsed="0"/>
+    <w:lsdException w:name="Light Shading Accent 1" w:semiHidden="0" w:uiPriority="60" w:unhideWhenUsed="0"/>
+    <w:lsdException w:name="Light List Accent 1" w:semiHidden="0" w:uiPriority="61" w:unhideWhenUsed="0"/>
+    <w:lsdException w:name="Light Grid Accent 1" w:semiHidden="0" w:uiPriority="62" w:unhideWhenUsed="0"/>
+    <w:lsdException w:name="Medium Shading 1 Accent 1" w:semiHidden="0" w:uiPriority="63" w:unhideWhenUsed="0"/>
+    <w:lsdException w:name="Medium Shading 2 Accent 1" w:semiHidden="0" w:uiPriority="64" w:unhideWhenUsed="0"/>
+    <w:lsdException w:name="Medium List 1 Accent 1" w:semiHidden="0" w:uiPriority="65" w:unhideWhenUsed="0"/>
+    <w:lsdException w:name="Medium List 2 Accent 1" w:semiHidden="0" w:uiPriority="66" w:unhideWhenUsed="0"/>
+    <w:lsdException w:name="Medium Grid 1 Accent 1" w:semiHidden="0" w:uiPriority="67" w:unhideWhenUsed="0"/>
+    <w:lsdException w:name="Medium Grid 2 Accent 1" w:semiHidden="0" w:uiPriority="68" w:unhideWhenUsed="0"/>
+    <w:lsdException w:name="Medium Grid 3 Accent 1" w:semiHidden="0" w:uiPriority="69" w:unhideWhenUsed="0"/>
+    <w:lsdException w:name="Dark List Accent 1" w:semiHidden="0" w:uiPriority="70" w:unhideWhenUsed="0"/>
+    <w:lsdException w:name="Colorful Shading Accent 1" w:semiHidden="0" w:uiPriority="71" w:unhideWhenUsed="0"/>
+    <w:lsdException w:name="Colorful List Accent 1" w:semiHidden="0" w:uiPriority="72" w:unhideWhenUsed="0"/>
+    <w:lsdException w:name="Colorful Grid Accent 1" w:semiHidden="0" w:uiPriority="73" w:unhideWhenUsed="0"/>
+    <w:lsdException w:name="Light Shading Accent 2" w:semiHidden="0" w:uiPriority="60" w:unhideWhenUsed="0"/>
+    <w:lsdException w:name="Light List Accent 2" w:semiHidden="0" w:uiPriority="61" w:unhideWhenUsed="0"/>
+    <w:lsdException w:name="Light Grid Accent 2" w:semiHidden="0" w:uiPriority="62" w:unhideWhenUsed="0"/>
+    <w:lsdException w:name="Medium Shading 1 Accent 2" w:semiHidden="0" w:uiPriority="63" w:unhideWhenUsed="0"/>
+    <w:lsdException w:name="Medium Shading 2 Accent 2" w:semiHidden="0" w:uiPriority="64" w:unhideWhenUsed="0"/>
+    <w:lsdException w:name="Medium List 1 Accent 2" w:semiHidden="0" w:uiPriority="65" w:unhideWhenUsed="0"/>
+    <w:lsdException w:name="Medium List 2 Accent 2" w:semiHidden="0" w:uiPriority="66" w:unhideWhenUsed="0"/>
+    <w:lsdException w:name="Medium Grid 1 Accent 2" w:semiHidden="0" w:uiPriority="67" w:unhideWhenUsed="0"/>
+    <w:lsdException w:name="Medium Grid 2 Accent 2" w:semiHidden="0" w:uiPriority="68" w:unhideWhenUsed="0"/>
+    <w:lsdException w:name="Medium Grid 3 Accent 2" w:semiHidden="0" w:uiPriority="69" w:unhideWhenUsed="0"/>
+    <w:lsdException w:name="Dark List Accent 2" w:semiHidden="0" w:uiPriority="70" w:unhideWhenUsed="0"/>
+    <w:lsdException w:name="Colorful Shading Accent 2" w:semiHidden="0" w:uiPriority="71" w:unhideWhenUsed="0"/>
+    <w:lsdException w:name="Colorful List Accent 2" w:semiHidden="0" w:uiPriority="72" w:unhideWhenUsed="0"/>
+    <w:lsdException w:name="Colorful Grid Accent 2" w:semiHidden="0" w:uiPriority="73" w:unhideWhenUsed="0"/>
+    <w:lsdException w:name="Light Shading Accent 3" w:semiHidden="0" w:uiPriority="60" w:unhideWhenUsed="0"/>
+    <w:lsdException w:name="Light List Accent 3" w:semiHidden="0" w:uiPriority="61" w:unhideWhenUsed="0"/>
+    <w:lsdException w:name="Light Grid Accent 3" w:semiHidden="0" w:uiPriority="62" w:unhideWhenUsed="0"/>
+    <w:lsdException w:name="Medium Shading 1 Accent 3" w:semiHidden="0" w:uiPriority="63" w:unhideWhenUsed="0"/>
+    <w:lsdException w:name="Medium Shading 2 Accent 3" w:semiHidden="0" w:uiPriority="64" w:unhideWhenUsed="0"/>
+    <w:lsdException w:name="Medium List 1 Accent 3" w:semiHidden="0" w:uiPriority="65" w:unhideWhenUsed="0"/>
+    <w:lsdException w:name="Medium List 2 Accent 3" w:semiHidden="0" w:uiPriority="66" w:unhideWhenUsed="0"/>
+    <w:lsdException w:name="Medium Grid 1 Accent 3" w:semiHidden="0" w:uiPriority="67" w:unhideWhenUsed="0"/>
+    <w:lsdException w:name="Medium Grid 2 Accent 3" w:semiHidden="0" w:uiPriority="68" w:unhideWhenUsed="0"/>
+    <w:lsdException w:name="Medium Grid 3 Accent 3" w:semiHidden="0" w:uiPriority="69" w:unhideWhenUsed="0"/>
+    <w:lsdException w:name="Dark List Accent 3" w:semiHidden="0" w:uiPriority="70" w:unhideWhenUsed="0"/>
+    <w:lsdException w:name="Colorful Shading Accent 3" w:semiHidden="0" w:uiPriority="71" w:unhideWhenUsed="0"/>
+    <w:lsdException w:name="Colorful List Accent 3" w:semiHidden="0" w:uiPriority="72" w:unhideWhenUsed="0"/>
+    <w:lsdException w:name="Colorful Grid Accent 3" w:semiHidden="0" w:uiPriority="73" w:unhideWhenUsed="0"/>
+    <w:lsdException w:name="Light Shading Accent 4" w:semiHidden="0" w:uiPriority="60" w:unhideWhenUsed="0"/>
+    <w:lsdException w:name="Light List Accent 4" w:semiHidden="0" w:uiPriority="61" w:unhideWhenUsed="0"/>
+    <w:lsdException w:name="Light Grid Accent 4" w:semiHidden="0" w:uiPriority="62" w:unhideWhenUsed="0"/>
+    <w:lsdException w:name="Medium Shading 1 Accent 4" w:semiHidden="0" w:uiPriority="63" w:unhideWhenUsed="0"/>
+    <w:lsdException w:name="Medium Shading 2 Accent 4" w:semiHidden="0" w:uiPriority="64" w:unhideWhenUsed="0"/>
+    <w:lsdException w:name="Medium List 1 Accent 4" w:semiHidden="0" w:uiPriority="65" w:unhideWhenUsed="0"/>
+    <w:lsdException w:name="Medium List 2 Accent 4" w:semiHidden="0" w:uiPriority="66" w:unhideWhenUsed="0"/>
+    <w:lsdException w:name="Medium Grid 1 Accent 4" w:semiHidden="0" w:uiPriority="67" w:unhideWhenUsed="0"/>
+    <w:lsdException w:name="Medium Grid 2 Accent 4" w:semiHidden="0" w:uiPriority="68" w:unhideWhenUsed="0"/>
+    <w:lsdException w:name="Medium Grid 3 Accent 4" w:semiHidden="0" w:uiPriority="69" w:unhideWhenUsed="0"/>
+    <w:lsdException w:name="Dark List Accent 4" w:semiHidden="0" w:uiPriority="70" w:unhideWhenUsed="0"/>
+    <w:lsdException w:name="Colorful Shading Accent 4" w:semiHidden="0" w:uiPriority="71" w:unhideWhenUsed="0"/>
+    <w:lsdException w:name="Colorful List Accent 4" w:semiHidden="0" w:uiPriority="72" w:unhideWhenUsed="0"/>
+    <w:lsdException w:name="Colorful Grid Accent 4" w:semiHidden="0" w:uiPriority="73" w:unhideWhenUsed="0"/>
+    <w:lsdException w:name="Light Shading Accent 5" w:semiHidden="0" w:uiPriority="60" w:unhideWhenUsed="0"/>
+    <w:lsdException w:name="Light List Accent 5" w:semiHidden="0" w:uiPriority="61" w:unhideWhenUsed="0"/>
+    <w:lsdException w:name="Light Grid Accent 5" w:semiHidden="0" w:uiPriority="62" w:unhideWhenUsed="0"/>
+    <w:lsdException w:name="Medium Shading 1 Accent 5" w:semiHidden="0" w:uiPriority="63" w:unhideWhenUsed="0"/>
+    <w:lsdException w:name="Medium Shading 2 Accent 5" w:semiHidden="0" w:uiPriority="64" w:unhideWhenUsed="0"/>
+    <w:lsdException w:name="Medium List 1 Accent 5" w:semiHidden="0" w:uiPriority="65" w:unhideWhenUsed="0"/>
+    <w:lsdException w:name="Medium List 2 Accent 5" w:semiHidden="0" w:uiPriority="66" w:unhideWhenUsed="0"/>
+    <w:lsdException w:name="Medium Grid 1 Accent 5" w:semiHidden="0" w:uiPriority="67" w:unhideWhenUsed="0"/>
+    <w:lsdException w:name="Medium Grid 2 Accent 5" w:semiHidden="0" w:uiPriority="68" w:unhideWhenUsed="0"/>
+    <w:lsdException w:name="Medium Grid 3 Accent 5" w:semiHidden="0" w:uiPriority="69" w:unhideWhenUsed="0"/>
+    <w:lsdException w:name="Dark List Accent 5" w:semiHidden="0" w:uiPriority="70" w:unhideWhenUsed="0"/>
+    <w:lsdException w:name="Colorful Shading Accent 5" w:semiHidden="0" w:uiPriority="71" w:unhideWhenUsed="0"/>
+    <w:lsdException w:name="Colorful List Accent 5" w:semiHidden="0" w:uiPriority="72" w:unhideWhenUsed="0"/>
+    <w:lsdException w:name="Colorful Grid Accent 5" w:semiHidden="0" w:uiPriority="73" w:unhideWhenUsed="0"/>
+    <w:lsdException w:name="Light Shading Accent 6" w:semiHidden="0" w:uiPriority="60" w:unhideWhenUsed="0"/>
+    <w:lsdException w:name="Light List Accent 6" w:semiHidden="0" w:uiPriority="61" w:unhideWhenUsed="0"/>
+    <w:lsdException w:name="Light Grid Accent 6" w:semiHidden="0" w:uiPriority="62" w:unhideWhenUsed="0"/>
+    <w:lsdException w:name="Medium Shading 1 Accent 6" w:semiHidden="0" w:uiPriority="63" w:unhideWhenUsed="0"/>
+    <w:lsdException w:name="Medium Shading 2 Accent 6" w:semiHidden="0" w:uiPriority="64" w:unhideWhenUsed="0"/>
+    <w:lsdException w:name="Medium List 1 Accent 6" w:semiHidden="0" w:uiPriority="65" w:unhideWhenUsed="0"/>
+    <w:lsdException w:name="Medium List 2 Accent 6" w:semiHidden="0" w:uiPriority="66" w:unhideWhenUsed="0"/>
+    <w:lsdException w:name="Medium Grid 1 Accent 6" w:semiHidden="0" w:uiPriority="67" w:unhideWhenUsed="0"/>
+    <w:lsdException w:name="Medium Grid 2 Accent 6" w:semiHidden="0" w:uiPriority="68" w:unhideWhenUsed="0"/>
+    <w:lsdException w:name="Medium Grid 3 Accent 6" w:semiHidden="0" w:uiPriority="69" w:unhideWhenUsed="0"/>
+    <w:lsdException w:name="Dark List Accent 6" w:semiHidden="0" w:uiPriority="70" w:unhideWhenUsed="0"/>
+    <w:lsdException w:name="Colorful Shading Accent 6" w:semiHidden="0" w:uiPriority="71" w:unhideWhenUsed="0"/>
+    <w:lsdException w:name="Colorful List Accent 6" w:semiHidden="0" w:uiPriority="72" w:unhideWhenUsed="0"/>
+    <w:lsdException w:name="Colorful Grid Accent 6" w:semiHidden="0" w:uiPriority="73" w:unhideWhenUsed="0"/>
   </w:latentStyles>
-  <w:style w:type="paragraph" w:default="1" w:styleId="1">
+  <w:style w:type="paragraph" w:default="1" w:styleId="Normal">
     <w:name w:val="Normal"/>
     <w:qFormat/>
-    <w:uiPriority w:val="0"/>
     <w:pPr>
       <w:kinsoku w:val="0"/>
       <w:autoSpaceDE w:val="0"/>
@@ -9307,7 +9073,7 @@
       <w:textAlignment w:val="baseline"/>
     </w:pPr>
     <w:rPr>
-      <w:rFonts w:ascii="Arial" w:hAnsi="Arial" w:eastAsia="宋体" w:cs="Arial"/>
+      <w:rFonts w:ascii="Arial" w:eastAsia="宋体" w:hAnsi="Arial" w:cs="Arial"/>
       <w:snapToGrid w:val="0"/>
       <w:color w:val="000000"/>
       <w:kern w:val="0"/>
@@ -9316,12 +9082,11 @@
       <w:lang w:val="en-US" w:eastAsia="en-US" w:bidi="ar-SA"/>
     </w:rPr>
   </w:style>
-  <w:style w:type="paragraph" w:styleId="2">
+  <w:style w:type="paragraph" w:styleId="Heading1">
     <w:name w:val="heading 1"/>
-    <w:basedOn w:val="1"/>
-    <w:next w:val="1"/>
+    <w:basedOn w:val="Normal"/>
+    <w:next w:val="Normal"/>
     <w:qFormat/>
-    <w:uiPriority w:val="0"/>
     <w:pPr>
       <w:keepNext/>
       <w:keepLines/>
@@ -9339,13 +9104,12 @@
       <w:sz w:val="44"/>
     </w:rPr>
   </w:style>
-  <w:style w:type="paragraph" w:styleId="3">
+  <w:style w:type="paragraph" w:styleId="Heading2">
     <w:name w:val="heading 2"/>
-    <w:basedOn w:val="1"/>
-    <w:next w:val="1"/>
+    <w:basedOn w:val="Normal"/>
+    <w:next w:val="Normal"/>
     <w:unhideWhenUsed/>
     <w:qFormat/>
-    <w:uiPriority w:val="0"/>
     <w:pPr>
       <w:keepNext/>
       <w:keepLines/>
@@ -9358,19 +9122,18 @@
       <w:outlineLvl w:val="1"/>
     </w:pPr>
     <w:rPr>
-      <w:rFonts w:ascii="Arial" w:hAnsi="Arial" w:eastAsia="黑体"/>
+      <w:rFonts w:ascii="Arial" w:eastAsia="黑体" w:hAnsi="Arial"/>
       <w:b/>
       <w:sz w:val="32"/>
     </w:rPr>
   </w:style>
-  <w:style w:type="paragraph" w:styleId="4">
+  <w:style w:type="paragraph" w:styleId="Heading3">
     <w:name w:val="heading 3"/>
-    <w:basedOn w:val="1"/>
-    <w:next w:val="1"/>
+    <w:basedOn w:val="Normal"/>
+    <w:next w:val="Normal"/>
     <w:semiHidden/>
     <w:unhideWhenUsed/>
     <w:qFormat/>
-    <w:uiPriority w:val="0"/>
     <w:pPr>
       <w:keepNext/>
       <w:keepLines/>
@@ -9387,13 +9150,12 @@
       <w:sz w:val="32"/>
     </w:rPr>
   </w:style>
-  <w:style w:type="paragraph" w:styleId="5">
+  <w:style w:type="paragraph" w:styleId="Heading4">
     <w:name w:val="heading 4"/>
-    <w:basedOn w:val="1"/>
-    <w:next w:val="1"/>
+    <w:basedOn w:val="Normal"/>
+    <w:next w:val="Normal"/>
     <w:unhideWhenUsed/>
     <w:qFormat/>
-    <w:uiPriority w:val="0"/>
     <w:pPr>
       <w:keepNext/>
       <w:keepLines/>
@@ -9406,19 +9168,18 @@
       <w:outlineLvl w:val="3"/>
     </w:pPr>
     <w:rPr>
-      <w:rFonts w:ascii="Arial" w:hAnsi="Arial" w:eastAsia="黑体"/>
+      <w:rFonts w:ascii="Arial" w:eastAsia="黑体" w:hAnsi="Arial"/>
       <w:b/>
       <w:sz w:val="28"/>
     </w:rPr>
   </w:style>
-  <w:style w:type="paragraph" w:styleId="6">
+  <w:style w:type="paragraph" w:styleId="Heading5">
     <w:name w:val="heading 5"/>
-    <w:basedOn w:val="1"/>
-    <w:next w:val="1"/>
+    <w:basedOn w:val="Normal"/>
+    <w:next w:val="Normal"/>
     <w:semiHidden/>
     <w:unhideWhenUsed/>
     <w:qFormat/>
-    <w:uiPriority w:val="0"/>
     <w:pPr>
       <w:keepNext/>
       <w:keepLines/>
@@ -9435,14 +9196,13 @@
       <w:sz w:val="28"/>
     </w:rPr>
   </w:style>
-  <w:style w:type="paragraph" w:styleId="7">
+  <w:style w:type="paragraph" w:styleId="Heading6">
     <w:name w:val="heading 6"/>
-    <w:basedOn w:val="1"/>
-    <w:next w:val="1"/>
+    <w:basedOn w:val="Normal"/>
+    <w:next w:val="Normal"/>
     <w:semiHidden/>
     <w:unhideWhenUsed/>
     <w:qFormat/>
-    <w:uiPriority w:val="0"/>
     <w:pPr>
       <w:keepNext/>
       <w:keepLines/>
@@ -9455,19 +9215,18 @@
       <w:outlineLvl w:val="5"/>
     </w:pPr>
     <w:rPr>
-      <w:rFonts w:ascii="Arial" w:hAnsi="Arial" w:eastAsia="黑体"/>
+      <w:rFonts w:ascii="Arial" w:eastAsia="黑体" w:hAnsi="Arial"/>
       <w:b/>
       <w:sz w:val="24"/>
     </w:rPr>
   </w:style>
-  <w:style w:type="paragraph" w:styleId="8">
+  <w:style w:type="paragraph" w:styleId="Heading7">
     <w:name w:val="heading 7"/>
-    <w:basedOn w:val="1"/>
-    <w:next w:val="1"/>
+    <w:basedOn w:val="Normal"/>
+    <w:next w:val="Normal"/>
     <w:semiHidden/>
     <w:unhideWhenUsed/>
     <w:qFormat/>
-    <w:uiPriority w:val="0"/>
     <w:pPr>
       <w:keepNext/>
       <w:keepLines/>
@@ -9484,14 +9243,13 @@
       <w:sz w:val="24"/>
     </w:rPr>
   </w:style>
-  <w:style w:type="paragraph" w:styleId="9">
+  <w:style w:type="paragraph" w:styleId="Heading8">
     <w:name w:val="heading 8"/>
-    <w:basedOn w:val="1"/>
-    <w:next w:val="1"/>
+    <w:basedOn w:val="Normal"/>
+    <w:next w:val="Normal"/>
     <w:semiHidden/>
     <w:unhideWhenUsed/>
     <w:qFormat/>
-    <w:uiPriority w:val="0"/>
     <w:pPr>
       <w:keepNext/>
       <w:keepLines/>
@@ -9504,18 +9262,17 @@
       <w:outlineLvl w:val="7"/>
     </w:pPr>
     <w:rPr>
-      <w:rFonts w:ascii="Arial" w:hAnsi="Arial" w:eastAsia="黑体"/>
+      <w:rFonts w:ascii="Arial" w:eastAsia="黑体" w:hAnsi="Arial"/>
       <w:sz w:val="24"/>
     </w:rPr>
   </w:style>
-  <w:style w:type="paragraph" w:styleId="10">
+  <w:style w:type="paragraph" w:styleId="Heading9">
     <w:name w:val="heading 9"/>
-    <w:basedOn w:val="1"/>
-    <w:next w:val="1"/>
+    <w:basedOn w:val="Normal"/>
+    <w:next w:val="Normal"/>
     <w:semiHidden/>
     <w:unhideWhenUsed/>
     <w:qFormat/>
-    <w:uiPriority w:val="0"/>
     <w:pPr>
       <w:keepNext/>
       <w:keepLines/>
@@ -9528,21 +9285,19 @@
       <w:outlineLvl w:val="8"/>
     </w:pPr>
     <w:rPr>
-      <w:rFonts w:ascii="Arial" w:hAnsi="Arial" w:eastAsia="黑体"/>
+      <w:rFonts w:ascii="Arial" w:eastAsia="黑体" w:hAnsi="Arial"/>
       <w:sz w:val="21"/>
     </w:rPr>
   </w:style>
-  <w:style w:type="character" w:default="1" w:styleId="22">
+  <w:style w:type="character" w:default="1" w:styleId="DefaultParagraphFont">
     <w:name w:val="Default Paragraph Font"/>
     <w:semiHidden/>
     <w:qFormat/>
-    <w:uiPriority w:val="0"/>
   </w:style>
-  <w:style w:type="table" w:default="1" w:styleId="20">
+  <w:style w:type="table" w:default="1" w:styleId="TableNormal">
     <w:name w:val="Normal Table"/>
     <w:semiHidden/>
     <w:qFormat/>
-    <w:uiPriority w:val="0"/>
     <w:tblPr>
       <w:tblCellMar>
         <w:top w:w="0" w:type="dxa"/>
@@ -9552,43 +9307,39 @@
       </w:tblCellMar>
     </w:tblPr>
   </w:style>
-  <w:style w:type="paragraph" w:styleId="11">
+  <w:style w:type="paragraph" w:styleId="CommentText">
     <w:name w:val="annotation text"/>
-    <w:basedOn w:val="1"/>
+    <w:basedOn w:val="Normal"/>
     <w:qFormat/>
-    <w:uiPriority w:val="0"/>
     <w:pPr>
       <w:jc w:val="left"/>
     </w:pPr>
   </w:style>
-  <w:style w:type="paragraph" w:styleId="12">
+  <w:style w:type="paragraph" w:styleId="BodyText">
     <w:name w:val="Body Text"/>
-    <w:basedOn w:val="1"/>
+    <w:basedOn w:val="Normal"/>
     <w:semiHidden/>
     <w:qFormat/>
-    <w:uiPriority w:val="0"/>
     <w:rPr>
-      <w:rFonts w:ascii="Arial" w:hAnsi="Arial" w:eastAsia="Arial" w:cs="Arial"/>
+      <w:rFonts w:ascii="Arial" w:eastAsia="Arial" w:hAnsi="Arial" w:cs="Arial"/>
       <w:sz w:val="21"/>
       <w:szCs w:val="21"/>
       <w:lang w:val="en-US" w:eastAsia="en-US" w:bidi="ar-SA"/>
     </w:rPr>
   </w:style>
-  <w:style w:type="paragraph" w:styleId="13">
+  <w:style w:type="paragraph" w:styleId="TOC3">
     <w:name w:val="toc 3"/>
-    <w:basedOn w:val="1"/>
-    <w:next w:val="1"/>
+    <w:basedOn w:val="Normal"/>
+    <w:next w:val="Normal"/>
     <w:qFormat/>
-    <w:uiPriority w:val="0"/>
     <w:pPr>
       <w:ind w:left="840" w:leftChars="400"/>
     </w:pPr>
   </w:style>
-  <w:style w:type="paragraph" w:styleId="14">
+  <w:style w:type="paragraph" w:styleId="Footer">
     <w:name w:val="footer"/>
-    <w:basedOn w:val="1"/>
+    <w:basedOn w:val="Normal"/>
     <w:qFormat/>
-    <w:uiPriority w:val="0"/>
     <w:pPr>
       <w:tabs>
         <w:tab w:val="center" w:pos="4153"/>
@@ -9601,17 +9352,16 @@
       <w:sz w:val="18"/>
     </w:rPr>
   </w:style>
-  <w:style w:type="paragraph" w:styleId="15">
+  <w:style w:type="paragraph" w:styleId="Header">
     <w:name w:val="header"/>
-    <w:basedOn w:val="1"/>
+    <w:basedOn w:val="Normal"/>
     <w:qFormat/>
-    <w:uiPriority w:val="0"/>
     <w:pPr>
       <w:pBdr>
-        <w:top w:val="none" w:color="auto" w:sz="0" w:space="0"/>
-        <w:left w:val="none" w:color="auto" w:sz="0" w:space="0"/>
-        <w:bottom w:val="none" w:color="auto" w:sz="0" w:space="0"/>
-        <w:right w:val="none" w:color="auto" w:sz="0" w:space="0"/>
+        <w:top w:val="nil"/>
+        <w:left w:val="nil"/>
+        <w:bottom w:val="nil"/>
+        <w:right w:val="nil"/>
       </w:pBdr>
       <w:tabs>
         <w:tab w:val="center" w:pos="4153"/>
@@ -9626,41 +9376,37 @@
       <w:sz w:val="18"/>
     </w:rPr>
   </w:style>
-  <w:style w:type="paragraph" w:styleId="16">
+  <w:style w:type="paragraph" w:styleId="TOC1">
     <w:name w:val="toc 1"/>
-    <w:basedOn w:val="1"/>
-    <w:next w:val="1"/>
+    <w:basedOn w:val="Normal"/>
+    <w:next w:val="Normal"/>
     <w:qFormat/>
-    <w:uiPriority w:val="0"/>
     <w:rPr>
-      <w:rFonts w:ascii="Arial" w:hAnsi="Arial" w:eastAsia="Microsoft JhengHei"/>
+      <w:rFonts w:ascii="Arial" w:eastAsia="Microsoft JhengHei" w:hAnsi="Arial"/>
       <w:sz w:val="24"/>
     </w:rPr>
   </w:style>
-  <w:style w:type="paragraph" w:styleId="17">
+  <w:style w:type="paragraph" w:styleId="TOC2">
     <w:name w:val="toc 2"/>
-    <w:basedOn w:val="1"/>
-    <w:next w:val="1"/>
+    <w:basedOn w:val="Normal"/>
+    <w:next w:val="Normal"/>
     <w:qFormat/>
-    <w:uiPriority w:val="0"/>
     <w:pPr>
       <w:ind w:left="420" w:leftChars="200"/>
     </w:pPr>
   </w:style>
-  <w:style w:type="paragraph" w:styleId="18">
+  <w:style w:type="paragraph" w:styleId="NormalWeb">
     <w:name w:val="Normal (Web)"/>
-    <w:basedOn w:val="1"/>
+    <w:basedOn w:val="Normal"/>
     <w:qFormat/>
-    <w:uiPriority w:val="0"/>
     <w:rPr>
       <w:sz w:val="24"/>
     </w:rPr>
   </w:style>
-  <w:style w:type="paragraph" w:styleId="19">
+  <w:style w:type="paragraph" w:styleId="Title">
     <w:name w:val="Title"/>
-    <w:basedOn w:val="1"/>
+    <w:basedOn w:val="Normal"/>
     <w:qFormat/>
-    <w:uiPriority w:val="0"/>
     <w:pPr>
       <w:spacing w:before="240" w:beforeLines="0" w:beforeAutospacing="0" w:after="60" w:afterLines="0" w:afterAutospacing="0"/>
       <w:jc w:val="center"/>
@@ -9672,73 +9418,68 @@
       <w:sz w:val="32"/>
     </w:rPr>
   </w:style>
-  <w:style w:type="table" w:styleId="21">
+  <w:style w:type="table" w:styleId="TableGrid">
     <w:name w:val="Table Grid"/>
-    <w:basedOn w:val="20"/>
+    <w:basedOn w:val="TableNormal"/>
     <w:qFormat/>
-    <w:uiPriority w:val="0"/>
     <w:pPr>
       <w:widowControl w:val="0"/>
       <w:jc w:val="both"/>
     </w:pPr>
     <w:tblPr>
       <w:tblBorders>
-        <w:top w:val="single" w:color="auto" w:sz="4" w:space="0"/>
-        <w:left w:val="single" w:color="auto" w:sz="4" w:space="0"/>
-        <w:bottom w:val="single" w:color="auto" w:sz="4" w:space="0"/>
-        <w:right w:val="single" w:color="auto" w:sz="4" w:space="0"/>
-        <w:insideH w:val="single" w:color="auto" w:sz="4" w:space="0"/>
-        <w:insideV w:val="single" w:color="auto" w:sz="4" w:space="0"/>
+        <w:top w:val="single" w:sz="4" w:space="0" w:color="auto"/>
+        <w:left w:val="single" w:sz="4" w:space="0" w:color="auto"/>
+        <w:bottom w:val="single" w:sz="4" w:space="0" w:color="auto"/>
+        <w:right w:val="single" w:sz="4" w:space="0" w:color="auto"/>
+        <w:insideH w:val="single" w:sz="4" w:space="0" w:color="auto"/>
+        <w:insideV w:val="single" w:sz="4" w:space="0" w:color="auto"/>
       </w:tblBorders>
     </w:tblPr>
   </w:style>
-  <w:style w:type="character" w:styleId="23">
+  <w:style w:type="character" w:styleId="Strong">
     <w:name w:val="Strong"/>
-    <w:basedOn w:val="22"/>
+    <w:basedOn w:val="DefaultParagraphFont"/>
     <w:qFormat/>
-    <w:uiPriority w:val="0"/>
     <w:rPr>
       <w:b/>
     </w:rPr>
   </w:style>
-  <w:style w:type="paragraph" w:customStyle="1" w:styleId="24">
+  <w:style w:type="paragraph" w:customStyle="1" w:styleId="a">
     <w:name w:val="柴_公司名"/>
-    <w:basedOn w:val="19"/>
+    <w:basedOn w:val="Title"/>
     <w:qFormat/>
-    <w:uiPriority w:val="0"/>
     <w:pPr>
       <w:spacing w:after="600" w:afterLines="600"/>
     </w:pPr>
     <w:rPr>
-      <w:rFonts w:hint="eastAsia" w:ascii="宋体" w:hAnsi="宋体" w:eastAsia="宋体" w:cs="宋体"/>
+      <w:rFonts w:ascii="宋体" w:eastAsia="宋体" w:hAnsi="宋体" w:cs="宋体" w:hint="eastAsia"/>
       <w:bCs/>
       <w:spacing w:val="-6"/>
       <w:sz w:val="52"/>
       <w:szCs w:val="52"/>
     </w:rPr>
   </w:style>
-  <w:style w:type="paragraph" w:customStyle="1" w:styleId="25">
+  <w:style w:type="paragraph" w:customStyle="1" w:styleId="a0">
     <w:name w:val="柴_文档名"/>
-    <w:basedOn w:val="19"/>
+    <w:basedOn w:val="Title"/>
     <w:qFormat/>
-    <w:uiPriority w:val="0"/>
     <w:pPr>
       <w:spacing w:after="900" w:afterLines="900"/>
     </w:pPr>
     <w:rPr>
-      <w:rFonts w:ascii="黑体" w:hAnsi="黑体" w:eastAsia="黑体" w:cs="黑体"/>
+      <w:rFonts w:ascii="黑体" w:eastAsia="黑体" w:hAnsi="黑体" w:cs="黑体"/>
       <w:bCs/>
       <w:spacing w:val="-7"/>
       <w:sz w:val="52"/>
       <w:szCs w:val="52"/>
     </w:rPr>
   </w:style>
-  <w:style w:type="table" w:customStyle="1" w:styleId="26">
+  <w:style w:type="table" w:customStyle="1" w:styleId="TableNormal0">
     <w:name w:val="Table Normal_0"/>
     <w:semiHidden/>
     <w:unhideWhenUsed/>
     <w:qFormat/>
-    <w:uiPriority w:val="0"/>
     <w:tblPr>
       <w:tblCellMar>
         <w:top w:w="0" w:type="dxa"/>
@@ -9748,87 +9489,81 @@
       </w:tblCellMar>
     </w:tblPr>
   </w:style>
-  <w:style w:type="paragraph" w:customStyle="1" w:styleId="27">
+  <w:style w:type="paragraph" w:customStyle="1" w:styleId="TableText">
     <w:name w:val="Table Text"/>
-    <w:basedOn w:val="1"/>
+    <w:basedOn w:val="Normal"/>
     <w:semiHidden/>
     <w:qFormat/>
-    <w:uiPriority w:val="0"/>
     <w:rPr>
-      <w:rFonts w:ascii="宋体" w:hAnsi="宋体" w:eastAsia="宋体" w:cs="宋体"/>
+      <w:rFonts w:ascii="宋体" w:eastAsia="宋体" w:hAnsi="宋体" w:cs="宋体"/>
       <w:sz w:val="21"/>
       <w:szCs w:val="21"/>
       <w:lang w:val="en-US" w:eastAsia="en-US" w:bidi="ar-SA"/>
     </w:rPr>
   </w:style>
-  <w:style w:type="paragraph" w:customStyle="1" w:styleId="28">
+  <w:style w:type="paragraph" w:customStyle="1" w:styleId="1">
     <w:name w:val="柴_标题1"/>
-    <w:basedOn w:val="2"/>
-    <w:next w:val="29"/>
-    <w:link w:val="38"/>
+    <w:basedOn w:val="Heading1"/>
+    <w:next w:val="a1"/>
+    <w:link w:val="1Char"/>
     <w:qFormat/>
-    <w:uiPriority w:val="0"/>
     <w:pPr>
       <w:spacing w:before="100" w:after="90" w:line="360" w:lineRule="auto"/>
     </w:pPr>
     <w:rPr>
-      <w:rFonts w:ascii="Arial" w:hAnsi="Arial" w:eastAsia="宋体"/>
+      <w:rFonts w:ascii="Arial" w:eastAsia="宋体" w:hAnsi="Arial"/>
       <w:sz w:val="32"/>
     </w:rPr>
   </w:style>
-  <w:style w:type="paragraph" w:customStyle="1" w:styleId="29">
+  <w:style w:type="paragraph" w:customStyle="1" w:styleId="a1">
     <w:name w:val="柴_正文"/>
-    <w:basedOn w:val="12"/>
-    <w:link w:val="42"/>
+    <w:basedOn w:val="BodyText"/>
+    <w:link w:val="Char"/>
     <w:qFormat/>
-    <w:uiPriority w:val="0"/>
     <w:pPr>
       <w:spacing w:line="360" w:lineRule="auto"/>
       <w:ind w:firstLine="470" w:firstLineChars="200"/>
     </w:pPr>
     <w:rPr>
-      <w:rFonts w:ascii="Arial" w:hAnsi="Arial" w:eastAsia="宋体"/>
+      <w:rFonts w:ascii="Arial" w:eastAsia="宋体" w:hAnsi="Arial"/>
       <w:sz w:val="24"/>
       <w:lang w:eastAsia="zh-CN"/>
     </w:rPr>
   </w:style>
-  <w:style w:type="paragraph" w:customStyle="1" w:styleId="30">
+  <w:style w:type="paragraph" w:customStyle="1" w:styleId="2">
     <w:name w:val="柴_标题2"/>
-    <w:basedOn w:val="3"/>
-    <w:next w:val="29"/>
+    <w:basedOn w:val="Heading2"/>
+    <w:next w:val="a1"/>
     <w:qFormat/>
-    <w:uiPriority w:val="0"/>
     <w:pPr>
       <w:spacing w:line="360" w:lineRule="auto"/>
     </w:pPr>
     <w:rPr>
-      <w:rFonts w:ascii="Arial" w:hAnsi="Arial" w:eastAsia="宋体"/>
+      <w:rFonts w:ascii="Arial" w:eastAsia="宋体" w:hAnsi="Arial"/>
       <w:sz w:val="28"/>
     </w:rPr>
   </w:style>
-  <w:style w:type="paragraph" w:customStyle="1" w:styleId="31">
+  <w:style w:type="paragraph" w:customStyle="1" w:styleId="3">
     <w:name w:val="柴_标题3"/>
-    <w:basedOn w:val="4"/>
-    <w:next w:val="29"/>
+    <w:basedOn w:val="Heading3"/>
+    <w:next w:val="a1"/>
     <w:qFormat/>
-    <w:uiPriority w:val="0"/>
     <w:pPr>
       <w:spacing w:line="360" w:lineRule="auto"/>
       <w:ind w:left="0" w:firstLine="472" w:firstLineChars="200"/>
     </w:pPr>
     <w:rPr>
-      <w:rFonts w:ascii="宋体" w:hAnsi="宋体" w:eastAsia="宋体" w:cs="宋体"/>
+      <w:rFonts w:ascii="宋体" w:eastAsia="宋体" w:hAnsi="宋体" w:cs="宋体"/>
       <w:spacing w:val="-2"/>
       <w:sz w:val="24"/>
       <w:szCs w:val="24"/>
     </w:rPr>
   </w:style>
-  <w:style w:type="paragraph" w:customStyle="1" w:styleId="32">
+  <w:style w:type="paragraph" w:customStyle="1" w:styleId="a2">
     <w:name w:val="柴_目录"/>
-    <w:basedOn w:val="1"/>
-    <w:next w:val="12"/>
+    <w:basedOn w:val="Normal"/>
+    <w:next w:val="BodyText"/>
     <w:qFormat/>
-    <w:uiPriority w:val="0"/>
     <w:pPr>
       <w:tabs>
         <w:tab w:val="right" w:leader="dot" w:pos="8442"/>
@@ -9836,64 +9571,59 @@
       <w:ind w:left="0" w:leftChars="0"/>
     </w:pPr>
     <w:rPr>
-      <w:rFonts w:ascii="Arial" w:hAnsi="Arial" w:eastAsia="Microsoft JhengHei"/>
+      <w:rFonts w:ascii="Arial" w:eastAsia="Microsoft JhengHei" w:hAnsi="Arial"/>
       <w:sz w:val="24"/>
     </w:rPr>
   </w:style>
-  <w:style w:type="paragraph" w:customStyle="1" w:styleId="33">
+  <w:style w:type="paragraph" w:customStyle="1" w:styleId="WPSOffice1">
     <w:name w:val="WPSOffice手动目录 1"/>
     <w:qFormat/>
-    <w:uiPriority w:val="0"/>
     <w:pPr>
       <w:ind w:leftChars="0"/>
     </w:pPr>
     <w:rPr>
-      <w:rFonts w:ascii="Times New Roman" w:hAnsi="Times New Roman" w:eastAsia="宋体" w:cs="Times New Roman"/>
+      <w:rFonts w:ascii="Times New Roman" w:eastAsia="宋体" w:hAnsi="Times New Roman" w:cs="Times New Roman"/>
       <w:sz w:val="20"/>
       <w:szCs w:val="20"/>
     </w:rPr>
   </w:style>
-  <w:style w:type="paragraph" w:customStyle="1" w:styleId="34">
+  <w:style w:type="paragraph" w:customStyle="1" w:styleId="WPSOffice2">
     <w:name w:val="WPSOffice手动目录 2"/>
     <w:qFormat/>
-    <w:uiPriority w:val="0"/>
     <w:pPr>
       <w:ind w:leftChars="200"/>
     </w:pPr>
     <w:rPr>
-      <w:rFonts w:ascii="Times New Roman" w:hAnsi="Times New Roman" w:eastAsia="宋体" w:cs="Times New Roman"/>
+      <w:rFonts w:ascii="Times New Roman" w:eastAsia="宋体" w:hAnsi="Times New Roman" w:cs="Times New Roman"/>
       <w:sz w:val="20"/>
       <w:szCs w:val="20"/>
     </w:rPr>
   </w:style>
-  <w:style w:type="paragraph" w:customStyle="1" w:styleId="35">
+  <w:style w:type="paragraph" w:customStyle="1" w:styleId="WPSOffice3">
     <w:name w:val="WPSOffice手动目录 3"/>
     <w:qFormat/>
-    <w:uiPriority w:val="0"/>
     <w:pPr>
       <w:ind w:leftChars="400"/>
     </w:pPr>
     <w:rPr>
-      <w:rFonts w:ascii="Times New Roman" w:hAnsi="Times New Roman" w:eastAsia="宋体" w:cs="Times New Roman"/>
+      <w:rFonts w:ascii="Times New Roman" w:eastAsia="宋体" w:hAnsi="Times New Roman" w:cs="Times New Roman"/>
       <w:sz w:val="20"/>
       <w:szCs w:val="20"/>
     </w:rPr>
   </w:style>
-  <w:style w:type="paragraph" w:customStyle="1" w:styleId="36">
+  <w:style w:type="paragraph" w:customStyle="1" w:styleId="Compact">
     <w:name w:val="Compact"/>
-    <w:basedOn w:val="12"/>
+    <w:basedOn w:val="BodyText"/>
     <w:qFormat/>
-    <w:uiPriority w:val="0"/>
     <w:pPr>
       <w:spacing w:before="36" w:after="36"/>
     </w:pPr>
   </w:style>
-  <w:style w:type="table" w:customStyle="1" w:styleId="37">
+  <w:style w:type="table" w:customStyle="1" w:styleId="Table">
     <w:name w:val="Table"/>
     <w:semiHidden/>
     <w:unhideWhenUsed/>
     <w:qFormat/>
-    <w:uiPriority w:val="0"/>
     <w:tblPr>
       <w:tblCellMar>
         <w:top w:w="0" w:type="dxa"/>
@@ -9905,28 +9635,26 @@
     <w:tblStylePr w:type="firstRow">
       <w:tcPr>
         <w:tcBorders>
-          <w:bottom w:val="single" w:color="auto" w:sz="0" w:space="0"/>
+          <w:bottom w:val="single" w:sz="0" w:space="0" w:color="auto"/>
         </w:tcBorders>
         <w:vAlign w:val="bottom"/>
       </w:tcPr>
     </w:tblStylePr>
   </w:style>
-  <w:style w:type="character" w:customStyle="1" w:styleId="38">
+  <w:style w:type="character" w:customStyle="1" w:styleId="1Char">
     <w:name w:val="柴_标题1 Char"/>
-    <w:link w:val="28"/>
+    <w:link w:val="1"/>
     <w:qFormat/>
-    <w:uiPriority w:val="0"/>
     <w:rPr>
-      <w:rFonts w:ascii="Arial" w:hAnsi="Arial" w:eastAsia="宋体"/>
+      <w:rFonts w:ascii="Arial" w:eastAsia="宋体" w:hAnsi="Arial"/>
       <w:sz w:val="32"/>
     </w:rPr>
   </w:style>
-  <w:style w:type="table" w:customStyle="1" w:styleId="39">
+  <w:style w:type="table" w:customStyle="1" w:styleId="TableNormal1">
     <w:name w:val="Table Normal_1"/>
     <w:semiHidden/>
     <w:unhideWhenUsed/>
     <w:qFormat/>
-    <w:uiPriority w:val="0"/>
     <w:tblPr>
       <w:tblCellMar>
         <w:top w:w="0" w:type="dxa"/>
@@ -9936,11 +9664,10 @@
       </w:tblCellMar>
     </w:tblPr>
   </w:style>
-  <w:style w:type="paragraph" w:customStyle="1" w:styleId="40">
+  <w:style w:type="paragraph" w:customStyle="1" w:styleId="a3">
     <w:name w:val="柴_正文_无缩进"/>
-    <w:basedOn w:val="1"/>
+    <w:basedOn w:val="Normal"/>
     <w:qFormat/>
-    <w:uiPriority w:val="0"/>
     <w:pPr>
       <w:ind w:firstLine="0" w:firstLineChars="0"/>
     </w:pPr>
@@ -9950,31 +9677,29 @@
       <w:lang w:eastAsia="zh-CN"/>
     </w:rPr>
   </w:style>
-  <w:style w:type="paragraph" w:customStyle="1" w:styleId="41">
+  <w:style w:type="paragraph" w:customStyle="1" w:styleId="4">
     <w:name w:val="柴_标题4"/>
-    <w:basedOn w:val="5"/>
-    <w:next w:val="1"/>
+    <w:basedOn w:val="Heading4"/>
+    <w:next w:val="Normal"/>
     <w:qFormat/>
-    <w:uiPriority w:val="0"/>
     <w:pPr>
       <w:widowControl w:val="0"/>
       <w:spacing w:before="160" w:line="360" w:lineRule="auto"/>
-      <w:ind w:left="981" w:leftChars="300" w:hanging="862"/>
+      <w:ind w:left="981" w:hanging="862" w:leftChars="300"/>
     </w:pPr>
     <w:rPr>
-      <w:rFonts w:hint="eastAsia" w:ascii="Calibri" w:hAnsi="Calibri" w:eastAsia="宋体" w:cs="宋体"/>
+      <w:rFonts w:ascii="Calibri" w:eastAsia="宋体" w:hAnsi="Calibri" w:cs="宋体" w:hint="eastAsia"/>
       <w:sz w:val="24"/>
       <w:szCs w:val="24"/>
       <w:lang w:eastAsia="zh-CN" w:bidi="zh-CN"/>
     </w:rPr>
   </w:style>
-  <w:style w:type="character" w:customStyle="1" w:styleId="42">
+  <w:style w:type="character" w:customStyle="1" w:styleId="Char">
     <w:name w:val="柴_正文 Char"/>
-    <w:link w:val="29"/>
+    <w:link w:val="a1"/>
     <w:qFormat/>
-    <w:uiPriority w:val="0"/>
     <w:rPr>
-      <w:rFonts w:ascii="Arial" w:hAnsi="Arial" w:eastAsia="宋体"/>
+      <w:rFonts w:ascii="Arial" w:eastAsia="宋体" w:hAnsi="Arial"/>
       <w:sz w:val="24"/>
       <w:lang w:eastAsia="zh-CN"/>
     </w:rPr>
